--- a/downloads/teacher/ai-2-week-29.docx
+++ b/downloads/teacher/ai-2-week-29.docx
@@ -2814,6 +2814,396 @@
         <w:t>Attach source IDs to recommender explanation facts and separately audit whether each source supports its precise statement.</w:t>
       </w:r>
     </w:p>
+    <w:p>
+      <w:pPr>
+        <w:pStyle w:val="Heading1"/>
+      </w:pPr>
+      <w:r>
+        <w:t>07. Prepare, teach and assess</w:t>
+      </w:r>
+    </w:p>
+    <w:p>
+      <w:r>
+        <w:t>Teaching target: Explain the mechanism and terminology of claim support and citation evaluation</w:t>
+      </w:r>
+    </w:p>
+    <w:p>
+      <w:r>
+        <w:t>Prepare the labelled worked-case picture, the matching workbook, fictional input cards and a place for individual responses. No paid AI account is required for the paper reasoning activities.</w:t>
+      </w:r>
+    </w:p>
+    <w:tbl>
+      <w:tblPr>
+        <w:tblStyle w:val="LightShading-Accent1"/>
+        <w:tblW w:type="auto" w:w="0"/>
+        <w:tblLook w:firstColumn="1" w:firstRow="1" w:lastColumn="0" w:lastRow="0" w:noHBand="0" w:noVBand="1" w:val="04A0"/>
+      </w:tblPr>
+      <w:tblGrid>
+        <w:gridCol w:w="3408"/>
+        <w:gridCol w:w="3408"/>
+        <w:gridCol w:w="3408"/>
+      </w:tblGrid>
+      <w:tr>
+        <w:trPr>
+          <w:tblHeader/>
+        </w:trPr>
+        <w:tc>
+          <w:tcPr>
+            <w:tcW w:type="dxa" w:w="3408"/>
+          </w:tcPr>
+          <w:p>
+            <w:r>
+              <w:t>Session</w:t>
+            </w:r>
+          </w:p>
+        </w:tc>
+        <w:tc>
+          <w:tcPr>
+            <w:tcW w:type="dxa" w:w="3408"/>
+          </w:tcPr>
+          <w:p>
+            <w:r>
+              <w:t>Plan</w:t>
+            </w:r>
+          </w:p>
+        </w:tc>
+        <w:tc>
+          <w:tcPr>
+            <w:tcW w:type="dxa" w:w="3408"/>
+          </w:tcPr>
+          <w:p>
+            <w:r>
+              <w:t>Resources</w:t>
+            </w:r>
+          </w:p>
+        </w:tc>
+      </w:tr>
+      <w:tr>
+        <w:tc>
+          <w:tcPr>
+            <w:tcW w:type="dxa" w:w="3408"/>
+          </w:tcPr>
+          <w:p>
+            <w:r>
+              <w:t>Session 1 · Understand · 45 min</w:t>
+            </w:r>
+          </w:p>
+        </w:tc>
+        <w:tc>
+          <w:tcPr>
+            <w:tcW w:type="dxa" w:w="3408"/>
+          </w:tcPr>
+          <w:p>
+            <w:r>
+              <w:t>0–7: recall and prerequisite; 7–15: inspect the concrete case and predict; 15–30: teacher models the worked trace; 30–40: learners explain a step using the text and visual; 40–45: check the core idea.</w:t>
+            </w:r>
+          </w:p>
+        </w:tc>
+        <w:tc>
+          <w:tcPr>
+            <w:tcW w:type="dxa" w:w="3408"/>
+          </w:tcPr>
+          <w:p>
+            <w:r>
+              <w:t>Sections 1–6; record the brief recall in the workbook.</w:t>
+            </w:r>
+          </w:p>
+        </w:tc>
+      </w:tr>
+      <w:tr>
+        <w:tc>
+          <w:tcPr>
+            <w:tcW w:type="dxa" w:w="3408"/>
+          </w:tcPr>
+          <w:p>
+            <w:r>
+              <w:t>Session 2 · Practise · 45 min</w:t>
+            </w:r>
+          </w:p>
+        </w:tc>
+        <w:tc>
+          <w:tcPr>
+            <w:tcW w:type="dxa" w:w="3408"/>
+          </w:tcPr>
+          <w:p>
+            <w:r>
+              <w:t>0–5: retrieve the procedure; 5–15: W2 completion practice; 15–23: explain and check with a partner; 23–30: each learner answers the misconception check; 30–40: targeted reteaching or a harder variation; 40–45: prepare the investigation.</w:t>
+            </w:r>
+          </w:p>
+        </w:tc>
+        <w:tc>
+          <w:tcPr>
+            <w:tcW w:type="dxa" w:w="3408"/>
+          </w:tcPr>
+          <w:p>
+            <w:r>
+              <w:t>Sections 7–10; use the matching workbook W2 and misconception check.</w:t>
+            </w:r>
+          </w:p>
+        </w:tc>
+      </w:tr>
+      <w:tr>
+        <w:tc>
+          <w:tcPr>
+            <w:tcW w:type="dxa" w:w="3408"/>
+          </w:tcPr>
+          <w:p>
+            <w:r>
+              <w:t>Session 3 · Investigate and transfer · 45 min</w:t>
+            </w:r>
+          </w:p>
+        </w:tc>
+        <w:tc>
+          <w:tcPr>
+            <w:tcW w:type="dxa" w:w="3408"/>
+          </w:tcPr>
+          <w:p>
+            <w:r>
+              <w:t>0–5: retrieve the decision rule; 5–20: investigate or trace; 20–30: start the independent case; 30–38: connect the project; 38–43: act on feedback; 43–45: plan the return check.</w:t>
+            </w:r>
+          </w:p>
+        </w:tc>
+        <w:tc>
+          <w:tcPr>
+            <w:tcW w:type="dxa" w:w="3408"/>
+          </w:tcPr>
+          <w:p>
+            <w:r>
+              <w:t>Sections 9 and 11–14. Give extra time to finish the full task set; use Section 15 when the week includes a coding lab.</w:t>
+            </w:r>
+          </w:p>
+        </w:tc>
+      </w:tr>
+    </w:tbl>
+    <w:p>
+      <w:r>
+        <w:t>Before class, solve the supported practice: An answer has four factual claims. Three have citations, but only two are supported by their cited passages. All links exist. Show the intermediate steps and give the conclusion with its scope.</w:t>
+      </w:r>
+    </w:p>
+    <w:p>
+      <w:r>
+        <w:t>Reasoned practice answer: Teacher explanation: Claim support is 2/4=50%; citation presence is 3/4=75%; link existence among three citations is 3/3. These measure different failures.</w:t>
+      </w:r>
+    </w:p>
+    <w:p>
+      <w:r>
+        <w:t>Check every learner before discussion: Use the worked case for Claim support and citation evaluation. Proposed explanation: “The worked result establishes every future case”. Decide whether this explanation is supported. Point to the step or supplied fact that decides; explain your repair if needed.</w:t>
+      </w:r>
+    </w:p>
+    <w:p>
+      <w:r>
+        <w:t>Misconception repair: Citation counts do not establish truth beyond the supplied sources or the correctness of uncited claims.</w:t>
+      </w:r>
+    </w:p>
+    <w:p>
+      <w:r>
+        <w:t>Support: read the exact case aloud, enlarge the labelled picture, supply input cards and model only the first deciding step. Accept a spoken explanation or drawing; retain the reasoning goal.</w:t>
+      </w:r>
+    </w:p>
+    <w:p>
+      <w:r>
+        <w:t>Extension: Change the third claim to “the record does not assess suitability”. Require a prediction and a reason before comparing. Expected result: That statement accurately describes the supplied record’s limits. Reason: R gives pages and shelf only; it contains no suitability assessment.</w:t>
+      </w:r>
+    </w:p>
+    <w:p>
+      <w:r>
+        <w:t>Independent assessment: withhold the reserved answer until the learner has attempted the new case. Record support separately from correctness.</w:t>
+      </w:r>
+    </w:p>
+    <w:tbl>
+      <w:tblPr>
+        <w:tblStyle w:val="LightShading-Accent1"/>
+        <w:tblW w:type="auto" w:w="0"/>
+        <w:tblLook w:firstColumn="1" w:firstRow="1" w:lastColumn="0" w:lastRow="0" w:noHBand="0" w:noVBand="1" w:val="04A0"/>
+      </w:tblPr>
+      <w:tblGrid>
+        <w:gridCol w:w="2556"/>
+        <w:gridCol w:w="2556"/>
+        <w:gridCol w:w="2556"/>
+        <w:gridCol w:w="2556"/>
+      </w:tblGrid>
+      <w:tr>
+        <w:trPr>
+          <w:tblHeader/>
+        </w:trPr>
+        <w:tc>
+          <w:tcPr>
+            <w:tcW w:type="dxa" w:w="2556"/>
+          </w:tcPr>
+          <w:p>
+            <w:r>
+              <w:t>Criterion</w:t>
+            </w:r>
+          </w:p>
+        </w:tc>
+        <w:tc>
+          <w:tcPr>
+            <w:tcW w:type="dxa" w:w="2556"/>
+          </w:tcPr>
+          <w:p>
+            <w:r>
+              <w:t>Not yet</w:t>
+            </w:r>
+          </w:p>
+        </w:tc>
+        <w:tc>
+          <w:tcPr>
+            <w:tcW w:type="dxa" w:w="2556"/>
+          </w:tcPr>
+          <w:p>
+            <w:r>
+              <w:t>With support</w:t>
+            </w:r>
+          </w:p>
+        </w:tc>
+        <w:tc>
+          <w:tcPr>
+            <w:tcW w:type="dxa" w:w="2556"/>
+          </w:tcPr>
+          <w:p>
+            <w:r>
+              <w:t>Independent</w:t>
+            </w:r>
+          </w:p>
+        </w:tc>
+      </w:tr>
+      <w:tr>
+        <w:tc>
+          <w:tcPr>
+            <w:tcW w:type="dxa" w:w="2556"/>
+          </w:tcPr>
+          <w:p>
+            <w:r>
+              <w:t>Explanation</w:t>
+            </w:r>
+          </w:p>
+        </w:tc>
+        <w:tc>
+          <w:tcPr>
+            <w:tcW w:type="dxa" w:w="2556"/>
+          </w:tcPr>
+          <w:p>
+            <w:r>
+              <w:t>Names an answer without a deciding fact</w:t>
+            </w:r>
+          </w:p>
+        </w:tc>
+        <w:tc>
+          <w:tcPr>
+            <w:tcW w:type="dxa" w:w="2556"/>
+          </w:tcPr>
+          <w:p>
+            <w:r>
+              <w:t>Uses a hint to link fact and decision</w:t>
+            </w:r>
+          </w:p>
+        </w:tc>
+        <w:tc>
+          <w:tcPr>
+            <w:tcW w:type="dxa" w:w="2556"/>
+          </w:tcPr>
+          <w:p>
+            <w:r>
+              <w:t>Explains the deciding fact in own words</w:t>
+            </w:r>
+          </w:p>
+        </w:tc>
+      </w:tr>
+      <w:tr>
+        <w:tc>
+          <w:tcPr>
+            <w:tcW w:type="dxa" w:w="2556"/>
+          </w:tcPr>
+          <w:p>
+            <w:r>
+              <w:t>Trace or test</w:t>
+            </w:r>
+          </w:p>
+        </w:tc>
+        <w:tc>
+          <w:tcPr>
+            <w:tcW w:type="dxa" w:w="2556"/>
+          </w:tcPr>
+          <w:p>
+            <w:r>
+              <w:t>Cannot connect input and result</w:t>
+            </w:r>
+          </w:p>
+        </w:tc>
+        <w:tc>
+          <w:tcPr>
+            <w:tcW w:type="dxa" w:w="2556"/>
+          </w:tcPr>
+          <w:p>
+            <w:r>
+              <w:t>Completes steps with prompts</w:t>
+            </w:r>
+          </w:p>
+        </w:tc>
+        <w:tc>
+          <w:tcPr>
+            <w:tcW w:type="dxa" w:w="2556"/>
+          </w:tcPr>
+          <w:p>
+            <w:r>
+              <w:t>Traces or tests a changed case accurately</w:t>
+            </w:r>
+          </w:p>
+        </w:tc>
+      </w:tr>
+      <w:tr>
+        <w:tc>
+          <w:tcPr>
+            <w:tcW w:type="dxa" w:w="2556"/>
+          </w:tcPr>
+          <w:p>
+            <w:r>
+              <w:t>Limits and revision</w:t>
+            </w:r>
+          </w:p>
+        </w:tc>
+        <w:tc>
+          <w:tcPr>
+            <w:tcW w:type="dxa" w:w="2556"/>
+          </w:tcPr>
+          <w:p>
+            <w:r>
+              <w:t>Claims more than evidence supports</w:t>
+            </w:r>
+          </w:p>
+        </w:tc>
+        <w:tc>
+          <w:tcPr>
+            <w:tcW w:type="dxa" w:w="2556"/>
+          </w:tcPr>
+          <w:p>
+            <w:r>
+              <w:t>Names a limit after a prompt</w:t>
+            </w:r>
+          </w:p>
+        </w:tc>
+        <w:tc>
+          <w:tcPr>
+            <w:tcW w:type="dxa" w:w="2556"/>
+          </w:tcPr>
+          <w:p>
+            <w:r>
+              <w:t>States a defensible limit and useful next test</w:t>
+            </w:r>
+          </w:p>
+        </w:tc>
+      </w:tr>
+    </w:tbl>
+    <w:p>
+      <w:r>
+        <w:t>Project checkpoint: Prepare the demonstration. Gather reproducible instructions, evidence, access checks and remaining limitations.</w:t>
+      </w:r>
+    </w:p>
+    <w:p>
+      <w:r>
+        <w:t>Use the weekly teacher answer for topic-specific reasoning. A saved progress tick is an activity record; judge mastery from the learner’s explanation and evidence.</w:t>
+      </w:r>
+    </w:p>
     <w:sectPr>
       <w:pgSz w:w="12240" w:h="15840"/>
       <w:pgMar w:top="936" w:right="1008" w:bottom="936" w:left="1008" w:header="720" w:footer="720" w:gutter="0"/>

--- a/downloads/teacher/ai-2-week-29.docx
+++ b/downloads/teacher/ai-2-week-29.docx
@@ -3204,6 +3204,39 @@
         <w:t>Use the weekly teacher answer for topic-specific reasoning. A saved progress tick is an activity record; judge mastery from the learner’s explanation and evidence.</w:t>
       </w:r>
     </w:p>
+    <w:p>
+      <w:pPr>
+        <w:pStyle w:val="Heading1"/>
+      </w:pPr>
+      <w:r>
+        <w:t>08. Use feedback, labs and repair paths</w:t>
+      </w:r>
+    </w:p>
+    <w:p>
+      <w:r>
+        <w:t>Use the two formative questions as supported practice, not as independent mastery scores. Discuss the deciding evidence rather than accepting a guessed selection.</w:t>
+      </w:r>
+    </w:p>
+    <w:p>
+      <w:r>
+        <w:t>The feedback comes from the reviewed public worked case. Do not reveal the separately reserved independent teacher answer until the learner has attempted that case.</w:t>
+      </w:r>
+    </w:p>
+    <w:p>
+      <w:r>
+        <w:t>Ask students to predict before running code. Preserve errors and actual outputs; collect a changed test and an explanation. The branch-boundary and indexing lessons deliberately include failure cases.</w:t>
+      </w:r>
+    </w:p>
+    <w:p>
+      <w:r>
+        <w:t>Use the earlier worked-explanation links to address a specific missing building block, then return to the current question. Adapt this suggestion after observing the learner; it is not an automatic diagnosis.</w:t>
+      </w:r>
+    </w:p>
+    <w:p>
+      <w:r>
+        <w:t>Collect the completed-work portfolio as evidence. Record support separately from correctness, and assess explanation, trace/test and limitations. Progress ticks and quiz selections alone do not establish mastery.</w:t>
+      </w:r>
+    </w:p>
     <w:sectPr>
       <w:pgSz w:w="12240" w:h="15840"/>
       <w:pgMar w:top="936" w:right="1008" w:bottom="936" w:left="1008" w:header="720" w:footer="720" w:gutter="0"/>

--- a/downloads/teacher/ai-2-week-29.docx
+++ b/downloads/teacher/ai-2-week-29.docx
@@ -29,6 +29,11 @@
       </w:r>
     </w:p>
     <w:p>
+      <w:r>
+        <w:t>Prepare Evidence and Sources: check the target, prerequisites, resources and adaptable teaching schedule.</w:t>
+      </w:r>
+    </w:p>
+    <w:p>
       <w:pPr>
         <w:pStyle w:val="Heading3"/>
       </w:pPr>
@@ -37,8 +42,38 @@
       </w:r>
     </w:p>
     <w:p>
-      <w:r>
-        <w:t>Primary target: Explain the mechanism and terminology of claim support and citation evaluation</w:t>
+      <w:pPr>
+        <w:spacing w:line="336" w:lineRule="auto" w:after="180"/>
+      </w:pPr>
+      <w:r>
+        <w:rPr>
+          <w:b w:val="0"/>
+        </w:rPr>
+        <w:t xml:space="preserve">Primary target: Explain the </w:t>
+      </w:r>
+      <w:r>
+        <w:rPr>
+          <w:b/>
+        </w:rPr>
+        <w:t>mechanism</w:t>
+      </w:r>
+      <w:r>
+        <w:rPr>
+          <w:b w:val="0"/>
+        </w:rPr>
+        <w:t xml:space="preserve"> and terminology of </w:t>
+      </w:r>
+      <w:r>
+        <w:rPr>
+          <w:b/>
+        </w:rPr>
+        <w:t>claim</w:t>
+      </w:r>
+      <w:r>
+        <w:rPr>
+          <w:b w:val="0"/>
+        </w:rPr>
+        <w:t xml:space="preserve"> support and citation evaluation</w:t>
       </w:r>
     </w:p>
     <w:tbl>
@@ -185,13 +220,72 @@
       </w:tr>
     </w:tbl>
     <w:p>
-      <w:r>
-        <w:t>This is a starting allocation of 135 minutes, not a validated duration. Preserve all named topics. Schedule extra time for connected examples, the full investigation, independent cases and project building. Repeated copies of a case share one recorded attempt; they are not new evidence.</w:t>
-      </w:r>
-    </w:p>
-    <w:p>
-      <w:r>
-        <w:t>Case exposure check: this source example appears in ai-2/29, ai-3/16. Reuse a familiar case for recall or modelling; verify that the case used to assess transfer has not already received feedback.</w:t>
+      <w:pPr>
+        <w:spacing w:line="336" w:lineRule="auto" w:after="180"/>
+      </w:pPr>
+      <w:r>
+        <w:rPr>
+          <w:b w:val="0"/>
+        </w:rPr>
+        <w:t xml:space="preserve">This is a starting allocation of 135 minutes, not a validated duration. Preserve all named topics. Schedule extra time for connected examples, the full investigation, </w:t>
+      </w:r>
+      <w:r>
+        <w:rPr>
+          <w:b/>
+        </w:rPr>
+        <w:t>independent</w:t>
+      </w:r>
+      <w:r>
+        <w:rPr>
+          <w:b w:val="0"/>
+        </w:rPr>
+        <w:t xml:space="preserve"> cases and project building.</w:t>
+      </w:r>
+    </w:p>
+    <w:p>
+      <w:pPr>
+        <w:spacing w:line="336" w:lineRule="auto" w:after="180"/>
+      </w:pPr>
+      <w:r>
+        <w:rPr>
+          <w:b w:val="0"/>
+        </w:rPr>
+        <w:t xml:space="preserve">Repeated copies of a case share one recorded attempt; they are not new </w:t>
+      </w:r>
+      <w:r>
+        <w:rPr>
+          <w:b/>
+        </w:rPr>
+        <w:t>evidence</w:t>
+      </w:r>
+      <w:r>
+        <w:rPr>
+          <w:b w:val="0"/>
+        </w:rPr>
+        <w:t>.</w:t>
+      </w:r>
+    </w:p>
+    <w:p>
+      <w:pPr>
+        <w:spacing w:line="336" w:lineRule="auto" w:after="180"/>
+      </w:pPr>
+      <w:r>
+        <w:rPr>
+          <w:b w:val="0"/>
+        </w:rPr>
+        <w:t xml:space="preserve">Case exposure check: this </w:t>
+      </w:r>
+      <w:r>
+        <w:rPr>
+          <w:b/>
+        </w:rPr>
+        <w:t>source</w:t>
+      </w:r>
+      <w:r>
+        <w:rPr>
+          <w:b w:val="0"/>
+        </w:rPr>
+        <w:t xml:space="preserve"> example appears in ai-2/29, ai-3/16. Reuse a familiar case for recall or modelling; verify that the case used to assess transfer has not already received feedback.</w:t>
       </w:r>
     </w:p>
     <w:p>
@@ -211,18 +305,106 @@
       </w:r>
     </w:p>
     <w:p>
-      <w:r>
+      <w:pPr>
+        <w:spacing w:line="336" w:lineRule="auto" w:after="180"/>
+      </w:pPr>
+      <w:r>
+        <w:rPr>
+          <w:b w:val="0"/>
+        </w:rPr>
         <w:t>Without opening the old lesson, explain one key idea from Prompt Experiments. Give an example and a mistake that the idea helps you avoid.</w:t>
       </w:r>
     </w:p>
     <w:p>
-      <w:r>
-        <w:t>Look for: Explain the mechanism and terminology of controlled prompt experiments</w:t>
-      </w:r>
-    </w:p>
-    <w:p>
-      <w:r>
-        <w:t>Reference example, not the only acceptable wording: Teacher explanation: A prompt experiment compares complete specifications using the same task cases. Define success before inspecting outputs; change one intended instruction and preserve other settings. Evaluate both prompts on paired cases with fixed model/version, source records, output contract and scoring rubric. Use development results for selection, then reserve new final cases. Score each case rather than counting attractive sentences.</w:t>
+      <w:pPr>
+        <w:spacing w:line="336" w:lineRule="auto" w:after="180"/>
+      </w:pPr>
+      <w:r>
+        <w:rPr>
+          <w:b w:val="0"/>
+        </w:rPr>
+        <w:t xml:space="preserve">Look for: Explain the </w:t>
+      </w:r>
+      <w:r>
+        <w:rPr>
+          <w:b/>
+        </w:rPr>
+        <w:t>mechanism</w:t>
+      </w:r>
+      <w:r>
+        <w:rPr>
+          <w:b w:val="0"/>
+        </w:rPr>
+        <w:t xml:space="preserve"> and terminology of controlled prompt experiments</w:t>
+      </w:r>
+    </w:p>
+    <w:p>
+      <w:pPr>
+        <w:spacing w:line="336" w:lineRule="auto" w:after="180"/>
+      </w:pPr>
+      <w:r>
+        <w:rPr>
+          <w:b w:val="0"/>
+        </w:rPr>
+        <w:t>Reference example, not the only acceptable wording: Teacher explanation: A prompt experiment compares complete specifications using the same task cases.</w:t>
+      </w:r>
+    </w:p>
+    <w:p>
+      <w:pPr>
+        <w:spacing w:line="336" w:lineRule="auto" w:after="180"/>
+      </w:pPr>
+      <w:r>
+        <w:rPr>
+          <w:b w:val="0"/>
+        </w:rPr>
+        <w:t xml:space="preserve">Define success before inspecting </w:t>
+      </w:r>
+      <w:r>
+        <w:rPr>
+          <w:b/>
+        </w:rPr>
+        <w:t>output</w:t>
+      </w:r>
+      <w:r>
+        <w:rPr>
+          <w:b w:val="0"/>
+        </w:rPr>
+        <w:t xml:space="preserve">s; change one intended instruction and preserve other settings. Evaluate both prompts on paired cases with fixed model/version, </w:t>
+      </w:r>
+      <w:r>
+        <w:rPr>
+          <w:b/>
+        </w:rPr>
+        <w:t>source</w:t>
+      </w:r>
+      <w:r>
+        <w:rPr>
+          <w:b w:val="0"/>
+        </w:rPr>
+        <w:t xml:space="preserve"> records, </w:t>
+      </w:r>
+      <w:r>
+        <w:rPr>
+          <w:b/>
+        </w:rPr>
+        <w:t>output</w:t>
+      </w:r>
+      <w:r>
+        <w:rPr>
+          <w:b w:val="0"/>
+        </w:rPr>
+        <w:t xml:space="preserve"> contract and scoring rubric.</w:t>
+      </w:r>
+    </w:p>
+    <w:p>
+      <w:pPr>
+        <w:spacing w:line="336" w:lineRule="auto" w:after="180"/>
+      </w:pPr>
+      <w:r>
+        <w:rPr>
+          <w:b w:val="0"/>
+        </w:rPr>
+        <w:t>Use development results for selection, then reserve new final cases. Score each case rather than counting attractive sentences.</w:t>
       </w:r>
     </w:p>
     <w:p>
@@ -234,18 +416,112 @@
       </w:r>
     </w:p>
     <w:p>
-      <w:r>
+      <w:pPr>
+        <w:spacing w:line="336" w:lineRule="auto" w:after="180"/>
+      </w:pPr>
+      <w:r>
+        <w:rPr>
+          <w:b w:val="0"/>
+        </w:rPr>
         <w:t>Without opening the old lesson, explain one key idea from Image and Voice Pipelines. Give an example and a mistake that the idea helps you avoid.</w:t>
       </w:r>
     </w:p>
     <w:p>
-      <w:r>
-        <w:t>Look for: Explain the mechanism and terminology of speech pipelines and multimodal evidence</w:t>
-      </w:r>
-    </w:p>
-    <w:p>
-      <w:r>
-        <w:t>Reference example, not the only acceptable wording: Teacher explanation: A multimodal pipeline may transcribe speech, inspect an image and generate a response. Errors at one stage can propagate even when later stages run correctly. Track source modality, segment/time references, transcription, interpretation and final claims separately. Compare conflicting evidence without assuming one modality always wins. Ask for clarification when the task needs unresolved information.</w:t>
+      <w:pPr>
+        <w:spacing w:line="336" w:lineRule="auto" w:after="180"/>
+      </w:pPr>
+      <w:r>
+        <w:rPr>
+          <w:b w:val="0"/>
+        </w:rPr>
+        <w:t xml:space="preserve">Look for: Explain the </w:t>
+      </w:r>
+      <w:r>
+        <w:rPr>
+          <w:b/>
+        </w:rPr>
+        <w:t>mechanism</w:t>
+      </w:r>
+      <w:r>
+        <w:rPr>
+          <w:b w:val="0"/>
+        </w:rPr>
+        <w:t xml:space="preserve"> and terminology of speech pipelines and multimodal </w:t>
+      </w:r>
+      <w:r>
+        <w:rPr>
+          <w:b/>
+        </w:rPr>
+        <w:t>evidence</w:t>
+      </w:r>
+    </w:p>
+    <w:p>
+      <w:pPr>
+        <w:spacing w:line="336" w:lineRule="auto" w:after="180"/>
+      </w:pPr>
+      <w:r>
+        <w:rPr>
+          <w:b w:val="0"/>
+        </w:rPr>
+        <w:t>Reference example, not the only acceptable wording: Teacher explanation: A multimodal pipeline may transcribe speech, inspect an image and generate a response.</w:t>
+      </w:r>
+    </w:p>
+    <w:p>
+      <w:pPr>
+        <w:spacing w:line="336" w:lineRule="auto" w:after="180"/>
+      </w:pPr>
+      <w:r>
+        <w:rPr>
+          <w:b w:val="0"/>
+        </w:rPr>
+        <w:t xml:space="preserve">Errors at one stage can propagate even when later stages run correctly. Track </w:t>
+      </w:r>
+      <w:r>
+        <w:rPr>
+          <w:b/>
+        </w:rPr>
+        <w:t>source</w:t>
+      </w:r>
+      <w:r>
+        <w:rPr>
+          <w:b w:val="0"/>
+        </w:rPr>
+        <w:t xml:space="preserve"> modality, segment/time references, transcription, interpretation and final </w:t>
+      </w:r>
+      <w:r>
+        <w:rPr>
+          <w:b/>
+        </w:rPr>
+        <w:t>claim</w:t>
+      </w:r>
+      <w:r>
+        <w:rPr>
+          <w:b w:val="0"/>
+        </w:rPr>
+        <w:t>s separately.</w:t>
+      </w:r>
+    </w:p>
+    <w:p>
+      <w:pPr>
+        <w:spacing w:line="336" w:lineRule="auto" w:after="180"/>
+      </w:pPr>
+      <w:r>
+        <w:rPr>
+          <w:b w:val="0"/>
+        </w:rPr>
+        <w:t xml:space="preserve">Compare conflicting </w:t>
+      </w:r>
+      <w:r>
+        <w:rPr>
+          <w:b/>
+        </w:rPr>
+        <w:t>evidence</w:t>
+      </w:r>
+      <w:r>
+        <w:rPr>
+          <w:b w:val="0"/>
+        </w:rPr>
+        <w:t xml:space="preserve"> without assuming one modality always wins. Ask for clarification when the task needs unresolved information.</w:t>
       </w:r>
     </w:p>
     <w:p>
@@ -257,23 +533,59 @@
       </w:r>
     </w:p>
     <w:p>
-      <w:r>
+      <w:pPr>
+        <w:spacing w:line="336" w:lineRule="auto" w:after="180"/>
+      </w:pPr>
+      <w:r>
+        <w:rPr>
+          <w:b w:val="0"/>
+        </w:rPr>
         <w:t>Without opening the old lesson, explain one key idea from Recommendation Scores. Give an example and a mistake that the idea helps you avoid.</w:t>
       </w:r>
     </w:p>
     <w:p>
-      <w:r>
+      <w:pPr>
+        <w:spacing w:line="336" w:lineRule="auto" w:after="180"/>
+      </w:pPr>
+      <w:r>
+        <w:rPr>
+          <w:b w:val="0"/>
+        </w:rPr>
         <w:t>Look for: Compute a weighted score</w:t>
       </w:r>
     </w:p>
     <w:p>
-      <w:r>
+      <w:pPr>
+        <w:spacing w:line="336" w:lineRule="auto" w:after="180"/>
+      </w:pPr>
+      <w:r>
+        <w:rPr>
+          <w:b w:val="0"/>
+        </w:rPr>
         <w:t>Reference example, not the only acceptable wording: Score 8.</w:t>
       </w:r>
     </w:p>
     <w:p>
-      <w:r>
-        <w:t>Use the student module and workbook section with this exact week title. The worked case, independent question and answers below form one aligned lesson sequence.</w:t>
+      <w:pPr>
+        <w:spacing w:line="336" w:lineRule="auto" w:after="180"/>
+      </w:pPr>
+      <w:r>
+        <w:rPr>
+          <w:b w:val="0"/>
+        </w:rPr>
+        <w:t xml:space="preserve">Use the student module and workbook section with this exact week title. The worked case, </w:t>
+      </w:r>
+      <w:r>
+        <w:rPr>
+          <w:b/>
+        </w:rPr>
+        <w:t>independent</w:t>
+      </w:r>
+      <w:r>
+        <w:rPr>
+          <w:b w:val="0"/>
+        </w:rPr>
+        <w:t xml:space="preserve"> question and answers below form one aligned lesson sequence.</w:t>
       </w:r>
     </w:p>
     <w:p>
@@ -285,8 +597,26 @@
       </w:r>
     </w:p>
     <w:p>
-      <w:r>
-        <w:t>Two catalogue records list 96 and 112 pages for a title. A helper averages them and reports 104. Explain the mistake and a better verification process.</w:t>
+      <w:pPr>
+        <w:spacing w:line="336" w:lineRule="auto" w:after="180"/>
+      </w:pPr>
+      <w:r>
+        <w:rPr>
+          <w:b w:val="0"/>
+        </w:rPr>
+        <w:t xml:space="preserve">Two catalogue records list 96 and 112 pages for a title. A helper averages them and reports 104. Explain the mistake and a better verification </w:t>
+      </w:r>
+      <w:r>
+        <w:rPr>
+          <w:b/>
+        </w:rPr>
+        <w:t>process</w:t>
+      </w:r>
+      <w:r>
+        <w:rPr>
+          <w:b w:val="0"/>
+        </w:rPr>
+        <w:t>.</w:t>
       </w:r>
     </w:p>
     <w:p>
@@ -298,8 +628,44 @@
       </w:r>
     </w:p>
     <w:p>
-      <w:r>
-        <w:t>Claims require sources matched to the question and checked independently.</w:t>
+      <w:pPr>
+        <w:spacing w:line="336" w:lineRule="auto" w:after="180"/>
+      </w:pPr>
+      <w:r>
+        <w:rPr>
+          <w:b/>
+        </w:rPr>
+        <w:t>Claim</w:t>
+      </w:r>
+      <w:r>
+        <w:rPr>
+          <w:b w:val="0"/>
+        </w:rPr>
+        <w:t xml:space="preserve">s require </w:t>
+      </w:r>
+      <w:r>
+        <w:rPr>
+          <w:b/>
+        </w:rPr>
+        <w:t>source</w:t>
+      </w:r>
+      <w:r>
+        <w:rPr>
+          <w:b w:val="0"/>
+        </w:rPr>
+        <w:t xml:space="preserve">s matched to the question and checked </w:t>
+      </w:r>
+      <w:r>
+        <w:rPr>
+          <w:b/>
+        </w:rPr>
+        <w:t>independent</w:t>
+      </w:r>
+      <w:r>
+        <w:rPr>
+          <w:b w:val="0"/>
+        </w:rPr>
+        <w:t>ly.</w:t>
       </w:r>
     </w:p>
     <w:tbl>
@@ -435,26 +801,140 @@
       </w:r>
     </w:p>
     <w:p>
-      <w:r>
+      <w:pPr>
+        <w:spacing w:line="336" w:lineRule="auto" w:after="180"/>
+      </w:pPr>
+      <w:r>
+        <w:rPr>
+          <w:b w:val="0"/>
+        </w:rPr>
         <w:t>Use the supplied scenario, student illustrations and blank paper. For numeric work, offer counters or a calculator after learners show the setup. Fictional records are supplied; personal data and paid accounts are unnecessary.</w:t>
       </w:r>
     </w:p>
     <w:p>
-      <w:r>
-        <w:t>Allow 80 minutes: recall 8; explanation 12; worked demonstration 15; guided practice 20; independent assessment 15; project and reflection 10. Extend the lab into a second session when needed.</w:t>
-      </w:r>
-    </w:p>
-    <w:p>
       <w:pPr>
         <w:pStyle w:val="Heading3"/>
       </w:pPr>
       <w:r>
+        <w:t>Alternative compact allocation</w:t>
+      </w:r>
+    </w:p>
+    <w:p>
+      <w:r>
+        <w:t>This compact option is not the full-week schedule. Use the main teaching cycle and allow extra sessions for the investigation, independent work and project.</w:t>
+      </w:r>
+    </w:p>
+    <w:p>
+      <w:pPr>
+        <w:spacing w:line="336" w:lineRule="auto" w:after="180"/>
+        <w:shd w:fill="F1F6F8"/>
+      </w:pPr>
+      <w:r>
+        <w:rPr>
+          <w:b w:val="0"/>
+        </w:rPr>
+        <w:t xml:space="preserve">Allow 80 minutes: recall 8; explanation 12; worked demonstration 15; guided practice 20; </w:t>
+      </w:r>
+      <w:r>
+        <w:rPr>
+          <w:b/>
+        </w:rPr>
+        <w:t>independent</w:t>
+      </w:r>
+      <w:r>
+        <w:rPr>
+          <w:b w:val="0"/>
+        </w:rPr>
+        <w:t xml:space="preserve"> assessment 15; project and reflection 10. Extend the lab into a second session when needed.</w:t>
+      </w:r>
+    </w:p>
+    <w:p>
+      <w:pPr>
+        <w:pStyle w:val="Heading3"/>
+      </w:pPr>
+      <w:r>
         <w:t>Preparation for the connected explanation</w:t>
       </w:r>
     </w:p>
     <w:p>
-      <w:r>
-        <w:t>Two 45-minute sessions. Citation evaluation checks source existence, exact passage support and coverage of answer claims. A real citation can still be irrelevant. Use the supplied constructed scenarios to make the mechanism inspectable. Collect W4 before sharing solutions. Students should name intermediate evidence and limitations; classroom pacing and learning effectiveness remain unvalidated.</w:t>
+      <w:pPr>
+        <w:spacing w:line="336" w:lineRule="auto" w:after="180"/>
+      </w:pPr>
+      <w:r>
+        <w:rPr>
+          <w:b w:val="0"/>
+        </w:rPr>
+        <w:t xml:space="preserve">Two 45-minute sessions. Citation evaluation checks </w:t>
+      </w:r>
+      <w:r>
+        <w:rPr>
+          <w:b/>
+        </w:rPr>
+        <w:t>source</w:t>
+      </w:r>
+      <w:r>
+        <w:rPr>
+          <w:b w:val="0"/>
+        </w:rPr>
+        <w:t xml:space="preserve"> existence, exact passage support and coverage of answer </w:t>
+      </w:r>
+      <w:r>
+        <w:rPr>
+          <w:b/>
+        </w:rPr>
+        <w:t>claim</w:t>
+      </w:r>
+      <w:r>
+        <w:rPr>
+          <w:b w:val="0"/>
+        </w:rPr>
+        <w:t>s. A real citation can still be irrelevant.</w:t>
+      </w:r>
+    </w:p>
+    <w:p>
+      <w:pPr>
+        <w:spacing w:line="336" w:lineRule="auto" w:after="180"/>
+      </w:pPr>
+      <w:r>
+        <w:rPr>
+          <w:b w:val="0"/>
+        </w:rPr>
+        <w:t xml:space="preserve">Use the supplied constructed scenarios to make the </w:t>
+      </w:r>
+      <w:r>
+        <w:rPr>
+          <w:b/>
+        </w:rPr>
+        <w:t>mechanism</w:t>
+      </w:r>
+      <w:r>
+        <w:rPr>
+          <w:b w:val="0"/>
+        </w:rPr>
+        <w:t xml:space="preserve"> inspectable. Collect W4 before sharing solutions.</w:t>
+      </w:r>
+    </w:p>
+    <w:p>
+      <w:pPr>
+        <w:spacing w:line="336" w:lineRule="auto" w:after="180"/>
+      </w:pPr>
+      <w:r>
+        <w:rPr>
+          <w:b w:val="0"/>
+        </w:rPr>
+        <w:t xml:space="preserve">Students should name intermediate </w:t>
+      </w:r>
+      <w:r>
+        <w:rPr>
+          <w:b/>
+        </w:rPr>
+        <w:t>evidence</w:t>
+      </w:r>
+      <w:r>
+        <w:rPr>
+          <w:b w:val="0"/>
+        </w:rPr>
+        <w:t xml:space="preserve"> and limitations; classroom pacing and learning effectiveness remain unvalidated.</w:t>
       </w:r>
     </w:p>
     <w:p>
@@ -466,22 +946,81 @@
       </w:r>
     </w:p>
     <w:p>
-      <w:r>
-        <w:t>A result depends on the inputs, procedure and conditions that produced it. Preserve data roles and distinguish observed outcomes from predictions or unmeasured conditions. If the prior concept cannot be explained, use a short retrieval activity before this chapter.</w:t>
-      </w:r>
-    </w:p>
-    <w:p>
-      <w:r>
+      <w:pPr>
+        <w:spacing w:line="336" w:lineRule="auto" w:after="180"/>
+      </w:pPr>
+      <w:r>
+        <w:rPr>
+          <w:b w:val="0"/>
+        </w:rPr>
+        <w:t xml:space="preserve">A result depends on the </w:t>
+      </w:r>
+      <w:r>
+        <w:rPr>
+          <w:b/>
+        </w:rPr>
+        <w:t>input</w:t>
+      </w:r>
+      <w:r>
+        <w:rPr>
+          <w:b w:val="0"/>
+        </w:rPr>
+        <w:t xml:space="preserve">s, procedure and conditions that produced it. Preserve data roles and distinguish observed outcomes from </w:t>
+      </w:r>
+      <w:r>
+        <w:rPr>
+          <w:b/>
+        </w:rPr>
+        <w:t>prediction</w:t>
+      </w:r>
+      <w:r>
+        <w:rPr>
+          <w:b w:val="0"/>
+        </w:rPr>
+        <w:t>s or unmeasured conditions.</w:t>
+      </w:r>
+    </w:p>
+    <w:p>
+      <w:pPr>
+        <w:spacing w:line="336" w:lineRule="auto" w:after="180"/>
+      </w:pPr>
+      <w:r>
+        <w:rPr>
+          <w:b w:val="0"/>
+        </w:rPr>
+        <w:t>If the prior concept cannot be explained, use a short retrieval activity before this chapter.</w:t>
+      </w:r>
+    </w:p>
+    <w:p>
+      <w:pPr>
+        <w:spacing w:line="336" w:lineRule="auto" w:after="180"/>
+      </w:pPr>
+      <w:r>
+        <w:rPr>
+          <w:b w:val="0"/>
+        </w:rPr>
         <w:t>Lesson and workbook; paper and pencil</w:t>
       </w:r>
     </w:p>
     <w:p>
-      <w:r>
+      <w:pPr>
+        <w:spacing w:line="336" w:lineRule="auto" w:after="180"/>
+      </w:pPr>
+      <w:r>
+        <w:rPr>
+          <w:b w:val="0"/>
+        </w:rPr>
         <w:t>Calculator and optional local Python 3 for arithmetic; no live API or private data</w:t>
       </w:r>
     </w:p>
     <w:p>
-      <w:r>
+      <w:pPr>
+        <w:spacing w:line="336" w:lineRule="auto" w:after="180"/>
+      </w:pPr>
+      <w:r>
+        <w:rPr>
+          <w:b w:val="0"/>
+        </w:rPr>
         <w:t>Prepare the fresh retry separately and withhold its solution until after collection</w:t>
       </w:r>
     </w:p>
@@ -494,12 +1033,48 @@
       </w:r>
     </w:p>
     <w:p>
-      <w:r>
-        <w:t>By the end, I can separate citation presence, link validity and support for an exact claim.</w:t>
-      </w:r>
-    </w:p>
-    <w:p>
-      <w:r>
+      <w:pPr>
+        <w:spacing w:line="336" w:lineRule="auto" w:after="180"/>
+      </w:pPr>
+      <w:r>
+        <w:rPr>
+          <w:b w:val="0"/>
+        </w:rPr>
+        <w:t xml:space="preserve">By the end, I can separate citation presence, </w:t>
+      </w:r>
+      <w:r>
+        <w:rPr>
+          <w:b/>
+        </w:rPr>
+        <w:t>link validity</w:t>
+      </w:r>
+      <w:r>
+        <w:rPr>
+          <w:b w:val="0"/>
+        </w:rPr>
+        <w:t xml:space="preserve"> and support for an exact </w:t>
+      </w:r>
+      <w:r>
+        <w:rPr>
+          <w:b/>
+        </w:rPr>
+        <w:t>claim</w:t>
+      </w:r>
+      <w:r>
+        <w:rPr>
+          <w:b w:val="0"/>
+        </w:rPr>
+        <w:t>.</w:t>
+      </w:r>
+    </w:p>
+    <w:p>
+      <w:pPr>
+        <w:spacing w:line="336" w:lineRule="auto" w:after="180"/>
+      </w:pPr>
+      <w:r>
+        <w:rPr>
+          <w:b w:val="0"/>
+        </w:rPr>
         <w:t>This added worked case illustrates the week’s main idea. Retain all original and connected topics; schedule its practice within the teaching cycle.</w:t>
       </w:r>
     </w:p>
@@ -512,61 +1087,239 @@
       </w:r>
     </w:p>
     <w:p>
+      <w:r>
+        <w:t>Model Evidence and Sources using the supplied case, labelled mechanism and reasoning. Make the scope of each conclusion explicit.</w:t>
+      </w:r>
+    </w:p>
+    <w:p>
+      <w:pPr>
+        <w:spacing w:line="336" w:lineRule="auto" w:after="180"/>
+      </w:pPr>
+      <w:r>
+        <w:rPr>
+          <w:b/>
+        </w:rPr>
+        <w:t>Input</w:t>
+      </w:r>
+      <w:r>
+        <w:rPr>
+          <w:b w:val="0"/>
+        </w:rPr>
+        <w:t xml:space="preserve"> → </w:t>
+      </w:r>
+      <w:r>
+        <w:rPr>
+          <w:b/>
+        </w:rPr>
+        <w:t>Process</w:t>
+      </w:r>
+      <w:r>
+        <w:rPr>
+          <w:b w:val="0"/>
+        </w:rPr>
+        <w:t xml:space="preserve"> → </w:t>
+      </w:r>
+      <w:r>
+        <w:rPr>
+          <w:b/>
+        </w:rPr>
+        <w:t>Output</w:t>
+      </w:r>
+    </w:p>
+    <w:p>
+      <w:pPr>
+        <w:spacing w:line="336" w:lineRule="auto" w:after="180"/>
+      </w:pPr>
+      <w:r>
+        <w:rPr>
+          <w:b w:val="0"/>
+        </w:rPr>
+        <w:t>Trace the information. At each stage, ask what changed and how you could test it.</w:t>
+      </w:r>
+    </w:p>
+    <w:p>
+      <w:pPr>
+        <w:spacing w:line="336" w:lineRule="auto" w:after="180"/>
+      </w:pPr>
+      <w:r>
+        <w:rPr>
+          <w:b w:val="0"/>
+        </w:rPr>
+        <w:t>Which stage could fail even when the other two are correct? Explain:</w:t>
+      </w:r>
+    </w:p>
+    <w:p>
+      <w:pPr>
+        <w:spacing w:line="336" w:lineRule="auto" w:after="180"/>
+      </w:pPr>
+      <w:r>
+        <w:rPr>
+          <w:b w:val="0"/>
+        </w:rPr>
+        <w:t xml:space="preserve">Predict first. Then check each step. A correct answer without visible reasoning is incomplete </w:t>
+      </w:r>
+      <w:r>
+        <w:rPr>
+          <w:b/>
+        </w:rPr>
+        <w:t>evidence</w:t>
+      </w:r>
+      <w:r>
+        <w:rPr>
+          <w:b w:val="0"/>
+        </w:rPr>
+        <w:t>.</w:t>
+      </w:r>
+    </w:p>
+    <w:p>
+      <w:pPr>
+        <w:spacing w:line="336" w:lineRule="auto" w:after="180"/>
+        <w:shd w:fill="F4F9FC"/>
+      </w:pPr>
+      <w:r>
+        <w:rPr>
+          <w:b w:val="0"/>
+        </w:rPr>
+        <w:t xml:space="preserve">1. </w:t>
+      </w:r>
+      <w:r>
+        <w:rPr>
+          <w:b/>
+        </w:rPr>
+        <w:t>Claim</w:t>
+      </w:r>
+      <w:r>
+        <w:rPr>
+          <w:b w:val="0"/>
+        </w:rPr>
+        <w:t>: a book won an award in 2024.</w:t>
+      </w:r>
+    </w:p>
+    <w:p>
+      <w:pPr>
+        <w:spacing w:line="336" w:lineRule="auto" w:after="180"/>
+        <w:shd w:fill="F4F9FC"/>
+      </w:pPr>
+      <w:r>
+        <w:rPr>
+          <w:b w:val="0"/>
+        </w:rPr>
+        <w:t>2. Find the award organization’s record and the publisher’s page.</w:t>
+      </w:r>
+    </w:p>
+    <w:p>
+      <w:pPr>
+        <w:spacing w:line="336" w:lineRule="auto" w:after="180"/>
+        <w:shd w:fill="F4F9FC"/>
+      </w:pPr>
+      <w:r>
+        <w:rPr>
+          <w:b w:val="0"/>
+        </w:rPr>
+        <w:t xml:space="preserve">3. Check exact title, year, edition, and whether </w:t>
+      </w:r>
+      <w:r>
+        <w:rPr>
+          <w:b/>
+        </w:rPr>
+        <w:t>source</w:t>
+      </w:r>
+      <w:r>
+        <w:rPr>
+          <w:b w:val="0"/>
+        </w:rPr>
+        <w:t xml:space="preserve">s are </w:t>
+      </w:r>
+      <w:r>
+        <w:rPr>
+          <w:b/>
+        </w:rPr>
+        <w:t>independent</w:t>
+      </w:r>
+      <w:r>
+        <w:rPr>
+          <w:b w:val="0"/>
+        </w:rPr>
+        <w:t>.</w:t>
+      </w:r>
+    </w:p>
+    <w:p>
+      <w:pPr>
+        <w:spacing w:line="336" w:lineRule="auto" w:after="180"/>
+        <w:shd w:fill="F4F9FC"/>
+      </w:pPr>
+      <w:r>
+        <w:rPr>
+          <w:b w:val="0"/>
+        </w:rPr>
+        <w:t xml:space="preserve">4. If </w:t>
+      </w:r>
+      <w:r>
+        <w:rPr>
+          <w:b/>
+        </w:rPr>
+        <w:t>evidence</w:t>
+      </w:r>
+      <w:r>
+        <w:rPr>
+          <w:b w:val="0"/>
+        </w:rPr>
+        <w:t xml:space="preserve"> conflicts or is absent, mark ‘not verified’ rather than guess.</w:t>
+      </w:r>
+    </w:p>
+    <w:p>
+      <w:pPr>
+        <w:spacing w:line="336" w:lineRule="auto" w:after="180"/>
+      </w:pPr>
+      <w:r>
+        <w:rPr>
+          <w:b w:val="0"/>
+        </w:rPr>
+        <w:t>Recalculate, retrace, or restate the reasoning in your own representation:</w:t>
+      </w:r>
+    </w:p>
+    <w:p>
+      <w:pPr>
+        <w:spacing w:line="336" w:lineRule="auto" w:after="180"/>
+        <w:shd w:fill="F5F1FB"/>
+      </w:pPr>
+      <w:r>
+        <w:rPr>
+          <w:b w:val="0"/>
+        </w:rPr>
+        <w:t xml:space="preserve">CHECK Did the </w:t>
+      </w:r>
+      <w:r>
+        <w:rPr>
+          <w:b/>
+        </w:rPr>
+        <w:t>evidence</w:t>
+      </w:r>
+      <w:r>
+        <w:rPr>
+          <w:b w:val="0"/>
+        </w:rPr>
+        <w:t xml:space="preserve"> answer the exact question? Did the total, path, or </w:t>
+      </w:r>
+      <w:r>
+        <w:rPr>
+          <w:b/>
+        </w:rPr>
+        <w:t>source</w:t>
+      </w:r>
+      <w:r>
+        <w:rPr>
+          <w:b w:val="0"/>
+        </w:rPr>
+        <w:t xml:space="preserve"> record stay consistent?</w:t>
+      </w:r>
+    </w:p>
+    <w:p>
       <w:pPr>
         <w:pStyle w:val="Heading3"/>
       </w:pPr>
       <w:r>
-        <w:t>Explain the mechanism</w:t>
-      </w:r>
-    </w:p>
-    <w:p>
-      <w:r>
-        <w:t>Input → Process → Output</w:t>
-      </w:r>
-    </w:p>
-    <w:p>
-      <w:r>
-        <w:t>Trace the information. At each stage, ask what changed and how you could test it.</w:t>
-      </w:r>
-    </w:p>
-    <w:p>
-      <w:r>
-        <w:t>Which stage could fail even when the other two are correct? Explain:</w:t>
-      </w:r>
-    </w:p>
-    <w:p>
-      <w:r>
-        <w:t>Predict first. Then check each step. A correct answer without visible reasoning is incomplete evidence.</w:t>
-      </w:r>
-    </w:p>
-    <w:p>
-      <w:r>
-        <w:t>1. Claim: a book won an award in 2024.</w:t>
-      </w:r>
-    </w:p>
-    <w:p>
-      <w:r>
-        <w:t>2. Find the award organization’s record and the publisher’s page.</w:t>
-      </w:r>
-    </w:p>
-    <w:p>
-      <w:r>
-        <w:t>3. Check exact title, year, edition, and whether sources are independent.</w:t>
-      </w:r>
-    </w:p>
-    <w:p>
-      <w:r>
-        <w:t>4. If evidence conflicts or is absent, mark ‘not verified’ rather than guess.</w:t>
-      </w:r>
-    </w:p>
-    <w:p>
-      <w:r>
-        <w:t>Recalculate, retrace, or restate the reasoning in your own representation:</w:t>
-      </w:r>
-    </w:p>
-    <w:p>
-      <w:r>
-        <w:t>CHECK Did the evidence answer the exact question? Did the total, path, or source record stay consistent?</w:t>
+        <w:t>Concrete teaching case</w:t>
       </w:r>
     </w:p>
     <w:p>
@@ -574,17 +1327,43 @@
         <w:pStyle w:val="Heading3"/>
       </w:pPr>
       <w:r>
-        <w:t>Concrete teaching case</w:t>
-      </w:r>
-    </w:p>
-    <w:p>
-      <w:r>
+        <w:t>The teaching case</w:t>
+      </w:r>
+    </w:p>
+    <w:p>
+      <w:pPr>
+        <w:spacing w:line="336" w:lineRule="auto" w:after="180"/>
+        <w:shd w:fill="F1F6FC"/>
+      </w:pPr>
+      <w:r>
+        <w:rPr>
+          <w:b w:val="0"/>
+        </w:rPr>
         <w:t>An answer says 80 pages, but the catalogue for that edition says 120.</w:t>
       </w:r>
     </w:p>
     <w:p>
-      <w:r>
-        <w:t>What evidence guides correction?</w:t>
+      <w:pPr>
+        <w:spacing w:line="336" w:lineRule="auto" w:after="180"/>
+        <w:shd w:fill="F5F1FB"/>
+      </w:pPr>
+      <w:r>
+        <w:rPr>
+          <w:b w:val="0"/>
+        </w:rPr>
+        <w:t xml:space="preserve">What </w:t>
+      </w:r>
+      <w:r>
+        <w:rPr>
+          <w:b/>
+        </w:rPr>
+        <w:t>evidence</w:t>
+      </w:r>
+      <w:r>
+        <w:rPr>
+          <w:b w:val="0"/>
+        </w:rPr>
+        <w:t xml:space="preserve"> guides correction?</w:t>
       </w:r>
     </w:p>
     <w:p>
@@ -596,36 +1375,197 @@
       </w:r>
     </w:p>
     <w:p>
-      <w:r>
-        <w:t>Check the exact edition and authoritative catalogue record. Record the supporting source.</w:t>
-      </w:r>
-    </w:p>
-    <w:p>
       <w:pPr>
         <w:pStyle w:val="Heading3"/>
       </w:pPr>
       <w:r>
+        <w:t>Why the result follows</w:t>
+      </w:r>
+    </w:p>
+    <w:p>
+      <w:pPr>
+        <w:spacing w:line="336" w:lineRule="auto" w:after="180"/>
+        <w:shd w:fill="F1F6FC"/>
+      </w:pPr>
+      <w:r>
+        <w:rPr>
+          <w:b w:val="0"/>
+        </w:rPr>
+        <w:t xml:space="preserve">Check the exact edition and authoritative catalogue record. Record the supporting </w:t>
+      </w:r>
+      <w:r>
+        <w:rPr>
+          <w:b/>
+        </w:rPr>
+        <w:t>source</w:t>
+      </w:r>
+      <w:r>
+        <w:rPr>
+          <w:b w:val="0"/>
+        </w:rPr>
+        <w:t>.</w:t>
+      </w:r>
+    </w:p>
+    <w:p>
+      <w:pPr>
+        <w:pStyle w:val="Heading3"/>
+      </w:pPr>
+      <w:r>
         <w:t>Explain the added worked example</w:t>
       </w:r>
     </w:p>
     <w:p>
-      <w:r>
-        <w:t>Citation evaluation checks source existence, exact passage support and coverage of answer claims. A real citation can still be irrelevant.</w:t>
-      </w:r>
-    </w:p>
-    <w:p>
-      <w:r>
-        <w:t>Begin by writing the question the procedure is intended to answer. Identify the information already supplied, the information it will produce and the information still missing. These are constructed classroom examples; they do not require live accounts, private records or an external service. Do not treat a plausible explanation as a measured outcome.</w:t>
-      </w:r>
-    </w:p>
-    <w:p>
-      <w:r>
-        <w:t>For this classroom rubric count a claim as supported only when its cited passage entails it. Separately count correct citation links. Use the number of factual claims as the support denominator.</w:t>
-      </w:r>
-    </w:p>
-    <w:p>
-      <w:r>
-        <w:t>Before applying the procedure, write its units, denominator or decision boundary where relevant. A partner should be able to repeat each step using the same inputs. If a required input is absent or violates the stated contract, record that condition explicitly instead of quietly replacing it with a convenient value.</w:t>
+      <w:pPr>
+        <w:spacing w:line="336" w:lineRule="auto" w:after="180"/>
+      </w:pPr>
+      <w:r>
+        <w:rPr>
+          <w:b w:val="0"/>
+        </w:rPr>
+        <w:t xml:space="preserve">Citation evaluation checks </w:t>
+      </w:r>
+      <w:r>
+        <w:rPr>
+          <w:b/>
+        </w:rPr>
+        <w:t>source</w:t>
+      </w:r>
+      <w:r>
+        <w:rPr>
+          <w:b w:val="0"/>
+        </w:rPr>
+        <w:t xml:space="preserve"> existence, exact passage support and coverage of answer </w:t>
+      </w:r>
+      <w:r>
+        <w:rPr>
+          <w:b/>
+        </w:rPr>
+        <w:t>claim</w:t>
+      </w:r>
+      <w:r>
+        <w:rPr>
+          <w:b w:val="0"/>
+        </w:rPr>
+        <w:t>s. A real citation can still be irrelevant.</w:t>
+      </w:r>
+    </w:p>
+    <w:p>
+      <w:pPr>
+        <w:pStyle w:val="Heading3"/>
+      </w:pPr>
+      <w:r>
+        <w:t>Explain the added worked example · 1</w:t>
+      </w:r>
+    </w:p>
+    <w:p>
+      <w:pPr>
+        <w:spacing w:line="336" w:lineRule="auto" w:after="180"/>
+      </w:pPr>
+      <w:r>
+        <w:rPr>
+          <w:b w:val="0"/>
+        </w:rPr>
+        <w:t>Begin by writing the question the procedure is intended to answer. Identify the information already supplied, the information it will produce and the information still missing.</w:t>
+      </w:r>
+    </w:p>
+    <w:p>
+      <w:pPr>
+        <w:spacing w:line="336" w:lineRule="auto" w:after="180"/>
+      </w:pPr>
+      <w:r>
+        <w:rPr>
+          <w:b w:val="0"/>
+        </w:rPr>
+        <w:t>These are constructed classroom examples; they do not require live accounts, private records or an external service. Do not treat a plausible explanation as a measured outcome.</w:t>
+      </w:r>
+    </w:p>
+    <w:p>
+      <w:pPr>
+        <w:spacing w:line="336" w:lineRule="auto" w:after="180"/>
+      </w:pPr>
+      <w:r>
+        <w:rPr>
+          <w:b w:val="0"/>
+        </w:rPr>
+        <w:t xml:space="preserve">For this classroom rubric count a </w:t>
+      </w:r>
+      <w:r>
+        <w:rPr>
+          <w:b/>
+        </w:rPr>
+        <w:t>claim</w:t>
+      </w:r>
+      <w:r>
+        <w:rPr>
+          <w:b w:val="0"/>
+        </w:rPr>
+        <w:t xml:space="preserve"> as supported only when its cited passage entails it. Separately count correct citation links. Use the number of factual </w:t>
+      </w:r>
+      <w:r>
+        <w:rPr>
+          <w:b/>
+        </w:rPr>
+        <w:t>claim</w:t>
+      </w:r>
+      <w:r>
+        <w:rPr>
+          <w:b w:val="0"/>
+        </w:rPr>
+        <w:t>s as the support denominator.</w:t>
+      </w:r>
+    </w:p>
+    <w:p>
+      <w:pPr>
+        <w:pStyle w:val="Heading3"/>
+      </w:pPr>
+      <w:r>
+        <w:t>Explain the added worked example · 2</w:t>
+      </w:r>
+    </w:p>
+    <w:p>
+      <w:pPr>
+        <w:spacing w:line="336" w:lineRule="auto" w:after="180"/>
+      </w:pPr>
+      <w:r>
+        <w:rPr>
+          <w:b w:val="0"/>
+        </w:rPr>
+        <w:t xml:space="preserve">Before applying the procedure, write its units, denominator or decision boundary where relevant. A partner should be able to repeat each step using the same </w:t>
+      </w:r>
+      <w:r>
+        <w:rPr>
+          <w:b/>
+        </w:rPr>
+        <w:t>input</w:t>
+      </w:r>
+      <w:r>
+        <w:rPr>
+          <w:b w:val="0"/>
+        </w:rPr>
+        <w:t>s.</w:t>
+      </w:r>
+    </w:p>
+    <w:p>
+      <w:pPr>
+        <w:spacing w:line="336" w:lineRule="auto" w:after="180"/>
+      </w:pPr>
+      <w:r>
+        <w:rPr>
+          <w:b w:val="0"/>
+        </w:rPr>
+        <w:t xml:space="preserve">If a required </w:t>
+      </w:r>
+      <w:r>
+        <w:rPr>
+          <w:b/>
+        </w:rPr>
+        <w:t>input</w:t>
+      </w:r>
+      <w:r>
+        <w:rPr>
+          <w:b w:val="0"/>
+        </w:rPr>
+        <w:t xml:space="preserve"> is absent or violates the stated contract, record that condition explicitly instead of quietly replacing it with a convenient value.</w:t>
       </w:r>
     </w:p>
     <w:p>
@@ -747,23 +1687,155 @@
       </w:r>
     </w:p>
     <w:p>
-      <w:r>
-        <w:t>Use the complete worked example below before asking learners to complete W2. Reveal a small part, invite a prediction, then explain the deciding step. These teacher notes contain solutions; do not reveal the independent case answer during modelling.</w:t>
-      </w:r>
-    </w:p>
-    <w:p>
-      <w:r>
-        <w:t>An answer has four factual claims. Three have citations, but only two are supported by their cited passages. All links exist.</w:t>
-      </w:r>
-    </w:p>
-    <w:p>
-      <w:r>
-        <w:t>Claim support is 2/4=50%; citation presence is 3/4=75%; link existence among three citations is 3/3. These measure different failures.</w:t>
-      </w:r>
-    </w:p>
-    <w:p>
-      <w:r>
-        <w:t>Compare the intermediate evidence with the final statement. Explain why each number or decision follows from the stated inputs. The conclusion belongs to this scenario and procedure; changing the inputs, evaluation population or authority can change what it establishes. Retain the raw record so a later revision can be compared honestly.</w:t>
+      <w:pPr>
+        <w:spacing w:line="336" w:lineRule="auto" w:after="180"/>
+      </w:pPr>
+      <w:r>
+        <w:rPr>
+          <w:b w:val="0"/>
+        </w:rPr>
+        <w:t xml:space="preserve">Use the complete worked example below before asking learners to complete W2. Reveal a small part, invite a </w:t>
+      </w:r>
+      <w:r>
+        <w:rPr>
+          <w:b/>
+        </w:rPr>
+        <w:t>prediction</w:t>
+      </w:r>
+      <w:r>
+        <w:rPr>
+          <w:b w:val="0"/>
+        </w:rPr>
+        <w:t>, then explain the deciding step.</w:t>
+      </w:r>
+    </w:p>
+    <w:p>
+      <w:pPr>
+        <w:spacing w:line="336" w:lineRule="auto" w:after="180"/>
+      </w:pPr>
+      <w:r>
+        <w:rPr>
+          <w:b w:val="0"/>
+        </w:rPr>
+        <w:t xml:space="preserve">These teacher notes contain solutions; do not reveal the </w:t>
+      </w:r>
+      <w:r>
+        <w:rPr>
+          <w:b/>
+        </w:rPr>
+        <w:t>independent</w:t>
+      </w:r>
+      <w:r>
+        <w:rPr>
+          <w:b w:val="0"/>
+        </w:rPr>
+        <w:t xml:space="preserve"> case answer during modelling.</w:t>
+      </w:r>
+    </w:p>
+    <w:p>
+      <w:pPr>
+        <w:spacing w:line="336" w:lineRule="auto" w:after="180"/>
+      </w:pPr>
+      <w:r>
+        <w:rPr>
+          <w:b w:val="0"/>
+        </w:rPr>
+        <w:t xml:space="preserve">An answer has four factual </w:t>
+      </w:r>
+      <w:r>
+        <w:rPr>
+          <w:b/>
+        </w:rPr>
+        <w:t>claim</w:t>
+      </w:r>
+      <w:r>
+        <w:rPr>
+          <w:b w:val="0"/>
+        </w:rPr>
+        <w:t>s. Three have citations, but only two are supported by their cited passages. All links exist.</w:t>
+      </w:r>
+    </w:p>
+    <w:p>
+      <w:pPr>
+        <w:spacing w:line="336" w:lineRule="auto" w:after="180"/>
+      </w:pPr>
+      <w:r>
+        <w:rPr>
+          <w:b/>
+        </w:rPr>
+        <w:t>Claim</w:t>
+      </w:r>
+      <w:r>
+        <w:rPr>
+          <w:b w:val="0"/>
+        </w:rPr>
+        <w:t xml:space="preserve"> support is 2/4=50%; citation presence is 3/4=75%; link existence among three citations is 3/3. These measure different failures.</w:t>
+      </w:r>
+    </w:p>
+    <w:p>
+      <w:pPr>
+        <w:pStyle w:val="Heading3"/>
+      </w:pPr>
+      <w:r>
+        <w:t>Model the reasoning aloud · 3</w:t>
+      </w:r>
+    </w:p>
+    <w:p>
+      <w:pPr>
+        <w:spacing w:line="336" w:lineRule="auto" w:after="180"/>
+      </w:pPr>
+      <w:r>
+        <w:rPr>
+          <w:b w:val="0"/>
+        </w:rPr>
+        <w:t xml:space="preserve">Compare the intermediate </w:t>
+      </w:r>
+      <w:r>
+        <w:rPr>
+          <w:b/>
+        </w:rPr>
+        <w:t>evidence</w:t>
+      </w:r>
+      <w:r>
+        <w:rPr>
+          <w:b w:val="0"/>
+        </w:rPr>
+        <w:t xml:space="preserve"> with the final statement. Explain why each number or decision follows from the stated </w:t>
+      </w:r>
+      <w:r>
+        <w:rPr>
+          <w:b/>
+        </w:rPr>
+        <w:t>input</w:t>
+      </w:r>
+      <w:r>
+        <w:rPr>
+          <w:b w:val="0"/>
+        </w:rPr>
+        <w:t>s.</w:t>
+      </w:r>
+    </w:p>
+    <w:p>
+      <w:pPr>
+        <w:spacing w:line="336" w:lineRule="auto" w:after="180"/>
+      </w:pPr>
+      <w:r>
+        <w:rPr>
+          <w:b w:val="0"/>
+        </w:rPr>
+        <w:t xml:space="preserve">The conclusion belongs to this scenario and procedure; changing the </w:t>
+      </w:r>
+      <w:r>
+        <w:rPr>
+          <w:b/>
+        </w:rPr>
+        <w:t>input</w:t>
+      </w:r>
+      <w:r>
+        <w:rPr>
+          <w:b w:val="0"/>
+        </w:rPr>
+        <w:t>s, evaluation population or authority can change what it establishes. Retain the raw record so a later revision can be compared honestly.</w:t>
       </w:r>
     </w:p>
     <w:tbl>
@@ -869,7 +1941,13 @@
       </w:tr>
     </w:tbl>
     <w:p>
-      <w:r>
+      <w:pPr>
+        <w:spacing w:line="336" w:lineRule="auto" w:after="180"/>
+      </w:pPr>
+      <w:r>
+        <w:rPr>
+          <w:b w:val="0"/>
+        </w:rPr>
         <w:t>Use the diagram and verbal explanation together. Ask learners to match a sentence to a specific visual step; do not assign learners fixed visual or auditory learning styles.</w:t>
       </w:r>
     </w:p>
@@ -882,7 +1960,13 @@
       </w:r>
     </w:p>
     <w:p>
-      <w:r>
+      <w:pPr>
+        <w:spacing w:line="336" w:lineRule="auto" w:after="180"/>
+      </w:pPr>
+      <w:r>
+        <w:rPr>
+          <w:b w:val="0"/>
+        </w:rPr>
         <w:t>A fictional catalogue answer contains three factual statements and cites existing records.</w:t>
       </w:r>
     </w:p>
@@ -895,13 +1979,49 @@
       </w:r>
     </w:p>
     <w:p>
-      <w:r>
+      <w:pPr>
+        <w:pStyle w:val="Heading3"/>
+      </w:pPr>
+      <w:r>
+        <w:t>Supplied facts</w:t>
+      </w:r>
+    </w:p>
+    <w:p>
+      <w:pPr>
+        <w:spacing w:line="336" w:lineRule="auto" w:after="180"/>
+        <w:shd w:fill="F1F6FC"/>
+      </w:pPr>
+      <w:r>
+        <w:rPr>
+          <w:b w:val="0"/>
+        </w:rPr>
         <w:t>Record R: book Ocean Maps has 80 pages and is available on shelf 2.</w:t>
       </w:r>
     </w:p>
     <w:p>
-      <w:r>
-        <w:t>Claims: 80 pages [R]; shelf 2 [R]; suitable for every child [R]. All three citations resolve to R.</w:t>
+      <w:pPr>
+        <w:pStyle w:val="Heading3"/>
+      </w:pPr>
+      <w:r>
+        <w:t>Supplied facts</w:t>
+      </w:r>
+    </w:p>
+    <w:p>
+      <w:pPr>
+        <w:spacing w:line="336" w:lineRule="auto" w:after="180"/>
+        <w:shd w:fill="F1F6FC"/>
+      </w:pPr>
+      <w:r>
+        <w:rPr>
+          <w:b/>
+        </w:rPr>
+        <w:t>Claim</w:t>
+      </w:r>
+      <w:r>
+        <w:rPr>
+          <w:b w:val="0"/>
+        </w:rPr>
+        <w:t>s: 80 pages [R]; shelf 2 [R]; suitable for every child [R]. All three citations resolve to R.</w:t>
       </w:r>
     </w:p>
     <w:p>
@@ -1122,43 +2242,190 @@
       </w:r>
     </w:p>
     <w:p>
-      <w:r>
-        <w:t>An existing citation is not automatically evidence for every nearby sentence. Read the cited passage and compare its exact scope with the claim. The universal suitability statement extends beyond what R says. Remove or qualify unsupported content; adding more copies of the same link does not create the missing evidence.</w:t>
-      </w:r>
-    </w:p>
-    <w:p>
       <w:pPr>
         <w:pStyle w:val="Heading3"/>
       </w:pPr>
       <w:r>
+        <w:t>Why the result follows</w:t>
+      </w:r>
+    </w:p>
+    <w:p>
+      <w:pPr>
+        <w:spacing w:line="336" w:lineRule="auto" w:after="180"/>
+        <w:shd w:fill="F1F6FC"/>
+      </w:pPr>
+      <w:r>
+        <w:rPr>
+          <w:b w:val="0"/>
+        </w:rPr>
+        <w:t xml:space="preserve">An existing citation is not automatically </w:t>
+      </w:r>
+      <w:r>
+        <w:rPr>
+          <w:b/>
+        </w:rPr>
+        <w:t>evidence</w:t>
+      </w:r>
+      <w:r>
+        <w:rPr>
+          <w:b w:val="0"/>
+        </w:rPr>
+        <w:t xml:space="preserve"> for every nearby sentence. Read the cited passage and compare its exact scope with the </w:t>
+      </w:r>
+      <w:r>
+        <w:rPr>
+          <w:b/>
+        </w:rPr>
+        <w:t>claim</w:t>
+      </w:r>
+      <w:r>
+        <w:rPr>
+          <w:b w:val="0"/>
+        </w:rPr>
+        <w:t>. The universal suitability statement extends beyond what R says.</w:t>
+      </w:r>
+    </w:p>
+    <w:p>
+      <w:pPr>
+        <w:spacing w:line="336" w:lineRule="auto" w:after="180"/>
+        <w:shd w:fill="F1F6FC"/>
+      </w:pPr>
+      <w:r>
+        <w:rPr>
+          <w:b w:val="0"/>
+        </w:rPr>
+        <w:t xml:space="preserve">Remove or qualify unsupported content; adding more copies of the same link does not create the missing </w:t>
+      </w:r>
+      <w:r>
+        <w:rPr>
+          <w:b/>
+        </w:rPr>
+        <w:t>evidence</w:t>
+      </w:r>
+      <w:r>
+        <w:rPr>
+          <w:b w:val="0"/>
+        </w:rPr>
+        <w:t>.</w:t>
+      </w:r>
+    </w:p>
+    <w:p>
+      <w:pPr>
+        <w:pStyle w:val="Heading3"/>
+      </w:pPr>
+      <w:r>
         <w:t>What this example does not establish</w:t>
       </w:r>
     </w:p>
     <w:p>
-      <w:r>
-        <w:t>Source support is relative to supplied records; those records can themselves be incomplete, outdated or incorrect.</w:t>
-      </w:r>
-    </w:p>
-    <w:p>
       <w:pPr>
         <w:pStyle w:val="Heading3"/>
       </w:pPr>
       <w:r>
+        <w:t>Keep the stated limit</w:t>
+      </w:r>
+    </w:p>
+    <w:p>
+      <w:pPr>
+        <w:spacing w:line="336" w:lineRule="auto" w:after="180"/>
+        <w:shd w:fill="FFF5E6"/>
+      </w:pPr>
+      <w:r>
+        <w:rPr>
+          <w:b/>
+        </w:rPr>
+        <w:t>Source</w:t>
+      </w:r>
+      <w:r>
+        <w:rPr>
+          <w:b w:val="0"/>
+        </w:rPr>
+        <w:t xml:space="preserve"> support is relative to supplied records; those records can themselves be incomplete, outdated or incorrect.</w:t>
+      </w:r>
+    </w:p>
+    <w:p>
+      <w:pPr>
+        <w:pStyle w:val="Heading3"/>
+      </w:pPr>
+      <w:r>
         <w:t>Change one thing in the pictured case</w:t>
       </w:r>
     </w:p>
     <w:p>
-      <w:r>
-        <w:t>Change: Change the third claim to “the record does not assess suitability”.</w:t>
-      </w:r>
-    </w:p>
-    <w:p>
-      <w:r>
-        <w:t>Prediction: That statement accurately describes the supplied record’s limits.</w:t>
-      </w:r>
-    </w:p>
-    <w:p>
-      <w:r>
+      <w:pPr>
+        <w:pStyle w:val="Heading3"/>
+      </w:pPr>
+      <w:r>
+        <w:t>Change one thing</w:t>
+      </w:r>
+    </w:p>
+    <w:p>
+      <w:pPr>
+        <w:spacing w:line="336" w:lineRule="auto" w:after="180"/>
+        <w:shd w:fill="F5F1FB"/>
+      </w:pPr>
+      <w:r>
+        <w:rPr>
+          <w:b w:val="0"/>
+        </w:rPr>
+        <w:t xml:space="preserve">Change: Change the third </w:t>
+      </w:r>
+      <w:r>
+        <w:rPr>
+          <w:b/>
+        </w:rPr>
+        <w:t>claim</w:t>
+      </w:r>
+      <w:r>
+        <w:rPr>
+          <w:b w:val="0"/>
+        </w:rPr>
+        <w:t xml:space="preserve"> to “the record does not assess suitability”.</w:t>
+      </w:r>
+    </w:p>
+    <w:p>
+      <w:pPr>
+        <w:pStyle w:val="Heading3"/>
+      </w:pPr>
+      <w:r>
+        <w:t>Predicted result</w:t>
+      </w:r>
+    </w:p>
+    <w:p>
+      <w:pPr>
+        <w:spacing w:line="336" w:lineRule="auto" w:after="180"/>
+        <w:shd w:fill="F1F6FC"/>
+      </w:pPr>
+      <w:r>
+        <w:rPr>
+          <w:b/>
+        </w:rPr>
+        <w:t>Prediction</w:t>
+      </w:r>
+      <w:r>
+        <w:rPr>
+          <w:b w:val="0"/>
+        </w:rPr>
+        <w:t>: That statement accurately describes the supplied record’s limits.</w:t>
+      </w:r>
+    </w:p>
+    <w:p>
+      <w:pPr>
+        <w:pStyle w:val="Heading3"/>
+      </w:pPr>
+      <w:r>
+        <w:t>Why the result follows</w:t>
+      </w:r>
+    </w:p>
+    <w:p>
+      <w:pPr>
+        <w:spacing w:line="336" w:lineRule="auto" w:after="180"/>
+        <w:shd w:fill="F1F6FC"/>
+      </w:pPr>
+      <w:r>
+        <w:rPr>
+          <w:b w:val="0"/>
+        </w:rPr>
         <w:t>Reason: R gives pages and shelf only; it contains no suitability assessment.</w:t>
       </w:r>
     </w:p>
@@ -1171,8 +2438,57 @@
       </w:r>
     </w:p>
     <w:p>
-      <w:r>
-        <w:t>Cover the result. Ask learners to name the inputs and predict the next step. Uncover one step, connect the icon to the actual procedure, and explain its evidence. Then change the supplied condition and compare. The picture is a representation; it does not document execution of a real AI model.</w:t>
+      <w:pPr>
+        <w:pStyle w:val="Heading3"/>
+      </w:pPr>
+      <w:r>
+        <w:t>Ask while showing the picture · 4</w:t>
+      </w:r>
+    </w:p>
+    <w:p>
+      <w:pPr>
+        <w:spacing w:line="336" w:lineRule="auto" w:after="180"/>
+      </w:pPr>
+      <w:r>
+        <w:rPr>
+          <w:b w:val="0"/>
+        </w:rPr>
+        <w:t xml:space="preserve">Cover the result. Ask learners to name the </w:t>
+      </w:r>
+      <w:r>
+        <w:rPr>
+          <w:b/>
+        </w:rPr>
+        <w:t>input</w:t>
+      </w:r>
+      <w:r>
+        <w:rPr>
+          <w:b w:val="0"/>
+        </w:rPr>
+        <w:t xml:space="preserve">s and predict the next step. Uncover one step, connect the icon to the actual procedure, and explain its </w:t>
+      </w:r>
+      <w:r>
+        <w:rPr>
+          <w:b/>
+        </w:rPr>
+        <w:t>evidence</w:t>
+      </w:r>
+      <w:r>
+        <w:rPr>
+          <w:b w:val="0"/>
+        </w:rPr>
+        <w:t>. Then change the supplied condition and compare.</w:t>
+      </w:r>
+    </w:p>
+    <w:p>
+      <w:pPr>
+        <w:spacing w:line="336" w:lineRule="auto" w:after="180"/>
+      </w:pPr>
+      <w:r>
+        <w:rPr>
+          <w:b w:val="0"/>
+        </w:rPr>
+        <w:t>The picture is a representation; it does not document execution of a real AI model.</w:t>
       </w:r>
     </w:p>
     <w:p>
@@ -1184,11 +2500,16 @@
       </w:r>
     </w:p>
     <w:p>
+      <w:r>
+        <w:t>Demonstrate Evidence and Sources, reduce support deliberately and check individual reasoning before discussing answers.</w:t>
+      </w:r>
+    </w:p>
+    <w:p>
       <w:pPr>
         <w:pStyle w:val="Heading3"/>
       </w:pPr>
       <w:r>
-        <w:t>Demonstrate and guide practice</w:t>
+        <w:t>Board sequence</w:t>
       </w:r>
     </w:p>
     <w:p>
@@ -1196,55 +2517,257 @@
         <w:pStyle w:val="Heading3"/>
       </w:pPr>
       <w:r>
-        <w:t>Board sequence</w:t>
-      </w:r>
-    </w:p>
-    <w:p>
-      <w:r>
+        <w:t>1. Put the facts on the board</w:t>
+      </w:r>
+    </w:p>
+    <w:p>
+      <w:pPr>
+        <w:spacing w:line="336" w:lineRule="auto" w:after="180"/>
+        <w:shd w:fill="F4F9FC"/>
+      </w:pPr>
+      <w:r>
+        <w:rPr>
+          <w:b w:val="0"/>
+        </w:rPr>
         <w:t>Write the given facts: An answer says 80 pages, but the catalogue for that edition says 120.</w:t>
       </w:r>
     </w:p>
     <w:p>
-      <w:r>
-        <w:t>Write the question to explain: What evidence guides correction?</w:t>
-      </w:r>
-    </w:p>
-    <w:p>
-      <w:r>
-        <w:t>Reveal after predictions: Check the exact edition and authoritative catalogue record. Record the supporting source.</w:t>
-      </w:r>
-    </w:p>
-    <w:p>
-      <w:r>
-        <w:t>Keep for an independent attempt: An answer cites a page about opening hours to support a claim about book prices. Is a citation enough? What must be checked?</w:t>
-      </w:r>
-    </w:p>
-    <w:p>
       <w:pPr>
         <w:pStyle w:val="Heading3"/>
       </w:pPr>
       <w:r>
+        <w:t>2. State the decision to explain</w:t>
+      </w:r>
+    </w:p>
+    <w:p>
+      <w:pPr>
+        <w:spacing w:line="336" w:lineRule="auto" w:after="180"/>
+        <w:shd w:fill="F5F1FB"/>
+      </w:pPr>
+      <w:r>
+        <w:rPr>
+          <w:b w:val="0"/>
+        </w:rPr>
+        <w:t xml:space="preserve">Write the question to explain: What </w:t>
+      </w:r>
+      <w:r>
+        <w:rPr>
+          <w:b/>
+        </w:rPr>
+        <w:t>evidence</w:t>
+      </w:r>
+      <w:r>
+        <w:rPr>
+          <w:b w:val="0"/>
+        </w:rPr>
+        <w:t xml:space="preserve"> guides correction?</w:t>
+      </w:r>
+    </w:p>
+    <w:p>
+      <w:pPr>
+        <w:pStyle w:val="Heading3"/>
+      </w:pPr>
+      <w:r>
+        <w:t>3. Reveal the worked reasoning</w:t>
+      </w:r>
+    </w:p>
+    <w:p>
+      <w:pPr>
+        <w:spacing w:line="336" w:lineRule="auto" w:after="180"/>
+        <w:shd w:fill="F1F6FC"/>
+      </w:pPr>
+      <w:r>
+        <w:rPr>
+          <w:b w:val="0"/>
+        </w:rPr>
+        <w:t xml:space="preserve">Reveal after </w:t>
+      </w:r>
+      <w:r>
+        <w:rPr>
+          <w:b/>
+        </w:rPr>
+        <w:t>prediction</w:t>
+      </w:r>
+      <w:r>
+        <w:rPr>
+          <w:b w:val="0"/>
+        </w:rPr>
+        <w:t xml:space="preserve">s: Check the exact edition and authoritative catalogue record. Record the supporting </w:t>
+      </w:r>
+      <w:r>
+        <w:rPr>
+          <w:b/>
+        </w:rPr>
+        <w:t>source</w:t>
+      </w:r>
+      <w:r>
+        <w:rPr>
+          <w:b w:val="0"/>
+        </w:rPr>
+        <w:t>.</w:t>
+      </w:r>
+    </w:p>
+    <w:p>
+      <w:pPr>
+        <w:pStyle w:val="Heading3"/>
+      </w:pPr>
+      <w:r>
+        <w:t>Hold back the independent task</w:t>
+      </w:r>
+    </w:p>
+    <w:p>
+      <w:pPr>
+        <w:spacing w:line="336" w:lineRule="auto" w:after="180"/>
+        <w:shd w:fill="F5F1FB"/>
+      </w:pPr>
+      <w:r>
+        <w:rPr>
+          <w:b w:val="0"/>
+        </w:rPr>
+        <w:t xml:space="preserve">Keep for an </w:t>
+      </w:r>
+      <w:r>
+        <w:rPr>
+          <w:b/>
+        </w:rPr>
+        <w:t>independent</w:t>
+      </w:r>
+      <w:r>
+        <w:rPr>
+          <w:b w:val="0"/>
+        </w:rPr>
+        <w:t xml:space="preserve"> attempt: An answer cites a page about opening hours to support a </w:t>
+      </w:r>
+      <w:r>
+        <w:rPr>
+          <w:b/>
+        </w:rPr>
+        <w:t>claim</w:t>
+      </w:r>
+      <w:r>
+        <w:rPr>
+          <w:b w:val="0"/>
+        </w:rPr>
+        <w:t xml:space="preserve"> about book prices. Is a citation enough? What must be checked?</w:t>
+      </w:r>
+    </w:p>
+    <w:p>
+      <w:pPr>
+        <w:pStyle w:val="Heading3"/>
+      </w:pPr>
+      <w:r>
         <w:t>Classroom dialogue</w:t>
       </w:r>
     </w:p>
     <w:p>
-      <w:r>
+      <w:pPr>
+        <w:pStyle w:val="Heading3"/>
+      </w:pPr>
+      <w:r>
+        <w:t>Ask the class</w:t>
+      </w:r>
+    </w:p>
+    <w:p>
+      <w:pPr>
+        <w:spacing w:line="336" w:lineRule="auto" w:after="180"/>
+        <w:shd w:fill="F5F1FB"/>
+      </w:pPr>
+      <w:r>
+        <w:rPr>
+          <w:b w:val="0"/>
+        </w:rPr>
         <w:t>Ask: Which facts are given, and which would we have to assume? Learners mark relevant details before discussing answers.</w:t>
       </w:r>
     </w:p>
     <w:p>
-      <w:r>
+      <w:pPr>
+        <w:pStyle w:val="Heading3"/>
+      </w:pPr>
+      <w:r>
+        <w:t>Language to model</w:t>
+      </w:r>
+    </w:p>
+    <w:p>
+      <w:pPr>
+        <w:spacing w:line="336" w:lineRule="auto" w:after="180"/>
+        <w:shd w:fill="F1F6F8"/>
+      </w:pPr>
+      <w:r>
+        <w:rPr>
+          <w:b w:val="0"/>
+        </w:rPr>
         <w:t>Say: Predict first. Show the rule, information path or calculation that would produce the result. A correct guess is not yet an explanation.</w:t>
       </w:r>
     </w:p>
     <w:p>
-      <w:r>
-        <w:t>Reveal reasoning one step at a time. Explain why a tempting alternative fails. Write units and denominators for arithmetic, trace conditions for decisions, and identify supporting sources for claims.</w:t>
-      </w:r>
-    </w:p>
-    <w:p>
-      <w:r>
-        <w:t>In pairs, one learner solves while the other checks evidence; exchange roles. Remove the worked answer before independent assessment.</w:t>
+      <w:pPr>
+        <w:spacing w:line="336" w:lineRule="auto" w:after="180"/>
+      </w:pPr>
+      <w:r>
+        <w:rPr>
+          <w:b w:val="0"/>
+        </w:rPr>
+        <w:t xml:space="preserve">Reveal reasoning one step at a time. Explain why a tempting alternative fails. Write units and denominators for arithmetic, trace conditions for decisions, and identify supporting </w:t>
+      </w:r>
+      <w:r>
+        <w:rPr>
+          <w:b/>
+        </w:rPr>
+        <w:t>source</w:t>
+      </w:r>
+      <w:r>
+        <w:rPr>
+          <w:b w:val="0"/>
+        </w:rPr>
+        <w:t xml:space="preserve">s for </w:t>
+      </w:r>
+      <w:r>
+        <w:rPr>
+          <w:b/>
+        </w:rPr>
+        <w:t>claim</w:t>
+      </w:r>
+      <w:r>
+        <w:rPr>
+          <w:b w:val="0"/>
+        </w:rPr>
+        <w:t>s.</w:t>
+      </w:r>
+    </w:p>
+    <w:p>
+      <w:pPr>
+        <w:spacing w:line="336" w:lineRule="auto" w:after="180"/>
+      </w:pPr>
+      <w:r>
+        <w:rPr>
+          <w:b w:val="0"/>
+        </w:rPr>
+        <w:t xml:space="preserve">In pairs, one learner solves while the other checks </w:t>
+      </w:r>
+      <w:r>
+        <w:rPr>
+          <w:b/>
+        </w:rPr>
+        <w:t>evidence</w:t>
+      </w:r>
+      <w:r>
+        <w:rPr>
+          <w:b w:val="0"/>
+        </w:rPr>
+        <w:t xml:space="preserve">; exchange roles. Remove the worked answer before </w:t>
+      </w:r>
+      <w:r>
+        <w:rPr>
+          <w:b/>
+        </w:rPr>
+        <w:t>independent</w:t>
+      </w:r>
+      <w:r>
+        <w:rPr>
+          <w:b w:val="0"/>
+        </w:rPr>
+        <w:t xml:space="preserve"> assessment.</w:t>
       </w:r>
     </w:p>
     <w:p>
@@ -1256,8 +2779,108 @@
       </w:r>
     </w:p>
     <w:p>
-      <w:r>
-        <w:t>Guided: Claim support is 2/4=50%; citation presence is 3/4=75%; link existence among three citations is 3/3. These measure different failures. Qualification: Citation counts do not establish truth beyond the supplied sources or the correctness of uncited claims. Exit: accept a concrete variation with its predicted outcome and a stated condition that would challenge the mechanism; reject a claim resting on unmeasured evidence.</w:t>
+      <w:pPr>
+        <w:spacing w:line="336" w:lineRule="auto" w:after="180"/>
+      </w:pPr>
+      <w:r>
+        <w:rPr>
+          <w:b w:val="0"/>
+        </w:rPr>
+        <w:t xml:space="preserve">Guided: </w:t>
+      </w:r>
+      <w:r>
+        <w:rPr>
+          <w:b/>
+        </w:rPr>
+        <w:t>Claim</w:t>
+      </w:r>
+      <w:r>
+        <w:rPr>
+          <w:b w:val="0"/>
+        </w:rPr>
+        <w:t xml:space="preserve"> support is 2/4=50%; citation presence is 3/4=75%; link existence among three citations is 3/3. These measure different failures.</w:t>
+      </w:r>
+    </w:p>
+    <w:p>
+      <w:pPr>
+        <w:spacing w:line="336" w:lineRule="auto" w:after="180"/>
+      </w:pPr>
+      <w:r>
+        <w:rPr>
+          <w:b w:val="0"/>
+        </w:rPr>
+        <w:t xml:space="preserve">Qualification: Citation counts do not establish truth beyond the supplied </w:t>
+      </w:r>
+      <w:r>
+        <w:rPr>
+          <w:b/>
+        </w:rPr>
+        <w:t>source</w:t>
+      </w:r>
+      <w:r>
+        <w:rPr>
+          <w:b w:val="0"/>
+        </w:rPr>
+        <w:t xml:space="preserve">s or the correctness of uncited </w:t>
+      </w:r>
+      <w:r>
+        <w:rPr>
+          <w:b/>
+        </w:rPr>
+        <w:t>claim</w:t>
+      </w:r>
+      <w:r>
+        <w:rPr>
+          <w:b w:val="0"/>
+        </w:rPr>
+        <w:t>s.</w:t>
+      </w:r>
+    </w:p>
+    <w:p>
+      <w:pPr>
+        <w:spacing w:line="336" w:lineRule="auto" w:after="180"/>
+      </w:pPr>
+      <w:r>
+        <w:rPr>
+          <w:b w:val="0"/>
+        </w:rPr>
+        <w:t xml:space="preserve">Exit: accept a concrete variation with its predicted outcome and a stated condition that would challenge the </w:t>
+      </w:r>
+      <w:r>
+        <w:rPr>
+          <w:b/>
+        </w:rPr>
+        <w:t>mechanism</w:t>
+      </w:r>
+      <w:r>
+        <w:rPr>
+          <w:b w:val="0"/>
+        </w:rPr>
+        <w:t xml:space="preserve">; reject a </w:t>
+      </w:r>
+      <w:r>
+        <w:rPr>
+          <w:b/>
+        </w:rPr>
+        <w:t>claim</w:t>
+      </w:r>
+      <w:r>
+        <w:rPr>
+          <w:b w:val="0"/>
+        </w:rPr>
+        <w:t xml:space="preserve"> resting on unmeasured </w:t>
+      </w:r>
+      <w:r>
+        <w:rPr>
+          <w:b/>
+        </w:rPr>
+        <w:t>evidence</w:t>
+      </w:r>
+      <w:r>
+        <w:rPr>
+          <w:b w:val="0"/>
+        </w:rPr>
+        <w:t>.</w:t>
       </w:r>
     </w:p>
     <w:p>
@@ -1489,41 +3112,143 @@
       </w:r>
     </w:p>
     <w:p>
-      <w:r>
-        <w:t>Completion task: An answer has four factual claims. Three have citations, but only two are supported by their cited passages. All links exist. Show the intermediate steps and give the conclusion with its scope.</w:t>
-      </w:r>
-    </w:p>
-    <w:p>
-      <w:r>
-        <w:t>Teacher check: Teacher explanation: Claim support is 2/4=50%; citation presence is 3/4=75%; link existence among three citations is 3/3. These measure different failures.</w:t>
-      </w:r>
-    </w:p>
-    <w:p>
-      <w:r>
-        <w:t>Start by identifying the given inputs together. Leave the intermediate steps blank. If needed, model one step, then withdraw that help on the next step. Move to a full trace only when the partial trace is understood. For partners, alternate explainer and checker; collect a response from every learner before discussion.</w:t>
-      </w:r>
-    </w:p>
-    <w:p>
       <w:pPr>
         <w:pStyle w:val="Heading3"/>
       </w:pPr>
       <w:r>
+        <w:t>Completion practice</w:t>
+      </w:r>
+    </w:p>
+    <w:p>
+      <w:pPr>
+        <w:spacing w:line="336" w:lineRule="auto" w:after="180"/>
+        <w:shd w:fill="F5F1FB"/>
+      </w:pPr>
+      <w:r>
+        <w:rPr>
+          <w:b w:val="0"/>
+        </w:rPr>
+        <w:t xml:space="preserve">Completion task: An answer has four factual </w:t>
+      </w:r>
+      <w:r>
+        <w:rPr>
+          <w:b/>
+        </w:rPr>
+        <w:t>claim</w:t>
+      </w:r>
+      <w:r>
+        <w:rPr>
+          <w:b w:val="0"/>
+        </w:rPr>
+        <w:t>s. Three have citations, but only two are supported by their cited passages. All links exist. Show the intermediate steps and give the conclusion with its scope.</w:t>
+      </w:r>
+    </w:p>
+    <w:p>
+      <w:pPr>
+        <w:pStyle w:val="Heading3"/>
+      </w:pPr>
+      <w:r>
+        <w:t>Reasoning to listen for</w:t>
+      </w:r>
+    </w:p>
+    <w:p>
+      <w:pPr>
+        <w:spacing w:line="336" w:lineRule="auto" w:after="180"/>
+        <w:shd w:fill="F1F6FC"/>
+      </w:pPr>
+      <w:r>
+        <w:rPr>
+          <w:b w:val="0"/>
+        </w:rPr>
+        <w:t xml:space="preserve">Teacher check: Teacher explanation: </w:t>
+      </w:r>
+      <w:r>
+        <w:rPr>
+          <w:b/>
+        </w:rPr>
+        <w:t>Claim</w:t>
+      </w:r>
+      <w:r>
+        <w:rPr>
+          <w:b w:val="0"/>
+        </w:rPr>
+        <w:t xml:space="preserve"> support is 2/4=50%; citation presence is 3/4=75%; link existence among three citations is 3/3. These measure different failures.</w:t>
+      </w:r>
+    </w:p>
+    <w:p>
+      <w:pPr>
+        <w:spacing w:line="336" w:lineRule="auto" w:after="180"/>
+      </w:pPr>
+      <w:r>
+        <w:rPr>
+          <w:b w:val="0"/>
+        </w:rPr>
+        <w:t xml:space="preserve">Start by identifying the given </w:t>
+      </w:r>
+      <w:r>
+        <w:rPr>
+          <w:b/>
+        </w:rPr>
+        <w:t>input</w:t>
+      </w:r>
+      <w:r>
+        <w:rPr>
+          <w:b w:val="0"/>
+        </w:rPr>
+        <w:t>s together. Leave the intermediate steps blank. If needed, model one step, then withdraw that help on the next step. Move to a full trace only when the partial trace is understood.</w:t>
+      </w:r>
+    </w:p>
+    <w:p>
+      <w:pPr>
+        <w:spacing w:line="336" w:lineRule="auto" w:after="180"/>
+      </w:pPr>
+      <w:r>
+        <w:rPr>
+          <w:b w:val="0"/>
+        </w:rPr>
+        <w:t>For partners, alternate explainer and checker; collect a response from every learner before discussion.</w:t>
+      </w:r>
+    </w:p>
+    <w:p>
+      <w:pPr>
+        <w:pStyle w:val="Heading3"/>
+      </w:pPr>
+      <w:r>
         <w:t>Individual reasoning check</w:t>
       </w:r>
     </w:p>
     <w:p>
-      <w:r>
-        <w:t>Use the worked case for Claim support and citation evaluation. Proposed explanation: “The worked result establishes every future case”. Decide whether this explanation is supported. Point to the step or supplied fact that decides; explain your repair if needed.</w:t>
-      </w:r>
-    </w:p>
-    <w:p>
-      <w:r>
-        <w:t>Expected correction: Citation counts do not establish truth beyond the supplied sources or the correctness of uncited claims.</w:t>
-      </w:r>
-    </w:p>
-    <w:p>
-      <w:r>
-        <w:t>Collect explanations, not only yes/no votes. If a misunderstanding is common, re-model the relevant step for the class. If it affects a few learners, give a short targeted group explanation while others solve a more demanding variation.</w:t>
+      <w:pPr>
+        <w:spacing w:line="336" w:lineRule="auto" w:after="180"/>
+      </w:pPr>
+      <w:r>
+        <w:rPr>
+          <w:b w:val="0"/>
+        </w:rPr>
+        <w:t xml:space="preserve">Use the worked case for </w:t>
+      </w:r>
+      <w:r>
+        <w:rPr>
+          <w:b/>
+        </w:rPr>
+        <w:t>Claim</w:t>
+      </w:r>
+      <w:r>
+        <w:rPr>
+          <w:b w:val="0"/>
+        </w:rPr>
+        <w:t xml:space="preserve"> support and citation evaluation. Proposed explanation: “The worked result establishes every future case”. Decide whether this explanation is supported.</w:t>
+      </w:r>
+    </w:p>
+    <w:p>
+      <w:pPr>
+        <w:spacing w:line="336" w:lineRule="auto" w:after="180"/>
+      </w:pPr>
+      <w:r>
+        <w:rPr>
+          <w:b w:val="0"/>
+        </w:rPr>
+        <w:t>Point to the step or supplied fact that decides; explain your repair if needed.</w:t>
       </w:r>
     </w:p>
     <w:p>
@@ -1531,12 +3256,97 @@
         <w:pStyle w:val="Heading3"/>
       </w:pPr>
       <w:r>
+        <w:t>Expected repair</w:t>
+      </w:r>
+    </w:p>
+    <w:p>
+      <w:pPr>
+        <w:spacing w:line="336" w:lineRule="auto" w:after="180"/>
+        <w:shd w:fill="F1F6FC"/>
+      </w:pPr>
+      <w:r>
+        <w:rPr>
+          <w:b w:val="0"/>
+        </w:rPr>
+        <w:t xml:space="preserve">Expected correction: Citation counts do not establish truth beyond the supplied </w:t>
+      </w:r>
+      <w:r>
+        <w:rPr>
+          <w:b/>
+        </w:rPr>
+        <w:t>source</w:t>
+      </w:r>
+      <w:r>
+        <w:rPr>
+          <w:b w:val="0"/>
+        </w:rPr>
+        <w:t xml:space="preserve">s or the correctness of uncited </w:t>
+      </w:r>
+      <w:r>
+        <w:rPr>
+          <w:b/>
+        </w:rPr>
+        <w:t>claim</w:t>
+      </w:r>
+      <w:r>
+        <w:rPr>
+          <w:b w:val="0"/>
+        </w:rPr>
+        <w:t>s.</w:t>
+      </w:r>
+    </w:p>
+    <w:p>
+      <w:pPr>
+        <w:spacing w:line="336" w:lineRule="auto" w:after="180"/>
+      </w:pPr>
+      <w:r>
+        <w:rPr>
+          <w:b w:val="0"/>
+        </w:rPr>
+        <w:t>Collect explanations, not only yes/no votes. If a misunderstanding is common, re-model the relevant step for the class.</w:t>
+      </w:r>
+    </w:p>
+    <w:p>
+      <w:pPr>
+        <w:spacing w:line="336" w:lineRule="auto" w:after="180"/>
+      </w:pPr>
+      <w:r>
+        <w:rPr>
+          <w:b w:val="0"/>
+        </w:rPr>
+        <w:t>If it affects a few learners, give a short targeted group explanation while others solve a more demanding variation.</w:t>
+      </w:r>
+    </w:p>
+    <w:p>
+      <w:pPr>
+        <w:pStyle w:val="Heading3"/>
+      </w:pPr>
+      <w:r>
         <w:t>Pictorial practice question</w:t>
       </w:r>
     </w:p>
     <w:p>
-      <w:r>
-        <w:t>Why is the original answer not fully supported despite having citations on every claim?</w:t>
+      <w:pPr>
+        <w:spacing w:line="336" w:lineRule="auto" w:after="180"/>
+        <w:shd w:fill="F5F1FB"/>
+      </w:pPr>
+      <w:r>
+        <w:rPr>
+          <w:b w:val="0"/>
+        </w:rPr>
+        <w:t xml:space="preserve">Why is the original answer not fully supported despite having citations on every </w:t>
+      </w:r>
+      <w:r>
+        <w:rPr>
+          <w:b/>
+        </w:rPr>
+        <w:t>claim</w:t>
+      </w:r>
+      <w:r>
+        <w:rPr>
+          <w:b w:val="0"/>
+        </w:rPr>
+        <w:t>?</w:t>
       </w:r>
     </w:p>
     <w:p>
@@ -1548,18 +3358,120 @@
       </w:r>
     </w:p>
     <w:p>
-      <w:r>
-        <w:t>One of the three claims is not entailed by its cited source; citation coverage and link validity do not measure claim support.</w:t>
-      </w:r>
-    </w:p>
-    <w:p>
-      <w:r>
+      <w:pPr>
+        <w:spacing w:line="336" w:lineRule="auto" w:after="180"/>
+      </w:pPr>
+      <w:r>
+        <w:rPr>
+          <w:b w:val="0"/>
+        </w:rPr>
+        <w:t xml:space="preserve">One of the three </w:t>
+      </w:r>
+      <w:r>
+        <w:rPr>
+          <w:b/>
+        </w:rPr>
+        <w:t>claim</w:t>
+      </w:r>
+      <w:r>
+        <w:rPr>
+          <w:b w:val="0"/>
+        </w:rPr>
+        <w:t xml:space="preserve">s is not entailed by its cited </w:t>
+      </w:r>
+      <w:r>
+        <w:rPr>
+          <w:b/>
+        </w:rPr>
+        <w:t>source</w:t>
+      </w:r>
+      <w:r>
+        <w:rPr>
+          <w:b w:val="0"/>
+        </w:rPr>
+        <w:t xml:space="preserve">; </w:t>
+      </w:r>
+      <w:r>
+        <w:rPr>
+          <w:b/>
+        </w:rPr>
+        <w:t>citation coverage</w:t>
+      </w:r>
+      <w:r>
+        <w:rPr>
+          <w:b w:val="0"/>
+        </w:rPr>
+        <w:t xml:space="preserve"> and </w:t>
+      </w:r>
+      <w:r>
+        <w:rPr>
+          <w:b/>
+        </w:rPr>
+        <w:t>link validity</w:t>
+      </w:r>
+      <w:r>
+        <w:rPr>
+          <w:b w:val="0"/>
+        </w:rPr>
+        <w:t xml:space="preserve"> do not measure </w:t>
+      </w:r>
+      <w:r>
+        <w:rPr>
+          <w:b/>
+        </w:rPr>
+        <w:t>claim</w:t>
+      </w:r>
+      <w:r>
+        <w:rPr>
+          <w:b w:val="0"/>
+        </w:rPr>
+        <w:t xml:space="preserve"> support.</w:t>
+      </w:r>
+    </w:p>
+    <w:p>
+      <w:pPr>
+        <w:spacing w:line="336" w:lineRule="auto" w:after="180"/>
+      </w:pPr>
+      <w:r>
+        <w:rPr>
+          <w:b w:val="0"/>
+        </w:rPr>
         <w:t>Changed-case reasoning: That statement accurately describes the supplied record’s limits. R gives pages and shelf only; it contains no suitability assessment.</w:t>
       </w:r>
     </w:p>
     <w:p>
-      <w:r>
-        <w:t>Collect each learner’s explanation before discussion. Use the first missing connection between input, deciding step and result to choose support. This question is worked-case practice, not fresh mastery evidence.</w:t>
+      <w:pPr>
+        <w:spacing w:line="336" w:lineRule="auto" w:after="180"/>
+      </w:pPr>
+      <w:r>
+        <w:rPr>
+          <w:b w:val="0"/>
+        </w:rPr>
+        <w:t xml:space="preserve">Collect each learner’s explanation before discussion. Use the first missing connection between </w:t>
+      </w:r>
+      <w:r>
+        <w:rPr>
+          <w:b/>
+        </w:rPr>
+        <w:t>input</w:t>
+      </w:r>
+      <w:r>
+        <w:rPr>
+          <w:b w:val="0"/>
+        </w:rPr>
+        <w:t xml:space="preserve">, deciding step and result to choose support. This question is worked-case practice, not fresh mastery </w:t>
+      </w:r>
+      <w:r>
+        <w:rPr>
+          <w:b/>
+        </w:rPr>
+        <w:t>evidence</w:t>
+      </w:r>
+      <w:r>
+        <w:rPr>
+          <w:b w:val="0"/>
+        </w:rPr>
+        <w:t>.</w:t>
       </w:r>
     </w:p>
     <w:p>
@@ -1571,54 +3483,153 @@
       </w:r>
     </w:p>
     <w:p>
+      <w:r>
+        <w:t>Run the Evidence and Sources investigation and use the first unsupported step to choose a teaching response.</w:t>
+      </w:r>
+    </w:p>
+    <w:p>
+      <w:pPr>
+        <w:spacing w:line="336" w:lineRule="auto" w:after="180"/>
+      </w:pPr>
+      <w:r>
+        <w:rPr>
+          <w:b w:val="0"/>
+        </w:rPr>
+        <w:t>Words You Can Use to Reason</w:t>
+      </w:r>
+    </w:p>
+    <w:p>
+      <w:pPr>
+        <w:spacing w:line="336" w:lineRule="auto" w:after="180"/>
+      </w:pPr>
+      <w:r>
+        <w:rPr>
+          <w:b w:val="0"/>
+        </w:rPr>
+        <w:t>A definition matters when you can recognize the idea, use it, and contrast it with a near-miss.</w:t>
+      </w:r>
+    </w:p>
+    <w:p>
+      <w:pPr>
+        <w:spacing w:line="336" w:lineRule="auto" w:after="180"/>
+      </w:pPr>
+      <w:r>
+        <w:rPr>
+          <w:b w:val="0"/>
+        </w:rPr>
+        <w:t>Predict → Test → Record → Explain</w:t>
+      </w:r>
+    </w:p>
+    <w:p>
+      <w:pPr>
+        <w:spacing w:line="336" w:lineRule="auto" w:after="180"/>
+      </w:pPr>
+      <w:r>
+        <w:rPr>
+          <w:b w:val="0"/>
+        </w:rPr>
+        <w:t>Keep expected and actual results separate. Surprises are useful data when recorded honestly.</w:t>
+      </w:r>
+    </w:p>
+    <w:p>
+      <w:pPr>
+        <w:spacing w:line="336" w:lineRule="auto" w:after="180"/>
+      </w:pPr>
+      <w:r>
+        <w:rPr>
+          <w:b w:val="0"/>
+        </w:rPr>
+        <w:t xml:space="preserve">Highlight checkable </w:t>
+      </w:r>
+      <w:r>
+        <w:rPr>
+          <w:b/>
+        </w:rPr>
+        <w:t>claim</w:t>
+      </w:r>
+      <w:r>
+        <w:rPr>
+          <w:b w:val="0"/>
+        </w:rPr>
+        <w:t xml:space="preserve">s in an answer, match each to the best </w:t>
+      </w:r>
+      <w:r>
+        <w:rPr>
+          <w:b/>
+        </w:rPr>
+        <w:t>source</w:t>
+      </w:r>
+      <w:r>
+        <w:rPr>
+          <w:b w:val="0"/>
+        </w:rPr>
+        <w:t xml:space="preserve"> type, record </w:t>
+      </w:r>
+      <w:r>
+        <w:rPr>
+          <w:b/>
+        </w:rPr>
+        <w:t>evidence</w:t>
+      </w:r>
+      <w:r>
+        <w:rPr>
+          <w:b w:val="0"/>
+        </w:rPr>
+        <w:t>, and label supported / conflicting / unverified.</w:t>
+      </w:r>
+    </w:p>
+    <w:p>
+      <w:pPr>
+        <w:spacing w:line="336" w:lineRule="auto" w:after="180"/>
+        <w:shd w:fill="F5F1FB"/>
+      </w:pPr>
+      <w:r>
+        <w:rPr>
+          <w:b w:val="0"/>
+        </w:rPr>
+        <w:t>What did the hardest test teach you that the normal test did not?</w:t>
+      </w:r>
+    </w:p>
+    <w:p>
       <w:pPr>
         <w:pStyle w:val="Heading3"/>
       </w:pPr>
       <w:r>
-        <w:t>Run the weekly evidence lab</w:t>
-      </w:r>
-    </w:p>
-    <w:p>
-      <w:r>
-        <w:t>Words You Can Use to Reason</w:t>
-      </w:r>
-    </w:p>
-    <w:p>
-      <w:r>
-        <w:t>A definition matters when you can recognize the idea, use it, and contrast it with a near-miss.</w:t>
-      </w:r>
-    </w:p>
-    <w:p>
-      <w:r>
-        <w:t>Predict → Test → Record → Explain</w:t>
-      </w:r>
-    </w:p>
-    <w:p>
-      <w:r>
-        <w:t>Keep expected and actual results separate. Surprises are useful data when recorded honestly.</w:t>
-      </w:r>
-    </w:p>
-    <w:p>
-      <w:r>
-        <w:t>Highlight checkable claims in an answer, match each to the best source type, record evidence, and label supported / conflicting / unverified.</w:t>
-      </w:r>
-    </w:p>
-    <w:p>
-      <w:r>
-        <w:t>What did the hardest test teach you that the normal test did not?</w:t>
-      </w:r>
-    </w:p>
-    <w:p>
-      <w:pPr>
-        <w:pStyle w:val="Heading3"/>
-      </w:pPr>
-      <w:r>
         <w:t>Make the lab runnable</w:t>
       </w:r>
     </w:p>
     <w:p>
-      <w:r>
-        <w:t>Use the concrete case as the shared normal case and the independent question as a second case. Each pair creates a boundary or missing-information case and predicts its result before testing. Keep the expected result separate from an observed mistake.</w:t>
+      <w:pPr>
+        <w:spacing w:line="336" w:lineRule="auto" w:after="180"/>
+      </w:pPr>
+      <w:r>
+        <w:rPr>
+          <w:b w:val="0"/>
+        </w:rPr>
+        <w:t xml:space="preserve">Use the concrete case as the shared normal case and the </w:t>
+      </w:r>
+      <w:r>
+        <w:rPr>
+          <w:b/>
+        </w:rPr>
+        <w:t>independent</w:t>
+      </w:r>
+      <w:r>
+        <w:rPr>
+          <w:b w:val="0"/>
+        </w:rPr>
+        <w:t xml:space="preserve"> question as a second case. Each pair creates a boundary or missing-information case and predicts its result before testing.</w:t>
+      </w:r>
+    </w:p>
+    <w:p>
+      <w:pPr>
+        <w:spacing w:line="336" w:lineRule="auto" w:after="180"/>
+      </w:pPr>
+      <w:r>
+        <w:rPr>
+          <w:b w:val="0"/>
+        </w:rPr>
+        <w:t>Keep the expected result separate from an observed mistake.</w:t>
       </w:r>
     </w:p>
     <w:tbl>
@@ -1776,8 +3787,25 @@
       </w:r>
     </w:p>
     <w:p>
-      <w:r>
-        <w:t>For guessing, return to given facts and request a trace. For vocabulary without application, use one example and one non-example. For arithmetic errors, check the setup before the calculation. Finish with a different uncoached case before recording mastery.</w:t>
+      <w:pPr>
+        <w:spacing w:line="336" w:lineRule="auto" w:after="180"/>
+      </w:pPr>
+      <w:r>
+        <w:rPr>
+          <w:b w:val="0"/>
+        </w:rPr>
+        <w:t>For guessing, return to given facts and request a trace. For vocabulary without application, use one example and one non-example. For arithmetic errors, check the setup before the calculation.</w:t>
+      </w:r>
+    </w:p>
+    <w:p>
+      <w:pPr>
+        <w:spacing w:line="336" w:lineRule="auto" w:after="180"/>
+      </w:pPr>
+      <w:r>
+        <w:rPr>
+          <w:b w:val="0"/>
+        </w:rPr>
+        <w:t>Finish with a different uncoached case before recording mastery.</w:t>
       </w:r>
     </w:p>
     <w:p>
@@ -1789,18 +3817,108 @@
       </w:r>
     </w:p>
     <w:p>
-      <w:r>
-        <w:t>The worked result establishes every future case: Citation counts do not establish truth beyond the supplied sources or the correctness of uncited claims.</w:t>
-      </w:r>
-    </w:p>
-    <w:p>
-      <w:r>
-        <w:t>A missing input may be replaced without recording the change: A replacement changes the evidence or contract. Record the change and its justification; do not silently turn unknown into a measured value.</w:t>
-      </w:r>
-    </w:p>
-    <w:p>
-      <w:r>
-        <w:t>Repeating an assessed case is new independent evidence: A replay checks consistency. An example used for feedback or revision cannot later be described as untouched final evaluation.</w:t>
+      <w:pPr>
+        <w:spacing w:line="336" w:lineRule="auto" w:after="180"/>
+      </w:pPr>
+      <w:r>
+        <w:rPr>
+          <w:b w:val="0"/>
+        </w:rPr>
+        <w:t xml:space="preserve">The worked result establishes every future case: Citation counts do not establish truth beyond the supplied </w:t>
+      </w:r>
+      <w:r>
+        <w:rPr>
+          <w:b/>
+        </w:rPr>
+        <w:t>source</w:t>
+      </w:r>
+      <w:r>
+        <w:rPr>
+          <w:b w:val="0"/>
+        </w:rPr>
+        <w:t xml:space="preserve">s or the correctness of uncited </w:t>
+      </w:r>
+      <w:r>
+        <w:rPr>
+          <w:b/>
+        </w:rPr>
+        <w:t>claim</w:t>
+      </w:r>
+      <w:r>
+        <w:rPr>
+          <w:b w:val="0"/>
+        </w:rPr>
+        <w:t>s.</w:t>
+      </w:r>
+    </w:p>
+    <w:p>
+      <w:pPr>
+        <w:spacing w:line="336" w:lineRule="auto" w:after="180"/>
+      </w:pPr>
+      <w:r>
+        <w:rPr>
+          <w:b w:val="0"/>
+        </w:rPr>
+        <w:t xml:space="preserve">A missing </w:t>
+      </w:r>
+      <w:r>
+        <w:rPr>
+          <w:b/>
+        </w:rPr>
+        <w:t>input</w:t>
+      </w:r>
+      <w:r>
+        <w:rPr>
+          <w:b w:val="0"/>
+        </w:rPr>
+        <w:t xml:space="preserve"> may be replaced without recording the change: A replacement changes the </w:t>
+      </w:r>
+      <w:r>
+        <w:rPr>
+          <w:b/>
+        </w:rPr>
+        <w:t>evidence</w:t>
+      </w:r>
+      <w:r>
+        <w:rPr>
+          <w:b w:val="0"/>
+        </w:rPr>
+        <w:t xml:space="preserve"> or contract. Record the change and its justification; do not silently turn unknown into a measured value.</w:t>
+      </w:r>
+    </w:p>
+    <w:p>
+      <w:pPr>
+        <w:spacing w:line="336" w:lineRule="auto" w:after="180"/>
+      </w:pPr>
+      <w:r>
+        <w:rPr>
+          <w:b w:val="0"/>
+        </w:rPr>
+        <w:t xml:space="preserve">Repeating an assessed case is new </w:t>
+      </w:r>
+      <w:r>
+        <w:rPr>
+          <w:b/>
+        </w:rPr>
+        <w:t>independent</w:t>
+      </w:r>
+      <w:r>
+        <w:rPr>
+          <w:b w:val="0"/>
+        </w:rPr>
+        <w:t xml:space="preserve"> </w:t>
+      </w:r>
+      <w:r>
+        <w:rPr>
+          <w:b/>
+        </w:rPr>
+        <w:t>evidence</w:t>
+      </w:r>
+      <w:r>
+        <w:rPr>
+          <w:b w:val="0"/>
+        </w:rPr>
+        <w:t>: A replay checks consistency. An example used for feedback or revision cannot later be described as untouched final evaluation.</w:t>
       </w:r>
     </w:p>
     <w:p>
@@ -1958,8 +4076,25 @@
       </w:tr>
     </w:tbl>
     <w:p>
-      <w:r>
-        <w:t>Offer an oral explanation, drawing, enlarged visual or fewer examples when that removes a reading/writing barrier. Keep the same reasoning goal. Stretch secure learners by changing a boundary or assumption and asking them to defend the effect, not simply by assigning more of the same questions.</w:t>
+      <w:pPr>
+        <w:spacing w:line="336" w:lineRule="auto" w:after="180"/>
+      </w:pPr>
+      <w:r>
+        <w:rPr>
+          <w:b w:val="0"/>
+        </w:rPr>
+        <w:t>Offer an oral explanation, drawing, enlarged visual or fewer examples when that removes a reading/writing barrier. Keep the same reasoning goal.</w:t>
+      </w:r>
+    </w:p>
+    <w:p>
+      <w:pPr>
+        <w:spacing w:line="336" w:lineRule="auto" w:after="180"/>
+      </w:pPr>
+      <w:r>
+        <w:rPr>
+          <w:b w:val="0"/>
+        </w:rPr>
+        <w:t>Stretch secure learners by changing a boundary or assumption and asking them to defend the effect, not simply by assigning more of the same questions.</w:t>
       </w:r>
     </w:p>
     <w:p>
@@ -1971,11 +4106,16 @@
       </w:r>
     </w:p>
     <w:p>
+      <w:r>
+        <w:t>Use the Evidence and Sources questions, teacher keys and criteria after the relevant attempts. Previously discussed cases are practice; protect the separately selected independent task.</w:t>
+      </w:r>
+    </w:p>
+    <w:p>
       <w:pPr>
         <w:pStyle w:val="Heading3"/>
       </w:pPr>
       <w:r>
-        <w:t>Assess and explain the answers</w:t>
+        <w:t>Worked case answer</w:t>
       </w:r>
     </w:p>
     <w:p>
@@ -1983,12 +4123,31 @@
         <w:pStyle w:val="Heading3"/>
       </w:pPr>
       <w:r>
-        <w:t>Worked case answer</w:t>
-      </w:r>
-    </w:p>
-    <w:p>
-      <w:r>
-        <w:t>Check the exact edition and authoritative catalogue record. Record the supporting source.</w:t>
+        <w:t>Teacher key · Worked case answer</w:t>
+      </w:r>
+    </w:p>
+    <w:p>
+      <w:pPr>
+        <w:spacing w:line="336" w:lineRule="auto" w:after="180"/>
+        <w:shd w:fill="F1F6FC"/>
+      </w:pPr>
+      <w:r>
+        <w:rPr>
+          <w:b w:val="0"/>
+        </w:rPr>
+        <w:t xml:space="preserve">Check the exact edition and authoritative catalogue record. Record the supporting </w:t>
+      </w:r>
+      <w:r>
+        <w:rPr>
+          <w:b/>
+        </w:rPr>
+        <w:t>source</w:t>
+      </w:r>
+      <w:r>
+        <w:rPr>
+          <w:b w:val="0"/>
+        </w:rPr>
+        <w:t>.</w:t>
       </w:r>
     </w:p>
     <w:p>
@@ -2000,21 +4159,75 @@
       </w:r>
     </w:p>
     <w:p>
-      <w:r>
-        <w:t>An answer cites a page about opening hours to support a claim about book prices. Is a citation enough? What must be checked?</w:t>
-      </w:r>
-    </w:p>
-    <w:p>
       <w:pPr>
         <w:pStyle w:val="Heading3"/>
       </w:pPr>
       <w:r>
+        <w:t>Independent question · withhold the key</w:t>
+      </w:r>
+    </w:p>
+    <w:p>
+      <w:pPr>
+        <w:spacing w:line="336" w:lineRule="auto" w:after="180"/>
+        <w:shd w:fill="F5F1FB"/>
+      </w:pPr>
+      <w:r>
+        <w:rPr>
+          <w:b w:val="0"/>
+        </w:rPr>
+        <w:t xml:space="preserve">An answer cites a page about opening hours to support a </w:t>
+      </w:r>
+      <w:r>
+        <w:rPr>
+          <w:b/>
+        </w:rPr>
+        <w:t>claim</w:t>
+      </w:r>
+      <w:r>
+        <w:rPr>
+          <w:b w:val="0"/>
+        </w:rPr>
+        <w:t xml:space="preserve"> about book prices. Is a citation enough? What must be checked?</w:t>
+      </w:r>
+    </w:p>
+    <w:p>
+      <w:pPr>
+        <w:pStyle w:val="Heading3"/>
+      </w:pPr>
+      <w:r>
         <w:t>Expected independent answer</w:t>
       </w:r>
     </w:p>
     <w:p>
-      <w:r>
-        <w:t>No. Inspect whether the cited passage directly supports the price claim and is relevant and current for the task.</w:t>
+      <w:pPr>
+        <w:pStyle w:val="Heading3"/>
+      </w:pPr>
+      <w:r>
+        <w:t>Teacher key · Expected independent answer</w:t>
+      </w:r>
+    </w:p>
+    <w:p>
+      <w:pPr>
+        <w:spacing w:line="336" w:lineRule="auto" w:after="180"/>
+        <w:shd w:fill="F1F6FC"/>
+      </w:pPr>
+      <w:r>
+        <w:rPr>
+          <w:b w:val="0"/>
+        </w:rPr>
+        <w:t xml:space="preserve">No. Inspect whether the cited passage directly supports the price </w:t>
+      </w:r>
+      <w:r>
+        <w:rPr>
+          <w:b/>
+        </w:rPr>
+        <w:t>claim</w:t>
+      </w:r>
+      <w:r>
+        <w:rPr>
+          <w:b w:val="0"/>
+        </w:rPr>
+        <w:t xml:space="preserve"> and is relevant and current for the task.</w:t>
       </w:r>
     </w:p>
     <w:p>
@@ -2252,8 +4465,49 @@
       </w:tr>
     </w:tbl>
     <w:p>
-      <w:r>
-        <w:t>Use 6/8 as a classroom checkpoint, with 2 required for both Result and Reasoning. This is a proposed teaching rule, not a validated certification threshold. Do not count a coached answer as independent mastery; correct unsafe or unsupported claims regardless of total.</w:t>
+      <w:pPr>
+        <w:spacing w:line="336" w:lineRule="auto" w:after="180"/>
+      </w:pPr>
+      <w:r>
+        <w:rPr>
+          <w:b w:val="0"/>
+        </w:rPr>
+        <w:t>Use 6/8 as a classroom checkpoint, with 2 required for both Result and Reasoning. This is a proposed teaching rule, not a validated certification threshold.</w:t>
+      </w:r>
+    </w:p>
+    <w:p>
+      <w:pPr>
+        <w:spacing w:line="336" w:lineRule="auto" w:after="180"/>
+      </w:pPr>
+      <w:r>
+        <w:rPr>
+          <w:b w:val="0"/>
+        </w:rPr>
+        <w:t xml:space="preserve">Do not count a coached answer as </w:t>
+      </w:r>
+      <w:r>
+        <w:rPr>
+          <w:b/>
+        </w:rPr>
+        <w:t>independent</w:t>
+      </w:r>
+      <w:r>
+        <w:rPr>
+          <w:b w:val="0"/>
+        </w:rPr>
+        <w:t xml:space="preserve"> mastery; correct unsafe or unsupported </w:t>
+      </w:r>
+      <w:r>
+        <w:rPr>
+          <w:b/>
+        </w:rPr>
+        <w:t>claim</w:t>
+      </w:r>
+      <w:r>
+        <w:rPr>
+          <w:b w:val="0"/>
+        </w:rPr>
+        <w:t>s regardless of total.</w:t>
       </w:r>
     </w:p>
     <w:p>
@@ -2265,8 +4519,50 @@
       </w:r>
     </w:p>
     <w:p>
-      <w:r>
-        <w:t>Ask the learner to find the evidence that challenges this claim: “Any citation proves any nearby claim.” Keep the first attempt and an uncoached retry separate.</w:t>
+      <w:pPr>
+        <w:spacing w:line="336" w:lineRule="auto" w:after="180"/>
+      </w:pPr>
+      <w:r>
+        <w:rPr>
+          <w:b w:val="0"/>
+        </w:rPr>
+        <w:t xml:space="preserve">Ask the learner to find the </w:t>
+      </w:r>
+      <w:r>
+        <w:rPr>
+          <w:b/>
+        </w:rPr>
+        <w:t>evidence</w:t>
+      </w:r>
+      <w:r>
+        <w:rPr>
+          <w:b w:val="0"/>
+        </w:rPr>
+        <w:t xml:space="preserve"> that challenges this </w:t>
+      </w:r>
+      <w:r>
+        <w:rPr>
+          <w:b/>
+        </w:rPr>
+        <w:t>claim</w:t>
+      </w:r>
+      <w:r>
+        <w:rPr>
+          <w:b w:val="0"/>
+        </w:rPr>
+        <w:t xml:space="preserve">: “Any citation proves any nearby </w:t>
+      </w:r>
+      <w:r>
+        <w:rPr>
+          <w:b/>
+        </w:rPr>
+        <w:t>claim</w:t>
+      </w:r>
+      <w:r>
+        <w:rPr>
+          <w:b w:val="0"/>
+        </w:rPr>
+        <w:t>.” Keep the first attempt and an uncoached retry separate.</w:t>
       </w:r>
     </w:p>
     <w:p>
@@ -2278,15 +4574,42 @@
       </w:r>
     </w:p>
     <w:p>
-      <w:r>
-        <w:t>Identify ISBN or edition and consult its authoritative record or the supplied book. Report the supported page count for that edition; if unresolved, state uncertainty. Averaging conflicting records invents a value that may match no actual edition.</w:t>
-      </w:r>
-    </w:p>
-    <w:p>
       <w:pPr>
         <w:pStyle w:val="Heading3"/>
       </w:pPr>
       <w:r>
+        <w:t>Teacher key · Original transfer answer</w:t>
+      </w:r>
+    </w:p>
+    <w:p>
+      <w:pPr>
+        <w:spacing w:line="336" w:lineRule="auto" w:after="180"/>
+        <w:shd w:fill="F1F6FC"/>
+      </w:pPr>
+      <w:r>
+        <w:rPr>
+          <w:b w:val="0"/>
+        </w:rPr>
+        <w:t>Identify ISBN or edition and consult its authoritative record or the supplied book. Report the supported page count for that edition; if unresolved, state uncertainty.</w:t>
+      </w:r>
+    </w:p>
+    <w:p>
+      <w:pPr>
+        <w:spacing w:line="336" w:lineRule="auto" w:after="180"/>
+        <w:shd w:fill="F1F6FC"/>
+      </w:pPr>
+      <w:r>
+        <w:rPr>
+          <w:b w:val="0"/>
+        </w:rPr>
+        <w:t>Averaging conflicting records invents a value that may match no actual edition.</w:t>
+      </w:r>
+    </w:p>
+    <w:p>
+      <w:pPr>
+        <w:pStyle w:val="Heading3"/>
+      </w:pPr>
+      <w:r>
         <w:t>Explanations for the additional workbook examples</w:t>
       </w:r>
     </w:p>
@@ -2299,111 +4622,699 @@
       </w:r>
     </w:p>
     <w:p>
-      <w:r>
-        <w:t>Explain the weekly mechanism in your own words. Use the worked scenario to name its input, decision rule and output.</w:t>
-      </w:r>
-    </w:p>
-    <w:p>
-      <w:r>
-        <w:t>Teacher explanation: Citation evaluation checks source existence, exact passage support and coverage of answer claims. A real citation can still be irrelevant. For this classroom rubric count a claim as supported only when its cited passage entails it. Separately count correct citation links. Use the number of factual claims as the support denominator.</w:t>
-      </w:r>
-    </w:p>
-    <w:p>
       <w:pPr>
         <w:pStyle w:val="Heading3"/>
       </w:pPr>
       <w:r>
+        <w:t>Workbook question · W1</w:t>
+      </w:r>
+    </w:p>
+    <w:p>
+      <w:pPr>
+        <w:spacing w:line="336" w:lineRule="auto" w:after="180"/>
+        <w:shd w:fill="F5F1FB"/>
+      </w:pPr>
+      <w:r>
+        <w:rPr>
+          <w:b w:val="0"/>
+        </w:rPr>
+        <w:t xml:space="preserve">Explain the weekly </w:t>
+      </w:r>
+      <w:r>
+        <w:rPr>
+          <w:b/>
+        </w:rPr>
+        <w:t>mechanism</w:t>
+      </w:r>
+      <w:r>
+        <w:rPr>
+          <w:b w:val="0"/>
+        </w:rPr>
+        <w:t xml:space="preserve"> in your own words. Use the worked scenario to name its </w:t>
+      </w:r>
+      <w:r>
+        <w:rPr>
+          <w:b/>
+        </w:rPr>
+        <w:t>input</w:t>
+      </w:r>
+      <w:r>
+        <w:rPr>
+          <w:b w:val="0"/>
+        </w:rPr>
+        <w:t xml:space="preserve">, decision rule and </w:t>
+      </w:r>
+      <w:r>
+        <w:rPr>
+          <w:b/>
+        </w:rPr>
+        <w:t>output</w:t>
+      </w:r>
+      <w:r>
+        <w:rPr>
+          <w:b w:val="0"/>
+        </w:rPr>
+        <w:t>.</w:t>
+      </w:r>
+    </w:p>
+    <w:p>
+      <w:pPr>
+        <w:pStyle w:val="Heading3"/>
+      </w:pPr>
+      <w:r>
+        <w:t>Teacher reasoning · W1</w:t>
+      </w:r>
+    </w:p>
+    <w:p>
+      <w:pPr>
+        <w:spacing w:line="336" w:lineRule="auto" w:after="180"/>
+        <w:shd w:fill="F1F6FC"/>
+      </w:pPr>
+      <w:r>
+        <w:rPr>
+          <w:b w:val="0"/>
+        </w:rPr>
+        <w:t xml:space="preserve">Teacher explanation: Citation evaluation checks </w:t>
+      </w:r>
+      <w:r>
+        <w:rPr>
+          <w:b/>
+        </w:rPr>
+        <w:t>source</w:t>
+      </w:r>
+      <w:r>
+        <w:rPr>
+          <w:b w:val="0"/>
+        </w:rPr>
+        <w:t xml:space="preserve"> existence, exact passage support and coverage of answer </w:t>
+      </w:r>
+      <w:r>
+        <w:rPr>
+          <w:b/>
+        </w:rPr>
+        <w:t>claim</w:t>
+      </w:r>
+      <w:r>
+        <w:rPr>
+          <w:b w:val="0"/>
+        </w:rPr>
+        <w:t>s. A real citation can still be irrelevant.</w:t>
+      </w:r>
+    </w:p>
+    <w:p>
+      <w:pPr>
+        <w:spacing w:line="336" w:lineRule="auto" w:after="180"/>
+        <w:shd w:fill="F1F6FC"/>
+      </w:pPr>
+      <w:r>
+        <w:rPr>
+          <w:b w:val="0"/>
+        </w:rPr>
+        <w:t xml:space="preserve">For this classroom rubric count a </w:t>
+      </w:r>
+      <w:r>
+        <w:rPr>
+          <w:b/>
+        </w:rPr>
+        <w:t>claim</w:t>
+      </w:r>
+      <w:r>
+        <w:rPr>
+          <w:b w:val="0"/>
+        </w:rPr>
+        <w:t xml:space="preserve"> as supported only when its cited passage entails it. Separately count correct citation links. Use the number of factual </w:t>
+      </w:r>
+      <w:r>
+        <w:rPr>
+          <w:b/>
+        </w:rPr>
+        <w:t>claim</w:t>
+      </w:r>
+      <w:r>
+        <w:rPr>
+          <w:b w:val="0"/>
+        </w:rPr>
+        <w:t>s as the support denominator.</w:t>
+      </w:r>
+    </w:p>
+    <w:p>
+      <w:pPr>
+        <w:pStyle w:val="Heading3"/>
+      </w:pPr>
+      <w:r>
         <w:t>W2 Trace the worked case</w:t>
       </w:r>
     </w:p>
     <w:p>
-      <w:r>
-        <w:t>An answer has four factual claims. Three have citations, but only two are supported by their cited passages. All links exist. Show the intermediate steps and give the conclusion with its scope.</w:t>
-      </w:r>
-    </w:p>
-    <w:p>
-      <w:r>
-        <w:t>Teacher explanation: Claim support is 2/4=50%; citation presence is 3/4=75%; link existence among three citations is 3/3. These measure different failures.</w:t>
-      </w:r>
-    </w:p>
-    <w:p>
       <w:pPr>
         <w:pStyle w:val="Heading3"/>
       </w:pPr>
       <w:r>
+        <w:t>Workbook question · W2</w:t>
+      </w:r>
+    </w:p>
+    <w:p>
+      <w:pPr>
+        <w:spacing w:line="336" w:lineRule="auto" w:after="180"/>
+        <w:shd w:fill="F5F1FB"/>
+      </w:pPr>
+      <w:r>
+        <w:rPr>
+          <w:b w:val="0"/>
+        </w:rPr>
+        <w:t xml:space="preserve">An answer has four factual </w:t>
+      </w:r>
+      <w:r>
+        <w:rPr>
+          <w:b/>
+        </w:rPr>
+        <w:t>claim</w:t>
+      </w:r>
+      <w:r>
+        <w:rPr>
+          <w:b w:val="0"/>
+        </w:rPr>
+        <w:t>s. Three have citations, but only two are supported by their cited passages. All links exist. Show the intermediate steps and give the conclusion with its scope.</w:t>
+      </w:r>
+    </w:p>
+    <w:p>
+      <w:pPr>
+        <w:pStyle w:val="Heading3"/>
+      </w:pPr>
+      <w:r>
+        <w:t>Teacher reasoning · W2</w:t>
+      </w:r>
+    </w:p>
+    <w:p>
+      <w:pPr>
+        <w:spacing w:line="336" w:lineRule="auto" w:after="180"/>
+        <w:shd w:fill="F1F6FC"/>
+      </w:pPr>
+      <w:r>
+        <w:rPr>
+          <w:b w:val="0"/>
+        </w:rPr>
+        <w:t xml:space="preserve">Teacher explanation: </w:t>
+      </w:r>
+      <w:r>
+        <w:rPr>
+          <w:b/>
+        </w:rPr>
+        <w:t>Claim</w:t>
+      </w:r>
+      <w:r>
+        <w:rPr>
+          <w:b w:val="0"/>
+        </w:rPr>
+        <w:t xml:space="preserve"> support is 2/4=50%; citation presence is 3/4=75%; link existence among three citations is 3/3. These measure different failures.</w:t>
+      </w:r>
+    </w:p>
+    <w:p>
+      <w:pPr>
+        <w:pStyle w:val="Heading3"/>
+      </w:pPr>
+      <w:r>
         <w:t>W3 Audit the limit</w:t>
       </w:r>
     </w:p>
     <w:p>
-      <w:r>
-        <w:t>A report omits this qualification: Citation counts do not establish truth beyond the supplied sources or the correctness of uncited claims. Explain how omitting it could change a reader's interpretation, and write an accurate replacement.</w:t>
-      </w:r>
-    </w:p>
-    <w:p>
-      <w:r>
-        <w:t>Teacher explanation: Citation counts do not establish truth beyond the supplied sources or the correctness of uncited claims. State the observed result separately from the unverified or out-of-scope claim; preserve the original evidence rather than inventing a missing fact.</w:t>
-      </w:r>
-    </w:p>
-    <w:p>
       <w:pPr>
         <w:pStyle w:val="Heading3"/>
       </w:pPr>
       <w:r>
+        <w:t>Workbook question · W3</w:t>
+      </w:r>
+    </w:p>
+    <w:p>
+      <w:pPr>
+        <w:spacing w:line="336" w:lineRule="auto" w:after="180"/>
+        <w:shd w:fill="F5F1FB"/>
+      </w:pPr>
+      <w:r>
+        <w:rPr>
+          <w:b w:val="0"/>
+        </w:rPr>
+        <w:t xml:space="preserve">A report omits this qualification: Citation counts do not establish truth beyond the supplied </w:t>
+      </w:r>
+      <w:r>
+        <w:rPr>
+          <w:b/>
+        </w:rPr>
+        <w:t>source</w:t>
+      </w:r>
+      <w:r>
+        <w:rPr>
+          <w:b w:val="0"/>
+        </w:rPr>
+        <w:t xml:space="preserve">s or the correctness of uncited </w:t>
+      </w:r>
+      <w:r>
+        <w:rPr>
+          <w:b/>
+        </w:rPr>
+        <w:t>claim</w:t>
+      </w:r>
+      <w:r>
+        <w:rPr>
+          <w:b w:val="0"/>
+        </w:rPr>
+        <w:t>s.</w:t>
+      </w:r>
+    </w:p>
+    <w:p>
+      <w:pPr>
+        <w:spacing w:line="336" w:lineRule="auto" w:after="180"/>
+        <w:shd w:fill="F5F1FB"/>
+      </w:pPr>
+      <w:r>
+        <w:rPr>
+          <w:b w:val="0"/>
+        </w:rPr>
+        <w:t>Explain how omitting it could change a reader's interpretation, and write an accurate replacement.</w:t>
+      </w:r>
+    </w:p>
+    <w:p>
+      <w:pPr>
+        <w:pStyle w:val="Heading3"/>
+      </w:pPr>
+      <w:r>
+        <w:t>Teacher reasoning · W3</w:t>
+      </w:r>
+    </w:p>
+    <w:p>
+      <w:pPr>
+        <w:spacing w:line="336" w:lineRule="auto" w:after="180"/>
+        <w:shd w:fill="F1F6FC"/>
+      </w:pPr>
+      <w:r>
+        <w:rPr>
+          <w:b w:val="0"/>
+        </w:rPr>
+        <w:t xml:space="preserve">Teacher explanation: Citation counts do not establish truth beyond the supplied </w:t>
+      </w:r>
+      <w:r>
+        <w:rPr>
+          <w:b/>
+        </w:rPr>
+        <w:t>source</w:t>
+      </w:r>
+      <w:r>
+        <w:rPr>
+          <w:b w:val="0"/>
+        </w:rPr>
+        <w:t xml:space="preserve">s or the correctness of uncited </w:t>
+      </w:r>
+      <w:r>
+        <w:rPr>
+          <w:b/>
+        </w:rPr>
+        <w:t>claim</w:t>
+      </w:r>
+      <w:r>
+        <w:rPr>
+          <w:b w:val="0"/>
+        </w:rPr>
+        <w:t>s.</w:t>
+      </w:r>
+    </w:p>
+    <w:p>
+      <w:pPr>
+        <w:spacing w:line="336" w:lineRule="auto" w:after="180"/>
+        <w:shd w:fill="F1F6FC"/>
+      </w:pPr>
+      <w:r>
+        <w:rPr>
+          <w:b w:val="0"/>
+        </w:rPr>
+        <w:t xml:space="preserve">State the observed result separately from the unverified or out-of-scope </w:t>
+      </w:r>
+      <w:r>
+        <w:rPr>
+          <w:b/>
+        </w:rPr>
+        <w:t>claim</w:t>
+      </w:r>
+      <w:r>
+        <w:rPr>
+          <w:b w:val="0"/>
+        </w:rPr>
+        <w:t xml:space="preserve">; preserve the original </w:t>
+      </w:r>
+      <w:r>
+        <w:rPr>
+          <w:b/>
+        </w:rPr>
+        <w:t>evidence</w:t>
+      </w:r>
+      <w:r>
+        <w:rPr>
+          <w:b w:val="0"/>
+        </w:rPr>
+        <w:t xml:space="preserve"> rather than inventing a missing fact.</w:t>
+      </w:r>
+    </w:p>
+    <w:p>
+      <w:pPr>
+        <w:pStyle w:val="Heading3"/>
+      </w:pPr>
+      <w:r>
         <w:t>W4 Apply a new case independently</w:t>
       </w:r>
     </w:p>
     <w:p>
-      <w:r>
-        <w:t>Five claims; four cited; three supported by cited passages; one cited ID is nonexistent. Compute support and citation presence and explain link limits.</w:t>
-      </w:r>
-    </w:p>
-    <w:p>
-      <w:r>
-        <w:t>Teacher explanation: Support=3/5=60%; citation presence=4/5=80%. Link checks reject the nonexistent ID; remaining real links still need entailment checks.</w:t>
-      </w:r>
-    </w:p>
-    <w:p>
       <w:pPr>
         <w:pStyle w:val="Heading3"/>
       </w:pPr>
       <w:r>
+        <w:t>Workbook question · W4</w:t>
+      </w:r>
+    </w:p>
+    <w:p>
+      <w:pPr>
+        <w:spacing w:line="336" w:lineRule="auto" w:after="180"/>
+        <w:shd w:fill="F5F1FB"/>
+      </w:pPr>
+      <w:r>
+        <w:rPr>
+          <w:b w:val="0"/>
+        </w:rPr>
+        <w:t xml:space="preserve">Five </w:t>
+      </w:r>
+      <w:r>
+        <w:rPr>
+          <w:b/>
+        </w:rPr>
+        <w:t>claim</w:t>
+      </w:r>
+      <w:r>
+        <w:rPr>
+          <w:b w:val="0"/>
+        </w:rPr>
+        <w:t>s; four cited; three supported by cited passages; one cited ID is nonexistent. Compute support and citation presence and explain link limits.</w:t>
+      </w:r>
+    </w:p>
+    <w:p>
+      <w:pPr>
+        <w:pStyle w:val="Heading3"/>
+      </w:pPr>
+      <w:r>
+        <w:t>Teacher reasoning · W4</w:t>
+      </w:r>
+    </w:p>
+    <w:p>
+      <w:pPr>
+        <w:spacing w:line="336" w:lineRule="auto" w:after="180"/>
+        <w:shd w:fill="F1F6FC"/>
+      </w:pPr>
+      <w:r>
+        <w:rPr>
+          <w:b w:val="0"/>
+        </w:rPr>
+        <w:t>Teacher explanation: Support=3/5=</w:t>
+      </w:r>
+      <w:r>
+        <w:rPr>
+          <w:b/>
+        </w:rPr>
+        <w:t>60%</w:t>
+      </w:r>
+      <w:r>
+        <w:rPr>
+          <w:b w:val="0"/>
+        </w:rPr>
+        <w:t>; citation presence=4/5=</w:t>
+      </w:r>
+      <w:r>
+        <w:rPr>
+          <w:b/>
+        </w:rPr>
+        <w:t>80%</w:t>
+      </w:r>
+      <w:r>
+        <w:rPr>
+          <w:b w:val="0"/>
+        </w:rPr>
+        <w:t xml:space="preserve">. Link checks reject the nonexistent ID; remaining real links still need </w:t>
+      </w:r>
+      <w:r>
+        <w:rPr>
+          <w:b/>
+        </w:rPr>
+        <w:t>entailment</w:t>
+      </w:r>
+      <w:r>
+        <w:rPr>
+          <w:b w:val="0"/>
+        </w:rPr>
+        <w:t xml:space="preserve"> checks.</w:t>
+      </w:r>
+    </w:p>
+    <w:p>
+      <w:pPr>
+        <w:pStyle w:val="Heading3"/>
+      </w:pPr>
+      <w:r>
         <w:t>W5 Design a revealing follow-up</w:t>
       </w:r>
     </w:p>
     <w:p>
-      <w:r>
-        <w:t>For the worked scenario, propose one additional case that could reveal a failure, describe its expected outcome before running it, and explain what would need to remain fixed for a fair comparison. Do not reuse W4 as a new final test after receiving feedback.</w:t>
-      </w:r>
-    </w:p>
-    <w:p>
-      <w:r>
-        <w:t>Teacher explanation: Accept a concrete variant of the worked input or a missing/conflicting/boundary condition, with an expectation derived from the declared procedure. Require preserved settings, original outputs and data roles. Citation counts do not establish truth beyond the supplied sources or the correctness of uncited claims. The new case should test this particular mechanism rather than merely restate the original result.</w:t>
-      </w:r>
-    </w:p>
-    <w:p>
       <w:pPr>
         <w:pStyle w:val="Heading3"/>
       </w:pPr>
       <w:r>
+        <w:t>Workbook question · W5</w:t>
+      </w:r>
+    </w:p>
+    <w:p>
+      <w:pPr>
+        <w:spacing w:line="336" w:lineRule="auto" w:after="180"/>
+        <w:shd w:fill="F5F1FB"/>
+      </w:pPr>
+      <w:r>
+        <w:rPr>
+          <w:b w:val="0"/>
+        </w:rPr>
+        <w:t>For the worked scenario, propose one additional case that could reveal a failure, describe its expected outcome before running it, and explain what would need to remain fixed for a fair comparison.</w:t>
+      </w:r>
+    </w:p>
+    <w:p>
+      <w:pPr>
+        <w:spacing w:line="336" w:lineRule="auto" w:after="180"/>
+        <w:shd w:fill="F5F1FB"/>
+      </w:pPr>
+      <w:r>
+        <w:rPr>
+          <w:b w:val="0"/>
+        </w:rPr>
+        <w:t>Do not reuse W4 as a new final test after receiving feedback.</w:t>
+      </w:r>
+    </w:p>
+    <w:p>
+      <w:pPr>
+        <w:pStyle w:val="Heading3"/>
+      </w:pPr>
+      <w:r>
+        <w:t>Teacher reasoning · W5</w:t>
+      </w:r>
+    </w:p>
+    <w:p>
+      <w:pPr>
+        <w:spacing w:line="336" w:lineRule="auto" w:after="180"/>
+        <w:shd w:fill="F1F6FC"/>
+      </w:pPr>
+      <w:r>
+        <w:rPr>
+          <w:b w:val="0"/>
+        </w:rPr>
+        <w:t xml:space="preserve">Teacher explanation: Accept a concrete variant of the worked </w:t>
+      </w:r>
+      <w:r>
+        <w:rPr>
+          <w:b/>
+        </w:rPr>
+        <w:t>input</w:t>
+      </w:r>
+      <w:r>
+        <w:rPr>
+          <w:b w:val="0"/>
+        </w:rPr>
+        <w:t xml:space="preserve"> or a missing/conflicting/boundary condition, with an expectation derived from the declared procedure.</w:t>
+      </w:r>
+    </w:p>
+    <w:p>
+      <w:pPr>
+        <w:spacing w:line="336" w:lineRule="auto" w:after="180"/>
+        <w:shd w:fill="F1F6FC"/>
+      </w:pPr>
+      <w:r>
+        <w:rPr>
+          <w:b w:val="0"/>
+        </w:rPr>
+        <w:t xml:space="preserve">Require preserved settings, original </w:t>
+      </w:r>
+      <w:r>
+        <w:rPr>
+          <w:b/>
+        </w:rPr>
+        <w:t>output</w:t>
+      </w:r>
+      <w:r>
+        <w:rPr>
+          <w:b w:val="0"/>
+        </w:rPr>
+        <w:t xml:space="preserve">s and data roles. Citation counts do not establish truth beyond the supplied </w:t>
+      </w:r>
+      <w:r>
+        <w:rPr>
+          <w:b/>
+        </w:rPr>
+        <w:t>source</w:t>
+      </w:r>
+      <w:r>
+        <w:rPr>
+          <w:b w:val="0"/>
+        </w:rPr>
+        <w:t xml:space="preserve">s or the correctness of uncited </w:t>
+      </w:r>
+      <w:r>
+        <w:rPr>
+          <w:b/>
+        </w:rPr>
+        <w:t>claim</w:t>
+      </w:r>
+      <w:r>
+        <w:rPr>
+          <w:b w:val="0"/>
+        </w:rPr>
+        <w:t>s.</w:t>
+      </w:r>
+    </w:p>
+    <w:p>
+      <w:pPr>
+        <w:spacing w:line="336" w:lineRule="auto" w:after="180"/>
+        <w:shd w:fill="F1F6FC"/>
+      </w:pPr>
+      <w:r>
+        <w:rPr>
+          <w:b w:val="0"/>
+        </w:rPr>
+        <w:t xml:space="preserve">The new case should test this particular </w:t>
+      </w:r>
+      <w:r>
+        <w:rPr>
+          <w:b/>
+        </w:rPr>
+        <w:t>mechanism</w:t>
+      </w:r>
+      <w:r>
+        <w:rPr>
+          <w:b w:val="0"/>
+        </w:rPr>
+        <w:t xml:space="preserve"> rather than merely restate the original result.</w:t>
+      </w:r>
+    </w:p>
+    <w:p>
+      <w:pPr>
+        <w:pStyle w:val="Heading3"/>
+      </w:pPr>
+      <w:r>
         <w:t>Assess independent transfer</w:t>
       </w:r>
     </w:p>
     <w:p>
-      <w:r>
-        <w:t>Selected case: Five claims; four cited; three supported by cited passages; one cited ID is nonexistent. Compute support and citation presence and explain link limits.</w:t>
-      </w:r>
-    </w:p>
-    <w:p>
       <w:pPr>
         <w:pStyle w:val="Heading3"/>
       </w:pPr>
       <w:r>
+        <w:t>Independent question · withhold the key</w:t>
+      </w:r>
+    </w:p>
+    <w:p>
+      <w:pPr>
+        <w:spacing w:line="336" w:lineRule="auto" w:after="180"/>
+        <w:shd w:fill="F5F1FB"/>
+      </w:pPr>
+      <w:r>
+        <w:rPr>
+          <w:b w:val="0"/>
+        </w:rPr>
+        <w:t xml:space="preserve">Selected case: Five </w:t>
+      </w:r>
+      <w:r>
+        <w:rPr>
+          <w:b/>
+        </w:rPr>
+        <w:t>claim</w:t>
+      </w:r>
+      <w:r>
+        <w:rPr>
+          <w:b w:val="0"/>
+        </w:rPr>
+        <w:t>s; four cited; three supported by cited passages; one cited ID is nonexistent. Compute support and citation presence and explain link limits.</w:t>
+      </w:r>
+    </w:p>
+    <w:p>
+      <w:pPr>
+        <w:pStyle w:val="Heading3"/>
+      </w:pPr>
+      <w:r>
         <w:t>Selected case answer</w:t>
       </w:r>
     </w:p>
     <w:p>
-      <w:r>
-        <w:t>Teacher explanation: Support=3/5=60%; citation presence=4/5=80%. Link checks reject the nonexistent ID; remaining real links still need entailment checks.</w:t>
+      <w:pPr>
+        <w:pStyle w:val="Heading3"/>
+      </w:pPr>
+      <w:r>
+        <w:t>Teacher key · Selected case answer</w:t>
+      </w:r>
+    </w:p>
+    <w:p>
+      <w:pPr>
+        <w:spacing w:line="336" w:lineRule="auto" w:after="180"/>
+        <w:shd w:fill="F1F6FC"/>
+      </w:pPr>
+      <w:r>
+        <w:rPr>
+          <w:b w:val="0"/>
+        </w:rPr>
+        <w:t>Teacher explanation: Support=3/5=</w:t>
+      </w:r>
+      <w:r>
+        <w:rPr>
+          <w:b/>
+        </w:rPr>
+        <w:t>60%</w:t>
+      </w:r>
+      <w:r>
+        <w:rPr>
+          <w:b w:val="0"/>
+        </w:rPr>
+        <w:t>; citation presence=4/5=</w:t>
+      </w:r>
+      <w:r>
+        <w:rPr>
+          <w:b/>
+        </w:rPr>
+        <w:t>80%</w:t>
+      </w:r>
+      <w:r>
+        <w:rPr>
+          <w:b w:val="0"/>
+        </w:rPr>
+        <w:t xml:space="preserve">. Link checks reject the nonexistent ID; remaining real links still need </w:t>
+      </w:r>
+      <w:r>
+        <w:rPr>
+          <w:b/>
+        </w:rPr>
+        <w:t>entailment</w:t>
+      </w:r>
+      <w:r>
+        <w:rPr>
+          <w:b w:val="0"/>
+        </w:rPr>
+        <w:t xml:space="preserve"> checks.</w:t>
       </w:r>
     </w:p>
     <w:tbl>
@@ -2509,21 +5420,89 @@
       </w:tr>
     </w:tbl>
     <w:p>
-      <w:r>
-        <w:t>Record each dimension as not yet, with support, or independent. Accept a valid alternative procedure with a defensible trace. Do not penalise an honestly recorded model failure if the learner correctly explains its evidence and limits.</w:t>
-      </w:r>
-    </w:p>
-    <w:p>
       <w:pPr>
         <w:pStyle w:val="Heading3"/>
       </w:pPr>
       <w:r>
+        <w:t>Teacher key · Selected case answer</w:t>
+      </w:r>
+    </w:p>
+    <w:p>
+      <w:pPr>
+        <w:spacing w:line="336" w:lineRule="auto" w:after="180"/>
+        <w:shd w:fill="F1F6FC"/>
+      </w:pPr>
+      <w:r>
+        <w:rPr>
+          <w:b w:val="0"/>
+        </w:rPr>
+        <w:t xml:space="preserve">Record each dimension as not yet, with support, or </w:t>
+      </w:r>
+      <w:r>
+        <w:rPr>
+          <w:b/>
+        </w:rPr>
+        <w:t>independent</w:t>
+      </w:r>
+      <w:r>
+        <w:rPr>
+          <w:b w:val="0"/>
+        </w:rPr>
+        <w:t>. Accept a valid alternative procedure with a defensible trace.</w:t>
+      </w:r>
+    </w:p>
+    <w:p>
+      <w:pPr>
+        <w:spacing w:line="336" w:lineRule="auto" w:after="180"/>
+        <w:shd w:fill="F1F6FC"/>
+      </w:pPr>
+      <w:r>
+        <w:rPr>
+          <w:b w:val="0"/>
+        </w:rPr>
+        <w:t xml:space="preserve">Do not penalise an honestly recorded model failure if the learner correctly explains its </w:t>
+      </w:r>
+      <w:r>
+        <w:rPr>
+          <w:b/>
+        </w:rPr>
+        <w:t>evidence</w:t>
+      </w:r>
+      <w:r>
+        <w:rPr>
+          <w:b w:val="0"/>
+        </w:rPr>
+        <w:t xml:space="preserve"> and limits.</w:t>
+      </w:r>
+    </w:p>
+    <w:p>
+      <w:pPr>
+        <w:pStyle w:val="Heading3"/>
+      </w:pPr>
+      <w:r>
         <w:t>Feedback that the learner uses</w:t>
       </w:r>
     </w:p>
     <w:p>
-      <w:r>
-        <w:t>Name the earliest unsupported step and give one action to repair it. Have the learner make that repair now and explain why. Then assess the relevant skill on a fresh, fully specified case. Confirm it was not previously practised with feedback; solve and check the new case before assigning it. A follow-up design prompt is a starting brief, not automatically an equivalent test.</w:t>
+      <w:pPr>
+        <w:spacing w:line="336" w:lineRule="auto" w:after="180"/>
+      </w:pPr>
+      <w:r>
+        <w:rPr>
+          <w:b w:val="0"/>
+        </w:rPr>
+        <w:t>Name the earliest unsupported step and give one action to repair it. Have the learner make that repair now and explain why. Then assess the relevant skill on a fresh, fully specified case.</w:t>
+      </w:r>
+    </w:p>
+    <w:p>
+      <w:pPr>
+        <w:spacing w:line="336" w:lineRule="auto" w:after="180"/>
+      </w:pPr>
+      <w:r>
+        <w:rPr>
+          <w:b w:val="0"/>
+        </w:rPr>
+        <w:t>Confirm it was not previously practised with feedback; solve and check the new case before assigning it. A follow-up design prompt is a starting brief, not automatically an equivalent test.</w:t>
       </w:r>
     </w:p>
     <w:p>
@@ -2535,11 +5514,74 @@
       </w:r>
     </w:p>
     <w:p>
+      <w:r>
+        <w:t>Connect Evidence and Sources to Transparent Book Recommender, adapt support and plan a later changed-case check.</w:t>
+      </w:r>
+    </w:p>
+    <w:p>
       <w:pPr>
         <w:pStyle w:val="Heading3"/>
       </w:pPr>
       <w:r>
-        <w:t>Connect and extend learning</w:t>
+        <w:t>Transparent Book Recommender</w:t>
+      </w:r>
+    </w:p>
+    <w:p>
+      <w:pPr>
+        <w:spacing w:line="336" w:lineRule="auto" w:after="180"/>
+      </w:pPr>
+      <w:r>
+        <w:rPr>
+          <w:b w:val="0"/>
+        </w:rPr>
+        <w:t xml:space="preserve">Separate profile-based ranking </w:t>
+      </w:r>
+      <w:r>
+        <w:rPr>
+          <w:b/>
+        </w:rPr>
+        <w:t>evidence</w:t>
+      </w:r>
+      <w:r>
+        <w:rPr>
+          <w:b w:val="0"/>
+        </w:rPr>
+        <w:t xml:space="preserve"> from factual book information and cite the latter.</w:t>
+      </w:r>
+    </w:p>
+    <w:p>
+      <w:pPr>
+        <w:spacing w:line="336" w:lineRule="auto" w:after="180"/>
+      </w:pPr>
+      <w:r>
+        <w:rPr>
+          <w:b w:val="0"/>
+        </w:rPr>
+        <w:t xml:space="preserve">Keep the decision, </w:t>
+      </w:r>
+      <w:r>
+        <w:rPr>
+          <w:b/>
+        </w:rPr>
+        <w:t>input</w:t>
+      </w:r>
+      <w:r>
+        <w:rPr>
+          <w:b w:val="0"/>
+        </w:rPr>
+        <w:t xml:space="preserve">, result, explanation and remaining limitation in the project </w:t>
+      </w:r>
+      <w:r>
+        <w:rPr>
+          <w:b/>
+        </w:rPr>
+        <w:t>evidence</w:t>
+      </w:r>
+      <w:r>
+        <w:rPr>
+          <w:b w:val="0"/>
+        </w:rPr>
+        <w:t xml:space="preserve"> record. Retrieve this record next week rather than restarting the project.</w:t>
       </w:r>
     </w:p>
     <w:p>
@@ -2547,17 +5589,18 @@
         <w:pStyle w:val="Heading3"/>
       </w:pPr>
       <w:r>
-        <w:t>Transparent Book Recommender</w:t>
-      </w:r>
-    </w:p>
-    <w:p>
-      <w:r>
-        <w:t>Separate profile-based ranking evidence from factual book information and cite the latter.</w:t>
-      </w:r>
-    </w:p>
-    <w:p>
-      <w:r>
-        <w:t>Keep the decision, input, result, explanation and remaining limitation in the project evidence record. Retrieve this record next week rather than restarting the project.</w:t>
+        <w:t>Support and stretch</w:t>
+      </w:r>
+    </w:p>
+    <w:p>
+      <w:pPr>
+        <w:spacing w:line="336" w:lineRule="auto" w:after="180"/>
+      </w:pPr>
+      <w:r>
+        <w:rPr>
+          <w:b w:val="0"/>
+        </w:rPr>
+        <w:t>Trace one record or condition at a time with counters and labelled columns. Stretch: introduce a tie, boundary or missing field and declare its handling policy before rerunning.</w:t>
       </w:r>
     </w:p>
     <w:p>
@@ -2565,12 +5608,42 @@
         <w:pStyle w:val="Heading3"/>
       </w:pPr>
       <w:r>
-        <w:t>Support and stretch</w:t>
-      </w:r>
-    </w:p>
-    <w:p>
-      <w:r>
-        <w:t>Trace one record or condition at a time with counters and labelled columns. Stretch: introduce a tie, boundary or missing field and declare its handling policy before rerunning.</w:t>
+        <w:t>Exit reflection</w:t>
+      </w:r>
+    </w:p>
+    <w:p>
+      <w:pPr>
+        <w:spacing w:line="336" w:lineRule="auto" w:after="180"/>
+      </w:pPr>
+      <w:r>
+        <w:rPr>
+          <w:b w:val="0"/>
+        </w:rPr>
+        <w:t xml:space="preserve">Ask for one decision the learner can now justify and one situation requiring more </w:t>
+      </w:r>
+      <w:r>
+        <w:rPr>
+          <w:b/>
+        </w:rPr>
+        <w:t>evidence</w:t>
+      </w:r>
+      <w:r>
+        <w:rPr>
+          <w:b w:val="0"/>
+        </w:rPr>
+        <w:t xml:space="preserve"> or human review. Confidence ratings are separate from correct </w:t>
+      </w:r>
+      <w:r>
+        <w:rPr>
+          <w:b/>
+        </w:rPr>
+        <w:t>independent</w:t>
+      </w:r>
+      <w:r>
+        <w:rPr>
+          <w:b w:val="0"/>
+        </w:rPr>
+        <w:t xml:space="preserve"> performance.</w:t>
       </w:r>
     </w:p>
     <w:p>
@@ -2578,12 +5651,30 @@
         <w:pStyle w:val="Heading3"/>
       </w:pPr>
       <w:r>
-        <w:t>Exit reflection</w:t>
-      </w:r>
-    </w:p>
-    <w:p>
-      <w:r>
-        <w:t>Ask for one decision the learner can now justify and one situation requiring more evidence or human review. Confidence ratings are separate from correct independent performance.</w:t>
+        <w:t>Bridge to the next week</w:t>
+      </w:r>
+    </w:p>
+    <w:p>
+      <w:pPr>
+        <w:spacing w:line="336" w:lineRule="auto" w:after="180"/>
+      </w:pPr>
+      <w:r>
+        <w:rPr>
+          <w:b w:val="0"/>
+        </w:rPr>
+        <w:t xml:space="preserve">Next: Week 30: Agents and Tools. Retrieve today’s </w:t>
+      </w:r>
+      <w:r>
+        <w:rPr>
+          <w:b/>
+        </w:rPr>
+        <w:t>evidence</w:t>
+      </w:r>
+      <w:r>
+        <w:rPr>
+          <w:b w:val="0"/>
+        </w:rPr>
+        <w:t xml:space="preserve"> and identify what carries forward and what is new.</w:t>
       </w:r>
     </w:p>
     <w:p>
@@ -2591,12 +5682,169 @@
         <w:pStyle w:val="Heading3"/>
       </w:pPr>
       <w:r>
-        <w:t>Bridge to the next week</w:t>
-      </w:r>
-    </w:p>
-    <w:p>
-      <w:r>
-        <w:t>Next: Week 30: Agents and Tools. Retrieve today’s evidence and identify what carries forward and what is new.</w:t>
+        <w:t>Support and fresh reassessment</w:t>
+      </w:r>
+    </w:p>
+    <w:p>
+      <w:pPr>
+        <w:spacing w:line="336" w:lineRule="auto" w:after="180"/>
+      </w:pPr>
+      <w:r>
+        <w:rPr>
+          <w:b w:val="0"/>
+        </w:rPr>
+        <w:t xml:space="preserve">Provide an </w:t>
+      </w:r>
+      <w:r>
+        <w:rPr>
+          <w:b/>
+        </w:rPr>
+        <w:t>input</w:t>
+      </w:r>
+      <w:r>
+        <w:rPr>
+          <w:b w:val="0"/>
+        </w:rPr>
+        <w:t>/procedure/result/limit frame and a calculator when needed. Ask students to identify the first step before completing the whole trace.</w:t>
+      </w:r>
+    </w:p>
+    <w:p>
+      <w:pPr>
+        <w:spacing w:line="336" w:lineRule="auto" w:after="180"/>
+      </w:pPr>
+      <w:r>
+        <w:rPr>
+          <w:b w:val="0"/>
+        </w:rPr>
+        <w:t xml:space="preserve">Extension: compare two concrete variants of this </w:t>
+      </w:r>
+      <w:r>
+        <w:rPr>
+          <w:b/>
+        </w:rPr>
+        <w:t>mechanism</w:t>
+      </w:r>
+      <w:r>
+        <w:rPr>
+          <w:b w:val="0"/>
+        </w:rPr>
+        <w:t xml:space="preserve"> while holding unrelated conditions fixed; report both successful and unsuccessful outcomes.</w:t>
+      </w:r>
+    </w:p>
+    <w:p>
+      <w:pPr>
+        <w:spacing w:line="336" w:lineRule="auto" w:after="180"/>
+      </w:pPr>
+      <w:r>
+        <w:rPr>
+          <w:b w:val="0"/>
+        </w:rPr>
+        <w:t>W4: Support=3/5=</w:t>
+      </w:r>
+      <w:r>
+        <w:rPr>
+          <w:b/>
+        </w:rPr>
+        <w:t>60%</w:t>
+      </w:r>
+      <w:r>
+        <w:rPr>
+          <w:b w:val="0"/>
+        </w:rPr>
+        <w:t>; citation presence=4/5=</w:t>
+      </w:r>
+      <w:r>
+        <w:rPr>
+          <w:b/>
+        </w:rPr>
+        <w:t>80%</w:t>
+      </w:r>
+      <w:r>
+        <w:rPr>
+          <w:b w:val="0"/>
+        </w:rPr>
+        <w:t xml:space="preserve">. Link checks reject the nonexistent ID; remaining real links still need </w:t>
+      </w:r>
+      <w:r>
+        <w:rPr>
+          <w:b/>
+        </w:rPr>
+        <w:t>entailment</w:t>
+      </w:r>
+      <w:r>
+        <w:rPr>
+          <w:b w:val="0"/>
+        </w:rPr>
+        <w:t xml:space="preserve"> checks. Require intermediate reasoning and the stated scope.</w:t>
+      </w:r>
+    </w:p>
+    <w:p>
+      <w:pPr>
+        <w:spacing w:line="336" w:lineRule="auto" w:after="180"/>
+      </w:pPr>
+      <w:r>
+        <w:rPr>
+          <w:b w:val="0"/>
+        </w:rPr>
+        <w:t xml:space="preserve">Fresh retry: Six </w:t>
+      </w:r>
+      <w:r>
+        <w:rPr>
+          <w:b/>
+        </w:rPr>
+        <w:t>claim</w:t>
+      </w:r>
+      <w:r>
+        <w:rPr>
+          <w:b w:val="0"/>
+        </w:rPr>
+        <w:t xml:space="preserve">s, five cited, four supported; all five links real. Expected reasoning: Support 4/6=2/3; citation presence 5/6; link existence 5/5 does not verify every </w:t>
+      </w:r>
+      <w:r>
+        <w:rPr>
+          <w:b/>
+        </w:rPr>
+        <w:t>claim</w:t>
+      </w:r>
+      <w:r>
+        <w:rPr>
+          <w:b w:val="0"/>
+        </w:rPr>
+        <w:t>.</w:t>
+      </w:r>
+    </w:p>
+    <w:p>
+      <w:pPr>
+        <w:spacing w:line="336" w:lineRule="auto" w:after="180"/>
+      </w:pPr>
+      <w:r>
+        <w:rPr>
+          <w:b w:val="0"/>
+        </w:rPr>
+        <w:t>If students need support, record it and reassess with another new case rather than awarding independence to a copied answer.</w:t>
+      </w:r>
+    </w:p>
+    <w:p>
+      <w:pPr>
+        <w:spacing w:line="336" w:lineRule="auto" w:after="180"/>
+      </w:pPr>
+      <w:r>
+        <w:rPr>
+          <w:b w:val="0"/>
+        </w:rPr>
+        <w:t xml:space="preserve">Next connection: Abstention and clarification. Preserve the current case record and retrieve its </w:t>
+      </w:r>
+      <w:r>
+        <w:rPr>
+          <w:b/>
+        </w:rPr>
+        <w:t>evidence</w:t>
+      </w:r>
+      <w:r>
+        <w:rPr>
+          <w:b w:val="0"/>
+        </w:rPr>
+        <w:t xml:space="preserve"> boundary before moving on.</w:t>
       </w:r>
     </w:p>
     <w:p>
@@ -2604,40 +5852,64 @@
         <w:pStyle w:val="Heading3"/>
       </w:pPr>
       <w:r>
-        <w:t>Support and fresh reassessment</w:t>
-      </w:r>
-    </w:p>
-    <w:p>
-      <w:r>
-        <w:t>Provide an input/procedure/result/limit frame and a calculator when needed. Ask students to identify the first step before completing the whole trace. Extension: compare two concrete variants of this mechanism while holding unrelated conditions fixed; report both successful and unsuccessful outcomes.</w:t>
-      </w:r>
-    </w:p>
-    <w:p>
-      <w:r>
-        <w:t>W4: Support=3/5=60%; citation presence=4/5=80%. Link checks reject the nonexistent ID; remaining real links still need entailment checks. Require intermediate reasoning and the stated scope. Fresh retry: Six claims, five cited, four supported; all five links real. Expected reasoning: Support 4/6=2/3; citation presence 5/6; link existence 5/5 does not verify every claim. If students need support, record it and reassess with another new case rather than awarding independence to a copied answer.</w:t>
-      </w:r>
-    </w:p>
-    <w:p>
-      <w:r>
-        <w:t>Next connection: Abstention and clarification. Preserve the current case record and retrieve its evidence boundary before moving on.</w:t>
-      </w:r>
-    </w:p>
-    <w:p>
-      <w:pPr>
-        <w:pStyle w:val="Heading3"/>
-      </w:pPr>
-      <w:r>
         <w:t>Plan the delayed return</w:t>
       </w:r>
     </w:p>
     <w:p>
-      <w:r>
-        <w:t>Suggested return points in this level: ai-2/30, ai-2/32, ai-2/35. Use actual classroom dates, adjusting for holidays and gaps. One, three and six teaching weeks are scheduling choices, not a claimed optimal spacing.</w:t>
-      </w:r>
-    </w:p>
-    <w:p>
-      <w:r>
-        <w:t>At a delayed check, ask for the idea from memory and a changed application. Compare with the earlier independent response and record support used. For a new level, revisit the previous capstone before checking the new prerequisites.</w:t>
+      <w:pPr>
+        <w:spacing w:line="336" w:lineRule="auto" w:after="180"/>
+      </w:pPr>
+      <w:r>
+        <w:rPr>
+          <w:b w:val="0"/>
+        </w:rPr>
+        <w:t xml:space="preserve">Suggested return points in this level: ai-2/30, ai-2/32, ai-2/35. Use actual classroom dates, adjusting for holidays and gaps. One, three and six teaching weeks are scheduling choices, not a </w:t>
+      </w:r>
+      <w:r>
+        <w:rPr>
+          <w:b/>
+        </w:rPr>
+        <w:t>claim</w:t>
+      </w:r>
+      <w:r>
+        <w:rPr>
+          <w:b w:val="0"/>
+        </w:rPr>
+        <w:t>ed optimal spacing.</w:t>
+      </w:r>
+    </w:p>
+    <w:p>
+      <w:pPr>
+        <w:spacing w:line="336" w:lineRule="auto" w:after="180"/>
+      </w:pPr>
+      <w:r>
+        <w:rPr>
+          <w:b w:val="0"/>
+        </w:rPr>
+        <w:t xml:space="preserve">At a delayed check, ask for the idea from memory and a changed application. Compare with the earlier </w:t>
+      </w:r>
+      <w:r>
+        <w:rPr>
+          <w:b/>
+        </w:rPr>
+        <w:t>independent</w:t>
+      </w:r>
+      <w:r>
+        <w:rPr>
+          <w:b w:val="0"/>
+        </w:rPr>
+        <w:t xml:space="preserve"> response and record support used.</w:t>
+      </w:r>
+    </w:p>
+    <w:p>
+      <w:pPr>
+        <w:spacing w:line="336" w:lineRule="auto" w:after="180"/>
+      </w:pPr>
+      <w:r>
+        <w:rPr>
+          <w:b w:val="0"/>
+        </w:rPr>
+        <w:t>For a new level, revisit the previous capstone before checking the new prerequisites.</w:t>
       </w:r>
     </w:p>
     <w:tbl>
@@ -2797,8 +6069,26 @@
       </w:tr>
     </w:tbl>
     <w:p>
-      <w:r>
-        <w:t>Use the evidence to choose reteaching or the next step. A completed page, confidence rating or attractive project does not by itself demonstrate understanding.</w:t>
+      <w:pPr>
+        <w:spacing w:line="336" w:lineRule="auto" w:after="180"/>
+      </w:pPr>
+      <w:r>
+        <w:rPr>
+          <w:b w:val="0"/>
+        </w:rPr>
+        <w:t xml:space="preserve">Use the </w:t>
+      </w:r>
+      <w:r>
+        <w:rPr>
+          <w:b/>
+        </w:rPr>
+        <w:t>evidence</w:t>
+      </w:r>
+      <w:r>
+        <w:rPr>
+          <w:b w:val="0"/>
+        </w:rPr>
+        <w:t xml:space="preserve"> to choose reteaching or the next step. A completed page, confidence rating or attractive project does not by itself demonstrate understanding.</w:t>
       </w:r>
     </w:p>
     <w:p>
@@ -2810,8 +6100,38 @@
       </w:r>
     </w:p>
     <w:p>
-      <w:r>
-        <w:t>Attach source IDs to recommender explanation facts and separately audit whether each source supports its precise statement.</w:t>
+      <w:pPr>
+        <w:spacing w:line="336" w:lineRule="auto" w:after="180"/>
+      </w:pPr>
+      <w:r>
+        <w:rPr>
+          <w:b w:val="0"/>
+        </w:rPr>
+        <w:t xml:space="preserve">Attach </w:t>
+      </w:r>
+      <w:r>
+        <w:rPr>
+          <w:b/>
+        </w:rPr>
+        <w:t>source</w:t>
+      </w:r>
+      <w:r>
+        <w:rPr>
+          <w:b w:val="0"/>
+        </w:rPr>
+        <w:t xml:space="preserve"> IDs to recommender explanation facts and separately audit whether each </w:t>
+      </w:r>
+      <w:r>
+        <w:rPr>
+          <w:b/>
+        </w:rPr>
+        <w:t>source</w:t>
+      </w:r>
+      <w:r>
+        <w:rPr>
+          <w:b w:val="0"/>
+        </w:rPr>
+        <w:t xml:space="preserve"> supports its precise statement.</w:t>
       </w:r>
     </w:p>
     <w:p>
@@ -2824,12 +6144,74 @@
     </w:p>
     <w:p>
       <w:r>
-        <w:t>Teaching target: Explain the mechanism and terminology of claim support and citation evaluation</w:t>
-      </w:r>
-    </w:p>
-    <w:p>
-      <w:r>
-        <w:t>Prepare the labelled worked-case picture, the matching workbook, fictional input cards and a place for individual responses. No paid AI account is required for the paper reasoning activities.</w:t>
+        <w:t>Use this preparation summary alongside the detailed Evidence and Sources lesson; it is a checklist rather than a replacement for the full sequence.</w:t>
+      </w:r>
+    </w:p>
+    <w:p>
+      <w:pPr>
+        <w:pStyle w:val="Heading3"/>
+      </w:pPr>
+      <w:r>
+        <w:t>Teaching target</w:t>
+      </w:r>
+    </w:p>
+    <w:p>
+      <w:pPr>
+        <w:spacing w:line="336" w:lineRule="auto" w:after="180"/>
+        <w:shd w:fill="EDF7F3"/>
+      </w:pPr>
+      <w:r>
+        <w:rPr>
+          <w:b w:val="0"/>
+        </w:rPr>
+        <w:t xml:space="preserve">Teaching target: Explain the </w:t>
+      </w:r>
+      <w:r>
+        <w:rPr>
+          <w:b/>
+        </w:rPr>
+        <w:t>mechanism</w:t>
+      </w:r>
+      <w:r>
+        <w:rPr>
+          <w:b w:val="0"/>
+        </w:rPr>
+        <w:t xml:space="preserve"> and terminology of </w:t>
+      </w:r>
+      <w:r>
+        <w:rPr>
+          <w:b/>
+        </w:rPr>
+        <w:t>claim</w:t>
+      </w:r>
+      <w:r>
+        <w:rPr>
+          <w:b w:val="0"/>
+        </w:rPr>
+        <w:t xml:space="preserve"> support and citation evaluation</w:t>
+      </w:r>
+    </w:p>
+    <w:p>
+      <w:pPr>
+        <w:spacing w:line="336" w:lineRule="auto" w:after="180"/>
+      </w:pPr>
+      <w:r>
+        <w:rPr>
+          <w:b w:val="0"/>
+        </w:rPr>
+        <w:t xml:space="preserve">Prepare the labelled worked-case picture, the matching workbook, fictional </w:t>
+      </w:r>
+      <w:r>
+        <w:rPr>
+          <w:b/>
+        </w:rPr>
+        <w:t>input</w:t>
+      </w:r>
+      <w:r>
+        <w:rPr>
+          <w:b w:val="0"/>
+        </w:rPr>
+        <w:t xml:space="preserve"> cards and a place for individual responses. No paid AI account is required for the paper reasoning activities.</w:t>
       </w:r>
     </w:p>
     <w:tbl>
@@ -2976,38 +6358,261 @@
       </w:tr>
     </w:tbl>
     <w:p>
-      <w:r>
-        <w:t>Before class, solve the supported practice: An answer has four factual claims. Three have citations, but only two are supported by their cited passages. All links exist. Show the intermediate steps and give the conclusion with its scope.</w:t>
-      </w:r>
-    </w:p>
-    <w:p>
-      <w:r>
-        <w:t>Reasoned practice answer: Teacher explanation: Claim support is 2/4=50%; citation presence is 3/4=75%; link existence among three citations is 3/3. These measure different failures.</w:t>
-      </w:r>
-    </w:p>
-    <w:p>
-      <w:r>
-        <w:t>Check every learner before discussion: Use the worked case for Claim support and citation evaluation. Proposed explanation: “The worked result establishes every future case”. Decide whether this explanation is supported. Point to the step or supplied fact that decides; explain your repair if needed.</w:t>
-      </w:r>
-    </w:p>
-    <w:p>
-      <w:r>
-        <w:t>Misconception repair: Citation counts do not establish truth beyond the supplied sources or the correctness of uncited claims.</w:t>
-      </w:r>
-    </w:p>
-    <w:p>
-      <w:r>
-        <w:t>Support: read the exact case aloud, enlarge the labelled picture, supply input cards and model only the first deciding step. Accept a spoken explanation or drawing; retain the reasoning goal.</w:t>
-      </w:r>
-    </w:p>
-    <w:p>
-      <w:r>
-        <w:t>Extension: Change the third claim to “the record does not assess suitability”. Require a prediction and a reason before comparing. Expected result: That statement accurately describes the supplied record’s limits. Reason: R gives pages and shelf only; it contains no suitability assessment.</w:t>
-      </w:r>
-    </w:p>
-    <w:p>
-      <w:r>
-        <w:t>Independent assessment: withhold the reserved answer until the learner has attempted the new case. Record support separately from correctness.</w:t>
+      <w:pPr>
+        <w:spacing w:line="336" w:lineRule="auto" w:after="180"/>
+      </w:pPr>
+      <w:r>
+        <w:rPr>
+          <w:b w:val="0"/>
+        </w:rPr>
+        <w:t xml:space="preserve">Before class, solve the supported practice: An answer has four factual </w:t>
+      </w:r>
+      <w:r>
+        <w:rPr>
+          <w:b/>
+        </w:rPr>
+        <w:t>claim</w:t>
+      </w:r>
+      <w:r>
+        <w:rPr>
+          <w:b w:val="0"/>
+        </w:rPr>
+        <w:t>s. Three have citations, but only two are supported by their cited passages. All links exist.</w:t>
+      </w:r>
+    </w:p>
+    <w:p>
+      <w:pPr>
+        <w:spacing w:line="336" w:lineRule="auto" w:after="180"/>
+      </w:pPr>
+      <w:r>
+        <w:rPr>
+          <w:b w:val="0"/>
+        </w:rPr>
+        <w:t>Show the intermediate steps and give the conclusion with its scope.</w:t>
+      </w:r>
+    </w:p>
+    <w:p>
+      <w:pPr>
+        <w:pStyle w:val="Heading3"/>
+      </w:pPr>
+      <w:r>
+        <w:t>Supported practice answer</w:t>
+      </w:r>
+    </w:p>
+    <w:p>
+      <w:pPr>
+        <w:spacing w:line="336" w:lineRule="auto" w:after="180"/>
+        <w:shd w:fill="F1F6FC"/>
+      </w:pPr>
+      <w:r>
+        <w:rPr>
+          <w:b w:val="0"/>
+        </w:rPr>
+        <w:t xml:space="preserve">Reasoned practice answer: Teacher explanation: </w:t>
+      </w:r>
+      <w:r>
+        <w:rPr>
+          <w:b/>
+        </w:rPr>
+        <w:t>Claim</w:t>
+      </w:r>
+      <w:r>
+        <w:rPr>
+          <w:b w:val="0"/>
+        </w:rPr>
+        <w:t xml:space="preserve"> support is 2/4=50%; citation presence is 3/4=75%; link existence among three citations is 3/3. These measure different failures.</w:t>
+      </w:r>
+    </w:p>
+    <w:p>
+      <w:pPr>
+        <w:spacing w:line="336" w:lineRule="auto" w:after="180"/>
+      </w:pPr>
+      <w:r>
+        <w:rPr>
+          <w:b w:val="0"/>
+        </w:rPr>
+        <w:t xml:space="preserve">Check every learner before discussion: Use the worked case for </w:t>
+      </w:r>
+      <w:r>
+        <w:rPr>
+          <w:b/>
+        </w:rPr>
+        <w:t>Claim</w:t>
+      </w:r>
+      <w:r>
+        <w:rPr>
+          <w:b w:val="0"/>
+        </w:rPr>
+        <w:t xml:space="preserve"> support and citation evaluation. Proposed explanation: “The worked result establishes every future case”. Decide whether this explanation is supported.</w:t>
+      </w:r>
+    </w:p>
+    <w:p>
+      <w:pPr>
+        <w:spacing w:line="336" w:lineRule="auto" w:after="180"/>
+      </w:pPr>
+      <w:r>
+        <w:rPr>
+          <w:b w:val="0"/>
+        </w:rPr>
+        <w:t>Point to the step or supplied fact that decides; explain your repair if needed.</w:t>
+      </w:r>
+    </w:p>
+    <w:p>
+      <w:pPr>
+        <w:pStyle w:val="Heading3"/>
+      </w:pPr>
+      <w:r>
+        <w:t>Repair the misconception</w:t>
+      </w:r>
+    </w:p>
+    <w:p>
+      <w:pPr>
+        <w:spacing w:line="336" w:lineRule="auto" w:after="180"/>
+        <w:shd w:fill="FFF5E6"/>
+      </w:pPr>
+      <w:r>
+        <w:rPr>
+          <w:b w:val="0"/>
+        </w:rPr>
+        <w:t xml:space="preserve">Misconception repair: Citation counts do not establish truth beyond the supplied </w:t>
+      </w:r>
+      <w:r>
+        <w:rPr>
+          <w:b/>
+        </w:rPr>
+        <w:t>source</w:t>
+      </w:r>
+      <w:r>
+        <w:rPr>
+          <w:b w:val="0"/>
+        </w:rPr>
+        <w:t xml:space="preserve">s or the correctness of uncited </w:t>
+      </w:r>
+      <w:r>
+        <w:rPr>
+          <w:b/>
+        </w:rPr>
+        <w:t>claim</w:t>
+      </w:r>
+      <w:r>
+        <w:rPr>
+          <w:b w:val="0"/>
+        </w:rPr>
+        <w:t>s.</w:t>
+      </w:r>
+    </w:p>
+    <w:p>
+      <w:pPr>
+        <w:pStyle w:val="Heading3"/>
+      </w:pPr>
+      <w:r>
+        <w:t>Support without giving away the answer</w:t>
+      </w:r>
+    </w:p>
+    <w:p>
+      <w:pPr>
+        <w:spacing w:line="336" w:lineRule="auto" w:after="180"/>
+        <w:shd w:fill="F1F6F8"/>
+      </w:pPr>
+      <w:r>
+        <w:rPr>
+          <w:b w:val="0"/>
+        </w:rPr>
+        <w:t xml:space="preserve">Support: read the exact case aloud, enlarge the labelled picture, supply </w:t>
+      </w:r>
+      <w:r>
+        <w:rPr>
+          <w:b/>
+        </w:rPr>
+        <w:t>input</w:t>
+      </w:r>
+      <w:r>
+        <w:rPr>
+          <w:b w:val="0"/>
+        </w:rPr>
+        <w:t xml:space="preserve"> cards and model only the first deciding step. Accept a spoken explanation or drawing; retain the reasoning goal.</w:t>
+      </w:r>
+    </w:p>
+    <w:p>
+      <w:pPr>
+        <w:pStyle w:val="Heading3"/>
+      </w:pPr>
+      <w:r>
+        <w:t>Extend the reasoning</w:t>
+      </w:r>
+    </w:p>
+    <w:p>
+      <w:pPr>
+        <w:spacing w:line="336" w:lineRule="auto" w:after="180"/>
+        <w:shd w:fill="F5F1FB"/>
+      </w:pPr>
+      <w:r>
+        <w:rPr>
+          <w:b w:val="0"/>
+        </w:rPr>
+        <w:t xml:space="preserve">Extension: Change the third </w:t>
+      </w:r>
+      <w:r>
+        <w:rPr>
+          <w:b/>
+        </w:rPr>
+        <w:t>claim</w:t>
+      </w:r>
+      <w:r>
+        <w:rPr>
+          <w:b w:val="0"/>
+        </w:rPr>
+        <w:t xml:space="preserve"> to “the record does not assess suitability”. Require a </w:t>
+      </w:r>
+      <w:r>
+        <w:rPr>
+          <w:b/>
+        </w:rPr>
+        <w:t>prediction</w:t>
+      </w:r>
+      <w:r>
+        <w:rPr>
+          <w:b w:val="0"/>
+        </w:rPr>
+        <w:t xml:space="preserve"> and a reason before comparing. Expected result: That statement accurately describes the supplied record’s limits.</w:t>
+      </w:r>
+    </w:p>
+    <w:p>
+      <w:pPr>
+        <w:spacing w:line="336" w:lineRule="auto" w:after="180"/>
+        <w:shd w:fill="F5F1FB"/>
+      </w:pPr>
+      <w:r>
+        <w:rPr>
+          <w:b w:val="0"/>
+        </w:rPr>
+        <w:t>Reason: R gives pages and shelf only; it contains no suitability assessment.</w:t>
+      </w:r>
+    </w:p>
+    <w:p>
+      <w:pPr>
+        <w:pStyle w:val="Heading3"/>
+      </w:pPr>
+      <w:r>
+        <w:t>Protect the independent attempt</w:t>
+      </w:r>
+    </w:p>
+    <w:p>
+      <w:pPr>
+        <w:spacing w:line="336" w:lineRule="auto" w:after="180"/>
+        <w:shd w:fill="FFF5E6"/>
+      </w:pPr>
+      <w:r>
+        <w:rPr>
+          <w:b/>
+        </w:rPr>
+        <w:t>Independent</w:t>
+      </w:r>
+      <w:r>
+        <w:rPr>
+          <w:b w:val="0"/>
+        </w:rPr>
+        <w:t xml:space="preserve"> assessment: withhold the reserved answer until the learner has attempted the new case. Record support separately from correctness.</w:t>
       </w:r>
     </w:p>
     <w:tbl>
@@ -3195,13 +6800,58 @@
       </w:tr>
     </w:tbl>
     <w:p>
-      <w:r>
-        <w:t>Project checkpoint: Prepare the demonstration. Gather reproducible instructions, evidence, access checks and remaining limitations.</w:t>
-      </w:r>
-    </w:p>
-    <w:p>
-      <w:r>
-        <w:t>Use the weekly teacher answer for topic-specific reasoning. A saved progress tick is an activity record; judge mastery from the learner’s explanation and evidence.</w:t>
+      <w:pPr>
+        <w:pStyle w:val="Heading3"/>
+      </w:pPr>
+      <w:r>
+        <w:t>Project checkpoint</w:t>
+      </w:r>
+    </w:p>
+    <w:p>
+      <w:pPr>
+        <w:spacing w:line="336" w:lineRule="auto" w:after="180"/>
+        <w:shd w:fill="EDF7F3"/>
+      </w:pPr>
+      <w:r>
+        <w:rPr>
+          <w:b w:val="0"/>
+        </w:rPr>
+        <w:t xml:space="preserve">Project checkpoint: Prepare the demonstration. Gather reproducible instructions, </w:t>
+      </w:r>
+      <w:r>
+        <w:rPr>
+          <w:b/>
+        </w:rPr>
+        <w:t>evidence</w:t>
+      </w:r>
+      <w:r>
+        <w:rPr>
+          <w:b w:val="0"/>
+        </w:rPr>
+        <w:t>, access checks and remaining limitations.</w:t>
+      </w:r>
+    </w:p>
+    <w:p>
+      <w:pPr>
+        <w:spacing w:line="336" w:lineRule="auto" w:after="180"/>
+      </w:pPr>
+      <w:r>
+        <w:rPr>
+          <w:b w:val="0"/>
+        </w:rPr>
+        <w:t xml:space="preserve">Use the weekly teacher answer for topic-specific reasoning. A saved progress tick is an activity record; judge mastery from the learner’s explanation and </w:t>
+      </w:r>
+      <w:r>
+        <w:rPr>
+          <w:b/>
+        </w:rPr>
+        <w:t>evidence</w:t>
+      </w:r>
+      <w:r>
+        <w:rPr>
+          <w:b w:val="0"/>
+        </w:rPr>
+        <w:t>.</w:t>
       </w:r>
     </w:p>
     <w:p>
@@ -3214,27 +6864,1175 @@
     </w:p>
     <w:p>
       <w:r>
-        <w:t>Use the two formative questions as supported practice, not as independent mastery scores. Discuss the deciding evidence rather than accepting a guessed selection.</w:t>
-      </w:r>
-    </w:p>
-    <w:p>
-      <w:r>
-        <w:t>The feedback comes from the reviewed public worked case. Do not reveal the separately reserved independent teacher answer until the learner has attempted that case.</w:t>
-      </w:r>
-    </w:p>
-    <w:p>
-      <w:r>
-        <w:t>Ask students to predict before running code. Preserve errors and actual outputs; collect a changed test and an explanation. The branch-boundary and indexing lessons deliberately include failure cases.</w:t>
-      </w:r>
-    </w:p>
-    <w:p>
-      <w:r>
+        <w:t>Use feedback, earlier review and portfolios purposefully. Apply the coding routine only when this lesson has an executable lab.</w:t>
+      </w:r>
+    </w:p>
+    <w:p>
+      <w:pPr>
+        <w:spacing w:line="336" w:lineRule="auto" w:after="180"/>
+      </w:pPr>
+      <w:r>
+        <w:rPr>
+          <w:b w:val="0"/>
+        </w:rPr>
+        <w:t xml:space="preserve">Use the two formative questions as supported practice, not as </w:t>
+      </w:r>
+      <w:r>
+        <w:rPr>
+          <w:b/>
+        </w:rPr>
+        <w:t>independent</w:t>
+      </w:r>
+      <w:r>
+        <w:rPr>
+          <w:b w:val="0"/>
+        </w:rPr>
+        <w:t xml:space="preserve"> mastery scores. Discuss the deciding </w:t>
+      </w:r>
+      <w:r>
+        <w:rPr>
+          <w:b/>
+        </w:rPr>
+        <w:t>evidence</w:t>
+      </w:r>
+      <w:r>
+        <w:rPr>
+          <w:b w:val="0"/>
+        </w:rPr>
+        <w:t xml:space="preserve"> rather than accepting a guessed selection.</w:t>
+      </w:r>
+    </w:p>
+    <w:p>
+      <w:pPr>
+        <w:spacing w:line="336" w:lineRule="auto" w:after="180"/>
+      </w:pPr>
+      <w:r>
+        <w:rPr>
+          <w:b w:val="0"/>
+        </w:rPr>
+        <w:t xml:space="preserve">The feedback comes from the reviewed public worked case. Do not reveal the separately reserved </w:t>
+      </w:r>
+      <w:r>
+        <w:rPr>
+          <w:b/>
+        </w:rPr>
+        <w:t>independent</w:t>
+      </w:r>
+      <w:r>
+        <w:rPr>
+          <w:b w:val="0"/>
+        </w:rPr>
+        <w:t xml:space="preserve"> teacher answer until the learner has attempted that case.</w:t>
+      </w:r>
+    </w:p>
+    <w:p>
+      <w:pPr>
+        <w:pStyle w:val="Heading3"/>
+      </w:pPr>
+      <w:r>
+        <w:t>For later coding lessons</w:t>
+      </w:r>
+    </w:p>
+    <w:p>
+      <w:r>
+        <w:t>This week has no code block. Use this routine when a later lesson includes an executable lab.</w:t>
+      </w:r>
+    </w:p>
+    <w:p>
+      <w:pPr>
+        <w:spacing w:line="336" w:lineRule="auto" w:after="180"/>
+        <w:shd w:fill="F1F6F8"/>
+      </w:pPr>
+      <w:r>
+        <w:rPr>
+          <w:b w:val="0"/>
+        </w:rPr>
+        <w:t xml:space="preserve">Ask students to predict before running code. Preserve errors and actual </w:t>
+      </w:r>
+      <w:r>
+        <w:rPr>
+          <w:b/>
+        </w:rPr>
+        <w:t>output</w:t>
+      </w:r>
+      <w:r>
+        <w:rPr>
+          <w:b w:val="0"/>
+        </w:rPr>
+        <w:t>s; collect a changed test and an explanation. The branch-boundary and indexing lessons deliberately include failure cases.</w:t>
+      </w:r>
+    </w:p>
+    <w:p>
+      <w:pPr>
+        <w:spacing w:line="336" w:lineRule="auto" w:after="180"/>
+      </w:pPr>
+      <w:r>
+        <w:rPr>
+          <w:b w:val="0"/>
+        </w:rPr>
         <w:t>Use the earlier worked-explanation links to address a specific missing building block, then return to the current question. Adapt this suggestion after observing the learner; it is not an automatic diagnosis.</w:t>
       </w:r>
     </w:p>
     <w:p>
-      <w:r>
-        <w:t>Collect the completed-work portfolio as evidence. Record support separately from correctness, and assess explanation, trace/test and limitations. Progress ticks and quiz selections alone do not establish mastery.</w:t>
+      <w:pPr>
+        <w:spacing w:line="336" w:lineRule="auto" w:after="180"/>
+      </w:pPr>
+      <w:r>
+        <w:rPr>
+          <w:b w:val="0"/>
+        </w:rPr>
+        <w:t xml:space="preserve">Collect the completed-work portfolio as </w:t>
+      </w:r>
+      <w:r>
+        <w:rPr>
+          <w:b/>
+        </w:rPr>
+        <w:t>evidence</w:t>
+      </w:r>
+      <w:r>
+        <w:rPr>
+          <w:b w:val="0"/>
+        </w:rPr>
+        <w:t>. Record support separately from correctness, and assess explanation, trace/test and limitations. Progress ticks and quiz selections alone do not establish mastery.</w:t>
+      </w:r>
+    </w:p>
+    <w:p>
+      <w:pPr>
+        <w:pStyle w:val="Heading1"/>
+      </w:pPr>
+      <w:r>
+        <w:t>09. Visual concept journey</w:t>
+      </w:r>
+    </w:p>
+    <w:p>
+      <w:r>
+        <w:t>Show one Evidence and Sources graphic at a time, request a prediction and discuss its trace before the independent assessment.</w:t>
+      </w:r>
+    </w:p>
+    <w:p>
+      <w:pPr>
+        <w:spacing w:line="336" w:lineRule="auto" w:after="180"/>
+      </w:pPr>
+      <w:r>
+        <w:rPr>
+          <w:b w:val="0"/>
+        </w:rPr>
+        <w:t xml:space="preserve">Use one picture at a time. Hide a worked result before asking for a </w:t>
+      </w:r>
+      <w:r>
+        <w:rPr>
+          <w:b/>
+        </w:rPr>
+        <w:t>prediction</w:t>
+      </w:r>
+      <w:r>
+        <w:rPr>
+          <w:b w:val="0"/>
+        </w:rPr>
+        <w:t xml:space="preserve">, then reveal it for feedback. These are supported teaching cases; retain the separate </w:t>
+      </w:r>
+      <w:r>
+        <w:rPr>
+          <w:b/>
+        </w:rPr>
+        <w:t>independent</w:t>
+      </w:r>
+      <w:r>
+        <w:rPr>
+          <w:b w:val="0"/>
+        </w:rPr>
+        <w:t xml:space="preserve"> assessment for a fresh first attempt.</w:t>
+      </w:r>
+    </w:p>
+    <w:p>
+      <w:pPr>
+        <w:pStyle w:val="Heading3"/>
+      </w:pPr>
+      <w:r>
+        <w:t>01. Evidence and Sources: the case</w:t>
+      </w:r>
+    </w:p>
+    <w:p>
+      <w:r>
+        <w:drawing>
+          <wp:inline xmlns:a="http://schemas.openxmlformats.org/drawingml/2006/main" xmlns:pic="http://schemas.openxmlformats.org/drawingml/2006/picture">
+            <wp:extent cx="5486400" cy="2840736"/>
+            <wp:docPr id="3" name="Picture 3" descr="A fictional catalogue answer contains three factual statements and cites existing records. Supplied facts: Record R: book Ocean Maps has 80 pages and is available on shelf 2. Claims: 80 pages [R]; shelf 2 [R]; suitable for every child [R]. All three citations resolve to R."/>
+            <wp:cNvGraphicFramePr>
+              <a:graphicFrameLocks noChangeAspect="1"/>
+            </wp:cNvGraphicFramePr>
+            <a:graphic>
+              <a:graphicData uri="http://schemas.openxmlformats.org/drawingml/2006/picture">
+                <pic:pic>
+                  <pic:nvPicPr>
+                    <pic:cNvPr id="0" name="academy-story-ai-2-29-01.png"/>
+                    <pic:cNvPicPr/>
+                  </pic:nvPicPr>
+                  <pic:blipFill>
+                    <a:blip r:embed="rId11"/>
+                    <a:stretch>
+                      <a:fillRect/>
+                    </a:stretch>
+                  </pic:blipFill>
+                  <pic:spPr>
+                    <a:xfrm>
+                      <a:off x="0" y="0"/>
+                      <a:ext cx="5486400" cy="2840736"/>
+                    </a:xfrm>
+                    <a:prstGeom prst="rect"/>
+                  </pic:spPr>
+                </pic:pic>
+              </a:graphicData>
+            </a:graphic>
+          </wp:inline>
+        </w:drawing>
+      </w:r>
+    </w:p>
+    <w:p>
+      <w:pPr>
+        <w:spacing w:line="336" w:lineRule="auto" w:after="180"/>
+      </w:pPr>
+      <w:r>
+        <w:rPr>
+          <w:b w:val="0"/>
+        </w:rPr>
+        <w:t>A fictional catalogue answer contains three factual statements and cites existing records. Supplied facts: Record R: book Ocean Maps has 80 pages and is available on shelf 2.</w:t>
+      </w:r>
+    </w:p>
+    <w:p>
+      <w:pPr>
+        <w:spacing w:line="336" w:lineRule="auto" w:after="180"/>
+      </w:pPr>
+      <w:r>
+        <w:rPr>
+          <w:b/>
+        </w:rPr>
+        <w:t>Claim</w:t>
+      </w:r>
+      <w:r>
+        <w:rPr>
+          <w:b w:val="0"/>
+        </w:rPr>
+        <w:t>s: 80 pages [R]; shelf 2 [R]; suitable for every child [R]. All three citations resolve to R.</w:t>
+      </w:r>
+    </w:p>
+    <w:p>
+      <w:pPr>
+        <w:spacing w:line="336" w:lineRule="auto" w:after="180"/>
+        <w:shd w:fill="F5F1FB"/>
+      </w:pPr>
+      <w:r>
+        <w:rPr>
+          <w:b w:val="0"/>
+        </w:rPr>
+        <w:t>Point to the given fact that matters most. Explain why it matters.</w:t>
+      </w:r>
+    </w:p>
+    <w:p>
+      <w:pPr>
+        <w:pStyle w:val="Heading3"/>
+      </w:pPr>
+      <w:r>
+        <w:t>Discuss while showing the picture</w:t>
+      </w:r>
+    </w:p>
+    <w:p>
+      <w:pPr>
+        <w:spacing w:line="336" w:lineRule="auto" w:after="180"/>
+        <w:shd w:fill="F1F6F8"/>
+      </w:pPr>
+      <w:r>
+        <w:rPr>
+          <w:b w:val="0"/>
+        </w:rPr>
+        <w:t>Teacher prompt: Point to the given fact that matters most. Explain why it matters. Ask learners to describe one label or arrow in ordinary words. Use the adjacent transcript if the image is difficult to see.</w:t>
+      </w:r>
+    </w:p>
+    <w:p>
+      <w:pPr>
+        <w:pStyle w:val="Heading3"/>
+      </w:pPr>
+      <w:r>
+        <w:t>02. Follow the deciding steps</w:t>
+      </w:r>
+    </w:p>
+    <w:p>
+      <w:r>
+        <w:drawing>
+          <wp:inline xmlns:a="http://schemas.openxmlformats.org/drawingml/2006/main" xmlns:pic="http://schemas.openxmlformats.org/drawingml/2006/picture">
+            <wp:extent cx="5486400" cy="4005072"/>
+            <wp:docPr id="4" name="Picture 4" descr="Break into claims: Count three factual claims rather than treating the answer as one blob. → Check links: All three citation links resolve to the intended R. → Check exact source support: R supports page count and shelf, not universal suitability. → Report separately: Citation presence 3/3; link validity 3/3; supported claims 2/3."/>
+            <wp:cNvGraphicFramePr>
+              <a:graphicFrameLocks noChangeAspect="1"/>
+            </wp:cNvGraphicFramePr>
+            <a:graphic>
+              <a:graphicData uri="http://schemas.openxmlformats.org/drawingml/2006/picture">
+                <pic:pic>
+                  <pic:nvPicPr>
+                    <pic:cNvPr id="0" name="academy-story-ai-2-29-02.png"/>
+                    <pic:cNvPicPr/>
+                  </pic:nvPicPr>
+                  <pic:blipFill>
+                    <a:blip r:embed="rId12"/>
+                    <a:stretch>
+                      <a:fillRect/>
+                    </a:stretch>
+                  </pic:blipFill>
+                  <pic:spPr>
+                    <a:xfrm>
+                      <a:off x="0" y="0"/>
+                      <a:ext cx="5486400" cy="4005072"/>
+                    </a:xfrm>
+                    <a:prstGeom prst="rect"/>
+                  </pic:spPr>
+                </pic:pic>
+              </a:graphicData>
+            </a:graphic>
+          </wp:inline>
+        </w:drawing>
+      </w:r>
+    </w:p>
+    <w:p>
+      <w:pPr>
+        <w:spacing w:line="336" w:lineRule="auto" w:after="180"/>
+      </w:pPr>
+      <w:r>
+        <w:rPr>
+          <w:b w:val="0"/>
+        </w:rPr>
+        <w:t xml:space="preserve">Break into </w:t>
+      </w:r>
+      <w:r>
+        <w:rPr>
+          <w:b/>
+        </w:rPr>
+        <w:t>claim</w:t>
+      </w:r>
+      <w:r>
+        <w:rPr>
+          <w:b w:val="0"/>
+        </w:rPr>
+        <w:t xml:space="preserve">s: Count three factual </w:t>
+      </w:r>
+      <w:r>
+        <w:rPr>
+          <w:b/>
+        </w:rPr>
+        <w:t>claim</w:t>
+      </w:r>
+      <w:r>
+        <w:rPr>
+          <w:b w:val="0"/>
+        </w:rPr>
+        <w:t xml:space="preserve">s rather than treating the answer as one blob. → Check links: All three citation links resolve to the intended R. → Check exact </w:t>
+      </w:r>
+      <w:r>
+        <w:rPr>
+          <w:b/>
+        </w:rPr>
+        <w:t>source</w:t>
+      </w:r>
+      <w:r>
+        <w:rPr>
+          <w:b w:val="0"/>
+        </w:rPr>
+        <w:t xml:space="preserve"> support: R supports page count and shelf, not universal suitability. → Report separately: Citation presence 3/3; </w:t>
+      </w:r>
+      <w:r>
+        <w:rPr>
+          <w:b/>
+        </w:rPr>
+        <w:t>link validity</w:t>
+      </w:r>
+      <w:r>
+        <w:rPr>
+          <w:b w:val="0"/>
+        </w:rPr>
+        <w:t xml:space="preserve"> 3/3; supported </w:t>
+      </w:r>
+      <w:r>
+        <w:rPr>
+          <w:b/>
+        </w:rPr>
+        <w:t>claim</w:t>
+      </w:r>
+      <w:r>
+        <w:rPr>
+          <w:b w:val="0"/>
+        </w:rPr>
+        <w:t>s 2/3.</w:t>
+      </w:r>
+    </w:p>
+    <w:p>
+      <w:pPr>
+        <w:spacing w:line="336" w:lineRule="auto" w:after="180"/>
+        <w:shd w:fill="F5F1FB"/>
+      </w:pPr>
+      <w:r>
+        <w:rPr>
+          <w:b w:val="0"/>
+        </w:rPr>
+        <w:t xml:space="preserve">Point to each numbered stage and explain which recorded </w:t>
+      </w:r>
+      <w:r>
+        <w:rPr>
+          <w:b/>
+        </w:rPr>
+        <w:t>input</w:t>
+      </w:r>
+      <w:r>
+        <w:rPr>
+          <w:b w:val="0"/>
+        </w:rPr>
+        <w:t xml:space="preserve"> it uses.</w:t>
+      </w:r>
+    </w:p>
+    <w:p>
+      <w:pPr>
+        <w:pStyle w:val="Heading3"/>
+      </w:pPr>
+      <w:r>
+        <w:t>Discuss while showing the picture</w:t>
+      </w:r>
+    </w:p>
+    <w:p>
+      <w:pPr>
+        <w:spacing w:line="336" w:lineRule="auto" w:after="180"/>
+        <w:shd w:fill="F1F6F8"/>
+      </w:pPr>
+      <w:r>
+        <w:rPr>
+          <w:b w:val="0"/>
+        </w:rPr>
+        <w:t xml:space="preserve">Teacher prompt: Point to each numbered stage and explain which recorded </w:t>
+      </w:r>
+      <w:r>
+        <w:rPr>
+          <w:b/>
+        </w:rPr>
+        <w:t>input</w:t>
+      </w:r>
+      <w:r>
+        <w:rPr>
+          <w:b w:val="0"/>
+        </w:rPr>
+        <w:t xml:space="preserve"> it uses. Ask learners to describe one label or arrow in ordinary words. Use the adjacent transcript if the image is difficult to see.</w:t>
+      </w:r>
+    </w:p>
+    <w:p>
+      <w:pPr>
+        <w:pStyle w:val="Heading3"/>
+      </w:pPr>
+      <w:r>
+        <w:t>03. Different citation checks</w:t>
+      </w:r>
+    </w:p>
+    <w:p>
+      <w:r>
+        <w:drawing>
+          <wp:inline xmlns:a="http://schemas.openxmlformats.org/drawingml/2006/main" xmlns:pic="http://schemas.openxmlformats.org/drawingml/2006/picture">
+            <wp:extent cx="5486400" cy="3145536"/>
+            <wp:docPr id="5" name="Picture 5" descr="Different citation checks. Units: percent. Citation presence: 100. Link validity: 100. Claim support: 66.66666666666667."/>
+            <wp:cNvGraphicFramePr>
+              <a:graphicFrameLocks noChangeAspect="1"/>
+            </wp:cNvGraphicFramePr>
+            <a:graphic>
+              <a:graphicData uri="http://schemas.openxmlformats.org/drawingml/2006/picture">
+                <pic:pic>
+                  <pic:nvPicPr>
+                    <pic:cNvPr id="0" name="academy-story-ai-2-29-03.png"/>
+                    <pic:cNvPicPr/>
+                  </pic:nvPicPr>
+                  <pic:blipFill>
+                    <a:blip r:embed="rId13"/>
+                    <a:stretch>
+                      <a:fillRect/>
+                    </a:stretch>
+                  </pic:blipFill>
+                  <pic:spPr>
+                    <a:xfrm>
+                      <a:off x="0" y="0"/>
+                      <a:ext cx="5486400" cy="3145536"/>
+                    </a:xfrm>
+                    <a:prstGeom prst="rect"/>
+                  </pic:spPr>
+                </pic:pic>
+              </a:graphicData>
+            </a:graphic>
+          </wp:inline>
+        </w:drawing>
+      </w:r>
+    </w:p>
+    <w:p>
+      <w:pPr>
+        <w:spacing w:line="336" w:lineRule="auto" w:after="180"/>
+      </w:pPr>
+      <w:r>
+        <w:rPr>
+          <w:b w:val="0"/>
+        </w:rPr>
+        <w:t xml:space="preserve">Different citation checks. Units: percent. Citation presence: 100. </w:t>
+      </w:r>
+      <w:r>
+        <w:rPr>
+          <w:b/>
+        </w:rPr>
+        <w:t>Link validity</w:t>
+      </w:r>
+      <w:r>
+        <w:rPr>
+          <w:b w:val="0"/>
+        </w:rPr>
+        <w:t xml:space="preserve">: 100. </w:t>
+      </w:r>
+      <w:r>
+        <w:rPr>
+          <w:b/>
+        </w:rPr>
+        <w:t>Claim</w:t>
+      </w:r>
+      <w:r>
+        <w:rPr>
+          <w:b w:val="0"/>
+        </w:rPr>
+        <w:t xml:space="preserve"> support: 66.66666666666667.</w:t>
+      </w:r>
+    </w:p>
+    <w:p>
+      <w:pPr>
+        <w:spacing w:line="336" w:lineRule="auto" w:after="180"/>
+        <w:shd w:fill="F5F1FB"/>
+      </w:pPr>
+      <w:r>
+        <w:rPr>
+          <w:b w:val="0"/>
+        </w:rPr>
+        <w:t>Read the labels and values. Explain the relationship the model shows.</w:t>
+      </w:r>
+    </w:p>
+    <w:p>
+      <w:pPr>
+        <w:pStyle w:val="Heading3"/>
+      </w:pPr>
+      <w:r>
+        <w:t>Discuss while showing the picture</w:t>
+      </w:r>
+    </w:p>
+    <w:p>
+      <w:pPr>
+        <w:spacing w:line="336" w:lineRule="auto" w:after="180"/>
+        <w:shd w:fill="F1F6F8"/>
+      </w:pPr>
+      <w:r>
+        <w:rPr>
+          <w:b w:val="0"/>
+        </w:rPr>
+        <w:t>Teacher prompt: Read the labels and values. Explain the relationship the model shows. Ask learners to describe one label or arrow in ordinary words. Use the adjacent transcript if the image is difficult to see.</w:t>
+      </w:r>
+    </w:p>
+    <w:p>
+      <w:pPr>
+        <w:spacing w:line="336" w:lineRule="auto" w:after="180"/>
+        <w:shd w:fill="F1F6F8"/>
+      </w:pPr>
+      <w:r>
+        <w:rPr>
+          <w:b w:val="0"/>
+        </w:rPr>
+        <w:t>Check row/column meanings, units and denominators before discussing a difference. Supplied toy values are not real class or model results.</w:t>
+      </w:r>
+    </w:p>
+    <w:p>
+      <w:pPr>
+        <w:pStyle w:val="Heading3"/>
+      </w:pPr>
+      <w:r>
+        <w:t>04. Change one thing. Trace what follows.</w:t>
+      </w:r>
+    </w:p>
+    <w:p>
+      <w:r>
+        <w:drawing>
+          <wp:inline xmlns:a="http://schemas.openxmlformats.org/drawingml/2006/main" xmlns:pic="http://schemas.openxmlformats.org/drawingml/2006/picture">
+            <wp:extent cx="5486400" cy="3026664"/>
+            <wp:docPr id="6" name="Picture 6" descr="Original case: Citation presence 3/3; link validity 3/3; supported claims 2/3. Changed condition: Change the third claim to “the record does not assess suitability”. Expected result: That statement accurately describes the supplied record’s limits. Reason: R gives pages and shelf only; it contains no suitability assessment."/>
+            <wp:cNvGraphicFramePr>
+              <a:graphicFrameLocks noChangeAspect="1"/>
+            </wp:cNvGraphicFramePr>
+            <a:graphic>
+              <a:graphicData uri="http://schemas.openxmlformats.org/drawingml/2006/picture">
+                <pic:pic>
+                  <pic:nvPicPr>
+                    <pic:cNvPr id="0" name="academy-story-ai-2-29-04.png"/>
+                    <pic:cNvPicPr/>
+                  </pic:nvPicPr>
+                  <pic:blipFill>
+                    <a:blip r:embed="rId14"/>
+                    <a:stretch>
+                      <a:fillRect/>
+                    </a:stretch>
+                  </pic:blipFill>
+                  <pic:spPr>
+                    <a:xfrm>
+                      <a:off x="0" y="0"/>
+                      <a:ext cx="5486400" cy="3026664"/>
+                    </a:xfrm>
+                    <a:prstGeom prst="rect"/>
+                  </pic:spPr>
+                </pic:pic>
+              </a:graphicData>
+            </a:graphic>
+          </wp:inline>
+        </w:drawing>
+      </w:r>
+    </w:p>
+    <w:p>
+      <w:pPr>
+        <w:spacing w:line="336" w:lineRule="auto" w:after="180"/>
+      </w:pPr>
+      <w:r>
+        <w:rPr>
+          <w:b w:val="0"/>
+        </w:rPr>
+        <w:t xml:space="preserve">Original case: Citation presence 3/3; </w:t>
+      </w:r>
+      <w:r>
+        <w:rPr>
+          <w:b/>
+        </w:rPr>
+        <w:t>link validity</w:t>
+      </w:r>
+      <w:r>
+        <w:rPr>
+          <w:b w:val="0"/>
+        </w:rPr>
+        <w:t xml:space="preserve"> 3/3; supported </w:t>
+      </w:r>
+      <w:r>
+        <w:rPr>
+          <w:b/>
+        </w:rPr>
+        <w:t>claim</w:t>
+      </w:r>
+      <w:r>
+        <w:rPr>
+          <w:b w:val="0"/>
+        </w:rPr>
+        <w:t xml:space="preserve">s 2/3. Changed condition: Change the third </w:t>
+      </w:r>
+      <w:r>
+        <w:rPr>
+          <w:b/>
+        </w:rPr>
+        <w:t>claim</w:t>
+      </w:r>
+      <w:r>
+        <w:rPr>
+          <w:b w:val="0"/>
+        </w:rPr>
+        <w:t xml:space="preserve"> to “the record does not assess suitability”.</w:t>
+      </w:r>
+    </w:p>
+    <w:p>
+      <w:pPr>
+        <w:spacing w:line="336" w:lineRule="auto" w:after="180"/>
+      </w:pPr>
+      <w:r>
+        <w:rPr>
+          <w:b w:val="0"/>
+        </w:rPr>
+        <w:t>Expected result: That statement accurately describes the supplied record’s limits. Reason: R gives pages and shelf only; it contains no suitability assessment.</w:t>
+      </w:r>
+    </w:p>
+    <w:p>
+      <w:pPr>
+        <w:spacing w:line="336" w:lineRule="auto" w:after="180"/>
+        <w:shd w:fill="F5F1FB"/>
+      </w:pPr>
+      <w:r>
+        <w:rPr>
+          <w:b w:val="0"/>
+        </w:rPr>
+        <w:t>Predict before checking the worked changed-case result. Name what changed and what the supplied facts allow you to conclude.</w:t>
+      </w:r>
+    </w:p>
+    <w:p>
+      <w:pPr>
+        <w:pStyle w:val="Heading3"/>
+      </w:pPr>
+      <w:r>
+        <w:t>Discuss while showing the picture</w:t>
+      </w:r>
+    </w:p>
+    <w:p>
+      <w:pPr>
+        <w:spacing w:line="336" w:lineRule="auto" w:after="180"/>
+        <w:shd w:fill="F1F6F8"/>
+      </w:pPr>
+      <w:r>
+        <w:rPr>
+          <w:b w:val="0"/>
+        </w:rPr>
+        <w:t>Teacher prompt: Predict before checking the worked changed-case result. Name what changed and what the supplied facts allow you to conclude. Ask learners to describe one label or arrow in ordinary words.</w:t>
+      </w:r>
+    </w:p>
+    <w:p>
+      <w:pPr>
+        <w:spacing w:line="336" w:lineRule="auto" w:after="180"/>
+        <w:shd w:fill="F1F6F8"/>
+      </w:pPr>
+      <w:r>
+        <w:rPr>
+          <w:b w:val="0"/>
+        </w:rPr>
+        <w:t>Use the adjacent transcript if the image is difficult to see. Changed-case reasoning: R gives pages and shelf only; it contains no suitability assessment.</w:t>
+      </w:r>
+    </w:p>
+    <w:p>
+      <w:pPr>
+        <w:pStyle w:val="Heading3"/>
+      </w:pPr>
+      <w:r>
+        <w:t>05. Connect the explanation to its limit</w:t>
+      </w:r>
+    </w:p>
+    <w:p>
+      <w:r>
+        <w:drawing>
+          <wp:inline xmlns:a="http://schemas.openxmlformats.org/drawingml/2006/main" xmlns:pic="http://schemas.openxmlformats.org/drawingml/2006/picture">
+            <wp:extent cx="5486400" cy="2834640"/>
+            <wp:docPr id="7" name="Picture 7" descr="An existing citation is not automatically evidence for every nearby sentence. Read the cited passage and compare its exact scope with the claim. The universal suitability statement extends beyond what R says. Remove or qualify unsupported content; adding more copies of the same link does not create the missing evidence. Limit: Source support is relative to supplied records; those records can themselves be incomplete, outdated or incorrect."/>
+            <wp:cNvGraphicFramePr>
+              <a:graphicFrameLocks noChangeAspect="1"/>
+            </wp:cNvGraphicFramePr>
+            <a:graphic>
+              <a:graphicData uri="http://schemas.openxmlformats.org/drawingml/2006/picture">
+                <pic:pic>
+                  <pic:nvPicPr>
+                    <pic:cNvPr id="0" name="academy-story-ai-2-29-05.png"/>
+                    <pic:cNvPicPr/>
+                  </pic:nvPicPr>
+                  <pic:blipFill>
+                    <a:blip r:embed="rId15"/>
+                    <a:stretch>
+                      <a:fillRect/>
+                    </a:stretch>
+                  </pic:blipFill>
+                  <pic:spPr>
+                    <a:xfrm>
+                      <a:off x="0" y="0"/>
+                      <a:ext cx="5486400" cy="2834640"/>
+                    </a:xfrm>
+                    <a:prstGeom prst="rect"/>
+                  </pic:spPr>
+                </pic:pic>
+              </a:graphicData>
+            </a:graphic>
+          </wp:inline>
+        </w:drawing>
+      </w:r>
+    </w:p>
+    <w:p>
+      <w:pPr>
+        <w:spacing w:line="336" w:lineRule="auto" w:after="180"/>
+      </w:pPr>
+      <w:r>
+        <w:rPr>
+          <w:b w:val="0"/>
+        </w:rPr>
+        <w:t xml:space="preserve">An existing citation is not automatically </w:t>
+      </w:r>
+      <w:r>
+        <w:rPr>
+          <w:b/>
+        </w:rPr>
+        <w:t>evidence</w:t>
+      </w:r>
+      <w:r>
+        <w:rPr>
+          <w:b w:val="0"/>
+        </w:rPr>
+        <w:t xml:space="preserve"> for every nearby sentence. Read the cited passage and compare its exact scope with the </w:t>
+      </w:r>
+      <w:r>
+        <w:rPr>
+          <w:b/>
+        </w:rPr>
+        <w:t>claim</w:t>
+      </w:r>
+      <w:r>
+        <w:rPr>
+          <w:b w:val="0"/>
+        </w:rPr>
+        <w:t>. The universal suitability statement extends beyond what R says.</w:t>
+      </w:r>
+    </w:p>
+    <w:p>
+      <w:pPr>
+        <w:spacing w:line="336" w:lineRule="auto" w:after="180"/>
+      </w:pPr>
+      <w:r>
+        <w:rPr>
+          <w:b w:val="0"/>
+        </w:rPr>
+        <w:t xml:space="preserve">Remove or qualify unsupported content; adding more copies of the same link does not create the missing </w:t>
+      </w:r>
+      <w:r>
+        <w:rPr>
+          <w:b/>
+        </w:rPr>
+        <w:t>evidence</w:t>
+      </w:r>
+      <w:r>
+        <w:rPr>
+          <w:b w:val="0"/>
+        </w:rPr>
+        <w:t>.</w:t>
+      </w:r>
+    </w:p>
+    <w:p>
+      <w:pPr>
+        <w:spacing w:line="336" w:lineRule="auto" w:after="180"/>
+      </w:pPr>
+      <w:r>
+        <w:rPr>
+          <w:b w:val="0"/>
+        </w:rPr>
+        <w:t xml:space="preserve">Limit: </w:t>
+      </w:r>
+      <w:r>
+        <w:rPr>
+          <w:b/>
+        </w:rPr>
+        <w:t>Source</w:t>
+      </w:r>
+      <w:r>
+        <w:rPr>
+          <w:b w:val="0"/>
+        </w:rPr>
+        <w:t xml:space="preserve"> support is relative to supplied records; those records can themselves be incomplete, outdated or incorrect.</w:t>
+      </w:r>
+    </w:p>
+    <w:p>
+      <w:pPr>
+        <w:spacing w:line="336" w:lineRule="auto" w:after="180"/>
+        <w:shd w:fill="F5F1FB"/>
+      </w:pPr>
+      <w:r>
+        <w:rPr>
+          <w:b w:val="0"/>
+        </w:rPr>
+        <w:t xml:space="preserve">Explain the case, then point to a limit on the </w:t>
+      </w:r>
+      <w:r>
+        <w:rPr>
+          <w:b/>
+        </w:rPr>
+        <w:t>claim</w:t>
+      </w:r>
+      <w:r>
+        <w:rPr>
+          <w:b w:val="0"/>
+        </w:rPr>
+        <w:t>.</w:t>
+      </w:r>
+    </w:p>
+    <w:p>
+      <w:pPr>
+        <w:pStyle w:val="Heading3"/>
+      </w:pPr>
+      <w:r>
+        <w:t>Discuss while showing the picture</w:t>
+      </w:r>
+    </w:p>
+    <w:p>
+      <w:pPr>
+        <w:spacing w:line="336" w:lineRule="auto" w:after="180"/>
+        <w:shd w:fill="F1F6F8"/>
+      </w:pPr>
+      <w:r>
+        <w:rPr>
+          <w:b w:val="0"/>
+        </w:rPr>
+        <w:t xml:space="preserve">Teacher prompt: Explain the case, then point to a limit on the </w:t>
+      </w:r>
+      <w:r>
+        <w:rPr>
+          <w:b/>
+        </w:rPr>
+        <w:t>claim</w:t>
+      </w:r>
+      <w:r>
+        <w:rPr>
+          <w:b w:val="0"/>
+        </w:rPr>
+        <w:t>. Ask learners to describe one label or arrow in ordinary words. Use the adjacent transcript if the image is difficult to see.</w:t>
+      </w:r>
+    </w:p>
+    <w:p>
+      <w:pPr>
+        <w:spacing w:line="336" w:lineRule="auto" w:after="180"/>
+        <w:shd w:fill="F1F6F8"/>
+      </w:pPr>
+      <w:r>
+        <w:rPr>
+          <w:b w:val="0"/>
+        </w:rPr>
+        <w:t xml:space="preserve">Keep the stated scope: </w:t>
+      </w:r>
+      <w:r>
+        <w:rPr>
+          <w:b/>
+        </w:rPr>
+        <w:t>Source</w:t>
+      </w:r>
+      <w:r>
+        <w:rPr>
+          <w:b w:val="0"/>
+        </w:rPr>
+        <w:t xml:space="preserve"> support is relative to supplied records; those records can themselves be incomplete, outdated or incorrect.</w:t>
+      </w:r>
+    </w:p>
+    <w:p>
+      <w:pPr>
+        <w:pStyle w:val="Heading3"/>
+      </w:pPr>
+      <w:r>
+        <w:t>06. Make the idea visible in your project</w:t>
+      </w:r>
+    </w:p>
+    <w:p>
+      <w:r>
+        <w:drawing>
+          <wp:inline xmlns:a="http://schemas.openxmlformats.org/drawingml/2006/main" xmlns:pic="http://schemas.openxmlformats.org/drawingml/2006/picture">
+            <wp:extent cx="5486400" cy="3380232"/>
+            <wp:docPr id="8" name="Picture 8" descr="Attach source IDs to recommender explanation facts and separately audit whether each source supports its precise statement. Draw your input, deciding step, result and limit. Supported question: Why is the original answer not fully supported despite having citations on every claim?"/>
+            <wp:cNvGraphicFramePr>
+              <a:graphicFrameLocks noChangeAspect="1"/>
+            </wp:cNvGraphicFramePr>
+            <a:graphic>
+              <a:graphicData uri="http://schemas.openxmlformats.org/drawingml/2006/picture">
+                <pic:pic>
+                  <pic:nvPicPr>
+                    <pic:cNvPr id="0" name="academy-story-ai-2-29-06.png"/>
+                    <pic:cNvPicPr/>
+                  </pic:nvPicPr>
+                  <pic:blipFill>
+                    <a:blip r:embed="rId16"/>
+                    <a:stretch>
+                      <a:fillRect/>
+                    </a:stretch>
+                  </pic:blipFill>
+                  <pic:spPr>
+                    <a:xfrm>
+                      <a:off x="0" y="0"/>
+                      <a:ext cx="5486400" cy="3380232"/>
+                    </a:xfrm>
+                    <a:prstGeom prst="rect"/>
+                  </pic:spPr>
+                </pic:pic>
+              </a:graphicData>
+            </a:graphic>
+          </wp:inline>
+        </w:drawing>
+      </w:r>
+    </w:p>
+    <w:p>
+      <w:pPr>
+        <w:spacing w:line="336" w:lineRule="auto" w:after="180"/>
+      </w:pPr>
+      <w:r>
+        <w:rPr>
+          <w:b w:val="0"/>
+        </w:rPr>
+        <w:t xml:space="preserve">Attach </w:t>
+      </w:r>
+      <w:r>
+        <w:rPr>
+          <w:b/>
+        </w:rPr>
+        <w:t>source</w:t>
+      </w:r>
+      <w:r>
+        <w:rPr>
+          <w:b w:val="0"/>
+        </w:rPr>
+        <w:t xml:space="preserve"> IDs to recommender explanation facts and separately audit whether each </w:t>
+      </w:r>
+      <w:r>
+        <w:rPr>
+          <w:b/>
+        </w:rPr>
+        <w:t>source</w:t>
+      </w:r>
+      <w:r>
+        <w:rPr>
+          <w:b w:val="0"/>
+        </w:rPr>
+        <w:t xml:space="preserve"> supports its precise statement. Draw your </w:t>
+      </w:r>
+      <w:r>
+        <w:rPr>
+          <w:b/>
+        </w:rPr>
+        <w:t>input</w:t>
+      </w:r>
+      <w:r>
+        <w:rPr>
+          <w:b w:val="0"/>
+        </w:rPr>
+        <w:t>, deciding step, result and limit.</w:t>
+      </w:r>
+    </w:p>
+    <w:p>
+      <w:pPr>
+        <w:spacing w:line="336" w:lineRule="auto" w:after="180"/>
+      </w:pPr>
+      <w:r>
+        <w:rPr>
+          <w:b w:val="0"/>
+        </w:rPr>
+        <w:t xml:space="preserve">Supported question: Why is the original answer not fully supported despite having citations on every </w:t>
+      </w:r>
+      <w:r>
+        <w:rPr>
+          <w:b/>
+        </w:rPr>
+        <w:t>claim</w:t>
+      </w:r>
+      <w:r>
+        <w:rPr>
+          <w:b w:val="0"/>
+        </w:rPr>
+        <w:t>?</w:t>
+      </w:r>
+    </w:p>
+    <w:p>
+      <w:pPr>
+        <w:spacing w:line="336" w:lineRule="auto" w:after="180"/>
+        <w:shd w:fill="F5F1FB"/>
+      </w:pPr>
+      <w:r>
+        <w:rPr>
+          <w:b w:val="0"/>
+        </w:rPr>
+        <w:t xml:space="preserve">Draw your project trace and justify the deciding step using </w:t>
+      </w:r>
+      <w:r>
+        <w:rPr>
+          <w:b/>
+        </w:rPr>
+        <w:t>evidence</w:t>
+      </w:r>
+      <w:r>
+        <w:rPr>
+          <w:b w:val="0"/>
+        </w:rPr>
+        <w:t>.</w:t>
+      </w:r>
+    </w:p>
+    <w:p>
+      <w:pPr>
+        <w:pStyle w:val="Heading3"/>
+      </w:pPr>
+      <w:r>
+        <w:t>Discuss while showing the picture</w:t>
+      </w:r>
+    </w:p>
+    <w:p>
+      <w:pPr>
+        <w:spacing w:line="336" w:lineRule="auto" w:after="180"/>
+        <w:shd w:fill="F1F6F8"/>
+      </w:pPr>
+      <w:r>
+        <w:rPr>
+          <w:b w:val="0"/>
+        </w:rPr>
+        <w:t xml:space="preserve">Teacher prompt: Draw your project trace and justify the deciding step using </w:t>
+      </w:r>
+      <w:r>
+        <w:rPr>
+          <w:b/>
+        </w:rPr>
+        <w:t>evidence</w:t>
+      </w:r>
+      <w:r>
+        <w:rPr>
+          <w:b w:val="0"/>
+        </w:rPr>
+        <w:t>. Ask learners to describe one label or arrow in ordinary words. Use the adjacent transcript if the image is difficult to see.</w:t>
+      </w:r>
+    </w:p>
+    <w:p>
+      <w:pPr>
+        <w:spacing w:line="336" w:lineRule="auto" w:after="180"/>
+        <w:shd w:fill="F1F6F8"/>
+      </w:pPr>
+      <w:r>
+        <w:rPr>
+          <w:b w:val="0"/>
+        </w:rPr>
+        <w:t xml:space="preserve">Supported practice key: One of the three </w:t>
+      </w:r>
+      <w:r>
+        <w:rPr>
+          <w:b/>
+        </w:rPr>
+        <w:t>claim</w:t>
+      </w:r>
+      <w:r>
+        <w:rPr>
+          <w:b w:val="0"/>
+        </w:rPr>
+        <w:t xml:space="preserve">s is not entailed by its cited </w:t>
+      </w:r>
+      <w:r>
+        <w:rPr>
+          <w:b/>
+        </w:rPr>
+        <w:t>source</w:t>
+      </w:r>
+      <w:r>
+        <w:rPr>
+          <w:b w:val="0"/>
+        </w:rPr>
+        <w:t xml:space="preserve">; </w:t>
+      </w:r>
+      <w:r>
+        <w:rPr>
+          <w:b/>
+        </w:rPr>
+        <w:t>citation coverage</w:t>
+      </w:r>
+      <w:r>
+        <w:rPr>
+          <w:b w:val="0"/>
+        </w:rPr>
+        <w:t xml:space="preserve"> and </w:t>
+      </w:r>
+      <w:r>
+        <w:rPr>
+          <w:b/>
+        </w:rPr>
+        <w:t>link validity</w:t>
+      </w:r>
+      <w:r>
+        <w:rPr>
+          <w:b w:val="0"/>
+        </w:rPr>
+        <w:t xml:space="preserve"> do not measure </w:t>
+      </w:r>
+      <w:r>
+        <w:rPr>
+          <w:b/>
+        </w:rPr>
+        <w:t>claim</w:t>
+      </w:r>
+      <w:r>
+        <w:rPr>
+          <w:b w:val="0"/>
+        </w:rPr>
+        <w:t xml:space="preserve"> support.</w:t>
       </w:r>
     </w:p>
     <w:sectPr>

--- a/downloads/teacher/ai-2-week-29.docx
+++ b/downloads/teacher/ai-2-week-29.docx
@@ -149,7 +149,7 @@
           </w:tcPr>
           <w:p>
             <w:r>
-              <w:t>Sections 1–6; record the brief recall in the workbook.</w:t>
+              <w:t>Use Your mission, Notice the evidence, See how it works, Compare the cases, Words that unlock the idea and Follow a worked example; record the brief recall in the workbook.</w:t>
             </w:r>
           </w:p>
         </w:tc>
@@ -181,7 +181,7 @@
           </w:tcPr>
           <w:p>
             <w:r>
-              <w:t>Sections 7–10; use the matching workbook W2 and misconception check.</w:t>
+              <w:t>Use Find and repair a mistake, Practise together, Run the investigation and Build your understanding; use the matching workbook W2 and misconception check.</w:t>
             </w:r>
           </w:p>
         </w:tc>
@@ -213,7 +213,7 @@
           </w:tcPr>
           <w:p>
             <w:r>
-              <w:t>Sections 9 and 11–14. Give extra time to finish the full task set; use Section 15 when the week includes a coding lab.</w:t>
+              <w:t>Use Run the investigation, Connect your project, Show what you know, Study a complete case and Try a new case independently. Allow extra time for the full task set. Use a coding lab only when this week actually provides one; Your lesson route is the planning section.</w:t>
             </w:r>
           </w:p>
         </w:tc>
@@ -2965,7 +2965,7 @@
           </w:tcPr>
           <w:p>
             <w:r>
-              <w:t>Explain section 1 and vocabulary. Complete W1 with a mechanism-based explanation.</w:t>
+              <w:t>Explain See how it works and Words that unlock the idea. Complete W1 with a mechanism-based explanation.</w:t>
             </w:r>
           </w:p>
         </w:tc>
@@ -6287,7 +6287,7 @@
           </w:tcPr>
           <w:p>
             <w:r>
-              <w:t>Sections 1–6; record the brief recall in the workbook.</w:t>
+              <w:t>Use Your mission, Notice the evidence, See how it works, Compare the cases, Words that unlock the idea and Follow a worked example; record the brief recall in the workbook.</w:t>
             </w:r>
           </w:p>
         </w:tc>
@@ -6319,7 +6319,7 @@
           </w:tcPr>
           <w:p>
             <w:r>
-              <w:t>Sections 7–10; use the matching workbook W2 and misconception check.</w:t>
+              <w:t>Use Find and repair a mistake, Practise together, Run the investigation and Build your understanding; use the matching workbook W2 and misconception check.</w:t>
             </w:r>
           </w:p>
         </w:tc>
@@ -6351,7 +6351,7 @@
           </w:tcPr>
           <w:p>
             <w:r>
-              <w:t>Sections 9 and 11–14. Give extra time to finish the full task set; use Section 15 when the week includes a coding lab.</w:t>
+              <w:t>Use Run the investigation, Connect your project, Show what you know, Study a complete case and Try a new case independently. Allow extra time for the full task set. Use a coding lab only when this week actually provides one; Your lesson route is the planning section.</w:t>
             </w:r>
           </w:p>
         </w:tc>

--- a/downloads/teacher/ai-2-week-29.docx
+++ b/downloads/teacher/ai-2-week-29.docx
@@ -25,20 +25,38 @@
         <w:pStyle w:val="Heading1"/>
       </w:pPr>
       <w:r>
-        <w:t>01. Evidence and Sources</w:t>
-      </w:r>
-    </w:p>
-    <w:p>
-      <w:r>
-        <w:t>Prepare Evidence and Sources: check the target, prerequisites, resources and adaptable teaching schedule.</w:t>
-      </w:r>
-    </w:p>
-    <w:p>
-      <w:pPr>
-        <w:pStyle w:val="Heading3"/>
-      </w:pPr>
-      <w:r>
-        <w:t>Teach the learning cycle</w:t>
+        <w:t>Teach source support as an explicit evidence audit.</w:t>
+      </w:r>
+    </w:p>
+    <w:p>
+      <w:r>
+        <w:t>Model separate records, supply complete fictional passages and collect the independent count task before feedback.</w:t>
+      </w:r>
+    </w:p>
+    <w:p>
+      <w:r>
+        <w:t>Ask which exact claim and passage each rate counts, then check edition identity and missing evidence.</w:t>
+      </w:r>
+    </w:p>
+    <w:p>
+      <w:pPr>
+        <w:pStyle w:val="Heading1"/>
+      </w:pPr>
+      <w:r>
+        <w:t>01. Prepare this connected week</w:t>
+      </w:r>
+    </w:p>
+    <w:p>
+      <w:r>
+        <w:t>Use one main plan and keep practice separate from the independent first attempt.</w:t>
+      </w:r>
+    </w:p>
+    <w:p>
+      <w:pPr>
+        <w:pStyle w:val="Heading2"/>
+      </w:pPr>
+      <w:r>
+        <w:t>Learning goal and precision</w:t>
       </w:r>
     </w:p>
     <w:p>
@@ -74,6 +92,178 @@
           <w:b w:val="0"/>
         </w:rPr>
         <w:t xml:space="preserve"> support and citation evaluation</w:t>
+      </w:r>
+    </w:p>
+    <w:p>
+      <w:pPr>
+        <w:spacing w:line="336" w:lineRule="auto" w:after="180"/>
+      </w:pPr>
+      <w:r>
+        <w:rPr>
+          <w:b w:val="0"/>
+        </w:rPr>
+        <w:t xml:space="preserve">Two 45-minute sessions. Citation evaluation checks </w:t>
+      </w:r>
+      <w:r>
+        <w:rPr>
+          <w:b/>
+        </w:rPr>
+        <w:t>source</w:t>
+      </w:r>
+      <w:r>
+        <w:rPr>
+          <w:b w:val="0"/>
+        </w:rPr>
+        <w:t xml:space="preserve"> existence, exact passage support and coverage of answer </w:t>
+      </w:r>
+      <w:r>
+        <w:rPr>
+          <w:b/>
+        </w:rPr>
+        <w:t>claim</w:t>
+      </w:r>
+      <w:r>
+        <w:rPr>
+          <w:b w:val="0"/>
+        </w:rPr>
+        <w:t>s. A real citation can still be irrelevant.</w:t>
+      </w:r>
+    </w:p>
+    <w:p>
+      <w:pPr>
+        <w:spacing w:line="336" w:lineRule="auto" w:after="180"/>
+      </w:pPr>
+      <w:r>
+        <w:rPr>
+          <w:b w:val="0"/>
+        </w:rPr>
+        <w:t xml:space="preserve">Use the supplied constructed scenarios to make the </w:t>
+      </w:r>
+      <w:r>
+        <w:rPr>
+          <w:b/>
+        </w:rPr>
+        <w:t>mechanism</w:t>
+      </w:r>
+      <w:r>
+        <w:rPr>
+          <w:b w:val="0"/>
+        </w:rPr>
+        <w:t xml:space="preserve"> inspectable. Collect W4 before sharing solutions.</w:t>
+      </w:r>
+    </w:p>
+    <w:p>
+      <w:pPr>
+        <w:spacing w:line="336" w:lineRule="auto" w:after="180"/>
+      </w:pPr>
+      <w:r>
+        <w:rPr>
+          <w:b w:val="0"/>
+        </w:rPr>
+        <w:t xml:space="preserve">Students should name intermediate </w:t>
+      </w:r>
+      <w:r>
+        <w:rPr>
+          <w:b/>
+        </w:rPr>
+        <w:t>evidence</w:t>
+      </w:r>
+      <w:r>
+        <w:rPr>
+          <w:b w:val="0"/>
+        </w:rPr>
+        <w:t xml:space="preserve"> and limitations; classroom pacing and learning effectiveness remain unvalidated.</w:t>
+      </w:r>
+    </w:p>
+    <w:p>
+      <w:pPr>
+        <w:spacing w:line="336" w:lineRule="auto" w:after="180"/>
+      </w:pPr>
+      <w:r>
+        <w:rPr>
+          <w:b w:val="0"/>
+        </w:rPr>
+        <w:t xml:space="preserve">By the end, I can separate citation presence, </w:t>
+      </w:r>
+      <w:r>
+        <w:rPr>
+          <w:b/>
+        </w:rPr>
+        <w:t>link validity</w:t>
+      </w:r>
+      <w:r>
+        <w:rPr>
+          <w:b w:val="0"/>
+        </w:rPr>
+        <w:t xml:space="preserve"> and support for an exact </w:t>
+      </w:r>
+      <w:r>
+        <w:rPr>
+          <w:b/>
+        </w:rPr>
+        <w:t>claim</w:t>
+      </w:r>
+      <w:r>
+        <w:rPr>
+          <w:b w:val="0"/>
+        </w:rPr>
+        <w:t>.</w:t>
+      </w:r>
+    </w:p>
+    <w:p>
+      <w:pPr>
+        <w:pStyle w:val="Heading2"/>
+      </w:pPr>
+      <w:r>
+        <w:t>What to prepare</w:t>
+      </w:r>
+    </w:p>
+    <w:p>
+      <w:pPr>
+        <w:pStyle w:val="ListBullet"/>
+      </w:pPr>
+      <w:r>
+        <w:t>Use the supplied scenario, student illustrations and blank paper. For numeric work, offer counters or a calculator after learners show the setup. Fictional records are supplied; personal data and paid accounts are unnecessary.</w:t>
+      </w:r>
+    </w:p>
+    <w:p>
+      <w:pPr>
+        <w:pStyle w:val="ListBullet"/>
+      </w:pPr>
+      <w:r>
+        <w:t>Case exposure check: this source example appears in ai-2/29, ai-3/16. Reuse a familiar case for recall or modelling; verify that the case used to assess transfer has not already received feedback.</w:t>
+      </w:r>
+    </w:p>
+    <w:p>
+      <w:pPr>
+        <w:pStyle w:val="ListBullet"/>
+      </w:pPr>
+      <w:r>
+        <w:t>Lesson and workbook; paper and pencil</w:t>
+      </w:r>
+    </w:p>
+    <w:p>
+      <w:pPr>
+        <w:pStyle w:val="ListBullet"/>
+      </w:pPr>
+      <w:r>
+        <w:t>Calculator and optional local Python 3 for arithmetic; no live API or private data</w:t>
+      </w:r>
+    </w:p>
+    <w:p>
+      <w:pPr>
+        <w:pStyle w:val="ListBullet"/>
+      </w:pPr>
+      <w:r>
+        <w:t>Prepare the fresh retry separately and withhold its solution until after collection</w:t>
+      </w:r>
+    </w:p>
+    <w:p>
+      <w:pPr>
+        <w:pStyle w:val="Heading2"/>
+      </w:pPr>
+      <w:r>
+        <w:t>Main teaching plan</w:t>
       </w:r>
     </w:p>
     <w:tbl>
@@ -267,25 +457,309 @@
     </w:p>
     <w:p>
       <w:pPr>
+        <w:pStyle w:val="Heading2"/>
+      </w:pPr>
+      <w:r>
+        <w:t>Opening retrieval and readiness</w:t>
+      </w:r>
+    </w:p>
+    <w:p>
+      <w:pPr>
         <w:spacing w:line="336" w:lineRule="auto" w:after="180"/>
       </w:pPr>
       <w:r>
         <w:rPr>
           <w:b w:val="0"/>
         </w:rPr>
-        <w:t xml:space="preserve">Case exposure check: this </w:t>
+        <w:t>Without opening the old lesson, explain one key idea from Prompt Experiments. Give an example and a mistake that the idea helps you avoid.</w:t>
+      </w:r>
+    </w:p>
+    <w:p>
+      <w:pPr>
+        <w:spacing w:line="336" w:lineRule="auto" w:after="180"/>
+      </w:pPr>
+      <w:r>
+        <w:rPr>
+          <w:b w:val="0"/>
+        </w:rPr>
+        <w:t xml:space="preserve">Look for: Explain the </w:t>
       </w:r>
       <w:r>
         <w:rPr>
           <w:b/>
         </w:rPr>
+        <w:t>mechanism</w:t>
+      </w:r>
+      <w:r>
+        <w:rPr>
+          <w:b w:val="0"/>
+        </w:rPr>
+        <w:t xml:space="preserve"> and terminology of controlled prompt experiments</w:t>
+      </w:r>
+    </w:p>
+    <w:p>
+      <w:pPr>
+        <w:spacing w:line="336" w:lineRule="auto" w:after="180"/>
+      </w:pPr>
+      <w:r>
+        <w:rPr>
+          <w:b w:val="0"/>
+        </w:rPr>
+        <w:t>Reference example, not the only acceptable wording: Teacher explanation: A prompt experiment compares complete specifications using the same task cases.</w:t>
+      </w:r>
+    </w:p>
+    <w:p>
+      <w:pPr>
+        <w:spacing w:line="336" w:lineRule="auto" w:after="180"/>
+      </w:pPr>
+      <w:r>
+        <w:rPr>
+          <w:b w:val="0"/>
+        </w:rPr>
+        <w:t xml:space="preserve">Define success before inspecting </w:t>
+      </w:r>
+      <w:r>
+        <w:rPr>
+          <w:b/>
+        </w:rPr>
+        <w:t>output</w:t>
+      </w:r>
+      <w:r>
+        <w:rPr>
+          <w:b w:val="0"/>
+        </w:rPr>
+        <w:t xml:space="preserve">s; change one intended instruction and preserve other settings. Evaluate both prompts on paired cases with fixed model/version, </w:t>
+      </w:r>
+      <w:r>
+        <w:rPr>
+          <w:b/>
+        </w:rPr>
         <w:t>source</w:t>
       </w:r>
       <w:r>
         <w:rPr>
           <w:b w:val="0"/>
         </w:rPr>
-        <w:t xml:space="preserve"> example appears in ai-2/29, ai-3/16. Reuse a familiar case for recall or modelling; verify that the case used to assess transfer has not already received feedback.</w:t>
+        <w:t xml:space="preserve"> records, </w:t>
+      </w:r>
+      <w:r>
+        <w:rPr>
+          <w:b/>
+        </w:rPr>
+        <w:t>output</w:t>
+      </w:r>
+      <w:r>
+        <w:rPr>
+          <w:b w:val="0"/>
+        </w:rPr>
+        <w:t xml:space="preserve"> contract and scoring rubric.</w:t>
+      </w:r>
+    </w:p>
+    <w:p>
+      <w:pPr>
+        <w:spacing w:line="336" w:lineRule="auto" w:after="180"/>
+      </w:pPr>
+      <w:r>
+        <w:rPr>
+          <w:b w:val="0"/>
+        </w:rPr>
+        <w:t>Use development results for selection, then reserve new final cases. Score each case rather than counting attractive sentences.</w:t>
+      </w:r>
+    </w:p>
+    <w:p>
+      <w:pPr>
+        <w:spacing w:line="336" w:lineRule="auto" w:after="180"/>
+      </w:pPr>
+      <w:r>
+        <w:rPr>
+          <w:b w:val="0"/>
+        </w:rPr>
+        <w:t>Without opening the old lesson, explain one key idea from Image and Voice Pipelines. Give an example and a mistake that the idea helps you avoid.</w:t>
+      </w:r>
+    </w:p>
+    <w:p>
+      <w:pPr>
+        <w:spacing w:line="336" w:lineRule="auto" w:after="180"/>
+      </w:pPr>
+      <w:r>
+        <w:rPr>
+          <w:b w:val="0"/>
+        </w:rPr>
+        <w:t xml:space="preserve">Look for: Explain the </w:t>
+      </w:r>
+      <w:r>
+        <w:rPr>
+          <w:b/>
+        </w:rPr>
+        <w:t>mechanism</w:t>
+      </w:r>
+      <w:r>
+        <w:rPr>
+          <w:b w:val="0"/>
+        </w:rPr>
+        <w:t xml:space="preserve"> and terminology of speech pipelines and multimodal </w:t>
+      </w:r>
+      <w:r>
+        <w:rPr>
+          <w:b/>
+        </w:rPr>
+        <w:t>evidence</w:t>
+      </w:r>
+    </w:p>
+    <w:p>
+      <w:pPr>
+        <w:spacing w:line="336" w:lineRule="auto" w:after="180"/>
+      </w:pPr>
+      <w:r>
+        <w:rPr>
+          <w:b w:val="0"/>
+        </w:rPr>
+        <w:t>Reference example, not the only acceptable wording: Teacher explanation: A multimodal pipeline may transcribe speech, inspect an image and generate a response.</w:t>
+      </w:r>
+    </w:p>
+    <w:p>
+      <w:pPr>
+        <w:spacing w:line="336" w:lineRule="auto" w:after="180"/>
+      </w:pPr>
+      <w:r>
+        <w:rPr>
+          <w:b w:val="0"/>
+        </w:rPr>
+        <w:t xml:space="preserve">Errors at one stage can propagate even when later stages run correctly. Track </w:t>
+      </w:r>
+      <w:r>
+        <w:rPr>
+          <w:b/>
+        </w:rPr>
+        <w:t>source</w:t>
+      </w:r>
+      <w:r>
+        <w:rPr>
+          <w:b w:val="0"/>
+        </w:rPr>
+        <w:t xml:space="preserve"> modality, segment/time references, transcription, interpretation and final </w:t>
+      </w:r>
+      <w:r>
+        <w:rPr>
+          <w:b/>
+        </w:rPr>
+        <w:t>claim</w:t>
+      </w:r>
+      <w:r>
+        <w:rPr>
+          <w:b w:val="0"/>
+        </w:rPr>
+        <w:t>s separately.</w:t>
+      </w:r>
+    </w:p>
+    <w:p>
+      <w:pPr>
+        <w:spacing w:line="336" w:lineRule="auto" w:after="180"/>
+      </w:pPr>
+      <w:r>
+        <w:rPr>
+          <w:b w:val="0"/>
+        </w:rPr>
+        <w:t xml:space="preserve">Compare conflicting </w:t>
+      </w:r>
+      <w:r>
+        <w:rPr>
+          <w:b/>
+        </w:rPr>
+        <w:t>evidence</w:t>
+      </w:r>
+      <w:r>
+        <w:rPr>
+          <w:b w:val="0"/>
+        </w:rPr>
+        <w:t xml:space="preserve"> without assuming one modality always wins. Ask for clarification when the task needs unresolved information.</w:t>
+      </w:r>
+    </w:p>
+    <w:p>
+      <w:pPr>
+        <w:spacing w:line="336" w:lineRule="auto" w:after="180"/>
+      </w:pPr>
+      <w:r>
+        <w:rPr>
+          <w:b w:val="0"/>
+        </w:rPr>
+        <w:t>Without opening the old lesson, explain one key idea from Recommendation Scores. Give an example and a mistake that the idea helps you avoid.</w:t>
+      </w:r>
+    </w:p>
+    <w:p>
+      <w:pPr>
+        <w:spacing w:line="336" w:lineRule="auto" w:after="180"/>
+      </w:pPr>
+      <w:r>
+        <w:rPr>
+          <w:b w:val="0"/>
+        </w:rPr>
+        <w:t>Look for: Compute a weighted score</w:t>
+      </w:r>
+    </w:p>
+    <w:p>
+      <w:pPr>
+        <w:spacing w:line="336" w:lineRule="auto" w:after="180"/>
+      </w:pPr>
+      <w:r>
+        <w:rPr>
+          <w:b w:val="0"/>
+        </w:rPr>
+        <w:t>Reference example, not the only acceptable wording: Score 8.</w:t>
+      </w:r>
+    </w:p>
+    <w:p>
+      <w:pPr>
+        <w:spacing w:line="336" w:lineRule="auto" w:after="180"/>
+      </w:pPr>
+      <w:r>
+        <w:rPr>
+          <w:b w:val="0"/>
+        </w:rPr>
+        <w:t xml:space="preserve">A result depends on the </w:t>
+      </w:r>
+      <w:r>
+        <w:rPr>
+          <w:b/>
+        </w:rPr>
+        <w:t>input</w:t>
+      </w:r>
+      <w:r>
+        <w:rPr>
+          <w:b w:val="0"/>
+        </w:rPr>
+        <w:t xml:space="preserve">s, procedure and conditions that produced it. Preserve data roles and distinguish observed outcomes from </w:t>
+      </w:r>
+      <w:r>
+        <w:rPr>
+          <w:b/>
+        </w:rPr>
+        <w:t>prediction</w:t>
+      </w:r>
+      <w:r>
+        <w:rPr>
+          <w:b w:val="0"/>
+        </w:rPr>
+        <w:t>s or unmeasured conditions.</w:t>
+      </w:r>
+    </w:p>
+    <w:p>
+      <w:pPr>
+        <w:spacing w:line="336" w:lineRule="auto" w:after="180"/>
+      </w:pPr>
+      <w:r>
+        <w:rPr>
+          <w:b w:val="0"/>
+        </w:rPr>
+        <w:t>If the prior concept cannot be explained, use a short retrieval activity before this chapter.</w:t>
+      </w:r>
+    </w:p>
+    <w:p>
+      <w:pPr>
+        <w:pStyle w:val="Heading2"/>
+      </w:pPr>
+      <w:r>
+        <w:t>Earlier wording, alternatives and picture transcripts · reference / check after trying</w:t>
       </w:r>
     </w:p>
     <w:p>
@@ -293,6 +767,14 @@
         <w:pStyle w:val="Heading3"/>
       </w:pPr>
       <w:r>
+        <w:t>Teach the learning cycle</w:t>
+      </w:r>
+    </w:p>
+    <w:p>
+      <w:pPr>
+        <w:pStyle w:val="Heading3"/>
+      </w:pPr>
+      <w:r>
         <w:t>Retrieval answer guidance</w:t>
       </w:r>
     </w:p>
@@ -306,109 +788,6 @@
     </w:p>
     <w:p>
       <w:pPr>
-        <w:spacing w:line="336" w:lineRule="auto" w:after="180"/>
-      </w:pPr>
-      <w:r>
-        <w:rPr>
-          <w:b w:val="0"/>
-        </w:rPr>
-        <w:t>Without opening the old lesson, explain one key idea from Prompt Experiments. Give an example and a mistake that the idea helps you avoid.</w:t>
-      </w:r>
-    </w:p>
-    <w:p>
-      <w:pPr>
-        <w:spacing w:line="336" w:lineRule="auto" w:after="180"/>
-      </w:pPr>
-      <w:r>
-        <w:rPr>
-          <w:b w:val="0"/>
-        </w:rPr>
-        <w:t xml:space="preserve">Look for: Explain the </w:t>
-      </w:r>
-      <w:r>
-        <w:rPr>
-          <w:b/>
-        </w:rPr>
-        <w:t>mechanism</w:t>
-      </w:r>
-      <w:r>
-        <w:rPr>
-          <w:b w:val="0"/>
-        </w:rPr>
-        <w:t xml:space="preserve"> and terminology of controlled prompt experiments</w:t>
-      </w:r>
-    </w:p>
-    <w:p>
-      <w:pPr>
-        <w:spacing w:line="336" w:lineRule="auto" w:after="180"/>
-      </w:pPr>
-      <w:r>
-        <w:rPr>
-          <w:b w:val="0"/>
-        </w:rPr>
-        <w:t>Reference example, not the only acceptable wording: Teacher explanation: A prompt experiment compares complete specifications using the same task cases.</w:t>
-      </w:r>
-    </w:p>
-    <w:p>
-      <w:pPr>
-        <w:spacing w:line="336" w:lineRule="auto" w:after="180"/>
-      </w:pPr>
-      <w:r>
-        <w:rPr>
-          <w:b w:val="0"/>
-        </w:rPr>
-        <w:t xml:space="preserve">Define success before inspecting </w:t>
-      </w:r>
-      <w:r>
-        <w:rPr>
-          <w:b/>
-        </w:rPr>
-        <w:t>output</w:t>
-      </w:r>
-      <w:r>
-        <w:rPr>
-          <w:b w:val="0"/>
-        </w:rPr>
-        <w:t xml:space="preserve">s; change one intended instruction and preserve other settings. Evaluate both prompts on paired cases with fixed model/version, </w:t>
-      </w:r>
-      <w:r>
-        <w:rPr>
-          <w:b/>
-        </w:rPr>
-        <w:t>source</w:t>
-      </w:r>
-      <w:r>
-        <w:rPr>
-          <w:b w:val="0"/>
-        </w:rPr>
-        <w:t xml:space="preserve"> records, </w:t>
-      </w:r>
-      <w:r>
-        <w:rPr>
-          <w:b/>
-        </w:rPr>
-        <w:t>output</w:t>
-      </w:r>
-      <w:r>
-        <w:rPr>
-          <w:b w:val="0"/>
-        </w:rPr>
-        <w:t xml:space="preserve"> contract and scoring rubric.</w:t>
-      </w:r>
-    </w:p>
-    <w:p>
-      <w:pPr>
-        <w:spacing w:line="336" w:lineRule="auto" w:after="180"/>
-      </w:pPr>
-      <w:r>
-        <w:rPr>
-          <w:b w:val="0"/>
-        </w:rPr>
-        <w:t>Use development results for selection, then reserve new final cases. Score each case rather than counting attractive sentences.</w:t>
-      </w:r>
-    </w:p>
-    <w:p>
-      <w:pPr>
         <w:pStyle w:val="Heading3"/>
       </w:pPr>
       <w:r>
@@ -417,152 +796,10 @@
     </w:p>
     <w:p>
       <w:pPr>
-        <w:spacing w:line="336" w:lineRule="auto" w:after="180"/>
-      </w:pPr>
-      <w:r>
-        <w:rPr>
-          <w:b w:val="0"/>
-        </w:rPr>
-        <w:t>Without opening the old lesson, explain one key idea from Image and Voice Pipelines. Give an example and a mistake that the idea helps you avoid.</w:t>
-      </w:r>
-    </w:p>
-    <w:p>
-      <w:pPr>
-        <w:spacing w:line="336" w:lineRule="auto" w:after="180"/>
-      </w:pPr>
-      <w:r>
-        <w:rPr>
-          <w:b w:val="0"/>
-        </w:rPr>
-        <w:t xml:space="preserve">Look for: Explain the </w:t>
-      </w:r>
-      <w:r>
-        <w:rPr>
-          <w:b/>
-        </w:rPr>
-        <w:t>mechanism</w:t>
-      </w:r>
-      <w:r>
-        <w:rPr>
-          <w:b w:val="0"/>
-        </w:rPr>
-        <w:t xml:space="preserve"> and terminology of speech pipelines and multimodal </w:t>
-      </w:r>
-      <w:r>
-        <w:rPr>
-          <w:b/>
-        </w:rPr>
-        <w:t>evidence</w:t>
-      </w:r>
-    </w:p>
-    <w:p>
-      <w:pPr>
-        <w:spacing w:line="336" w:lineRule="auto" w:after="180"/>
-      </w:pPr>
-      <w:r>
-        <w:rPr>
-          <w:b w:val="0"/>
-        </w:rPr>
-        <w:t>Reference example, not the only acceptable wording: Teacher explanation: A multimodal pipeline may transcribe speech, inspect an image and generate a response.</w:t>
-      </w:r>
-    </w:p>
-    <w:p>
-      <w:pPr>
-        <w:spacing w:line="336" w:lineRule="auto" w:after="180"/>
-      </w:pPr>
-      <w:r>
-        <w:rPr>
-          <w:b w:val="0"/>
-        </w:rPr>
-        <w:t xml:space="preserve">Errors at one stage can propagate even when later stages run correctly. Track </w:t>
-      </w:r>
-      <w:r>
-        <w:rPr>
-          <w:b/>
-        </w:rPr>
-        <w:t>source</w:t>
-      </w:r>
-      <w:r>
-        <w:rPr>
-          <w:b w:val="0"/>
-        </w:rPr>
-        <w:t xml:space="preserve"> modality, segment/time references, transcription, interpretation and final </w:t>
-      </w:r>
-      <w:r>
-        <w:rPr>
-          <w:b/>
-        </w:rPr>
-        <w:t>claim</w:t>
-      </w:r>
-      <w:r>
-        <w:rPr>
-          <w:b w:val="0"/>
-        </w:rPr>
-        <w:t>s separately.</w:t>
-      </w:r>
-    </w:p>
-    <w:p>
-      <w:pPr>
-        <w:spacing w:line="336" w:lineRule="auto" w:after="180"/>
-      </w:pPr>
-      <w:r>
-        <w:rPr>
-          <w:b w:val="0"/>
-        </w:rPr>
-        <w:t xml:space="preserve">Compare conflicting </w:t>
-      </w:r>
-      <w:r>
-        <w:rPr>
-          <w:b/>
-        </w:rPr>
-        <w:t>evidence</w:t>
-      </w:r>
-      <w:r>
-        <w:rPr>
-          <w:b w:val="0"/>
-        </w:rPr>
-        <w:t xml:space="preserve"> without assuming one modality always wins. Ask for clarification when the task needs unresolved information.</w:t>
-      </w:r>
-    </w:p>
-    <w:p>
-      <w:pPr>
         <w:pStyle w:val="Heading3"/>
       </w:pPr>
       <w:r>
         <w:t>Recommendation Scores</w:t>
-      </w:r>
-    </w:p>
-    <w:p>
-      <w:pPr>
-        <w:spacing w:line="336" w:lineRule="auto" w:after="180"/>
-      </w:pPr>
-      <w:r>
-        <w:rPr>
-          <w:b w:val="0"/>
-        </w:rPr>
-        <w:t>Without opening the old lesson, explain one key idea from Recommendation Scores. Give an example and a mistake that the idea helps you avoid.</w:t>
-      </w:r>
-    </w:p>
-    <w:p>
-      <w:pPr>
-        <w:spacing w:line="336" w:lineRule="auto" w:after="180"/>
-      </w:pPr>
-      <w:r>
-        <w:rPr>
-          <w:b w:val="0"/>
-        </w:rPr>
-        <w:t>Look for: Compute a weighted score</w:t>
-      </w:r>
-    </w:p>
-    <w:p>
-      <w:pPr>
-        <w:spacing w:line="336" w:lineRule="auto" w:after="180"/>
-      </w:pPr>
-      <w:r>
-        <w:rPr>
-          <w:b w:val="0"/>
-        </w:rPr>
-        <w:t>Reference example, not the only acceptable wording: Score 8.</w:t>
       </w:r>
     </w:p>
     <w:p>
@@ -801,6 +1038,11 @@
       </w:r>
     </w:p>
     <w:p>
+      <w:r>
+        <w:t>This compact option is not the full-week schedule. Use the main teaching cycle and allow extra sessions for the investigation, independent work and project.</w:t>
+      </w:r>
+    </w:p>
+    <w:p>
       <w:pPr>
         <w:spacing w:line="336" w:lineRule="auto" w:after="180"/>
       </w:pPr>
@@ -808,7 +1050,19 @@
         <w:rPr>
           <w:b w:val="0"/>
         </w:rPr>
-        <w:t>Use the supplied scenario, student illustrations and blank paper. For numeric work, offer counters or a calculator after learners show the setup. Fictional records are supplied; personal data and paid accounts are unnecessary.</w:t>
+        <w:t xml:space="preserve">Allow 80 minutes: recall 8; explanation 12; worked demonstration 15; guided practice 20; </w:t>
+      </w:r>
+      <w:r>
+        <w:rPr>
+          <w:b/>
+        </w:rPr>
+        <w:t>independent</w:t>
+      </w:r>
+      <w:r>
+        <w:rPr>
+          <w:b w:val="0"/>
+        </w:rPr>
+        <w:t xml:space="preserve"> assessment 15; project and reflection 10. Extend the lab into a second session when needed.</w:t>
       </w:r>
     </w:p>
     <w:p>
@@ -816,44 +1070,90 @@
         <w:pStyle w:val="Heading3"/>
       </w:pPr>
       <w:r>
-        <w:t>Alternative compact allocation</w:t>
-      </w:r>
-    </w:p>
-    <w:p>
-      <w:r>
-        <w:t>This compact option is not the full-week schedule. Use the main teaching cycle and allow extra sessions for the investigation, independent work and project.</w:t>
+        <w:t>Preparation for the connected explanation</w:t>
+      </w:r>
+    </w:p>
+    <w:p>
+      <w:pPr>
+        <w:pStyle w:val="Heading3"/>
+      </w:pPr>
+      <w:r>
+        <w:t>Readiness answer</w:t>
+      </w:r>
+    </w:p>
+    <w:p>
+      <w:pPr>
+        <w:pStyle w:val="Heading3"/>
+      </w:pPr>
+      <w:r>
+        <w:t>End goal for the pictorial case</w:t>
       </w:r>
     </w:p>
     <w:p>
       <w:pPr>
         <w:spacing w:line="336" w:lineRule="auto" w:after="180"/>
-        <w:shd w:fill="F1F6F8"/>
-      </w:pPr>
-      <w:r>
-        <w:rPr>
-          <w:b w:val="0"/>
-        </w:rPr>
-        <w:t xml:space="preserve">Allow 80 minutes: recall 8; explanation 12; worked demonstration 15; guided practice 20; </w:t>
+      </w:pPr>
+      <w:r>
+        <w:rPr>
+          <w:b w:val="0"/>
+        </w:rPr>
+        <w:t>This added worked case illustrates the week’s main idea. Retain all original and connected topics; schedule its practice within the teaching cycle.</w:t>
+      </w:r>
+    </w:p>
+    <w:p>
+      <w:pPr>
+        <w:pStyle w:val="Heading1"/>
+      </w:pPr>
+      <w:r>
+        <w:t>02. Model claim-by-claim evidence checks</w:t>
+      </w:r>
+    </w:p>
+    <w:p>
+      <w:r>
+        <w:t>Keep four-claim, three-claim and six-claim records distinct.</w:t>
+      </w:r>
+    </w:p>
+    <w:p>
+      <w:pPr>
+        <w:pStyle w:val="Heading2"/>
+      </w:pPr>
+      <w:r>
+        <w:t>Define support and the counting units</w:t>
+      </w:r>
+    </w:p>
+    <w:p>
+      <w:pPr>
+        <w:spacing w:line="336" w:lineRule="auto" w:after="180"/>
+      </w:pPr>
+      <w:r>
+        <w:rPr>
+          <w:b w:val="0"/>
+        </w:rPr>
+        <w:t xml:space="preserve">Citation evaluation checks </w:t>
       </w:r>
       <w:r>
         <w:rPr>
           <w:b/>
         </w:rPr>
-        <w:t>independent</w:t>
-      </w:r>
-      <w:r>
-        <w:rPr>
-          <w:b w:val="0"/>
-        </w:rPr>
-        <w:t xml:space="preserve"> assessment 15; project and reflection 10. Extend the lab into a second session when needed.</w:t>
-      </w:r>
-    </w:p>
-    <w:p>
-      <w:pPr>
-        <w:pStyle w:val="Heading3"/>
-      </w:pPr>
-      <w:r>
-        <w:t>Preparation for the connected explanation</w:t>
+        <w:t>source</w:t>
+      </w:r>
+      <w:r>
+        <w:rPr>
+          <w:b w:val="0"/>
+        </w:rPr>
+        <w:t xml:space="preserve"> existence, exact passage support and coverage of answer </w:t>
+      </w:r>
+      <w:r>
+        <w:rPr>
+          <w:b/>
+        </w:rPr>
+        <w:t>claim</w:t>
+      </w:r>
+      <w:r>
+        <w:rPr>
+          <w:b w:val="0"/>
+        </w:rPr>
+        <w:t>s. A real citation can still be irrelevant.</w:t>
       </w:r>
     </w:p>
     <w:p>
@@ -864,19 +1164,19 @@
         <w:rPr>
           <w:b w:val="0"/>
         </w:rPr>
-        <w:t xml:space="preserve">Two 45-minute sessions. Citation evaluation checks </w:t>
+        <w:t xml:space="preserve">For this classroom rubric count a </w:t>
       </w:r>
       <w:r>
         <w:rPr>
           <w:b/>
         </w:rPr>
-        <w:t>source</w:t>
-      </w:r>
-      <w:r>
-        <w:rPr>
-          <w:b w:val="0"/>
-        </w:rPr>
-        <w:t xml:space="preserve"> existence, exact passage support and coverage of answer </w:t>
+        <w:t>claim</w:t>
+      </w:r>
+      <w:r>
+        <w:rPr>
+          <w:b w:val="0"/>
+        </w:rPr>
+        <w:t xml:space="preserve"> as supported only when its cited passage entails it. Separately count correct citation links. Use the number of factual </w:t>
       </w:r>
       <w:r>
         <w:rPr>
@@ -888,692 +1188,15 @@
         <w:rPr>
           <w:b w:val="0"/>
         </w:rPr>
-        <w:t>s. A real citation can still be irrelevant.</w:t>
-      </w:r>
-    </w:p>
-    <w:p>
-      <w:pPr>
-        <w:spacing w:line="336" w:lineRule="auto" w:after="180"/>
-      </w:pPr>
-      <w:r>
-        <w:rPr>
-          <w:b w:val="0"/>
-        </w:rPr>
-        <w:t xml:space="preserve">Use the supplied constructed scenarios to make the </w:t>
-      </w:r>
-      <w:r>
-        <w:rPr>
-          <w:b/>
-        </w:rPr>
-        <w:t>mechanism</w:t>
-      </w:r>
-      <w:r>
-        <w:rPr>
-          <w:b w:val="0"/>
-        </w:rPr>
-        <w:t xml:space="preserve"> inspectable. Collect W4 before sharing solutions.</w:t>
-      </w:r>
-    </w:p>
-    <w:p>
-      <w:pPr>
-        <w:spacing w:line="336" w:lineRule="auto" w:after="180"/>
-      </w:pPr>
-      <w:r>
-        <w:rPr>
-          <w:b w:val="0"/>
-        </w:rPr>
-        <w:t xml:space="preserve">Students should name intermediate </w:t>
-      </w:r>
-      <w:r>
-        <w:rPr>
-          <w:b/>
-        </w:rPr>
-        <w:t>evidence</w:t>
-      </w:r>
-      <w:r>
-        <w:rPr>
-          <w:b w:val="0"/>
-        </w:rPr>
-        <w:t xml:space="preserve"> and limitations; classroom pacing and learning effectiveness remain unvalidated.</w:t>
-      </w:r>
-    </w:p>
-    <w:p>
-      <w:pPr>
-        <w:pStyle w:val="Heading3"/>
-      </w:pPr>
-      <w:r>
-        <w:t>Readiness answer</w:t>
-      </w:r>
-    </w:p>
-    <w:p>
-      <w:pPr>
-        <w:spacing w:line="336" w:lineRule="auto" w:after="180"/>
-      </w:pPr>
-      <w:r>
-        <w:rPr>
-          <w:b w:val="0"/>
-        </w:rPr>
-        <w:t xml:space="preserve">A result depends on the </w:t>
-      </w:r>
-      <w:r>
-        <w:rPr>
-          <w:b/>
-        </w:rPr>
-        <w:t>input</w:t>
-      </w:r>
-      <w:r>
-        <w:rPr>
-          <w:b w:val="0"/>
-        </w:rPr>
-        <w:t xml:space="preserve">s, procedure and conditions that produced it. Preserve data roles and distinguish observed outcomes from </w:t>
-      </w:r>
-      <w:r>
-        <w:rPr>
-          <w:b/>
-        </w:rPr>
-        <w:t>prediction</w:t>
-      </w:r>
-      <w:r>
-        <w:rPr>
-          <w:b w:val="0"/>
-        </w:rPr>
-        <w:t>s or unmeasured conditions.</w:t>
-      </w:r>
-    </w:p>
-    <w:p>
-      <w:pPr>
-        <w:spacing w:line="336" w:lineRule="auto" w:after="180"/>
-      </w:pPr>
-      <w:r>
-        <w:rPr>
-          <w:b w:val="0"/>
-        </w:rPr>
-        <w:t>If the prior concept cannot be explained, use a short retrieval activity before this chapter.</w:t>
-      </w:r>
-    </w:p>
-    <w:p>
-      <w:pPr>
-        <w:spacing w:line="336" w:lineRule="auto" w:after="180"/>
-      </w:pPr>
-      <w:r>
-        <w:rPr>
-          <w:b w:val="0"/>
-        </w:rPr>
-        <w:t>Lesson and workbook; paper and pencil</w:t>
-      </w:r>
-    </w:p>
-    <w:p>
-      <w:pPr>
-        <w:spacing w:line="336" w:lineRule="auto" w:after="180"/>
-      </w:pPr>
-      <w:r>
-        <w:rPr>
-          <w:b w:val="0"/>
-        </w:rPr>
-        <w:t>Calculator and optional local Python 3 for arithmetic; no live API or private data</w:t>
-      </w:r>
-    </w:p>
-    <w:p>
-      <w:pPr>
-        <w:spacing w:line="336" w:lineRule="auto" w:after="180"/>
-      </w:pPr>
-      <w:r>
-        <w:rPr>
-          <w:b w:val="0"/>
-        </w:rPr>
-        <w:t>Prepare the fresh retry separately and withhold its solution until after collection</w:t>
-      </w:r>
-    </w:p>
-    <w:p>
-      <w:pPr>
-        <w:pStyle w:val="Heading3"/>
-      </w:pPr>
-      <w:r>
-        <w:t>End goal for the pictorial case</w:t>
-      </w:r>
-    </w:p>
-    <w:p>
-      <w:pPr>
-        <w:spacing w:line="336" w:lineRule="auto" w:after="180"/>
-      </w:pPr>
-      <w:r>
-        <w:rPr>
-          <w:b w:val="0"/>
-        </w:rPr>
-        <w:t xml:space="preserve">By the end, I can separate citation presence, </w:t>
-      </w:r>
-      <w:r>
-        <w:rPr>
-          <w:b/>
-        </w:rPr>
-        <w:t>link validity</w:t>
-      </w:r>
-      <w:r>
-        <w:rPr>
-          <w:b w:val="0"/>
-        </w:rPr>
-        <w:t xml:space="preserve"> and support for an exact </w:t>
-      </w:r>
-      <w:r>
-        <w:rPr>
-          <w:b/>
-        </w:rPr>
-        <w:t>claim</w:t>
-      </w:r>
-      <w:r>
-        <w:rPr>
-          <w:b w:val="0"/>
-        </w:rPr>
-        <w:t>.</w:t>
-      </w:r>
-    </w:p>
-    <w:p>
-      <w:pPr>
-        <w:spacing w:line="336" w:lineRule="auto" w:after="180"/>
-      </w:pPr>
-      <w:r>
-        <w:rPr>
-          <w:b w:val="0"/>
-        </w:rPr>
-        <w:t>This added worked case illustrates the week’s main idea. Retain all original and connected topics; schedule its practice within the teaching cycle.</w:t>
-      </w:r>
-    </w:p>
-    <w:p>
-      <w:pPr>
-        <w:pStyle w:val="Heading1"/>
-      </w:pPr>
-      <w:r>
-        <w:t>02. Explain the mechanism</w:t>
-      </w:r>
-    </w:p>
-    <w:p>
-      <w:r>
-        <w:t>Model Evidence and Sources using the supplied case, labelled mechanism and reasoning. Make the scope of each conclusion explicit.</w:t>
-      </w:r>
-    </w:p>
-    <w:p>
-      <w:pPr>
-        <w:spacing w:line="336" w:lineRule="auto" w:after="180"/>
-      </w:pPr>
-      <w:r>
-        <w:rPr>
-          <w:b/>
-        </w:rPr>
-        <w:t>Input</w:t>
-      </w:r>
-      <w:r>
-        <w:rPr>
-          <w:b w:val="0"/>
-        </w:rPr>
-        <w:t xml:space="preserve"> → </w:t>
-      </w:r>
-      <w:r>
-        <w:rPr>
-          <w:b/>
-        </w:rPr>
-        <w:t>Process</w:t>
-      </w:r>
-      <w:r>
-        <w:rPr>
-          <w:b w:val="0"/>
-        </w:rPr>
-        <w:t xml:space="preserve"> → </w:t>
-      </w:r>
-      <w:r>
-        <w:rPr>
-          <w:b/>
-        </w:rPr>
-        <w:t>Output</w:t>
-      </w:r>
-    </w:p>
-    <w:p>
-      <w:pPr>
-        <w:spacing w:line="336" w:lineRule="auto" w:after="180"/>
-      </w:pPr>
-      <w:r>
-        <w:rPr>
-          <w:b w:val="0"/>
-        </w:rPr>
-        <w:t>Trace the information. At each stage, ask what changed and how you could test it.</w:t>
-      </w:r>
-    </w:p>
-    <w:p>
-      <w:pPr>
-        <w:spacing w:line="336" w:lineRule="auto" w:after="180"/>
-      </w:pPr>
-      <w:r>
-        <w:rPr>
-          <w:b w:val="0"/>
-        </w:rPr>
-        <w:t>Which stage could fail even when the other two are correct? Explain:</w:t>
-      </w:r>
-    </w:p>
-    <w:p>
-      <w:pPr>
-        <w:spacing w:line="336" w:lineRule="auto" w:after="180"/>
-      </w:pPr>
-      <w:r>
-        <w:rPr>
-          <w:b w:val="0"/>
-        </w:rPr>
-        <w:t xml:space="preserve">Predict first. Then check each step. A correct answer without visible reasoning is incomplete </w:t>
-      </w:r>
-      <w:r>
-        <w:rPr>
-          <w:b/>
-        </w:rPr>
-        <w:t>evidence</w:t>
-      </w:r>
-      <w:r>
-        <w:rPr>
-          <w:b w:val="0"/>
-        </w:rPr>
-        <w:t>.</w:t>
-      </w:r>
-    </w:p>
-    <w:p>
-      <w:pPr>
-        <w:spacing w:line="336" w:lineRule="auto" w:after="180"/>
-        <w:shd w:fill="F4F9FC"/>
-      </w:pPr>
-      <w:r>
-        <w:rPr>
-          <w:b w:val="0"/>
-        </w:rPr>
-        <w:t xml:space="preserve">1. </w:t>
-      </w:r>
-      <w:r>
-        <w:rPr>
-          <w:b/>
-        </w:rPr>
-        <w:t>Claim</w:t>
-      </w:r>
-      <w:r>
-        <w:rPr>
-          <w:b w:val="0"/>
-        </w:rPr>
-        <w:t>: a book won an award in 2024.</w:t>
-      </w:r>
-    </w:p>
-    <w:p>
-      <w:pPr>
-        <w:spacing w:line="336" w:lineRule="auto" w:after="180"/>
-        <w:shd w:fill="F4F9FC"/>
-      </w:pPr>
-      <w:r>
-        <w:rPr>
-          <w:b w:val="0"/>
-        </w:rPr>
-        <w:t>2. Find the award organization’s record and the publisher’s page.</w:t>
-      </w:r>
-    </w:p>
-    <w:p>
-      <w:pPr>
-        <w:spacing w:line="336" w:lineRule="auto" w:after="180"/>
-        <w:shd w:fill="F4F9FC"/>
-      </w:pPr>
-      <w:r>
-        <w:rPr>
-          <w:b w:val="0"/>
-        </w:rPr>
-        <w:t xml:space="preserve">3. Check exact title, year, edition, and whether </w:t>
-      </w:r>
-      <w:r>
-        <w:rPr>
-          <w:b/>
-        </w:rPr>
-        <w:t>source</w:t>
-      </w:r>
-      <w:r>
-        <w:rPr>
-          <w:b w:val="0"/>
-        </w:rPr>
-        <w:t xml:space="preserve">s are </w:t>
-      </w:r>
-      <w:r>
-        <w:rPr>
-          <w:b/>
-        </w:rPr>
-        <w:t>independent</w:t>
-      </w:r>
-      <w:r>
-        <w:rPr>
-          <w:b w:val="0"/>
-        </w:rPr>
-        <w:t>.</w:t>
-      </w:r>
-    </w:p>
-    <w:p>
-      <w:pPr>
-        <w:spacing w:line="336" w:lineRule="auto" w:after="180"/>
-        <w:shd w:fill="F4F9FC"/>
-      </w:pPr>
-      <w:r>
-        <w:rPr>
-          <w:b w:val="0"/>
-        </w:rPr>
-        <w:t xml:space="preserve">4. If </w:t>
-      </w:r>
-      <w:r>
-        <w:rPr>
-          <w:b/>
-        </w:rPr>
-        <w:t>evidence</w:t>
-      </w:r>
-      <w:r>
-        <w:rPr>
-          <w:b w:val="0"/>
-        </w:rPr>
-        <w:t xml:space="preserve"> conflicts or is absent, mark ‘not verified’ rather than guess.</w:t>
-      </w:r>
-    </w:p>
-    <w:p>
-      <w:pPr>
-        <w:spacing w:line="336" w:lineRule="auto" w:after="180"/>
-      </w:pPr>
-      <w:r>
-        <w:rPr>
-          <w:b w:val="0"/>
-        </w:rPr>
-        <w:t>Recalculate, retrace, or restate the reasoning in your own representation:</w:t>
-      </w:r>
-    </w:p>
-    <w:p>
-      <w:pPr>
-        <w:spacing w:line="336" w:lineRule="auto" w:after="180"/>
-        <w:shd w:fill="F5F1FB"/>
-      </w:pPr>
-      <w:r>
-        <w:rPr>
-          <w:b w:val="0"/>
-        </w:rPr>
-        <w:t xml:space="preserve">CHECK Did the </w:t>
-      </w:r>
-      <w:r>
-        <w:rPr>
-          <w:b/>
-        </w:rPr>
-        <w:t>evidence</w:t>
-      </w:r>
-      <w:r>
-        <w:rPr>
-          <w:b w:val="0"/>
-        </w:rPr>
-        <w:t xml:space="preserve"> answer the exact question? Did the total, path, or </w:t>
-      </w:r>
-      <w:r>
-        <w:rPr>
-          <w:b/>
-        </w:rPr>
-        <w:t>source</w:t>
-      </w:r>
-      <w:r>
-        <w:rPr>
-          <w:b w:val="0"/>
-        </w:rPr>
-        <w:t xml:space="preserve"> record stay consistent?</w:t>
-      </w:r>
-    </w:p>
-    <w:p>
-      <w:pPr>
-        <w:pStyle w:val="Heading3"/>
-      </w:pPr>
-      <w:r>
-        <w:t>Concrete teaching case</w:t>
-      </w:r>
-    </w:p>
-    <w:p>
-      <w:pPr>
-        <w:pStyle w:val="Heading3"/>
-      </w:pPr>
-      <w:r>
-        <w:t>The teaching case</w:t>
-      </w:r>
-    </w:p>
-    <w:p>
-      <w:pPr>
-        <w:spacing w:line="336" w:lineRule="auto" w:after="180"/>
-        <w:shd w:fill="F1F6FC"/>
-      </w:pPr>
-      <w:r>
-        <w:rPr>
-          <w:b w:val="0"/>
-        </w:rPr>
-        <w:t>An answer says 80 pages, but the catalogue for that edition says 120.</w:t>
-      </w:r>
-    </w:p>
-    <w:p>
-      <w:pPr>
-        <w:spacing w:line="336" w:lineRule="auto" w:after="180"/>
-        <w:shd w:fill="F5F1FB"/>
-      </w:pPr>
-      <w:r>
-        <w:rPr>
-          <w:b w:val="0"/>
-        </w:rPr>
-        <w:t xml:space="preserve">What </w:t>
-      </w:r>
-      <w:r>
-        <w:rPr>
-          <w:b/>
-        </w:rPr>
-        <w:t>evidence</w:t>
-      </w:r>
-      <w:r>
-        <w:rPr>
-          <w:b w:val="0"/>
-        </w:rPr>
-        <w:t xml:space="preserve"> guides correction?</w:t>
-      </w:r>
-    </w:p>
-    <w:p>
-      <w:pPr>
-        <w:pStyle w:val="Heading3"/>
-      </w:pPr>
-      <w:r>
-        <w:t>Exact explanation to model</w:t>
-      </w:r>
-    </w:p>
-    <w:p>
-      <w:pPr>
-        <w:pStyle w:val="Heading3"/>
-      </w:pPr>
-      <w:r>
-        <w:t>Why the result follows</w:t>
-      </w:r>
-    </w:p>
-    <w:p>
-      <w:pPr>
-        <w:spacing w:line="336" w:lineRule="auto" w:after="180"/>
-        <w:shd w:fill="F1F6FC"/>
-      </w:pPr>
-      <w:r>
-        <w:rPr>
-          <w:b w:val="0"/>
-        </w:rPr>
-        <w:t xml:space="preserve">Check the exact edition and authoritative catalogue record. Record the supporting </w:t>
-      </w:r>
-      <w:r>
-        <w:rPr>
-          <w:b/>
-        </w:rPr>
-        <w:t>source</w:t>
-      </w:r>
-      <w:r>
-        <w:rPr>
-          <w:b w:val="0"/>
-        </w:rPr>
-        <w:t>.</w:t>
-      </w:r>
-    </w:p>
-    <w:p>
-      <w:pPr>
-        <w:pStyle w:val="Heading3"/>
-      </w:pPr>
-      <w:r>
-        <w:t>Explain the added worked example</w:t>
-      </w:r>
-    </w:p>
-    <w:p>
-      <w:pPr>
-        <w:spacing w:line="336" w:lineRule="auto" w:after="180"/>
-      </w:pPr>
-      <w:r>
-        <w:rPr>
-          <w:b w:val="0"/>
-        </w:rPr>
-        <w:t xml:space="preserve">Citation evaluation checks </w:t>
-      </w:r>
-      <w:r>
-        <w:rPr>
-          <w:b/>
-        </w:rPr>
-        <w:t>source</w:t>
-      </w:r>
-      <w:r>
-        <w:rPr>
-          <w:b w:val="0"/>
-        </w:rPr>
-        <w:t xml:space="preserve"> existence, exact passage support and coverage of answer </w:t>
-      </w:r>
-      <w:r>
-        <w:rPr>
-          <w:b/>
-        </w:rPr>
-        <w:t>claim</w:t>
-      </w:r>
-      <w:r>
-        <w:rPr>
-          <w:b w:val="0"/>
-        </w:rPr>
-        <w:t>s. A real citation can still be irrelevant.</w:t>
-      </w:r>
-    </w:p>
-    <w:p>
-      <w:pPr>
-        <w:pStyle w:val="Heading3"/>
-      </w:pPr>
-      <w:r>
-        <w:t>Explain the added worked example · 1</w:t>
-      </w:r>
-    </w:p>
-    <w:p>
-      <w:pPr>
-        <w:spacing w:line="336" w:lineRule="auto" w:after="180"/>
-      </w:pPr>
-      <w:r>
-        <w:rPr>
-          <w:b w:val="0"/>
-        </w:rPr>
-        <w:t>Begin by writing the question the procedure is intended to answer. Identify the information already supplied, the information it will produce and the information still missing.</w:t>
-      </w:r>
-    </w:p>
-    <w:p>
-      <w:pPr>
-        <w:spacing w:line="336" w:lineRule="auto" w:after="180"/>
-      </w:pPr>
-      <w:r>
-        <w:rPr>
-          <w:b w:val="0"/>
-        </w:rPr>
-        <w:t>These are constructed classroom examples; they do not require live accounts, private records or an external service. Do not treat a plausible explanation as a measured outcome.</w:t>
-      </w:r>
-    </w:p>
-    <w:p>
-      <w:pPr>
-        <w:spacing w:line="336" w:lineRule="auto" w:after="180"/>
-      </w:pPr>
-      <w:r>
-        <w:rPr>
-          <w:b w:val="0"/>
-        </w:rPr>
-        <w:t xml:space="preserve">For this classroom rubric count a </w:t>
-      </w:r>
-      <w:r>
-        <w:rPr>
-          <w:b/>
-        </w:rPr>
-        <w:t>claim</w:t>
-      </w:r>
-      <w:r>
-        <w:rPr>
-          <w:b w:val="0"/>
-        </w:rPr>
-        <w:t xml:space="preserve"> as supported only when its cited passage entails it. Separately count correct citation links. Use the number of factual </w:t>
-      </w:r>
-      <w:r>
-        <w:rPr>
-          <w:b/>
-        </w:rPr>
-        <w:t>claim</w:t>
-      </w:r>
-      <w:r>
-        <w:rPr>
-          <w:b w:val="0"/>
-        </w:rPr>
         <w:t>s as the support denominator.</w:t>
       </w:r>
     </w:p>
     <w:p>
       <w:pPr>
-        <w:pStyle w:val="Heading3"/>
-      </w:pPr>
-      <w:r>
-        <w:t>Explain the added worked example · 2</w:t>
-      </w:r>
-    </w:p>
-    <w:p>
-      <w:pPr>
-        <w:spacing w:line="336" w:lineRule="auto" w:after="180"/>
-      </w:pPr>
-      <w:r>
-        <w:rPr>
-          <w:b w:val="0"/>
-        </w:rPr>
-        <w:t xml:space="preserve">Before applying the procedure, write its units, denominator or decision boundary where relevant. A partner should be able to repeat each step using the same </w:t>
-      </w:r>
-      <w:r>
-        <w:rPr>
-          <w:b/>
-        </w:rPr>
-        <w:t>input</w:t>
-      </w:r>
-      <w:r>
-        <w:rPr>
-          <w:b w:val="0"/>
-        </w:rPr>
-        <w:t>s.</w:t>
-      </w:r>
-    </w:p>
-    <w:p>
-      <w:pPr>
-        <w:spacing w:line="336" w:lineRule="auto" w:after="180"/>
-      </w:pPr>
-      <w:r>
-        <w:rPr>
-          <w:b w:val="0"/>
-        </w:rPr>
-        <w:t xml:space="preserve">If a required </w:t>
-      </w:r>
-      <w:r>
-        <w:rPr>
-          <w:b/>
-        </w:rPr>
-        <w:t>input</w:t>
-      </w:r>
-      <w:r>
-        <w:rPr>
-          <w:b w:val="0"/>
-        </w:rPr>
-        <w:t xml:space="preserve"> is absent or violates the stated contract, record that condition explicitly instead of quietly replacing it with a convenient value.</w:t>
-      </w:r>
-    </w:p>
-    <w:p>
-      <w:pPr>
-        <w:pStyle w:val="Heading3"/>
-      </w:pPr>
-      <w:r>
-        <w:t>Key terms</w:t>
+        <w:pStyle w:val="Heading2"/>
+      </w:pPr>
+      <w:r>
+        <w:t>Trace the four-claim audit</w:t>
       </w:r>
     </w:p>
     <w:tbl>
@@ -1596,7 +1219,7 @@
           </w:tcPr>
           <w:p>
             <w:r>
-              <w:t>Term</w:t>
+              <w:t>Four-claim classroom audit</w:t>
             </w:r>
           </w:p>
         </w:tc>
@@ -1606,7 +1229,7 @@
           </w:tcPr>
           <w:p>
             <w:r>
-              <w:t>Meaning</w:t>
+              <w:t>Supplied outcome</w:t>
             </w:r>
           </w:p>
         </w:tc>
@@ -1618,7 +1241,7 @@
           </w:tcPr>
           <w:p>
             <w:r>
-              <w:t>Entailment</w:t>
+              <w:t>C1</w:t>
             </w:r>
           </w:p>
         </w:tc>
@@ -1628,7 +1251,7 @@
           </w:tcPr>
           <w:p>
             <w:r>
-              <w:t>Whether the cited passage supports the specific claim</w:t>
+              <w:t>Citation exists; passage supports claim</w:t>
             </w:r>
           </w:p>
         </w:tc>
@@ -1640,7 +1263,7 @@
           </w:tcPr>
           <w:p>
             <w:r>
-              <w:t>Citation coverage</w:t>
+              <w:t>C2</w:t>
             </w:r>
           </w:p>
         </w:tc>
@@ -1650,7 +1273,7 @@
           </w:tcPr>
           <w:p>
             <w:r>
-              <w:t>Which claims include source references</w:t>
+              <w:t>Citation exists; passage supports claim</w:t>
             </w:r>
           </w:p>
         </w:tc>
@@ -1662,7 +1285,7 @@
           </w:tcPr>
           <w:p>
             <w:r>
-              <w:t>Link validity</w:t>
+              <w:t>C3</w:t>
             </w:r>
           </w:p>
         </w:tc>
@@ -1672,203 +1295,7 @@
           </w:tcPr>
           <w:p>
             <w:r>
-              <w:t>Whether a source reference resolves to the intended record</w:t>
-            </w:r>
-          </w:p>
-        </w:tc>
-      </w:tr>
-    </w:tbl>
-    <w:p>
-      <w:pPr>
-        <w:pStyle w:val="Heading3"/>
-      </w:pPr>
-      <w:r>
-        <w:t>Model the reasoning aloud</w:t>
-      </w:r>
-    </w:p>
-    <w:p>
-      <w:pPr>
-        <w:spacing w:line="336" w:lineRule="auto" w:after="180"/>
-      </w:pPr>
-      <w:r>
-        <w:rPr>
-          <w:b w:val="0"/>
-        </w:rPr>
-        <w:t xml:space="preserve">Use the complete worked example below before asking learners to complete W2. Reveal a small part, invite a </w:t>
-      </w:r>
-      <w:r>
-        <w:rPr>
-          <w:b/>
-        </w:rPr>
-        <w:t>prediction</w:t>
-      </w:r>
-      <w:r>
-        <w:rPr>
-          <w:b w:val="0"/>
-        </w:rPr>
-        <w:t>, then explain the deciding step.</w:t>
-      </w:r>
-    </w:p>
-    <w:p>
-      <w:pPr>
-        <w:spacing w:line="336" w:lineRule="auto" w:after="180"/>
-      </w:pPr>
-      <w:r>
-        <w:rPr>
-          <w:b w:val="0"/>
-        </w:rPr>
-        <w:t xml:space="preserve">These teacher notes contain solutions; do not reveal the </w:t>
-      </w:r>
-      <w:r>
-        <w:rPr>
-          <w:b/>
-        </w:rPr>
-        <w:t>independent</w:t>
-      </w:r>
-      <w:r>
-        <w:rPr>
-          <w:b w:val="0"/>
-        </w:rPr>
-        <w:t xml:space="preserve"> case answer during modelling.</w:t>
-      </w:r>
-    </w:p>
-    <w:p>
-      <w:pPr>
-        <w:spacing w:line="336" w:lineRule="auto" w:after="180"/>
-      </w:pPr>
-      <w:r>
-        <w:rPr>
-          <w:b w:val="0"/>
-        </w:rPr>
-        <w:t xml:space="preserve">An answer has four factual </w:t>
-      </w:r>
-      <w:r>
-        <w:rPr>
-          <w:b/>
-        </w:rPr>
-        <w:t>claim</w:t>
-      </w:r>
-      <w:r>
-        <w:rPr>
-          <w:b w:val="0"/>
-        </w:rPr>
-        <w:t>s. Three have citations, but only two are supported by their cited passages. All links exist.</w:t>
-      </w:r>
-    </w:p>
-    <w:p>
-      <w:pPr>
-        <w:spacing w:line="336" w:lineRule="auto" w:after="180"/>
-      </w:pPr>
-      <w:r>
-        <w:rPr>
-          <w:b/>
-        </w:rPr>
-        <w:t>Claim</w:t>
-      </w:r>
-      <w:r>
-        <w:rPr>
-          <w:b w:val="0"/>
-        </w:rPr>
-        <w:t xml:space="preserve"> support is 2/4=50%; citation presence is 3/4=75%; link existence among three citations is 3/3. These measure different failures.</w:t>
-      </w:r>
-    </w:p>
-    <w:p>
-      <w:pPr>
-        <w:pStyle w:val="Heading3"/>
-      </w:pPr>
-      <w:r>
-        <w:t>Model the reasoning aloud · 3</w:t>
-      </w:r>
-    </w:p>
-    <w:p>
-      <w:pPr>
-        <w:spacing w:line="336" w:lineRule="auto" w:after="180"/>
-      </w:pPr>
-      <w:r>
-        <w:rPr>
-          <w:b w:val="0"/>
-        </w:rPr>
-        <w:t xml:space="preserve">Compare the intermediate </w:t>
-      </w:r>
-      <w:r>
-        <w:rPr>
-          <w:b/>
-        </w:rPr>
-        <w:t>evidence</w:t>
-      </w:r>
-      <w:r>
-        <w:rPr>
-          <w:b w:val="0"/>
-        </w:rPr>
-        <w:t xml:space="preserve"> with the final statement. Explain why each number or decision follows from the stated </w:t>
-      </w:r>
-      <w:r>
-        <w:rPr>
-          <w:b/>
-        </w:rPr>
-        <w:t>input</w:t>
-      </w:r>
-      <w:r>
-        <w:rPr>
-          <w:b w:val="0"/>
-        </w:rPr>
-        <w:t>s.</w:t>
-      </w:r>
-    </w:p>
-    <w:p>
-      <w:pPr>
-        <w:spacing w:line="336" w:lineRule="auto" w:after="180"/>
-      </w:pPr>
-      <w:r>
-        <w:rPr>
-          <w:b w:val="0"/>
-        </w:rPr>
-        <w:t xml:space="preserve">The conclusion belongs to this scenario and procedure; changing the </w:t>
-      </w:r>
-      <w:r>
-        <w:rPr>
-          <w:b/>
-        </w:rPr>
-        <w:t>input</w:t>
-      </w:r>
-      <w:r>
-        <w:rPr>
-          <w:b w:val="0"/>
-        </w:rPr>
-        <w:t>s, evaluation population or authority can change what it establishes. Retain the raw record so a later revision can be compared honestly.</w:t>
-      </w:r>
-    </w:p>
-    <w:tbl>
-      <w:tblPr>
-        <w:tblStyle w:val="LightShading-Accent1"/>
-        <w:tblW w:type="auto" w:w="0"/>
-        <w:tblLook w:firstColumn="1" w:firstRow="1" w:lastColumn="0" w:lastRow="0" w:noHBand="0" w:noVBand="1" w:val="04A0"/>
-      </w:tblPr>
-      <w:tblGrid>
-        <w:gridCol w:w="5112"/>
-        <w:gridCol w:w="5112"/>
-      </w:tblGrid>
-      <w:tr>
-        <w:trPr>
-          <w:tblHeader/>
-        </w:trPr>
-        <w:tc>
-          <w:tcPr>
-            <w:tcW w:type="dxa" w:w="5112"/>
-          </w:tcPr>
-          <w:p>
-            <w:r>
-              <w:t>Thinking move</w:t>
-            </w:r>
-          </w:p>
-        </w:tc>
-        <w:tc>
-          <w:tcPr>
-            <w:tcW w:type="dxa" w:w="5112"/>
-          </w:tcPr>
-          <w:p>
-            <w:r>
-              <w:t>Teacher prompt</w:t>
+              <w:t>Citation exists; passage does not support claim</w:t>
             </w:r>
           </w:p>
         </w:tc>
@@ -1880,7 +1307,7 @@
           </w:tcPr>
           <w:p>
             <w:r>
-              <w:t>Plan</w:t>
+              <w:t>C4</w:t>
             </w:r>
           </w:p>
         </w:tc>
@@ -1890,51 +1317,7 @@
           </w:tcPr>
           <w:p>
             <w:r>
-              <w:t>What is given? What is the question? Which procedure fits these facts?</w:t>
-            </w:r>
-          </w:p>
-        </w:tc>
-      </w:tr>
-      <w:tr>
-        <w:tc>
-          <w:tcPr>
-            <w:tcW w:type="dxa" w:w="5112"/>
-          </w:tcPr>
-          <w:p>
-            <w:r>
-              <w:t>Do</w:t>
-            </w:r>
-          </w:p>
-        </w:tc>
-        <w:tc>
-          <w:tcPr>
-            <w:tcW w:type="dxa" w:w="5112"/>
-          </w:tcPr>
-          <w:p>
-            <w:r>
-              <w:t>Point to each input and intermediate step in the worked trace. Name the rule that allows the next step.</w:t>
-            </w:r>
-          </w:p>
-        </w:tc>
-      </w:tr>
-      <w:tr>
-        <w:tc>
-          <w:tcPr>
-            <w:tcW w:type="dxa" w:w="5112"/>
-          </w:tcPr>
-          <w:p>
-            <w:r>
-              <w:t>Check</w:t>
-            </w:r>
-          </w:p>
-        </w:tc>
-        <w:tc>
-          <w:tcPr>
-            <w:tcW w:type="dxa" w:w="5112"/>
-          </w:tcPr>
-          <w:p>
-            <w:r>
-              <w:t>Does the output answer the question? Which assumption or limitation prevents a larger claim?</w:t>
+              <w:t>No citation; not supported by a cited passage</w:t>
             </w:r>
           </w:p>
         </w:tc>
@@ -1948,15 +1331,19 @@
         <w:rPr>
           <w:b w:val="0"/>
         </w:rPr>
-        <w:t>Use the diagram and verbal explanation together. Ask learners to match a sentence to a specific visual step; do not assign learners fixed visual or auditory learning styles.</w:t>
-      </w:r>
-    </w:p>
-    <w:p>
-      <w:pPr>
-        <w:pStyle w:val="Heading3"/>
-      </w:pPr>
-      <w:r>
-        <w:t>A pictorial worked case: Evidence and Sources</w:t>
+        <w:t xml:space="preserve">An answer has four factual </w:t>
+      </w:r>
+      <w:r>
+        <w:rPr>
+          <w:b/>
+        </w:rPr>
+        <w:t>claim</w:t>
+      </w:r>
+      <w:r>
+        <w:rPr>
+          <w:b w:val="0"/>
+        </w:rPr>
+        <w:t>s. Three have citations, but only two are supported by their cited passages. All links exist.</w:t>
       </w:r>
     </w:p>
     <w:p>
@@ -1965,6 +1352,31 @@
       </w:pPr>
       <w:r>
         <w:rPr>
+          <w:b/>
+        </w:rPr>
+        <w:t>Claim</w:t>
+      </w:r>
+      <w:r>
+        <w:rPr>
+          <w:b w:val="0"/>
+        </w:rPr>
+        <w:t xml:space="preserve"> support is 2/4=50%; citation presence is 3/4=75%; link existence among three citations is 3/3. These measure different failures.</w:t>
+      </w:r>
+    </w:p>
+    <w:p>
+      <w:pPr>
+        <w:pStyle w:val="Heading2"/>
+      </w:pPr>
+      <w:r>
+        <w:t>Read the separate Ocean Maps facts</w:t>
+      </w:r>
+    </w:p>
+    <w:p>
+      <w:pPr>
+        <w:spacing w:line="336" w:lineRule="auto" w:after="180"/>
+      </w:pPr>
+      <w:r>
+        <w:rPr>
           <w:b w:val="0"/>
         </w:rPr>
         <w:t>A fictional catalogue answer contains three factual statements and cites existing records.</w:t>
@@ -1972,24 +1384,7 @@
     </w:p>
     <w:p>
       <w:pPr>
-        <w:pStyle w:val="Heading3"/>
-      </w:pPr>
-      <w:r>
-        <w:t>The facts we will use</w:t>
-      </w:r>
-    </w:p>
-    <w:p>
-      <w:pPr>
-        <w:pStyle w:val="Heading3"/>
-      </w:pPr>
-      <w:r>
-        <w:t>Supplied facts</w:t>
-      </w:r>
-    </w:p>
-    <w:p>
-      <w:pPr>
         <w:spacing w:line="336" w:lineRule="auto" w:after="180"/>
-        <w:shd w:fill="F1F6FC"/>
       </w:pPr>
       <w:r>
         <w:rPr>
@@ -2000,16 +1395,7 @@
     </w:p>
     <w:p>
       <w:pPr>
-        <w:pStyle w:val="Heading3"/>
-      </w:pPr>
-      <w:r>
-        <w:t>Supplied facts</w:t>
-      </w:r>
-    </w:p>
-    <w:p>
-      <w:pPr>
         <w:spacing w:line="336" w:lineRule="auto" w:after="180"/>
-        <w:shd w:fill="F1F6FC"/>
       </w:pPr>
       <w:r>
         <w:rPr>
@@ -2022,14 +1408,22 @@
           <w:b w:val="0"/>
         </w:rPr>
         <w:t>s: 80 pages [R]; shelf 2 [R]; suitable for every child [R]. All three citations resolve to R.</w:t>
+      </w:r>
+    </w:p>
+    <w:p>
+      <w:pPr>
+        <w:pStyle w:val="Heading2"/>
+      </w:pPr>
+      <w:r>
+        <w:t>Trace the three-claim support boundary</w:t>
       </w:r>
     </w:p>
     <w:p>
       <w:r>
         <w:drawing>
           <wp:inline xmlns:a="http://schemas.openxmlformats.org/drawingml/2006/main" xmlns:pic="http://schemas.openxmlformats.org/drawingml/2006/picture">
-            <wp:extent cx="5486400" cy="3131457"/>
-            <wp:docPr id="1" name="Picture 1" descr="Different citation checks"/>
+            <wp:extent cx="5486400" cy="4005072"/>
+            <wp:docPr id="1" name="Picture 1" descr="Break into claims: Count three factual claims rather than treating the answer as one blob. → Check links: All three citation links resolve to the intended R. → Check exact source support: R supports page count and shelf, not universal suitability. → Report separately: Citation presence 3/3; link validity 3/3; supported claims 2/3."/>
             <wp:cNvGraphicFramePr>
               <a:graphicFrameLocks noChangeAspect="1"/>
             </wp:cNvGraphicFramePr>
@@ -2037,7 +1431,7 @@
               <a:graphicData uri="http://schemas.openxmlformats.org/drawingml/2006/picture">
                 <pic:pic>
                   <pic:nvPicPr>
-                    <pic:cNvPr id="0" name="academy-detail-ai-2-29.png"/>
+                    <pic:cNvPr id="0" name="academy-story-ai-2-29-02.png"/>
                     <pic:cNvPicPr/>
                   </pic:nvPicPr>
                   <pic:blipFill>
@@ -2049,43 +1443,7 @@
                   <pic:spPr>
                     <a:xfrm>
                       <a:off x="0" y="0"/>
-                      <a:ext cx="5486400" cy="3131457"/>
-                    </a:xfrm>
-                    <a:prstGeom prst="rect"/>
-                  </pic:spPr>
-                </pic:pic>
-              </a:graphicData>
-            </a:graphic>
-          </wp:inline>
-        </w:drawing>
-      </w:r>
-    </w:p>
-    <w:p>
-      <w:r>
-        <w:drawing>
-          <wp:inline xmlns:a="http://schemas.openxmlformats.org/drawingml/2006/main" xmlns:pic="http://schemas.openxmlformats.org/drawingml/2006/picture">
-            <wp:extent cx="5311302" cy="5943600"/>
-            <wp:docPr id="2" name="Picture 2" descr="Evidence and Sources. Break into claims: Count three factual claims rather than treating the answer as one blob.. Check links: All three citation links resolve to the intended R.. Check exact source support: R supports page count and shelf, not universal suitability.. Report separately: Citation presence 3/3; link validity 3/3; supported claims 2/3."/>
-            <wp:cNvGraphicFramePr>
-              <a:graphicFrameLocks noChangeAspect="1"/>
-            </wp:cNvGraphicFramePr>
-            <a:graphic>
-              <a:graphicData uri="http://schemas.openxmlformats.org/drawingml/2006/picture">
-                <pic:pic>
-                  <pic:nvPicPr>
-                    <pic:cNvPr id="0" name="academy-visual-ai-2-29.png"/>
-                    <pic:cNvPicPr/>
-                  </pic:nvPicPr>
-                  <pic:blipFill>
-                    <a:blip r:embed="rId10"/>
-                    <a:stretch>
-                      <a:fillRect/>
-                    </a:stretch>
-                  </pic:blipFill>
-                  <pic:spPr>
-                    <a:xfrm>
-                      <a:off x="0" y="0"/>
-                      <a:ext cx="5311302" cy="5943600"/>
+                      <a:ext cx="5486400" cy="4005072"/>
                     </a:xfrm>
                     <a:prstGeom prst="rect"/>
                   </pic:spPr>
@@ -2235,9 +1593,1006 @@
     </w:p>
     <w:p>
       <w:pPr>
+        <w:spacing w:line="336" w:lineRule="auto" w:after="180"/>
+      </w:pPr>
+      <w:r>
+        <w:rPr>
+          <w:b w:val="0"/>
+        </w:rPr>
+        <w:t xml:space="preserve">An existing citation is not automatically </w:t>
+      </w:r>
+      <w:r>
+        <w:rPr>
+          <w:b/>
+        </w:rPr>
+        <w:t>evidence</w:t>
+      </w:r>
+      <w:r>
+        <w:rPr>
+          <w:b w:val="0"/>
+        </w:rPr>
+        <w:t xml:space="preserve"> for every nearby sentence. Read the cited passage and compare its exact scope with the </w:t>
+      </w:r>
+      <w:r>
+        <w:rPr>
+          <w:b/>
+        </w:rPr>
+        <w:t>claim</w:t>
+      </w:r>
+      <w:r>
+        <w:rPr>
+          <w:b w:val="0"/>
+        </w:rPr>
+        <w:t>. The universal suitability statement extends beyond what R says.</w:t>
+      </w:r>
+    </w:p>
+    <w:p>
+      <w:pPr>
+        <w:spacing w:line="336" w:lineRule="auto" w:after="180"/>
+      </w:pPr>
+      <w:r>
+        <w:rPr>
+          <w:b w:val="0"/>
+        </w:rPr>
+        <w:t xml:space="preserve">Remove or qualify unsupported content; adding more copies of the same link does not create the missing </w:t>
+      </w:r>
+      <w:r>
+        <w:rPr>
+          <w:b/>
+        </w:rPr>
+        <w:t>evidence</w:t>
+      </w:r>
+      <w:r>
+        <w:rPr>
+          <w:b w:val="0"/>
+        </w:rPr>
+        <w:t>.</w:t>
+      </w:r>
+    </w:p>
+    <w:p>
+      <w:pPr>
+        <w:pStyle w:val="Heading2"/>
+      </w:pPr>
+      <w:r>
+        <w:t>Predict a statement about the record’s scope</w:t>
+      </w:r>
+    </w:p>
+    <w:p>
+      <w:pPr>
+        <w:spacing w:line="336" w:lineRule="auto" w:after="180"/>
+      </w:pPr>
+      <w:r>
+        <w:rPr>
+          <w:b w:val="0"/>
+        </w:rPr>
+        <w:t xml:space="preserve">Change: Change the third </w:t>
+      </w:r>
+      <w:r>
+        <w:rPr>
+          <w:b/>
+        </w:rPr>
+        <w:t>claim</w:t>
+      </w:r>
+      <w:r>
+        <w:rPr>
+          <w:b w:val="0"/>
+        </w:rPr>
+        <w:t xml:space="preserve"> to “the record does not assess suitability”.</w:t>
+      </w:r>
+    </w:p>
+    <w:p>
+      <w:pPr>
+        <w:spacing w:line="336" w:lineRule="auto" w:after="180"/>
+      </w:pPr>
+      <w:r>
+        <w:rPr>
+          <w:b/>
+        </w:rPr>
+        <w:t>Prediction</w:t>
+      </w:r>
+      <w:r>
+        <w:rPr>
+          <w:b w:val="0"/>
+        </w:rPr>
+        <w:t>: That statement accurately describes the supplied record’s limits.</w:t>
+      </w:r>
+    </w:p>
+    <w:p>
+      <w:pPr>
+        <w:spacing w:line="336" w:lineRule="auto" w:after="180"/>
+      </w:pPr>
+      <w:r>
+        <w:rPr>
+          <w:b w:val="0"/>
+        </w:rPr>
+        <w:t>Reason: R gives pages and shelf only; it contains no suitability assessment.</w:t>
+      </w:r>
+    </w:p>
+    <w:p>
+      <w:pPr>
+        <w:pStyle w:val="Heading2"/>
+      </w:pPr>
+      <w:r>
+        <w:t>Explain source limitations</w:t>
+      </w:r>
+    </w:p>
+    <w:p>
+      <w:pPr>
+        <w:spacing w:line="336" w:lineRule="auto" w:after="180"/>
+      </w:pPr>
+      <w:r>
+        <w:rPr>
+          <w:b/>
+        </w:rPr>
+        <w:t>Source</w:t>
+      </w:r>
+      <w:r>
+        <w:rPr>
+          <w:b w:val="0"/>
+        </w:rPr>
+        <w:t xml:space="preserve"> support is relative to supplied records; those records can themselves be incomplete, outdated or incorrect.</w:t>
+      </w:r>
+    </w:p>
+    <w:p>
+      <w:pPr>
+        <w:spacing w:line="336" w:lineRule="auto" w:after="180"/>
+      </w:pPr>
+      <w:r>
+        <w:rPr>
+          <w:b w:val="0"/>
+        </w:rPr>
+        <w:t xml:space="preserve">Cover the result. Ask learners to name the </w:t>
+      </w:r>
+      <w:r>
+        <w:rPr>
+          <w:b/>
+        </w:rPr>
+        <w:t>input</w:t>
+      </w:r>
+      <w:r>
+        <w:rPr>
+          <w:b w:val="0"/>
+        </w:rPr>
+        <w:t xml:space="preserve">s and predict the next step. Uncover one step, connect the icon to the actual procedure, and explain its </w:t>
+      </w:r>
+      <w:r>
+        <w:rPr>
+          <w:b/>
+        </w:rPr>
+        <w:t>evidence</w:t>
+      </w:r>
+      <w:r>
+        <w:rPr>
+          <w:b w:val="0"/>
+        </w:rPr>
+        <w:t>. Then change the supplied condition and compare.</w:t>
+      </w:r>
+    </w:p>
+    <w:p>
+      <w:pPr>
+        <w:spacing w:line="336" w:lineRule="auto" w:after="180"/>
+      </w:pPr>
+      <w:r>
+        <w:rPr>
+          <w:b w:val="0"/>
+        </w:rPr>
+        <w:t>The picture is a representation; it does not document execution of a real AI model.</w:t>
+      </w:r>
+    </w:p>
+    <w:p>
+      <w:pPr>
+        <w:pStyle w:val="Heading2"/>
+      </w:pPr>
+      <w:r>
+        <w:t>Earlier wording, alternatives and picture transcripts · reference / check after trying</w:t>
+      </w:r>
+    </w:p>
+    <w:p>
+      <w:pPr>
+        <w:spacing w:line="336" w:lineRule="auto" w:after="180"/>
+      </w:pPr>
+      <w:r>
+        <w:rPr>
+          <w:b w:val="0"/>
+        </w:rPr>
+        <w:t>Explain the mechanism</w:t>
+      </w:r>
+    </w:p>
+    <w:p>
+      <w:pPr>
+        <w:spacing w:line="336" w:lineRule="auto" w:after="180"/>
+      </w:pPr>
+      <w:r>
+        <w:rPr>
+          <w:b/>
+        </w:rPr>
+        <w:t>Input</w:t>
+      </w:r>
+      <w:r>
+        <w:rPr>
+          <w:b w:val="0"/>
+        </w:rPr>
+        <w:t xml:space="preserve"> → </w:t>
+      </w:r>
+      <w:r>
+        <w:rPr>
+          <w:b/>
+        </w:rPr>
+        <w:t>Process</w:t>
+      </w:r>
+      <w:r>
+        <w:rPr>
+          <w:b w:val="0"/>
+        </w:rPr>
+        <w:t xml:space="preserve"> → </w:t>
+      </w:r>
+      <w:r>
+        <w:rPr>
+          <w:b/>
+        </w:rPr>
+        <w:t>Output</w:t>
+      </w:r>
+    </w:p>
+    <w:p>
+      <w:pPr>
+        <w:spacing w:line="336" w:lineRule="auto" w:after="180"/>
+      </w:pPr>
+      <w:r>
+        <w:rPr>
+          <w:b w:val="0"/>
+        </w:rPr>
+        <w:t>Trace the information. At each stage, ask what changed and how you could test it.</w:t>
+      </w:r>
+    </w:p>
+    <w:p>
+      <w:pPr>
+        <w:spacing w:line="336" w:lineRule="auto" w:after="180"/>
+      </w:pPr>
+      <w:r>
+        <w:rPr>
+          <w:b w:val="0"/>
+        </w:rPr>
+        <w:t>Which stage could fail even when the other two are correct? Explain:</w:t>
+      </w:r>
+    </w:p>
+    <w:p>
+      <w:pPr>
+        <w:spacing w:line="336" w:lineRule="auto" w:after="180"/>
+      </w:pPr>
+      <w:r>
+        <w:rPr>
+          <w:b w:val="0"/>
+        </w:rPr>
+        <w:t xml:space="preserve">Predict first. Then check each step. A correct answer without visible reasoning is incomplete </w:t>
+      </w:r>
+      <w:r>
+        <w:rPr>
+          <w:b/>
+        </w:rPr>
+        <w:t>evidence</w:t>
+      </w:r>
+      <w:r>
+        <w:rPr>
+          <w:b w:val="0"/>
+        </w:rPr>
+        <w:t>.</w:t>
+      </w:r>
+    </w:p>
+    <w:p>
+      <w:pPr>
+        <w:spacing w:line="336" w:lineRule="auto" w:after="180"/>
+      </w:pPr>
+      <w:r>
+        <w:rPr>
+          <w:b w:val="0"/>
+        </w:rPr>
+        <w:t xml:space="preserve">1. </w:t>
+      </w:r>
+      <w:r>
+        <w:rPr>
+          <w:b/>
+        </w:rPr>
+        <w:t>Claim</w:t>
+      </w:r>
+      <w:r>
+        <w:rPr>
+          <w:b w:val="0"/>
+        </w:rPr>
+        <w:t>: a book won an award in 2024.</w:t>
+      </w:r>
+    </w:p>
+    <w:p>
+      <w:pPr>
+        <w:spacing w:line="336" w:lineRule="auto" w:after="180"/>
+      </w:pPr>
+      <w:r>
+        <w:rPr>
+          <w:b w:val="0"/>
+        </w:rPr>
+        <w:t>2. Find the award organization’s record and the publisher’s page.</w:t>
+      </w:r>
+    </w:p>
+    <w:p>
+      <w:pPr>
+        <w:spacing w:line="336" w:lineRule="auto" w:after="180"/>
+      </w:pPr>
+      <w:r>
+        <w:rPr>
+          <w:b w:val="0"/>
+        </w:rPr>
+        <w:t xml:space="preserve">3. Check exact title, year, edition, and whether </w:t>
+      </w:r>
+      <w:r>
+        <w:rPr>
+          <w:b/>
+        </w:rPr>
+        <w:t>source</w:t>
+      </w:r>
+      <w:r>
+        <w:rPr>
+          <w:b w:val="0"/>
+        </w:rPr>
+        <w:t xml:space="preserve">s are </w:t>
+      </w:r>
+      <w:r>
+        <w:rPr>
+          <w:b/>
+        </w:rPr>
+        <w:t>independent</w:t>
+      </w:r>
+      <w:r>
+        <w:rPr>
+          <w:b w:val="0"/>
+        </w:rPr>
+        <w:t>.</w:t>
+      </w:r>
+    </w:p>
+    <w:p>
+      <w:pPr>
+        <w:spacing w:line="336" w:lineRule="auto" w:after="180"/>
+      </w:pPr>
+      <w:r>
+        <w:rPr>
+          <w:b w:val="0"/>
+        </w:rPr>
+        <w:t xml:space="preserve">4. If </w:t>
+      </w:r>
+      <w:r>
+        <w:rPr>
+          <w:b/>
+        </w:rPr>
+        <w:t>evidence</w:t>
+      </w:r>
+      <w:r>
+        <w:rPr>
+          <w:b w:val="0"/>
+        </w:rPr>
+        <w:t xml:space="preserve"> conflicts or is absent, mark ‘not verified’ rather than guess.</w:t>
+      </w:r>
+    </w:p>
+    <w:p>
+      <w:pPr>
+        <w:spacing w:line="336" w:lineRule="auto" w:after="180"/>
+      </w:pPr>
+      <w:r>
+        <w:rPr>
+          <w:b w:val="0"/>
+        </w:rPr>
+        <w:t>Recalculate, retrace, or restate the reasoning in your own representation:</w:t>
+      </w:r>
+    </w:p>
+    <w:p>
+      <w:pPr>
+        <w:spacing w:line="336" w:lineRule="auto" w:after="180"/>
+      </w:pPr>
+      <w:r>
+        <w:rPr>
+          <w:b w:val="0"/>
+        </w:rPr>
+        <w:t xml:space="preserve">CHECK Did the </w:t>
+      </w:r>
+      <w:r>
+        <w:rPr>
+          <w:b/>
+        </w:rPr>
+        <w:t>evidence</w:t>
+      </w:r>
+      <w:r>
+        <w:rPr>
+          <w:b w:val="0"/>
+        </w:rPr>
+        <w:t xml:space="preserve"> answer the exact question? Did the total, path, or </w:t>
+      </w:r>
+      <w:r>
+        <w:rPr>
+          <w:b/>
+        </w:rPr>
+        <w:t>source</w:t>
+      </w:r>
+      <w:r>
+        <w:rPr>
+          <w:b w:val="0"/>
+        </w:rPr>
+        <w:t xml:space="preserve"> record stay consistent?</w:t>
+      </w:r>
+    </w:p>
+    <w:p>
+      <w:pPr>
         <w:pStyle w:val="Heading3"/>
       </w:pPr>
       <w:r>
+        <w:t>Concrete teaching case</w:t>
+      </w:r>
+    </w:p>
+    <w:p>
+      <w:pPr>
+        <w:spacing w:line="336" w:lineRule="auto" w:after="180"/>
+      </w:pPr>
+      <w:r>
+        <w:rPr>
+          <w:b w:val="0"/>
+        </w:rPr>
+        <w:t>An answer says 80 pages, but the catalogue for that edition says 120.</w:t>
+      </w:r>
+    </w:p>
+    <w:p>
+      <w:pPr>
+        <w:spacing w:line="336" w:lineRule="auto" w:after="180"/>
+      </w:pPr>
+      <w:r>
+        <w:rPr>
+          <w:b w:val="0"/>
+        </w:rPr>
+        <w:t xml:space="preserve">What </w:t>
+      </w:r>
+      <w:r>
+        <w:rPr>
+          <w:b/>
+        </w:rPr>
+        <w:t>evidence</w:t>
+      </w:r>
+      <w:r>
+        <w:rPr>
+          <w:b w:val="0"/>
+        </w:rPr>
+        <w:t xml:space="preserve"> guides correction?</w:t>
+      </w:r>
+    </w:p>
+    <w:p>
+      <w:pPr>
+        <w:pStyle w:val="Heading3"/>
+      </w:pPr>
+      <w:r>
+        <w:t>Exact explanation to model</w:t>
+      </w:r>
+    </w:p>
+    <w:p>
+      <w:pPr>
+        <w:spacing w:line="336" w:lineRule="auto" w:after="180"/>
+      </w:pPr>
+      <w:r>
+        <w:rPr>
+          <w:b w:val="0"/>
+        </w:rPr>
+        <w:t xml:space="preserve">Check the exact edition and authoritative catalogue record. Record the supporting </w:t>
+      </w:r>
+      <w:r>
+        <w:rPr>
+          <w:b/>
+        </w:rPr>
+        <w:t>source</w:t>
+      </w:r>
+      <w:r>
+        <w:rPr>
+          <w:b w:val="0"/>
+        </w:rPr>
+        <w:t>.</w:t>
+      </w:r>
+    </w:p>
+    <w:p>
+      <w:pPr>
+        <w:pStyle w:val="Heading3"/>
+      </w:pPr>
+      <w:r>
+        <w:t>Explain the added worked example</w:t>
+      </w:r>
+    </w:p>
+    <w:p>
+      <w:pPr>
+        <w:spacing w:line="336" w:lineRule="auto" w:after="180"/>
+      </w:pPr>
+      <w:r>
+        <w:rPr>
+          <w:b w:val="0"/>
+        </w:rPr>
+        <w:t>Begin by writing the question the procedure is intended to answer. Identify the information already supplied, the information it will produce and the information still missing.</w:t>
+      </w:r>
+    </w:p>
+    <w:p>
+      <w:pPr>
+        <w:spacing w:line="336" w:lineRule="auto" w:after="180"/>
+      </w:pPr>
+      <w:r>
+        <w:rPr>
+          <w:b w:val="0"/>
+        </w:rPr>
+        <w:t>These are constructed classroom examples; they do not require live accounts, private records or an external service. Do not treat a plausible explanation as a measured outcome.</w:t>
+      </w:r>
+    </w:p>
+    <w:p>
+      <w:pPr>
+        <w:spacing w:line="336" w:lineRule="auto" w:after="180"/>
+      </w:pPr>
+      <w:r>
+        <w:rPr>
+          <w:b w:val="0"/>
+        </w:rPr>
+        <w:t xml:space="preserve">Before applying the procedure, write its units, denominator or decision boundary where relevant. A partner should be able to repeat each step using the same </w:t>
+      </w:r>
+      <w:r>
+        <w:rPr>
+          <w:b/>
+        </w:rPr>
+        <w:t>input</w:t>
+      </w:r>
+      <w:r>
+        <w:rPr>
+          <w:b w:val="0"/>
+        </w:rPr>
+        <w:t>s.</w:t>
+      </w:r>
+    </w:p>
+    <w:p>
+      <w:pPr>
+        <w:spacing w:line="336" w:lineRule="auto" w:after="180"/>
+      </w:pPr>
+      <w:r>
+        <w:rPr>
+          <w:b w:val="0"/>
+        </w:rPr>
+        <w:t xml:space="preserve">If a required </w:t>
+      </w:r>
+      <w:r>
+        <w:rPr>
+          <w:b/>
+        </w:rPr>
+        <w:t>input</w:t>
+      </w:r>
+      <w:r>
+        <w:rPr>
+          <w:b w:val="0"/>
+        </w:rPr>
+        <w:t xml:space="preserve"> is absent or violates the stated contract, record that condition explicitly instead of quietly replacing it with a convenient value.</w:t>
+      </w:r>
+    </w:p>
+    <w:p>
+      <w:pPr>
+        <w:pStyle w:val="Heading3"/>
+      </w:pPr>
+      <w:r>
+        <w:t>Key terms</w:t>
+      </w:r>
+    </w:p>
+    <w:tbl>
+      <w:tblPr>
+        <w:tblStyle w:val="LightShading-Accent1"/>
+        <w:tblW w:type="auto" w:w="0"/>
+        <w:tblLook w:firstColumn="1" w:firstRow="1" w:lastColumn="0" w:lastRow="0" w:noHBand="0" w:noVBand="1" w:val="04A0"/>
+      </w:tblPr>
+      <w:tblGrid>
+        <w:gridCol w:w="5112"/>
+        <w:gridCol w:w="5112"/>
+      </w:tblGrid>
+      <w:tr>
+        <w:trPr>
+          <w:tblHeader/>
+        </w:trPr>
+        <w:tc>
+          <w:tcPr>
+            <w:tcW w:type="dxa" w:w="5112"/>
+          </w:tcPr>
+          <w:p>
+            <w:r>
+              <w:t>Term</w:t>
+            </w:r>
+          </w:p>
+        </w:tc>
+        <w:tc>
+          <w:tcPr>
+            <w:tcW w:type="dxa" w:w="5112"/>
+          </w:tcPr>
+          <w:p>
+            <w:r>
+              <w:t>Meaning</w:t>
+            </w:r>
+          </w:p>
+        </w:tc>
+      </w:tr>
+      <w:tr>
+        <w:tc>
+          <w:tcPr>
+            <w:tcW w:type="dxa" w:w="5112"/>
+          </w:tcPr>
+          <w:p>
+            <w:r>
+              <w:t>Entailment</w:t>
+            </w:r>
+          </w:p>
+        </w:tc>
+        <w:tc>
+          <w:tcPr>
+            <w:tcW w:type="dxa" w:w="5112"/>
+          </w:tcPr>
+          <w:p>
+            <w:r>
+              <w:t>Whether the cited passage supports the specific claim</w:t>
+            </w:r>
+          </w:p>
+        </w:tc>
+      </w:tr>
+      <w:tr>
+        <w:tc>
+          <w:tcPr>
+            <w:tcW w:type="dxa" w:w="5112"/>
+          </w:tcPr>
+          <w:p>
+            <w:r>
+              <w:t>Citation coverage</w:t>
+            </w:r>
+          </w:p>
+        </w:tc>
+        <w:tc>
+          <w:tcPr>
+            <w:tcW w:type="dxa" w:w="5112"/>
+          </w:tcPr>
+          <w:p>
+            <w:r>
+              <w:t>Which claims include source references</w:t>
+            </w:r>
+          </w:p>
+        </w:tc>
+      </w:tr>
+      <w:tr>
+        <w:tc>
+          <w:tcPr>
+            <w:tcW w:type="dxa" w:w="5112"/>
+          </w:tcPr>
+          <w:p>
+            <w:r>
+              <w:t>Link validity</w:t>
+            </w:r>
+          </w:p>
+        </w:tc>
+        <w:tc>
+          <w:tcPr>
+            <w:tcW w:type="dxa" w:w="5112"/>
+          </w:tcPr>
+          <w:p>
+            <w:r>
+              <w:t>Whether a source reference resolves to the intended record</w:t>
+            </w:r>
+          </w:p>
+        </w:tc>
+      </w:tr>
+    </w:tbl>
+    <w:p>
+      <w:pPr>
+        <w:pStyle w:val="Heading3"/>
+      </w:pPr>
+      <w:r>
+        <w:t>Model the reasoning aloud</w:t>
+      </w:r>
+    </w:p>
+    <w:p>
+      <w:pPr>
+        <w:spacing w:line="336" w:lineRule="auto" w:after="180"/>
+      </w:pPr>
+      <w:r>
+        <w:rPr>
+          <w:b w:val="0"/>
+        </w:rPr>
+        <w:t xml:space="preserve">Use the complete worked example below before asking learners to complete W2. Reveal a small part, invite a </w:t>
+      </w:r>
+      <w:r>
+        <w:rPr>
+          <w:b/>
+        </w:rPr>
+        <w:t>prediction</w:t>
+      </w:r>
+      <w:r>
+        <w:rPr>
+          <w:b w:val="0"/>
+        </w:rPr>
+        <w:t>, then explain the deciding step.</w:t>
+      </w:r>
+    </w:p>
+    <w:p>
+      <w:pPr>
+        <w:spacing w:line="336" w:lineRule="auto" w:after="180"/>
+      </w:pPr>
+      <w:r>
+        <w:rPr>
+          <w:b w:val="0"/>
+        </w:rPr>
+        <w:t xml:space="preserve">These teacher notes contain solutions; do not reveal the </w:t>
+      </w:r>
+      <w:r>
+        <w:rPr>
+          <w:b/>
+        </w:rPr>
+        <w:t>independent</w:t>
+      </w:r>
+      <w:r>
+        <w:rPr>
+          <w:b w:val="0"/>
+        </w:rPr>
+        <w:t xml:space="preserve"> case answer during modelling.</w:t>
+      </w:r>
+    </w:p>
+    <w:p>
+      <w:pPr>
+        <w:spacing w:line="336" w:lineRule="auto" w:after="180"/>
+      </w:pPr>
+      <w:r>
+        <w:rPr>
+          <w:b w:val="0"/>
+        </w:rPr>
+        <w:t xml:space="preserve">Compare the intermediate </w:t>
+      </w:r>
+      <w:r>
+        <w:rPr>
+          <w:b/>
+        </w:rPr>
+        <w:t>evidence</w:t>
+      </w:r>
+      <w:r>
+        <w:rPr>
+          <w:b w:val="0"/>
+        </w:rPr>
+        <w:t xml:space="preserve"> with the final statement. Explain why each number or decision follows from the stated </w:t>
+      </w:r>
+      <w:r>
+        <w:rPr>
+          <w:b/>
+        </w:rPr>
+        <w:t>input</w:t>
+      </w:r>
+      <w:r>
+        <w:rPr>
+          <w:b w:val="0"/>
+        </w:rPr>
+        <w:t>s.</w:t>
+      </w:r>
+    </w:p>
+    <w:p>
+      <w:pPr>
+        <w:spacing w:line="336" w:lineRule="auto" w:after="180"/>
+      </w:pPr>
+      <w:r>
+        <w:rPr>
+          <w:b w:val="0"/>
+        </w:rPr>
+        <w:t xml:space="preserve">The conclusion belongs to this scenario and procedure; changing the </w:t>
+      </w:r>
+      <w:r>
+        <w:rPr>
+          <w:b/>
+        </w:rPr>
+        <w:t>input</w:t>
+      </w:r>
+      <w:r>
+        <w:rPr>
+          <w:b w:val="0"/>
+        </w:rPr>
+        <w:t>s, evaluation population or authority can change what it establishes. Retain the raw record so a later revision can be compared honestly.</w:t>
+      </w:r>
+    </w:p>
+    <w:tbl>
+      <w:tblPr>
+        <w:tblStyle w:val="LightShading-Accent1"/>
+        <w:tblW w:type="auto" w:w="0"/>
+        <w:tblLook w:firstColumn="1" w:firstRow="1" w:lastColumn="0" w:lastRow="0" w:noHBand="0" w:noVBand="1" w:val="04A0"/>
+      </w:tblPr>
+      <w:tblGrid>
+        <w:gridCol w:w="5112"/>
+        <w:gridCol w:w="5112"/>
+      </w:tblGrid>
+      <w:tr>
+        <w:trPr>
+          <w:tblHeader/>
+        </w:trPr>
+        <w:tc>
+          <w:tcPr>
+            <w:tcW w:type="dxa" w:w="5112"/>
+          </w:tcPr>
+          <w:p>
+            <w:r>
+              <w:t>Thinking move</w:t>
+            </w:r>
+          </w:p>
+        </w:tc>
+        <w:tc>
+          <w:tcPr>
+            <w:tcW w:type="dxa" w:w="5112"/>
+          </w:tcPr>
+          <w:p>
+            <w:r>
+              <w:t>Teacher prompt</w:t>
+            </w:r>
+          </w:p>
+        </w:tc>
+      </w:tr>
+      <w:tr>
+        <w:tc>
+          <w:tcPr>
+            <w:tcW w:type="dxa" w:w="5112"/>
+          </w:tcPr>
+          <w:p>
+            <w:r>
+              <w:t>Plan</w:t>
+            </w:r>
+          </w:p>
+        </w:tc>
+        <w:tc>
+          <w:tcPr>
+            <w:tcW w:type="dxa" w:w="5112"/>
+          </w:tcPr>
+          <w:p>
+            <w:r>
+              <w:t>What is given? What is the question? Which procedure fits these facts?</w:t>
+            </w:r>
+          </w:p>
+        </w:tc>
+      </w:tr>
+      <w:tr>
+        <w:tc>
+          <w:tcPr>
+            <w:tcW w:type="dxa" w:w="5112"/>
+          </w:tcPr>
+          <w:p>
+            <w:r>
+              <w:t>Do</w:t>
+            </w:r>
+          </w:p>
+        </w:tc>
+        <w:tc>
+          <w:tcPr>
+            <w:tcW w:type="dxa" w:w="5112"/>
+          </w:tcPr>
+          <w:p>
+            <w:r>
+              <w:t>Point to each input and intermediate step in the worked trace. Name the rule that allows the next step.</w:t>
+            </w:r>
+          </w:p>
+        </w:tc>
+      </w:tr>
+      <w:tr>
+        <w:tc>
+          <w:tcPr>
+            <w:tcW w:type="dxa" w:w="5112"/>
+          </w:tcPr>
+          <w:p>
+            <w:r>
+              <w:t>Check</w:t>
+            </w:r>
+          </w:p>
+        </w:tc>
+        <w:tc>
+          <w:tcPr>
+            <w:tcW w:type="dxa" w:w="5112"/>
+          </w:tcPr>
+          <w:p>
+            <w:r>
+              <w:t>Does the output answer the question? Which assumption or limitation prevents a larger claim?</w:t>
+            </w:r>
+          </w:p>
+        </w:tc>
+      </w:tr>
+    </w:tbl>
+    <w:p>
+      <w:pPr>
+        <w:spacing w:line="336" w:lineRule="auto" w:after="180"/>
+      </w:pPr>
+      <w:r>
+        <w:rPr>
+          <w:b w:val="0"/>
+        </w:rPr>
+        <w:t>Use the diagram and verbal explanation together. Ask learners to match a sentence to a specific visual step; do not assign learners fixed visual or auditory learning styles.</w:t>
+      </w:r>
+    </w:p>
+    <w:p>
+      <w:pPr>
+        <w:pStyle w:val="Heading3"/>
+      </w:pPr>
+      <w:r>
+        <w:t>A pictorial worked case: Evidence and Sources</w:t>
+      </w:r>
+    </w:p>
+    <w:p>
+      <w:pPr>
+        <w:pStyle w:val="Heading3"/>
+      </w:pPr>
+      <w:r>
+        <w:t>The facts we will use</w:t>
+      </w:r>
+    </w:p>
+    <w:p>
+      <w:r>
+        <w:drawing>
+          <wp:inline xmlns:a="http://schemas.openxmlformats.org/drawingml/2006/main" xmlns:pic="http://schemas.openxmlformats.org/drawingml/2006/picture">
+            <wp:extent cx="5486400" cy="3131457"/>
+            <wp:docPr id="2" name="Picture 2" descr="Different citation checks"/>
+            <wp:cNvGraphicFramePr>
+              <a:graphicFrameLocks noChangeAspect="1"/>
+            </wp:cNvGraphicFramePr>
+            <a:graphic>
+              <a:graphicData uri="http://schemas.openxmlformats.org/drawingml/2006/picture">
+                <pic:pic>
+                  <pic:nvPicPr>
+                    <pic:cNvPr id="0" name="academy-detail-ai-2-29.png"/>
+                    <pic:cNvPicPr/>
+                  </pic:nvPicPr>
+                  <pic:blipFill>
+                    <a:blip r:embed="rId10"/>
+                    <a:stretch>
+                      <a:fillRect/>
+                    </a:stretch>
+                  </pic:blipFill>
+                  <pic:spPr>
+                    <a:xfrm>
+                      <a:off x="0" y="0"/>
+                      <a:ext cx="5486400" cy="3131457"/>
+                    </a:xfrm>
+                    <a:prstGeom prst="rect"/>
+                  </pic:spPr>
+                </pic:pic>
+              </a:graphicData>
+            </a:graphic>
+          </wp:inline>
+        </w:drawing>
+      </w:r>
+    </w:p>
+    <w:p>
+      <w:r>
+        <w:drawing>
+          <wp:inline xmlns:a="http://schemas.openxmlformats.org/drawingml/2006/main" xmlns:pic="http://schemas.openxmlformats.org/drawingml/2006/picture">
+            <wp:extent cx="5311302" cy="5943600"/>
+            <wp:docPr id="3" name="Picture 3" descr="Evidence and Sources. Break into claims: Count three factual claims rather than treating the answer as one blob.. Check links: All three citation links resolve to the intended R.. Check exact source support: R supports page count and shelf, not universal suitability.. Report separately: Citation presence 3/3; link validity 3/3; supported claims 2/3."/>
+            <wp:cNvGraphicFramePr>
+              <a:graphicFrameLocks noChangeAspect="1"/>
+            </wp:cNvGraphicFramePr>
+            <a:graphic>
+              <a:graphicData uri="http://schemas.openxmlformats.org/drawingml/2006/picture">
+                <pic:pic>
+                  <pic:nvPicPr>
+                    <pic:cNvPr id="0" name="academy-visual-ai-2-29.png"/>
+                    <pic:cNvPicPr/>
+                  </pic:nvPicPr>
+                  <pic:blipFill>
+                    <a:blip r:embed="rId11"/>
+                    <a:stretch>
+                      <a:fillRect/>
+                    </a:stretch>
+                  </pic:blipFill>
+                  <pic:spPr>
+                    <a:xfrm>
+                      <a:off x="0" y="0"/>
+                      <a:ext cx="5311302" cy="5943600"/>
+                    </a:xfrm>
+                    <a:prstGeom prst="rect"/>
+                  </pic:spPr>
+                </pic:pic>
+              </a:graphicData>
+            </a:graphic>
+          </wp:inline>
+        </w:drawing>
+      </w:r>
+    </w:p>
+    <w:p>
+      <w:pPr>
+        <w:pStyle w:val="Heading3"/>
+      </w:pPr>
+      <w:r>
         <w:t>Why this result follows</w:t>
       </w:r>
     </w:p>
@@ -2246,528 +2601,597 @@
         <w:pStyle w:val="Heading3"/>
       </w:pPr>
       <w:r>
-        <w:t>Why the result follows</w:t>
+        <w:t>What this example does not establish</w:t>
+      </w:r>
+    </w:p>
+    <w:p>
+      <w:pPr>
+        <w:pStyle w:val="Heading3"/>
+      </w:pPr>
+      <w:r>
+        <w:t>Change one thing in the pictured case</w:t>
+      </w:r>
+    </w:p>
+    <w:p>
+      <w:pPr>
+        <w:pStyle w:val="Heading3"/>
+      </w:pPr>
+      <w:r>
+        <w:t>Ask while showing the picture</w:t>
+      </w:r>
+    </w:p>
+    <w:p>
+      <w:pPr>
+        <w:pStyle w:val="Heading1"/>
+      </w:pPr>
+      <w:r>
+        <w:t>03. Guide the reasoning, then remove help</w:t>
+      </w:r>
+    </w:p>
+    <w:p>
+      <w:r>
+        <w:t>Collect a response from each learner before discussing the worked key.</w:t>
+      </w:r>
+    </w:p>
+    <w:p>
+      <w:pPr>
+        <w:pStyle w:val="Heading2"/>
+      </w:pPr>
+      <w:r>
+        <w:t>Prompt before revealing</w:t>
       </w:r>
     </w:p>
     <w:p>
       <w:pPr>
         <w:spacing w:line="336" w:lineRule="auto" w:after="180"/>
-        <w:shd w:fill="F1F6FC"/>
-      </w:pPr>
-      <w:r>
-        <w:rPr>
-          <w:b w:val="0"/>
-        </w:rPr>
-        <w:t xml:space="preserve">An existing citation is not automatically </w:t>
+      </w:pPr>
+      <w:r>
+        <w:rPr>
+          <w:b w:val="0"/>
+        </w:rPr>
+        <w:t xml:space="preserve">Completion task: An answer has four factual </w:t>
       </w:r>
       <w:r>
         <w:rPr>
           <w:b/>
         </w:rPr>
+        <w:t>claim</w:t>
+      </w:r>
+      <w:r>
+        <w:rPr>
+          <w:b w:val="0"/>
+        </w:rPr>
+        <w:t>s. Three have citations, but only two are supported by their cited passages. All links exist. Show the intermediate steps and give the conclusion with its scope.</w:t>
+      </w:r>
+    </w:p>
+    <w:p>
+      <w:pPr>
+        <w:pStyle w:val="Heading2"/>
+      </w:pPr>
+      <w:r>
+        <w:t>Expected reasoning and fading help</w:t>
+      </w:r>
+    </w:p>
+    <w:p>
+      <w:pPr>
+        <w:spacing w:line="336" w:lineRule="auto" w:after="180"/>
+      </w:pPr>
+      <w:r>
+        <w:rPr>
+          <w:b w:val="0"/>
+        </w:rPr>
+        <w:t xml:space="preserve">Teacher check: Teacher explanation: </w:t>
+      </w:r>
+      <w:r>
+        <w:rPr>
+          <w:b/>
+        </w:rPr>
+        <w:t>Claim</w:t>
+      </w:r>
+      <w:r>
+        <w:rPr>
+          <w:b w:val="0"/>
+        </w:rPr>
+        <w:t xml:space="preserve"> support is 2/4=50%; citation presence is 3/4=75%; link existence among three citations is 3/3. These measure different failures.</w:t>
+      </w:r>
+    </w:p>
+    <w:p>
+      <w:pPr>
+        <w:spacing w:line="336" w:lineRule="auto" w:after="180"/>
+      </w:pPr>
+      <w:r>
+        <w:rPr>
+          <w:b w:val="0"/>
+        </w:rPr>
+        <w:t xml:space="preserve">Start by identifying the given </w:t>
+      </w:r>
+      <w:r>
+        <w:rPr>
+          <w:b/>
+        </w:rPr>
+        <w:t>input</w:t>
+      </w:r>
+      <w:r>
+        <w:rPr>
+          <w:b w:val="0"/>
+        </w:rPr>
+        <w:t>s together. Leave the intermediate steps blank. If needed, model one step, then withdraw that help on the next step. Move to a full trace only when the partial trace is understood.</w:t>
+      </w:r>
+    </w:p>
+    <w:p>
+      <w:pPr>
+        <w:spacing w:line="336" w:lineRule="auto" w:after="180"/>
+      </w:pPr>
+      <w:r>
+        <w:rPr>
+          <w:b w:val="0"/>
+        </w:rPr>
+        <w:t>For partners, alternate explainer and checker; collect a response from every learner before discussion.</w:t>
+      </w:r>
+    </w:p>
+    <w:p>
+      <w:pPr>
+        <w:pStyle w:val="Heading2"/>
+      </w:pPr>
+      <w:r>
+        <w:t>Check the misconception before discussion</w:t>
+      </w:r>
+    </w:p>
+    <w:p>
+      <w:pPr>
+        <w:spacing w:line="336" w:lineRule="auto" w:after="180"/>
+      </w:pPr>
+      <w:r>
+        <w:rPr>
+          <w:b w:val="0"/>
+        </w:rPr>
+        <w:t xml:space="preserve">Use the worked case for </w:t>
+      </w:r>
+      <w:r>
+        <w:rPr>
+          <w:b/>
+        </w:rPr>
+        <w:t>Claim</w:t>
+      </w:r>
+      <w:r>
+        <w:rPr>
+          <w:b w:val="0"/>
+        </w:rPr>
+        <w:t xml:space="preserve"> support and citation evaluation. Proposed explanation: “The worked result establishes every future case”. Decide whether this explanation is supported.</w:t>
+      </w:r>
+    </w:p>
+    <w:p>
+      <w:pPr>
+        <w:spacing w:line="336" w:lineRule="auto" w:after="180"/>
+      </w:pPr>
+      <w:r>
+        <w:rPr>
+          <w:b w:val="0"/>
+        </w:rPr>
+        <w:t>Point to the step or supplied fact that decides; explain your repair if needed.</w:t>
+      </w:r>
+    </w:p>
+    <w:p>
+      <w:pPr>
+        <w:spacing w:line="336" w:lineRule="auto" w:after="180"/>
+      </w:pPr>
+      <w:r>
+        <w:rPr>
+          <w:b w:val="0"/>
+        </w:rPr>
+        <w:t xml:space="preserve">Expected correction: Citation counts do not establish truth beyond the supplied </w:t>
+      </w:r>
+      <w:r>
+        <w:rPr>
+          <w:b/>
+        </w:rPr>
+        <w:t>source</w:t>
+      </w:r>
+      <w:r>
+        <w:rPr>
+          <w:b w:val="0"/>
+        </w:rPr>
+        <w:t xml:space="preserve">s or the correctness of uncited </w:t>
+      </w:r>
+      <w:r>
+        <w:rPr>
+          <w:b/>
+        </w:rPr>
+        <w:t>claim</w:t>
+      </w:r>
+      <w:r>
+        <w:rPr>
+          <w:b w:val="0"/>
+        </w:rPr>
+        <w:t>s.</w:t>
+      </w:r>
+    </w:p>
+    <w:p>
+      <w:pPr>
+        <w:spacing w:line="336" w:lineRule="auto" w:after="180"/>
+      </w:pPr>
+      <w:r>
+        <w:rPr>
+          <w:b w:val="0"/>
+        </w:rPr>
+        <w:t>Collect explanations, not only yes/no votes. If a misunderstanding is common, re-model the relevant step for the class.</w:t>
+      </w:r>
+    </w:p>
+    <w:p>
+      <w:pPr>
+        <w:spacing w:line="336" w:lineRule="auto" w:after="180"/>
+      </w:pPr>
+      <w:r>
+        <w:rPr>
+          <w:b w:val="0"/>
+        </w:rPr>
+        <w:t>If it affects a few learners, give a short targeted group explanation while others solve a more demanding variation.</w:t>
+      </w:r>
+    </w:p>
+    <w:p>
+      <w:pPr>
+        <w:pStyle w:val="Heading2"/>
+      </w:pPr>
+      <w:r>
+        <w:t>Use the pictorial check</w:t>
+      </w:r>
+    </w:p>
+    <w:p>
+      <w:pPr>
+        <w:spacing w:line="336" w:lineRule="auto" w:after="180"/>
+      </w:pPr>
+      <w:r>
+        <w:rPr>
+          <w:b w:val="0"/>
+        </w:rPr>
+        <w:t xml:space="preserve">Why is the original answer not fully supported despite having citations on every </w:t>
+      </w:r>
+      <w:r>
+        <w:rPr>
+          <w:b/>
+        </w:rPr>
+        <w:t>claim</w:t>
+      </w:r>
+      <w:r>
+        <w:rPr>
+          <w:b w:val="0"/>
+        </w:rPr>
+        <w:t>?</w:t>
+      </w:r>
+    </w:p>
+    <w:p>
+      <w:pPr>
+        <w:spacing w:line="336" w:lineRule="auto" w:after="180"/>
+      </w:pPr>
+      <w:r>
+        <w:rPr>
+          <w:b w:val="0"/>
+        </w:rPr>
+        <w:t xml:space="preserve">One of the three </w:t>
+      </w:r>
+      <w:r>
+        <w:rPr>
+          <w:b/>
+        </w:rPr>
+        <w:t>claim</w:t>
+      </w:r>
+      <w:r>
+        <w:rPr>
+          <w:b w:val="0"/>
+        </w:rPr>
+        <w:t xml:space="preserve">s is not entailed by its cited </w:t>
+      </w:r>
+      <w:r>
+        <w:rPr>
+          <w:b/>
+        </w:rPr>
+        <w:t>source</w:t>
+      </w:r>
+      <w:r>
+        <w:rPr>
+          <w:b w:val="0"/>
+        </w:rPr>
+        <w:t xml:space="preserve">; </w:t>
+      </w:r>
+      <w:r>
+        <w:rPr>
+          <w:b/>
+        </w:rPr>
+        <w:t>citation coverage</w:t>
+      </w:r>
+      <w:r>
+        <w:rPr>
+          <w:b w:val="0"/>
+        </w:rPr>
+        <w:t xml:space="preserve"> and </w:t>
+      </w:r>
+      <w:r>
+        <w:rPr>
+          <w:b/>
+        </w:rPr>
+        <w:t>link validity</w:t>
+      </w:r>
+      <w:r>
+        <w:rPr>
+          <w:b w:val="0"/>
+        </w:rPr>
+        <w:t xml:space="preserve"> do not measure </w:t>
+      </w:r>
+      <w:r>
+        <w:rPr>
+          <w:b/>
+        </w:rPr>
+        <w:t>claim</w:t>
+      </w:r>
+      <w:r>
+        <w:rPr>
+          <w:b w:val="0"/>
+        </w:rPr>
+        <w:t xml:space="preserve"> support.</w:t>
+      </w:r>
+    </w:p>
+    <w:p>
+      <w:pPr>
+        <w:spacing w:line="336" w:lineRule="auto" w:after="180"/>
+      </w:pPr>
+      <w:r>
+        <w:rPr>
+          <w:b w:val="0"/>
+        </w:rPr>
+        <w:t>Changed-case reasoning: That statement accurately describes the supplied record’s limits. R gives pages and shelf only; it contains no suitability assessment.</w:t>
+      </w:r>
+    </w:p>
+    <w:p>
+      <w:pPr>
+        <w:spacing w:line="336" w:lineRule="auto" w:after="180"/>
+      </w:pPr>
+      <w:r>
+        <w:rPr>
+          <w:b w:val="0"/>
+        </w:rPr>
+        <w:t xml:space="preserve">Collect each learner’s explanation before discussion. Use the first missing connection between </w:t>
+      </w:r>
+      <w:r>
+        <w:rPr>
+          <w:b/>
+        </w:rPr>
+        <w:t>input</w:t>
+      </w:r>
+      <w:r>
+        <w:rPr>
+          <w:b w:val="0"/>
+        </w:rPr>
+        <w:t xml:space="preserve">, deciding step and result to choose support. This question is worked-case practice, not fresh mastery </w:t>
+      </w:r>
+      <w:r>
+        <w:rPr>
+          <w:b/>
+        </w:rPr>
         <w:t>evidence</w:t>
       </w:r>
       <w:r>
         <w:rPr>
           <w:b w:val="0"/>
         </w:rPr>
-        <w:t xml:space="preserve"> for every nearby sentence. Read the cited passage and compare its exact scope with the </w:t>
+        <w:t>.</w:t>
+      </w:r>
+    </w:p>
+    <w:p>
+      <w:pPr>
+        <w:pStyle w:val="Heading2"/>
+      </w:pPr>
+      <w:r>
+        <w:t>Keep each learner explaining</w:t>
+      </w:r>
+    </w:p>
+    <w:p>
+      <w:pPr>
+        <w:pStyle w:val="ListBullet"/>
+      </w:pPr>
+      <w:r>
+        <w:t>Ask: Which facts are given, and which would we have to assume? Learners mark relevant details before discussing answers.</w:t>
+      </w:r>
+    </w:p>
+    <w:p>
+      <w:pPr>
+        <w:pStyle w:val="ListBullet"/>
+      </w:pPr>
+      <w:r>
+        <w:t>Say: Predict first. Show the rule, information path or calculation that would produce the result. A correct guess is not yet an explanation.</w:t>
+      </w:r>
+    </w:p>
+    <w:p>
+      <w:pPr>
+        <w:pStyle w:val="ListBullet"/>
+      </w:pPr>
+      <w:r>
+        <w:t>In pairs, one learner solves while the other checks evidence; exchange roles. Remove the worked answer before independent assessment.</w:t>
+      </w:r>
+    </w:p>
+    <w:p>
+      <w:pPr>
+        <w:pStyle w:val="Heading2"/>
+      </w:pPr>
+      <w:r>
+        <w:t>Earlier wording, alternatives and picture transcripts · reference / check after trying</w:t>
+      </w:r>
+    </w:p>
+    <w:p>
+      <w:pPr>
+        <w:spacing w:line="336" w:lineRule="auto" w:after="180"/>
+      </w:pPr>
+      <w:r>
+        <w:rPr>
+          <w:b w:val="0"/>
+        </w:rPr>
+        <w:t>Demonstrate and guide practice</w:t>
+      </w:r>
+    </w:p>
+    <w:p>
+      <w:pPr>
+        <w:pStyle w:val="Heading3"/>
+      </w:pPr>
+      <w:r>
+        <w:t>Board sequence</w:t>
+      </w:r>
+    </w:p>
+    <w:p>
+      <w:pPr>
+        <w:spacing w:line="336" w:lineRule="auto" w:after="180"/>
+      </w:pPr>
+      <w:r>
+        <w:rPr>
+          <w:b w:val="0"/>
+        </w:rPr>
+        <w:t>Write the given facts: An answer says 80 pages, but the catalogue for that edition says 120.</w:t>
+      </w:r>
+    </w:p>
+    <w:p>
+      <w:pPr>
+        <w:spacing w:line="336" w:lineRule="auto" w:after="180"/>
+      </w:pPr>
+      <w:r>
+        <w:rPr>
+          <w:b w:val="0"/>
+        </w:rPr>
+        <w:t xml:space="preserve">Write the question to explain: What </w:t>
       </w:r>
       <w:r>
         <w:rPr>
           <w:b/>
         </w:rPr>
+        <w:t>evidence</w:t>
+      </w:r>
+      <w:r>
+        <w:rPr>
+          <w:b w:val="0"/>
+        </w:rPr>
+        <w:t xml:space="preserve"> guides correction?</w:t>
+      </w:r>
+    </w:p>
+    <w:p>
+      <w:pPr>
+        <w:spacing w:line="336" w:lineRule="auto" w:after="180"/>
+      </w:pPr>
+      <w:r>
+        <w:rPr>
+          <w:b w:val="0"/>
+        </w:rPr>
+        <w:t xml:space="preserve">Reveal after </w:t>
+      </w:r>
+      <w:r>
+        <w:rPr>
+          <w:b/>
+        </w:rPr>
+        <w:t>prediction</w:t>
+      </w:r>
+      <w:r>
+        <w:rPr>
+          <w:b w:val="0"/>
+        </w:rPr>
+        <w:t xml:space="preserve">s: Check the exact edition and authoritative catalogue record. Record the supporting </w:t>
+      </w:r>
+      <w:r>
+        <w:rPr>
+          <w:b/>
+        </w:rPr>
+        <w:t>source</w:t>
+      </w:r>
+      <w:r>
+        <w:rPr>
+          <w:b w:val="0"/>
+        </w:rPr>
+        <w:t>.</w:t>
+      </w:r>
+    </w:p>
+    <w:p>
+      <w:pPr>
+        <w:spacing w:line="336" w:lineRule="auto" w:after="180"/>
+      </w:pPr>
+      <w:r>
+        <w:rPr>
+          <w:b w:val="0"/>
+        </w:rPr>
+        <w:t xml:space="preserve">Use the earlier changed question as optional later practice. Reserve Audit a new </w:t>
+      </w:r>
+      <w:r>
+        <w:rPr>
+          <w:b/>
+        </w:rPr>
         <w:t>claim</w:t>
       </w:r>
       <w:r>
         <w:rPr>
           <w:b w:val="0"/>
         </w:rPr>
-        <w:t>. The universal suitability statement extends beyond what R says.</w:t>
+        <w:t xml:space="preserve">-and-citation record </w:t>
+      </w:r>
+      <w:r>
+        <w:rPr>
+          <w:b/>
+        </w:rPr>
+        <w:t>independent</w:t>
+      </w:r>
+      <w:r>
+        <w:rPr>
+          <w:b w:val="0"/>
+        </w:rPr>
+        <w:t xml:space="preserve">ly for the first </w:t>
+      </w:r>
+      <w:r>
+        <w:rPr>
+          <w:b/>
+        </w:rPr>
+        <w:t>independent</w:t>
+      </w:r>
+      <w:r>
+        <w:rPr>
+          <w:b w:val="0"/>
+        </w:rPr>
+        <w:t xml:space="preserve"> attempt before hints or feedback.</w:t>
+      </w:r>
+    </w:p>
+    <w:p>
+      <w:pPr>
+        <w:pStyle w:val="Heading3"/>
+      </w:pPr>
+      <w:r>
+        <w:t>Classroom dialogue</w:t>
       </w:r>
     </w:p>
     <w:p>
       <w:pPr>
         <w:spacing w:line="336" w:lineRule="auto" w:after="180"/>
-        <w:shd w:fill="F1F6FC"/>
-      </w:pPr>
-      <w:r>
-        <w:rPr>
-          <w:b w:val="0"/>
-        </w:rPr>
-        <w:t xml:space="preserve">Remove or qualify unsupported content; adding more copies of the same link does not create the missing </w:t>
+      </w:pPr>
+      <w:r>
+        <w:rPr>
+          <w:b w:val="0"/>
+        </w:rPr>
+        <w:t xml:space="preserve">Reveal reasoning one step at a time. Explain why a tempting alternative fails. Write units and denominators for arithmetic, trace conditions for decisions, and identify supporting </w:t>
       </w:r>
       <w:r>
         <w:rPr>
           <w:b/>
         </w:rPr>
-        <w:t>evidence</w:t>
-      </w:r>
-      <w:r>
-        <w:rPr>
-          <w:b w:val="0"/>
-        </w:rPr>
-        <w:t>.</w:t>
-      </w:r>
-    </w:p>
-    <w:p>
-      <w:pPr>
-        <w:pStyle w:val="Heading3"/>
-      </w:pPr>
-      <w:r>
-        <w:t>What this example does not establish</w:t>
-      </w:r>
-    </w:p>
-    <w:p>
-      <w:pPr>
-        <w:pStyle w:val="Heading3"/>
-      </w:pPr>
-      <w:r>
-        <w:t>Keep the stated limit</w:t>
-      </w:r>
-    </w:p>
-    <w:p>
-      <w:pPr>
-        <w:spacing w:line="336" w:lineRule="auto" w:after="180"/>
-        <w:shd w:fill="FFF5E6"/>
-      </w:pPr>
+        <w:t>source</w:t>
+      </w:r>
+      <w:r>
+        <w:rPr>
+          <w:b w:val="0"/>
+        </w:rPr>
+        <w:t xml:space="preserve">s for </w:t>
+      </w:r>
       <w:r>
         <w:rPr>
           <w:b/>
         </w:rPr>
-        <w:t>Source</w:t>
-      </w:r>
-      <w:r>
-        <w:rPr>
-          <w:b w:val="0"/>
-        </w:rPr>
-        <w:t xml:space="preserve"> support is relative to supplied records; those records can themselves be incomplete, outdated or incorrect.</w:t>
-      </w:r>
-    </w:p>
-    <w:p>
-      <w:pPr>
-        <w:pStyle w:val="Heading3"/>
-      </w:pPr>
-      <w:r>
-        <w:t>Change one thing in the pictured case</w:t>
-      </w:r>
-    </w:p>
-    <w:p>
-      <w:pPr>
-        <w:pStyle w:val="Heading3"/>
-      </w:pPr>
-      <w:r>
-        <w:t>Change one thing</w:t>
-      </w:r>
-    </w:p>
-    <w:p>
-      <w:pPr>
-        <w:spacing w:line="336" w:lineRule="auto" w:after="180"/>
-        <w:shd w:fill="F5F1FB"/>
-      </w:pPr>
-      <w:r>
-        <w:rPr>
-          <w:b w:val="0"/>
-        </w:rPr>
-        <w:t xml:space="preserve">Change: Change the third </w:t>
-      </w:r>
-      <w:r>
-        <w:rPr>
-          <w:b/>
-        </w:rPr>
         <w:t>claim</w:t>
       </w:r>
       <w:r>
         <w:rPr>
           <w:b w:val="0"/>
         </w:rPr>
-        <w:t xml:space="preserve"> to “the record does not assess suitability”.</w:t>
-      </w:r>
-    </w:p>
-    <w:p>
-      <w:pPr>
-        <w:pStyle w:val="Heading3"/>
-      </w:pPr>
-      <w:r>
-        <w:t>Predicted result</w:t>
-      </w:r>
-    </w:p>
-    <w:p>
-      <w:pPr>
-        <w:spacing w:line="336" w:lineRule="auto" w:after="180"/>
-        <w:shd w:fill="F1F6FC"/>
-      </w:pPr>
-      <w:r>
-        <w:rPr>
-          <w:b/>
-        </w:rPr>
-        <w:t>Prediction</w:t>
-      </w:r>
-      <w:r>
-        <w:rPr>
-          <w:b w:val="0"/>
-        </w:rPr>
-        <w:t>: That statement accurately describes the supplied record’s limits.</w:t>
-      </w:r>
-    </w:p>
-    <w:p>
-      <w:pPr>
-        <w:pStyle w:val="Heading3"/>
-      </w:pPr>
-      <w:r>
-        <w:t>Why the result follows</w:t>
-      </w:r>
-    </w:p>
-    <w:p>
-      <w:pPr>
-        <w:spacing w:line="336" w:lineRule="auto" w:after="180"/>
-        <w:shd w:fill="F1F6FC"/>
-      </w:pPr>
-      <w:r>
-        <w:rPr>
-          <w:b w:val="0"/>
-        </w:rPr>
-        <w:t>Reason: R gives pages and shelf only; it contains no suitability assessment.</w:t>
-      </w:r>
-    </w:p>
-    <w:p>
-      <w:pPr>
-        <w:pStyle w:val="Heading3"/>
-      </w:pPr>
-      <w:r>
-        <w:t>Ask while showing the picture</w:t>
-      </w:r>
-    </w:p>
-    <w:p>
-      <w:pPr>
-        <w:pStyle w:val="Heading3"/>
-      </w:pPr>
-      <w:r>
-        <w:t>Ask while showing the picture · 4</w:t>
-      </w:r>
-    </w:p>
-    <w:p>
-      <w:pPr>
-        <w:spacing w:line="336" w:lineRule="auto" w:after="180"/>
-      </w:pPr>
-      <w:r>
-        <w:rPr>
-          <w:b w:val="0"/>
-        </w:rPr>
-        <w:t xml:space="preserve">Cover the result. Ask learners to name the </w:t>
-      </w:r>
-      <w:r>
-        <w:rPr>
-          <w:b/>
-        </w:rPr>
-        <w:t>input</w:t>
-      </w:r>
-      <w:r>
-        <w:rPr>
-          <w:b w:val="0"/>
-        </w:rPr>
-        <w:t xml:space="preserve">s and predict the next step. Uncover one step, connect the icon to the actual procedure, and explain its </w:t>
-      </w:r>
-      <w:r>
-        <w:rPr>
-          <w:b/>
-        </w:rPr>
-        <w:t>evidence</w:t>
-      </w:r>
-      <w:r>
-        <w:rPr>
-          <w:b w:val="0"/>
-        </w:rPr>
-        <w:t>. Then change the supplied condition and compare.</w:t>
-      </w:r>
-    </w:p>
-    <w:p>
-      <w:pPr>
-        <w:spacing w:line="336" w:lineRule="auto" w:after="180"/>
-      </w:pPr>
-      <w:r>
-        <w:rPr>
-          <w:b w:val="0"/>
-        </w:rPr>
-        <w:t>The picture is a representation; it does not document execution of a real AI model.</w:t>
-      </w:r>
-    </w:p>
-    <w:p>
-      <w:pPr>
-        <w:pStyle w:val="Heading1"/>
-      </w:pPr>
-      <w:r>
-        <w:t>03. Demonstrate and guide practice</w:t>
-      </w:r>
-    </w:p>
-    <w:p>
-      <w:r>
-        <w:t>Demonstrate Evidence and Sources, reduce support deliberately and check individual reasoning before discussing answers.</w:t>
-      </w:r>
-    </w:p>
-    <w:p>
-      <w:pPr>
-        <w:pStyle w:val="Heading3"/>
-      </w:pPr>
-      <w:r>
-        <w:t>Board sequence</w:t>
-      </w:r>
-    </w:p>
-    <w:p>
-      <w:pPr>
-        <w:pStyle w:val="Heading3"/>
-      </w:pPr>
-      <w:r>
-        <w:t>1. Put the facts on the board</w:t>
-      </w:r>
-    </w:p>
-    <w:p>
-      <w:pPr>
-        <w:spacing w:line="336" w:lineRule="auto" w:after="180"/>
-        <w:shd w:fill="F4F9FC"/>
-      </w:pPr>
-      <w:r>
-        <w:rPr>
-          <w:b w:val="0"/>
-        </w:rPr>
-        <w:t>Write the given facts: An answer says 80 pages, but the catalogue for that edition says 120.</w:t>
-      </w:r>
-    </w:p>
-    <w:p>
-      <w:pPr>
-        <w:pStyle w:val="Heading3"/>
-      </w:pPr>
-      <w:r>
-        <w:t>2. State the decision to explain</w:t>
-      </w:r>
-    </w:p>
-    <w:p>
-      <w:pPr>
-        <w:spacing w:line="336" w:lineRule="auto" w:after="180"/>
-        <w:shd w:fill="F5F1FB"/>
-      </w:pPr>
-      <w:r>
-        <w:rPr>
-          <w:b w:val="0"/>
-        </w:rPr>
-        <w:t xml:space="preserve">Write the question to explain: What </w:t>
-      </w:r>
-      <w:r>
-        <w:rPr>
-          <w:b/>
-        </w:rPr>
-        <w:t>evidence</w:t>
-      </w:r>
-      <w:r>
-        <w:rPr>
-          <w:b w:val="0"/>
-        </w:rPr>
-        <w:t xml:space="preserve"> guides correction?</w:t>
-      </w:r>
-    </w:p>
-    <w:p>
-      <w:pPr>
-        <w:pStyle w:val="Heading3"/>
-      </w:pPr>
-      <w:r>
-        <w:t>3. Reveal the worked reasoning</w:t>
-      </w:r>
-    </w:p>
-    <w:p>
-      <w:pPr>
-        <w:spacing w:line="336" w:lineRule="auto" w:after="180"/>
-        <w:shd w:fill="F1F6FC"/>
-      </w:pPr>
-      <w:r>
-        <w:rPr>
-          <w:b w:val="0"/>
-        </w:rPr>
-        <w:t xml:space="preserve">Reveal after </w:t>
-      </w:r>
-      <w:r>
-        <w:rPr>
-          <w:b/>
-        </w:rPr>
-        <w:t>prediction</w:t>
-      </w:r>
-      <w:r>
-        <w:rPr>
-          <w:b w:val="0"/>
-        </w:rPr>
-        <w:t xml:space="preserve">s: Check the exact edition and authoritative catalogue record. Record the supporting </w:t>
-      </w:r>
-      <w:r>
-        <w:rPr>
-          <w:b/>
-        </w:rPr>
-        <w:t>source</w:t>
-      </w:r>
-      <w:r>
-        <w:rPr>
-          <w:b w:val="0"/>
-        </w:rPr>
-        <w:t>.</w:t>
-      </w:r>
-    </w:p>
-    <w:p>
-      <w:pPr>
-        <w:pStyle w:val="Heading3"/>
-      </w:pPr>
-      <w:r>
-        <w:t>Hold back the independent task</w:t>
-      </w:r>
-    </w:p>
-    <w:p>
-      <w:pPr>
-        <w:spacing w:line="336" w:lineRule="auto" w:after="180"/>
-        <w:shd w:fill="F5F1FB"/>
-      </w:pPr>
-      <w:r>
-        <w:rPr>
-          <w:b w:val="0"/>
-        </w:rPr>
-        <w:t xml:space="preserve">Keep for an </w:t>
-      </w:r>
-      <w:r>
-        <w:rPr>
-          <w:b/>
-        </w:rPr>
-        <w:t>independent</w:t>
-      </w:r>
-      <w:r>
-        <w:rPr>
-          <w:b w:val="0"/>
-        </w:rPr>
-        <w:t xml:space="preserve"> attempt: An answer cites a page about opening hours to support a </w:t>
-      </w:r>
-      <w:r>
-        <w:rPr>
-          <w:b/>
-        </w:rPr>
-        <w:t>claim</w:t>
-      </w:r>
-      <w:r>
-        <w:rPr>
-          <w:b w:val="0"/>
-        </w:rPr>
-        <w:t xml:space="preserve"> about book prices. Is a citation enough? What must be checked?</w:t>
-      </w:r>
-    </w:p>
-    <w:p>
-      <w:pPr>
-        <w:pStyle w:val="Heading3"/>
-      </w:pPr>
-      <w:r>
-        <w:t>Classroom dialogue</w:t>
-      </w:r>
-    </w:p>
-    <w:p>
-      <w:pPr>
-        <w:pStyle w:val="Heading3"/>
-      </w:pPr>
-      <w:r>
-        <w:t>Ask the class</w:t>
-      </w:r>
-    </w:p>
-    <w:p>
-      <w:pPr>
-        <w:spacing w:line="336" w:lineRule="auto" w:after="180"/>
-        <w:shd w:fill="F5F1FB"/>
-      </w:pPr>
-      <w:r>
-        <w:rPr>
-          <w:b w:val="0"/>
-        </w:rPr>
-        <w:t>Ask: Which facts are given, and which would we have to assume? Learners mark relevant details before discussing answers.</w:t>
-      </w:r>
-    </w:p>
-    <w:p>
-      <w:pPr>
-        <w:pStyle w:val="Heading3"/>
-      </w:pPr>
-      <w:r>
-        <w:t>Language to model</w:t>
-      </w:r>
-    </w:p>
-    <w:p>
-      <w:pPr>
-        <w:spacing w:line="336" w:lineRule="auto" w:after="180"/>
-        <w:shd w:fill="F1F6F8"/>
-      </w:pPr>
-      <w:r>
-        <w:rPr>
-          <w:b w:val="0"/>
-        </w:rPr>
-        <w:t>Say: Predict first. Show the rule, information path or calculation that would produce the result. A correct guess is not yet an explanation.</w:t>
-      </w:r>
-    </w:p>
-    <w:p>
-      <w:pPr>
-        <w:spacing w:line="336" w:lineRule="auto" w:after="180"/>
-      </w:pPr>
-      <w:r>
-        <w:rPr>
-          <w:b w:val="0"/>
-        </w:rPr>
-        <w:t xml:space="preserve">Reveal reasoning one step at a time. Explain why a tempting alternative fails. Write units and denominators for arithmetic, trace conditions for decisions, and identify supporting </w:t>
-      </w:r>
-      <w:r>
-        <w:rPr>
-          <w:b/>
-        </w:rPr>
-        <w:t>source</w:t>
-      </w:r>
-      <w:r>
-        <w:rPr>
-          <w:b w:val="0"/>
-        </w:rPr>
-        <w:t xml:space="preserve">s for </w:t>
-      </w:r>
-      <w:r>
-        <w:rPr>
-          <w:b/>
-        </w:rPr>
-        <w:t>claim</w:t>
-      </w:r>
-      <w:r>
-        <w:rPr>
-          <w:b w:val="0"/>
-        </w:rPr>
         <w:t>s.</w:t>
-      </w:r>
-    </w:p>
-    <w:p>
-      <w:pPr>
-        <w:spacing w:line="336" w:lineRule="auto" w:after="180"/>
-      </w:pPr>
-      <w:r>
-        <w:rPr>
-          <w:b w:val="0"/>
-        </w:rPr>
-        <w:t xml:space="preserve">In pairs, one learner solves while the other checks </w:t>
-      </w:r>
-      <w:r>
-        <w:rPr>
-          <w:b/>
-        </w:rPr>
-        <w:t>evidence</w:t>
-      </w:r>
-      <w:r>
-        <w:rPr>
-          <w:b w:val="0"/>
-        </w:rPr>
-        <w:t xml:space="preserve">; exchange roles. Remove the worked answer before </w:t>
-      </w:r>
-      <w:r>
-        <w:rPr>
-          <w:b/>
-        </w:rPr>
-        <w:t>independent</w:t>
-      </w:r>
-      <w:r>
-        <w:rPr>
-          <w:b w:val="0"/>
-        </w:rPr>
-        <w:t xml:space="preserve"> assessment.</w:t>
       </w:r>
     </w:p>
     <w:p>
@@ -3116,520 +3540,103 @@
         <w:pStyle w:val="Heading3"/>
       </w:pPr>
       <w:r>
-        <w:t>Completion practice</w:t>
+        <w:t>Individual reasoning check</w:t>
+      </w:r>
+    </w:p>
+    <w:p>
+      <w:pPr>
+        <w:pStyle w:val="Heading3"/>
+      </w:pPr>
+      <w:r>
+        <w:t>Pictorial practice question</w:t>
+      </w:r>
+    </w:p>
+    <w:p>
+      <w:pPr>
+        <w:pStyle w:val="Heading3"/>
+      </w:pPr>
+      <w:r>
+        <w:t>Reasoned teacher answer</w:t>
+      </w:r>
+    </w:p>
+    <w:p>
+      <w:pPr>
+        <w:pStyle w:val="Heading1"/>
+      </w:pPr>
+      <w:r>
+        <w:t>04. Run the supplied investigation</w:t>
+      </w:r>
+    </w:p>
+    <w:p>
+      <w:r>
+        <w:t>Keep expected results, observed paper traces and remaining limits distinguishable.</w:t>
+      </w:r>
+    </w:p>
+    <w:p>
+      <w:pPr>
+        <w:pStyle w:val="Heading2"/>
+      </w:pPr>
+      <w:r>
+        <w:t>Supplied materials and answer guidance</w:t>
       </w:r>
     </w:p>
     <w:p>
       <w:pPr>
         <w:spacing w:line="336" w:lineRule="auto" w:after="180"/>
-        <w:shd w:fill="F5F1FB"/>
-      </w:pPr>
-      <w:r>
-        <w:rPr>
-          <w:b w:val="0"/>
-        </w:rPr>
-        <w:t xml:space="preserve">Completion task: An answer has four factual </w:t>
-      </w:r>
-      <w:r>
-        <w:rPr>
-          <w:b/>
-        </w:rPr>
-        <w:t>claim</w:t>
-      </w:r>
-      <w:r>
-        <w:rPr>
-          <w:b w:val="0"/>
-        </w:rPr>
-        <w:t>s. Three have citations, but only two are supported by their cited passages. All links exist. Show the intermediate steps and give the conclusion with its scope.</w:t>
-      </w:r>
-    </w:p>
-    <w:p>
-      <w:pPr>
-        <w:pStyle w:val="Heading3"/>
-      </w:pPr>
-      <w:r>
-        <w:t>Reasoning to listen for</w:t>
-      </w:r>
-    </w:p>
-    <w:p>
-      <w:pPr>
-        <w:spacing w:line="336" w:lineRule="auto" w:after="180"/>
-        <w:shd w:fill="F1F6FC"/>
-      </w:pPr>
-      <w:r>
-        <w:rPr>
-          <w:b w:val="0"/>
-        </w:rPr>
-        <w:t xml:space="preserve">Teacher check: Teacher explanation: </w:t>
-      </w:r>
-      <w:r>
-        <w:rPr>
-          <w:b/>
-        </w:rPr>
-        <w:t>Claim</w:t>
-      </w:r>
-      <w:r>
-        <w:rPr>
-          <w:b w:val="0"/>
-        </w:rPr>
-        <w:t xml:space="preserve"> support is 2/4=50%; citation presence is 3/4=75%; link existence among three citations is 3/3. These measure different failures.</w:t>
-      </w:r>
-    </w:p>
-    <w:p>
-      <w:pPr>
-        <w:spacing w:line="336" w:lineRule="auto" w:after="180"/>
-      </w:pPr>
-      <w:r>
-        <w:rPr>
-          <w:b w:val="0"/>
-        </w:rPr>
-        <w:t xml:space="preserve">Start by identifying the given </w:t>
-      </w:r>
-      <w:r>
-        <w:rPr>
-          <w:b/>
-        </w:rPr>
-        <w:t>input</w:t>
-      </w:r>
-      <w:r>
-        <w:rPr>
-          <w:b w:val="0"/>
-        </w:rPr>
-        <w:t>s together. Leave the intermediate steps blank. If needed, model one step, then withdraw that help on the next step. Move to a full trace only when the partial trace is understood.</w:t>
-      </w:r>
-    </w:p>
-    <w:p>
-      <w:pPr>
-        <w:spacing w:line="336" w:lineRule="auto" w:after="180"/>
-      </w:pPr>
-      <w:r>
-        <w:rPr>
-          <w:b w:val="0"/>
-        </w:rPr>
-        <w:t>For partners, alternate explainer and checker; collect a response from every learner before discussion.</w:t>
-      </w:r>
-    </w:p>
-    <w:p>
-      <w:pPr>
-        <w:pStyle w:val="Heading3"/>
-      </w:pPr>
-      <w:r>
-        <w:t>Individual reasoning check</w:t>
-      </w:r>
-    </w:p>
-    <w:p>
-      <w:pPr>
-        <w:spacing w:line="336" w:lineRule="auto" w:after="180"/>
-      </w:pPr>
-      <w:r>
-        <w:rPr>
-          <w:b w:val="0"/>
-        </w:rPr>
-        <w:t xml:space="preserve">Use the worked case for </w:t>
-      </w:r>
-      <w:r>
-        <w:rPr>
-          <w:b/>
-        </w:rPr>
-        <w:t>Claim</w:t>
-      </w:r>
-      <w:r>
-        <w:rPr>
-          <w:b w:val="0"/>
-        </w:rPr>
-        <w:t xml:space="preserve"> support and citation evaluation. Proposed explanation: “The worked result establishes every future case”. Decide whether this explanation is supported.</w:t>
-      </w:r>
-    </w:p>
-    <w:p>
-      <w:pPr>
-        <w:spacing w:line="336" w:lineRule="auto" w:after="180"/>
-      </w:pPr>
-      <w:r>
-        <w:rPr>
-          <w:b w:val="0"/>
-        </w:rPr>
-        <w:t>Point to the step or supplied fact that decides; explain your repair if needed.</w:t>
-      </w:r>
-    </w:p>
-    <w:p>
-      <w:pPr>
-        <w:pStyle w:val="Heading3"/>
-      </w:pPr>
-      <w:r>
-        <w:t>Expected repair</w:t>
-      </w:r>
-    </w:p>
-    <w:p>
-      <w:pPr>
-        <w:spacing w:line="336" w:lineRule="auto" w:after="180"/>
-        <w:shd w:fill="F1F6FC"/>
-      </w:pPr>
-      <w:r>
-        <w:rPr>
-          <w:b w:val="0"/>
-        </w:rPr>
-        <w:t xml:space="preserve">Expected correction: Citation counts do not establish truth beyond the supplied </w:t>
-      </w:r>
-      <w:r>
-        <w:rPr>
-          <w:b/>
-        </w:rPr>
-        <w:t>source</w:t>
-      </w:r>
-      <w:r>
-        <w:rPr>
-          <w:b w:val="0"/>
-        </w:rPr>
-        <w:t xml:space="preserve">s or the correctness of uncited </w:t>
-      </w:r>
-      <w:r>
-        <w:rPr>
-          <w:b/>
-        </w:rPr>
-        <w:t>claim</w:t>
-      </w:r>
-      <w:r>
-        <w:rPr>
-          <w:b w:val="0"/>
-        </w:rPr>
-        <w:t>s.</w:t>
-      </w:r>
-    </w:p>
-    <w:p>
-      <w:pPr>
-        <w:spacing w:line="336" w:lineRule="auto" w:after="180"/>
-      </w:pPr>
-      <w:r>
-        <w:rPr>
-          <w:b w:val="0"/>
-        </w:rPr>
-        <w:t>Collect explanations, not only yes/no votes. If a misunderstanding is common, re-model the relevant step for the class.</w:t>
-      </w:r>
-    </w:p>
-    <w:p>
-      <w:pPr>
-        <w:spacing w:line="336" w:lineRule="auto" w:after="180"/>
-      </w:pPr>
-      <w:r>
-        <w:rPr>
-          <w:b w:val="0"/>
-        </w:rPr>
-        <w:t>If it affects a few learners, give a short targeted group explanation while others solve a more demanding variation.</w:t>
-      </w:r>
-    </w:p>
-    <w:p>
-      <w:pPr>
-        <w:pStyle w:val="Heading3"/>
-      </w:pPr>
-      <w:r>
-        <w:t>Pictorial practice question</w:t>
-      </w:r>
-    </w:p>
-    <w:p>
-      <w:pPr>
-        <w:spacing w:line="336" w:lineRule="auto" w:after="180"/>
-        <w:shd w:fill="F5F1FB"/>
-      </w:pPr>
-      <w:r>
-        <w:rPr>
-          <w:b w:val="0"/>
-        </w:rPr>
-        <w:t xml:space="preserve">Why is the original answer not fully supported despite having citations on every </w:t>
-      </w:r>
-      <w:r>
-        <w:rPr>
-          <w:b/>
-        </w:rPr>
-        <w:t>claim</w:t>
-      </w:r>
-      <w:r>
-        <w:rPr>
-          <w:b w:val="0"/>
-        </w:rPr>
-        <w:t>?</w:t>
-      </w:r>
-    </w:p>
-    <w:p>
-      <w:pPr>
-        <w:pStyle w:val="Heading3"/>
-      </w:pPr>
-      <w:r>
-        <w:t>Reasoned teacher answer</w:t>
-      </w:r>
-    </w:p>
-    <w:p>
-      <w:pPr>
-        <w:spacing w:line="336" w:lineRule="auto" w:after="180"/>
-      </w:pPr>
-      <w:r>
-        <w:rPr>
-          <w:b w:val="0"/>
-        </w:rPr>
-        <w:t xml:space="preserve">One of the three </w:t>
-      </w:r>
-      <w:r>
-        <w:rPr>
-          <w:b/>
-        </w:rPr>
-        <w:t>claim</w:t>
-      </w:r>
-      <w:r>
-        <w:rPr>
-          <w:b w:val="0"/>
-        </w:rPr>
-        <w:t xml:space="preserve">s is not entailed by its cited </w:t>
-      </w:r>
-      <w:r>
-        <w:rPr>
-          <w:b/>
-        </w:rPr>
-        <w:t>source</w:t>
-      </w:r>
-      <w:r>
-        <w:rPr>
-          <w:b w:val="0"/>
-        </w:rPr>
-        <w:t xml:space="preserve">; </w:t>
-      </w:r>
-      <w:r>
-        <w:rPr>
-          <w:b/>
-        </w:rPr>
-        <w:t>citation coverage</w:t>
-      </w:r>
-      <w:r>
-        <w:rPr>
-          <w:b w:val="0"/>
-        </w:rPr>
-        <w:t xml:space="preserve"> and </w:t>
-      </w:r>
-      <w:r>
-        <w:rPr>
-          <w:b/>
-        </w:rPr>
-        <w:t>link validity</w:t>
-      </w:r>
-      <w:r>
-        <w:rPr>
-          <w:b w:val="0"/>
-        </w:rPr>
-        <w:t xml:space="preserve"> do not measure </w:t>
-      </w:r>
-      <w:r>
-        <w:rPr>
-          <w:b/>
-        </w:rPr>
-        <w:t>claim</w:t>
-      </w:r>
-      <w:r>
-        <w:rPr>
-          <w:b w:val="0"/>
-        </w:rPr>
-        <w:t xml:space="preserve"> support.</w:t>
-      </w:r>
-    </w:p>
-    <w:p>
-      <w:pPr>
-        <w:spacing w:line="336" w:lineRule="auto" w:after="180"/>
-      </w:pPr>
-      <w:r>
-        <w:rPr>
-          <w:b w:val="0"/>
-        </w:rPr>
-        <w:t>Changed-case reasoning: That statement accurately describes the supplied record’s limits. R gives pages and shelf only; it contains no suitability assessment.</w:t>
-      </w:r>
-    </w:p>
-    <w:p>
-      <w:pPr>
-        <w:spacing w:line="336" w:lineRule="auto" w:after="180"/>
-      </w:pPr>
-      <w:r>
-        <w:rPr>
-          <w:b w:val="0"/>
-        </w:rPr>
-        <w:t xml:space="preserve">Collect each learner’s explanation before discussion. Use the first missing connection between </w:t>
-      </w:r>
-      <w:r>
-        <w:rPr>
-          <w:b/>
-        </w:rPr>
-        <w:t>input</w:t>
-      </w:r>
-      <w:r>
-        <w:rPr>
-          <w:b w:val="0"/>
-        </w:rPr>
-        <w:t xml:space="preserve">, deciding step and result to choose support. This question is worked-case practice, not fresh mastery </w:t>
-      </w:r>
-      <w:r>
-        <w:rPr>
-          <w:b/>
-        </w:rPr>
-        <w:t>evidence</w:t>
-      </w:r>
-      <w:r>
-        <w:rPr>
-          <w:b w:val="0"/>
-        </w:rPr>
-        <w:t>.</w:t>
-      </w:r>
-    </w:p>
-    <w:p>
-      <w:pPr>
-        <w:pStyle w:val="Heading1"/>
-      </w:pPr>
-      <w:r>
-        <w:t>04. Run the weekly evidence lab</w:t>
-      </w:r>
-    </w:p>
-    <w:p>
-      <w:r>
-        <w:t>Run the Evidence and Sources investigation and use the first unsupported step to choose a teaching response.</w:t>
-      </w:r>
-    </w:p>
-    <w:p>
-      <w:pPr>
-        <w:spacing w:line="336" w:lineRule="auto" w:after="180"/>
-      </w:pPr>
-      <w:r>
-        <w:rPr>
-          <w:b w:val="0"/>
-        </w:rPr>
-        <w:t>Words You Can Use to Reason</w:t>
-      </w:r>
-    </w:p>
-    <w:p>
-      <w:pPr>
-        <w:spacing w:line="336" w:lineRule="auto" w:after="180"/>
-      </w:pPr>
-      <w:r>
-        <w:rPr>
-          <w:b w:val="0"/>
-        </w:rPr>
-        <w:t>A definition matters when you can recognize the idea, use it, and contrast it with a near-miss.</w:t>
-      </w:r>
-    </w:p>
-    <w:p>
-      <w:pPr>
-        <w:spacing w:line="336" w:lineRule="auto" w:after="180"/>
-      </w:pPr>
-      <w:r>
-        <w:rPr>
-          <w:b w:val="0"/>
-        </w:rPr>
+      </w:pPr>
+      <w:r>
+        <w:rPr>
+          <w:b w:val="0"/>
+        </w:rPr>
+        <w:t>Six-claim lab: citations5/6; resolvedIDs4/5; cited-supportedclaims2/6 (80pages viaR and opening09:00 viaT). Shelf5 conflicts withR forOM-1; universal suitability lacks support;Z unresolved; uncitedOM-2 claim has support inS but no cited support under the declared rubric. Corrections require the exact edition. Separate W2 rates2/4,3/4,3/3; picturedcase2/3,3/3,3/3. Independent scope implies3/4 links resolve, while supportedclaims3/5,citationpresence4/5; do not invent claim passages.</w:t>
+      </w:r>
+    </w:p>
+    <w:p>
+      <w:pPr>
+        <w:pStyle w:val="Heading2"/>
+      </w:pPr>
+      <w:r>
+        <w:t>Run and record</w:t>
+      </w:r>
+    </w:p>
+    <w:p>
+      <w:pPr>
+        <w:pStyle w:val="ListNumber"/>
+      </w:pPr>
+      <w:r>
         <w:t>Predict → Test → Record → Explain</w:t>
       </w:r>
     </w:p>
     <w:p>
       <w:pPr>
-        <w:spacing w:line="336" w:lineRule="auto" w:after="180"/>
-      </w:pPr>
-      <w:r>
-        <w:rPr>
-          <w:b w:val="0"/>
-        </w:rPr>
+        <w:pStyle w:val="ListNumber"/>
+      </w:pPr>
+      <w:r>
         <w:t>Keep expected and actual results separate. Surprises are useful data when recorded honestly.</w:t>
       </w:r>
     </w:p>
     <w:p>
       <w:pPr>
-        <w:spacing w:line="336" w:lineRule="auto" w:after="180"/>
-      </w:pPr>
-      <w:r>
-        <w:rPr>
-          <w:b w:val="0"/>
-        </w:rPr>
-        <w:t xml:space="preserve">Highlight checkable </w:t>
-      </w:r>
-      <w:r>
-        <w:rPr>
-          <w:b/>
-        </w:rPr>
-        <w:t>claim</w:t>
-      </w:r>
-      <w:r>
-        <w:rPr>
-          <w:b w:val="0"/>
-        </w:rPr>
-        <w:t xml:space="preserve">s in an answer, match each to the best </w:t>
-      </w:r>
-      <w:r>
-        <w:rPr>
-          <w:b/>
-        </w:rPr>
-        <w:t>source</w:t>
-      </w:r>
-      <w:r>
-        <w:rPr>
-          <w:b w:val="0"/>
-        </w:rPr>
-        <w:t xml:space="preserve"> type, record </w:t>
-      </w:r>
-      <w:r>
-        <w:rPr>
-          <w:b/>
-        </w:rPr>
-        <w:t>evidence</w:t>
-      </w:r>
-      <w:r>
-        <w:rPr>
-          <w:b w:val="0"/>
-        </w:rPr>
-        <w:t>, and label supported / conflicting / unverified.</w:t>
-      </w:r>
-    </w:p>
-    <w:p>
-      <w:pPr>
-        <w:spacing w:line="336" w:lineRule="auto" w:after="180"/>
-        <w:shd w:fill="F5F1FB"/>
-      </w:pPr>
-      <w:r>
-        <w:rPr>
-          <w:b w:val="0"/>
-        </w:rPr>
+        <w:pStyle w:val="ListNumber"/>
+      </w:pPr>
+      <w:r>
+        <w:t>Use the supplied six claims and source passages. Audit citation presence, ID resolution, exact cited support and conflicting versus missing evidence. Do not infer real-world truth or perform an unspecified live search.</w:t>
+      </w:r>
+    </w:p>
+    <w:p>
+      <w:pPr>
+        <w:pStyle w:val="ListNumber"/>
+      </w:pPr>
+      <w:r>
         <w:t>What did the hardest test teach you that the normal test did not?</w:t>
       </w:r>
     </w:p>
     <w:p>
       <w:pPr>
-        <w:pStyle w:val="Heading3"/>
-      </w:pPr>
-      <w:r>
-        <w:t>Make the lab runnable</w:t>
-      </w:r>
-    </w:p>
-    <w:p>
-      <w:pPr>
-        <w:spacing w:line="336" w:lineRule="auto" w:after="180"/>
-      </w:pPr>
-      <w:r>
-        <w:rPr>
-          <w:b w:val="0"/>
-        </w:rPr>
-        <w:t xml:space="preserve">Use the concrete case as the shared normal case and the </w:t>
-      </w:r>
-      <w:r>
-        <w:rPr>
-          <w:b/>
-        </w:rPr>
-        <w:t>independent</w:t>
-      </w:r>
-      <w:r>
-        <w:rPr>
-          <w:b w:val="0"/>
-        </w:rPr>
-        <w:t xml:space="preserve"> question as a second case. Each pair creates a boundary or missing-information case and predicts its result before testing.</w:t>
-      </w:r>
-    </w:p>
-    <w:p>
-      <w:pPr>
-        <w:spacing w:line="336" w:lineRule="auto" w:after="180"/>
-      </w:pPr>
-      <w:r>
-        <w:rPr>
-          <w:b w:val="0"/>
-        </w:rPr>
-        <w:t>Keep the expected result separate from an observed mistake.</w:t>
+        <w:pStyle w:val="Heading2"/>
+      </w:pPr>
+      <w:r>
+        <w:t>Keep an inspectable record</w:t>
       </w:r>
     </w:p>
     <w:tbl>
@@ -3780,10 +3787,10 @@
     </w:tbl>
     <w:p>
       <w:pPr>
-        <w:pStyle w:val="Heading3"/>
-      </w:pPr>
-      <w:r>
-        <w:t>Diagnose and reteach</w:t>
+        <w:pStyle w:val="Heading2"/>
+      </w:pPr>
+      <w:r>
+        <w:t>Diagnose the first misunderstanding</w:t>
       </w:r>
     </w:p>
     <w:p>
@@ -3794,7 +3801,31 @@
         <w:rPr>
           <w:b w:val="0"/>
         </w:rPr>
-        <w:t>For guessing, return to given facts and request a trace. For vocabulary without application, use one example and one non-example. For arithmetic errors, check the setup before the calculation.</w:t>
+        <w:t xml:space="preserve">The worked result establishes every future case: Citation counts do not establish truth beyond the supplied </w:t>
+      </w:r>
+      <w:r>
+        <w:rPr>
+          <w:b/>
+        </w:rPr>
+        <w:t>source</w:t>
+      </w:r>
+      <w:r>
+        <w:rPr>
+          <w:b w:val="0"/>
+        </w:rPr>
+        <w:t xml:space="preserve">s or the correctness of uncited </w:t>
+      </w:r>
+      <w:r>
+        <w:rPr>
+          <w:b/>
+        </w:rPr>
+        <w:t>claim</w:t>
+      </w:r>
+      <w:r>
+        <w:rPr>
+          <w:b w:val="0"/>
+        </w:rPr>
+        <w:t>s.</w:t>
       </w:r>
     </w:p>
     <w:p>
@@ -3805,15 +3836,31 @@
         <w:rPr>
           <w:b w:val="0"/>
         </w:rPr>
-        <w:t>Finish with a different uncoached case before recording mastery.</w:t>
-      </w:r>
-    </w:p>
-    <w:p>
-      <w:pPr>
-        <w:pStyle w:val="Heading3"/>
-      </w:pPr>
-      <w:r>
-        <w:t>Address these additional misconceptions</w:t>
+        <w:t xml:space="preserve">A missing </w:t>
+      </w:r>
+      <w:r>
+        <w:rPr>
+          <w:b/>
+        </w:rPr>
+        <w:t>input</w:t>
+      </w:r>
+      <w:r>
+        <w:rPr>
+          <w:b w:val="0"/>
+        </w:rPr>
+        <w:t xml:space="preserve"> may be replaced without recording the change: A replacement changes the </w:t>
+      </w:r>
+      <w:r>
+        <w:rPr>
+          <w:b/>
+        </w:rPr>
+        <w:t>evidence</w:t>
+      </w:r>
+      <w:r>
+        <w:rPr>
+          <w:b w:val="0"/>
+        </w:rPr>
+        <w:t xml:space="preserve"> or contract. Record the change and its justification; do not silently turn unknown into a measured value.</w:t>
       </w:r>
     </w:p>
     <w:p>
@@ -3824,109 +3871,39 @@
         <w:rPr>
           <w:b w:val="0"/>
         </w:rPr>
-        <w:t xml:space="preserve">The worked result establishes every future case: Citation counts do not establish truth beyond the supplied </w:t>
+        <w:t xml:space="preserve">Repeating an assessed case is new </w:t>
       </w:r>
       <w:r>
         <w:rPr>
           <w:b/>
         </w:rPr>
-        <w:t>source</w:t>
-      </w:r>
-      <w:r>
-        <w:rPr>
-          <w:b w:val="0"/>
-        </w:rPr>
-        <w:t xml:space="preserve">s or the correctness of uncited </w:t>
+        <w:t>independent</w:t>
+      </w:r>
+      <w:r>
+        <w:rPr>
+          <w:b w:val="0"/>
+        </w:rPr>
+        <w:t xml:space="preserve"> </w:t>
       </w:r>
       <w:r>
         <w:rPr>
           <w:b/>
         </w:rPr>
-        <w:t>claim</w:t>
-      </w:r>
-      <w:r>
-        <w:rPr>
-          <w:b w:val="0"/>
-        </w:rPr>
-        <w:t>s.</w:t>
-      </w:r>
-    </w:p>
-    <w:p>
-      <w:pPr>
-        <w:spacing w:line="336" w:lineRule="auto" w:after="180"/>
-      </w:pPr>
-      <w:r>
-        <w:rPr>
-          <w:b w:val="0"/>
-        </w:rPr>
-        <w:t xml:space="preserve">A missing </w:t>
-      </w:r>
-      <w:r>
-        <w:rPr>
-          <w:b/>
-        </w:rPr>
-        <w:t>input</w:t>
-      </w:r>
-      <w:r>
-        <w:rPr>
-          <w:b w:val="0"/>
-        </w:rPr>
-        <w:t xml:space="preserve"> may be replaced without recording the change: A replacement changes the </w:t>
-      </w:r>
-      <w:r>
-        <w:rPr>
-          <w:b/>
-        </w:rPr>
         <w:t>evidence</w:t>
       </w:r>
       <w:r>
         <w:rPr>
           <w:b w:val="0"/>
         </w:rPr>
-        <w:t xml:space="preserve"> or contract. Record the change and its justification; do not silently turn unknown into a measured value.</w:t>
-      </w:r>
-    </w:p>
-    <w:p>
-      <w:pPr>
-        <w:spacing w:line="336" w:lineRule="auto" w:after="180"/>
-      </w:pPr>
-      <w:r>
-        <w:rPr>
-          <w:b w:val="0"/>
-        </w:rPr>
-        <w:t xml:space="preserve">Repeating an assessed case is new </w:t>
-      </w:r>
-      <w:r>
-        <w:rPr>
-          <w:b/>
-        </w:rPr>
-        <w:t>independent</w:t>
-      </w:r>
-      <w:r>
-        <w:rPr>
-          <w:b w:val="0"/>
-        </w:rPr>
-        <w:t xml:space="preserve"> </w:t>
-      </w:r>
-      <w:r>
-        <w:rPr>
-          <w:b/>
-        </w:rPr>
-        <w:t>evidence</w:t>
-      </w:r>
-      <w:r>
-        <w:rPr>
-          <w:b w:val="0"/>
-        </w:rPr>
         <w:t>: A replay checks consistency. An example used for feedback or revision cannot later be described as untouched final evaluation.</w:t>
       </w:r>
     </w:p>
     <w:p>
       <w:pPr>
-        <w:pStyle w:val="Heading3"/>
-      </w:pPr>
-      <w:r>
-        <w:t>Match the support to the first error</w:t>
+        <w:pStyle w:val="Heading2"/>
+      </w:pPr>
+      <w:r>
+        <w:t>Choose support from the response</w:t>
       </w:r>
     </w:p>
     <w:tbl>
@@ -4099,15 +4076,842 @@
     </w:p>
     <w:p>
       <w:pPr>
+        <w:pStyle w:val="Heading2"/>
+      </w:pPr>
+      <w:r>
+        <w:t>Earlier wording, alternatives and picture transcripts · reference / check after trying</w:t>
+      </w:r>
+    </w:p>
+    <w:p>
+      <w:pPr>
+        <w:spacing w:line="336" w:lineRule="auto" w:after="180"/>
+      </w:pPr>
+      <w:r>
+        <w:rPr>
+          <w:b w:val="0"/>
+        </w:rPr>
+        <w:t>Run the weekly evidence lab</w:t>
+      </w:r>
+    </w:p>
+    <w:p>
+      <w:pPr>
+        <w:spacing w:line="336" w:lineRule="auto" w:after="180"/>
+      </w:pPr>
+      <w:r>
+        <w:rPr>
+          <w:b w:val="0"/>
+        </w:rPr>
+        <w:t>Words You Can Use to Reason</w:t>
+      </w:r>
+    </w:p>
+    <w:p>
+      <w:pPr>
+        <w:spacing w:line="336" w:lineRule="auto" w:after="180"/>
+      </w:pPr>
+      <w:r>
+        <w:rPr>
+          <w:b w:val="0"/>
+        </w:rPr>
+        <w:t>A definition matters when you can recognize the idea, use it, and contrast it with a near-miss.</w:t>
+      </w:r>
+    </w:p>
+    <w:p>
+      <w:pPr>
+        <w:pStyle w:val="Heading3"/>
+      </w:pPr>
+      <w:r>
+        <w:t>Make the lab runnable</w:t>
+      </w:r>
+    </w:p>
+    <w:p>
+      <w:pPr>
+        <w:spacing w:line="336" w:lineRule="auto" w:after="180"/>
+      </w:pPr>
+      <w:r>
+        <w:rPr>
+          <w:b w:val="0"/>
+        </w:rPr>
+        <w:t xml:space="preserve">Use the supplied investigation for shared practice. Keep predictions and observed paper-trace results separate. Reserve Audit a new claim-and-citation record </w:t>
+      </w:r>
+      <w:r>
+        <w:rPr>
+          <w:b/>
+        </w:rPr>
+        <w:t>independent</w:t>
+      </w:r>
+      <w:r>
+        <w:rPr>
+          <w:b w:val="0"/>
+        </w:rPr>
+        <w:t>ly for the individual first attempt before feedback; do not use the reserved case as a paired lab task.</w:t>
+      </w:r>
+    </w:p>
+    <w:p>
+      <w:pPr>
+        <w:pStyle w:val="Heading3"/>
+      </w:pPr>
+      <w:r>
+        <w:t>Diagnose and reteach</w:t>
+      </w:r>
+    </w:p>
+    <w:p>
+      <w:pPr>
+        <w:spacing w:line="336" w:lineRule="auto" w:after="180"/>
+      </w:pPr>
+      <w:r>
+        <w:rPr>
+          <w:b w:val="0"/>
+        </w:rPr>
+        <w:t>For guessing, return to given facts and request a trace. For vocabulary without application, use one example and one non-example. For arithmetic errors, check the setup before the calculation.</w:t>
+      </w:r>
+    </w:p>
+    <w:p>
+      <w:pPr>
+        <w:spacing w:line="336" w:lineRule="auto" w:after="180"/>
+      </w:pPr>
+      <w:r>
+        <w:rPr>
+          <w:b w:val="0"/>
+        </w:rPr>
+        <w:t>Finish with a different uncoached case before recording mastery.</w:t>
+      </w:r>
+    </w:p>
+    <w:p>
+      <w:pPr>
+        <w:pStyle w:val="Heading3"/>
+      </w:pPr>
+      <w:r>
+        <w:t>Address these additional misconceptions</w:t>
+      </w:r>
+    </w:p>
+    <w:p>
+      <w:pPr>
+        <w:pStyle w:val="Heading3"/>
+      </w:pPr>
+      <w:r>
+        <w:t>Match the support to the first error</w:t>
+      </w:r>
+    </w:p>
+    <w:p>
+      <w:pPr>
         <w:pStyle w:val="Heading1"/>
       </w:pPr>
       <w:r>
-        <w:t>05. Assess and explain the answers</w:t>
-      </w:r>
-    </w:p>
-    <w:p>
-      <w:r>
-        <w:t>Use the Evidence and Sources questions, teacher keys and criteria after the relevant attempts. Previously discussed cases are practice; protect the separately selected independent task.</w:t>
+        <w:t>05. Assess the selected new case</w:t>
+      </w:r>
+    </w:p>
+    <w:p>
+      <w:r>
+        <w:t>Keep this key until after the first attempt; accept valid alternatives with defensible reasoning.</w:t>
+      </w:r>
+    </w:p>
+    <w:p>
+      <w:pPr>
+        <w:pStyle w:val="Heading2"/>
+      </w:pPr>
+      <w:r>
+        <w:t>Selected independent question and key</w:t>
+      </w:r>
+    </w:p>
+    <w:p>
+      <w:pPr>
+        <w:spacing w:line="336" w:lineRule="auto" w:after="180"/>
+      </w:pPr>
+      <w:r>
+        <w:rPr>
+          <w:b w:val="0"/>
+        </w:rPr>
+        <w:t xml:space="preserve">Selected case: Five </w:t>
+      </w:r>
+      <w:r>
+        <w:rPr>
+          <w:b/>
+        </w:rPr>
+        <w:t>claim</w:t>
+      </w:r>
+      <w:r>
+        <w:rPr>
+          <w:b w:val="0"/>
+        </w:rPr>
+        <w:t>s; four cited; three supported by cited passages; one cited ID is nonexistent. Compute support and citation presence and explain link limits.</w:t>
+      </w:r>
+    </w:p>
+    <w:p>
+      <w:pPr>
+        <w:spacing w:line="336" w:lineRule="auto" w:after="180"/>
+      </w:pPr>
+      <w:r>
+        <w:rPr>
+          <w:b w:val="0"/>
+        </w:rPr>
+        <w:t>Teacher explanation: Support=3/5=</w:t>
+      </w:r>
+      <w:r>
+        <w:rPr>
+          <w:b/>
+        </w:rPr>
+        <w:t>60%</w:t>
+      </w:r>
+      <w:r>
+        <w:rPr>
+          <w:b w:val="0"/>
+        </w:rPr>
+        <w:t>; citation presence=4/5=</w:t>
+      </w:r>
+      <w:r>
+        <w:rPr>
+          <w:b/>
+        </w:rPr>
+        <w:t>80%</w:t>
+      </w:r>
+      <w:r>
+        <w:rPr>
+          <w:b w:val="0"/>
+        </w:rPr>
+        <w:t xml:space="preserve">. Link checks reject the nonexistent ID; remaining real links still need </w:t>
+      </w:r>
+      <w:r>
+        <w:rPr>
+          <w:b/>
+        </w:rPr>
+        <w:t>entailment</w:t>
+      </w:r>
+      <w:r>
+        <w:rPr>
+          <w:b w:val="0"/>
+        </w:rPr>
+        <w:t xml:space="preserve"> checks.</w:t>
+      </w:r>
+    </w:p>
+    <w:p>
+      <w:pPr>
+        <w:pStyle w:val="Heading2"/>
+      </w:pPr>
+      <w:r>
+        <w:t>Judge explanation, trace and limits</w:t>
+      </w:r>
+    </w:p>
+    <w:tbl>
+      <w:tblPr>
+        <w:tblStyle w:val="LightShading-Accent1"/>
+        <w:tblW w:type="auto" w:w="0"/>
+        <w:tblLook w:firstColumn="1" w:firstRow="1" w:lastColumn="0" w:lastRow="0" w:noHBand="0" w:noVBand="1" w:val="04A0"/>
+      </w:tblPr>
+      <w:tblGrid>
+        <w:gridCol w:w="5112"/>
+        <w:gridCol w:w="5112"/>
+      </w:tblGrid>
+      <w:tr>
+        <w:trPr>
+          <w:tblHeader/>
+        </w:trPr>
+        <w:tc>
+          <w:tcPr>
+            <w:tcW w:type="dxa" w:w="5112"/>
+          </w:tcPr>
+          <w:p>
+            <w:r>
+              <w:t>Dimension</w:t>
+            </w:r>
+          </w:p>
+        </w:tc>
+        <w:tc>
+          <w:tcPr>
+            <w:tcW w:type="dxa" w:w="5112"/>
+          </w:tcPr>
+          <w:p>
+            <w:r>
+              <w:t>Evidence required</w:t>
+            </w:r>
+          </w:p>
+        </w:tc>
+      </w:tr>
+      <w:tr>
+        <w:tc>
+          <w:tcPr>
+            <w:tcW w:type="dxa" w:w="5112"/>
+          </w:tcPr>
+          <w:p>
+            <w:r>
+              <w:t>Explanation</w:t>
+            </w:r>
+          </w:p>
+        </w:tc>
+        <w:tc>
+          <w:tcPr>
+            <w:tcW w:type="dxa" w:w="5112"/>
+          </w:tcPr>
+          <w:p>
+            <w:r>
+              <w:t>Names the applicable idea or procedure and ties it to the supplied facts.</w:t>
+            </w:r>
+          </w:p>
+        </w:tc>
+      </w:tr>
+      <w:tr>
+        <w:tc>
+          <w:tcPr>
+            <w:tcW w:type="dxa" w:w="5112"/>
+          </w:tcPr>
+          <w:p>
+            <w:r>
+              <w:t>Trace and result</w:t>
+            </w:r>
+          </w:p>
+        </w:tc>
+        <w:tc>
+          <w:tcPr>
+            <w:tcW w:type="dxa" w:w="5112"/>
+          </w:tcPr>
+          <w:p>
+            <w:r>
+              <w:t>Preserves the given inputs and shows the relevant intermediate steps; distinguishes a prediction from an observed execution.</w:t>
+            </w:r>
+          </w:p>
+        </w:tc>
+      </w:tr>
+      <w:tr>
+        <w:tc>
+          <w:tcPr>
+            <w:tcW w:type="dxa" w:w="5112"/>
+          </w:tcPr>
+          <w:p>
+            <w:r>
+              <w:t>Limits</w:t>
+            </w:r>
+          </w:p>
+        </w:tc>
+        <w:tc>
+          <w:tcPr>
+            <w:tcW w:type="dxa" w:w="5112"/>
+          </w:tcPr>
+          <w:p>
+            <w:r>
+              <w:t>States the assumptions, missing evidence or conditions under which the result would change.</w:t>
+            </w:r>
+          </w:p>
+        </w:tc>
+      </w:tr>
+    </w:tbl>
+    <w:p>
+      <w:pPr>
+        <w:spacing w:line="336" w:lineRule="auto" w:after="180"/>
+      </w:pPr>
+      <w:r>
+        <w:rPr>
+          <w:b w:val="0"/>
+        </w:rPr>
+        <w:t xml:space="preserve">Record each dimension as not yet, with support, or </w:t>
+      </w:r>
+      <w:r>
+        <w:rPr>
+          <w:b/>
+        </w:rPr>
+        <w:t>independent</w:t>
+      </w:r>
+      <w:r>
+        <w:rPr>
+          <w:b w:val="0"/>
+        </w:rPr>
+        <w:t>. Accept a valid alternative procedure with a defensible trace.</w:t>
+      </w:r>
+    </w:p>
+    <w:p>
+      <w:pPr>
+        <w:spacing w:line="336" w:lineRule="auto" w:after="180"/>
+      </w:pPr>
+      <w:r>
+        <w:rPr>
+          <w:b w:val="0"/>
+        </w:rPr>
+        <w:t xml:space="preserve">Do not penalise an honestly recorded model failure if the learner correctly explains its </w:t>
+      </w:r>
+      <w:r>
+        <w:rPr>
+          <w:b/>
+        </w:rPr>
+        <w:t>evidence</w:t>
+      </w:r>
+      <w:r>
+        <w:rPr>
+          <w:b w:val="0"/>
+        </w:rPr>
+        <w:t xml:space="preserve"> and limits.</w:t>
+      </w:r>
+    </w:p>
+    <w:p>
+      <w:pPr>
+        <w:pStyle w:val="Heading2"/>
+      </w:pPr>
+      <w:r>
+        <w:t>Give one usable repair action</w:t>
+      </w:r>
+    </w:p>
+    <w:p>
+      <w:pPr>
+        <w:spacing w:line="336" w:lineRule="auto" w:after="180"/>
+      </w:pPr>
+      <w:r>
+        <w:rPr>
+          <w:b w:val="0"/>
+        </w:rPr>
+        <w:t>Name the earliest unsupported step and give one action to repair it. Have the learner make that repair now and explain why. Then assess the relevant skill on a fresh, fully specified case.</w:t>
+      </w:r>
+    </w:p>
+    <w:p>
+      <w:pPr>
+        <w:spacing w:line="336" w:lineRule="auto" w:after="180"/>
+      </w:pPr>
+      <w:r>
+        <w:rPr>
+          <w:b w:val="0"/>
+        </w:rPr>
+        <w:t>Confirm it was not previously practised with feedback; solve and check the new case before assigning it. A follow-up design prompt is a starting brief, not automatically an equivalent test.</w:t>
+      </w:r>
+    </w:p>
+    <w:p>
+      <w:pPr>
+        <w:pStyle w:val="Heading2"/>
+      </w:pPr>
+      <w:r>
+        <w:t>W1 Explain the mechanism</w:t>
+      </w:r>
+    </w:p>
+    <w:p>
+      <w:pPr>
+        <w:spacing w:line="336" w:lineRule="auto" w:after="180"/>
+      </w:pPr>
+      <w:r>
+        <w:rPr>
+          <w:b w:val="0"/>
+        </w:rPr>
+        <w:t xml:space="preserve">Explain the weekly </w:t>
+      </w:r>
+      <w:r>
+        <w:rPr>
+          <w:b/>
+        </w:rPr>
+        <w:t>mechanism</w:t>
+      </w:r>
+      <w:r>
+        <w:rPr>
+          <w:b w:val="0"/>
+        </w:rPr>
+        <w:t xml:space="preserve"> in your own words. Use the worked scenario to name its </w:t>
+      </w:r>
+      <w:r>
+        <w:rPr>
+          <w:b/>
+        </w:rPr>
+        <w:t>input</w:t>
+      </w:r>
+      <w:r>
+        <w:rPr>
+          <w:b w:val="0"/>
+        </w:rPr>
+        <w:t xml:space="preserve">, decision rule and </w:t>
+      </w:r>
+      <w:r>
+        <w:rPr>
+          <w:b/>
+        </w:rPr>
+        <w:t>output</w:t>
+      </w:r>
+      <w:r>
+        <w:rPr>
+          <w:b w:val="0"/>
+        </w:rPr>
+        <w:t>.</w:t>
+      </w:r>
+    </w:p>
+    <w:p>
+      <w:pPr>
+        <w:spacing w:line="336" w:lineRule="auto" w:after="180"/>
+      </w:pPr>
+      <w:r>
+        <w:rPr>
+          <w:b w:val="0"/>
+        </w:rPr>
+        <w:t xml:space="preserve">Teacher explanation: Citation evaluation checks </w:t>
+      </w:r>
+      <w:r>
+        <w:rPr>
+          <w:b/>
+        </w:rPr>
+        <w:t>source</w:t>
+      </w:r>
+      <w:r>
+        <w:rPr>
+          <w:b w:val="0"/>
+        </w:rPr>
+        <w:t xml:space="preserve"> existence, exact passage support and coverage of answer </w:t>
+      </w:r>
+      <w:r>
+        <w:rPr>
+          <w:b/>
+        </w:rPr>
+        <w:t>claim</w:t>
+      </w:r>
+      <w:r>
+        <w:rPr>
+          <w:b w:val="0"/>
+        </w:rPr>
+        <w:t>s. A real citation can still be irrelevant.</w:t>
+      </w:r>
+    </w:p>
+    <w:p>
+      <w:pPr>
+        <w:spacing w:line="336" w:lineRule="auto" w:after="180"/>
+      </w:pPr>
+      <w:r>
+        <w:rPr>
+          <w:b w:val="0"/>
+        </w:rPr>
+        <w:t xml:space="preserve">For this classroom rubric count a </w:t>
+      </w:r>
+      <w:r>
+        <w:rPr>
+          <w:b/>
+        </w:rPr>
+        <w:t>claim</w:t>
+      </w:r>
+      <w:r>
+        <w:rPr>
+          <w:b w:val="0"/>
+        </w:rPr>
+        <w:t xml:space="preserve"> as supported only when its cited passage entails it. Separately count correct citation links. Use the number of factual </w:t>
+      </w:r>
+      <w:r>
+        <w:rPr>
+          <w:b/>
+        </w:rPr>
+        <w:t>claim</w:t>
+      </w:r>
+      <w:r>
+        <w:rPr>
+          <w:b w:val="0"/>
+        </w:rPr>
+        <w:t>s as the support denominator.</w:t>
+      </w:r>
+    </w:p>
+    <w:p>
+      <w:pPr>
+        <w:pStyle w:val="Heading2"/>
+      </w:pPr>
+      <w:r>
+        <w:t>W2 Trace the worked case</w:t>
+      </w:r>
+    </w:p>
+    <w:p>
+      <w:pPr>
+        <w:spacing w:line="336" w:lineRule="auto" w:after="180"/>
+      </w:pPr>
+      <w:r>
+        <w:rPr>
+          <w:b w:val="0"/>
+        </w:rPr>
+        <w:t xml:space="preserve">An answer has four factual </w:t>
+      </w:r>
+      <w:r>
+        <w:rPr>
+          <w:b/>
+        </w:rPr>
+        <w:t>claim</w:t>
+      </w:r>
+      <w:r>
+        <w:rPr>
+          <w:b w:val="0"/>
+        </w:rPr>
+        <w:t>s. Three have citations, but only two are supported by their cited passages. All links exist. Show the intermediate steps and give the conclusion with its scope.</w:t>
+      </w:r>
+    </w:p>
+    <w:p>
+      <w:pPr>
+        <w:spacing w:line="336" w:lineRule="auto" w:after="180"/>
+      </w:pPr>
+      <w:r>
+        <w:rPr>
+          <w:b w:val="0"/>
+        </w:rPr>
+        <w:t xml:space="preserve">Teacher explanation: </w:t>
+      </w:r>
+      <w:r>
+        <w:rPr>
+          <w:b/>
+        </w:rPr>
+        <w:t>Claim</w:t>
+      </w:r>
+      <w:r>
+        <w:rPr>
+          <w:b w:val="0"/>
+        </w:rPr>
+        <w:t xml:space="preserve"> support is 2/4=50%; citation presence is 3/4=75%; link existence among three citations is 3/3. These measure different failures.</w:t>
+      </w:r>
+    </w:p>
+    <w:p>
+      <w:pPr>
+        <w:pStyle w:val="Heading2"/>
+      </w:pPr>
+      <w:r>
+        <w:t>W3 Audit the limit</w:t>
+      </w:r>
+    </w:p>
+    <w:p>
+      <w:pPr>
+        <w:spacing w:line="336" w:lineRule="auto" w:after="180"/>
+      </w:pPr>
+      <w:r>
+        <w:rPr>
+          <w:b w:val="0"/>
+        </w:rPr>
+        <w:t xml:space="preserve">A report omits this qualification: Citation counts do not establish truth beyond the supplied </w:t>
+      </w:r>
+      <w:r>
+        <w:rPr>
+          <w:b/>
+        </w:rPr>
+        <w:t>source</w:t>
+      </w:r>
+      <w:r>
+        <w:rPr>
+          <w:b w:val="0"/>
+        </w:rPr>
+        <w:t xml:space="preserve">s or the correctness of uncited </w:t>
+      </w:r>
+      <w:r>
+        <w:rPr>
+          <w:b/>
+        </w:rPr>
+        <w:t>claim</w:t>
+      </w:r>
+      <w:r>
+        <w:rPr>
+          <w:b w:val="0"/>
+        </w:rPr>
+        <w:t>s.</w:t>
+      </w:r>
+    </w:p>
+    <w:p>
+      <w:pPr>
+        <w:spacing w:line="336" w:lineRule="auto" w:after="180"/>
+      </w:pPr>
+      <w:r>
+        <w:rPr>
+          <w:b w:val="0"/>
+        </w:rPr>
+        <w:t>Explain how omitting it could change a reader's interpretation, and write an accurate replacement.</w:t>
+      </w:r>
+    </w:p>
+    <w:p>
+      <w:pPr>
+        <w:spacing w:line="336" w:lineRule="auto" w:after="180"/>
+      </w:pPr>
+      <w:r>
+        <w:rPr>
+          <w:b w:val="0"/>
+        </w:rPr>
+        <w:t xml:space="preserve">Teacher explanation: Citation counts do not establish truth beyond the supplied </w:t>
+      </w:r>
+      <w:r>
+        <w:rPr>
+          <w:b/>
+        </w:rPr>
+        <w:t>source</w:t>
+      </w:r>
+      <w:r>
+        <w:rPr>
+          <w:b w:val="0"/>
+        </w:rPr>
+        <w:t xml:space="preserve">s or the correctness of uncited </w:t>
+      </w:r>
+      <w:r>
+        <w:rPr>
+          <w:b/>
+        </w:rPr>
+        <w:t>claim</w:t>
+      </w:r>
+      <w:r>
+        <w:rPr>
+          <w:b w:val="0"/>
+        </w:rPr>
+        <w:t>s.</w:t>
+      </w:r>
+    </w:p>
+    <w:p>
+      <w:pPr>
+        <w:spacing w:line="336" w:lineRule="auto" w:after="180"/>
+      </w:pPr>
+      <w:r>
+        <w:rPr>
+          <w:b w:val="0"/>
+        </w:rPr>
+        <w:t xml:space="preserve">State the observed result separately from the unverified or out-of-scope </w:t>
+      </w:r>
+      <w:r>
+        <w:rPr>
+          <w:b/>
+        </w:rPr>
+        <w:t>claim</w:t>
+      </w:r>
+      <w:r>
+        <w:rPr>
+          <w:b w:val="0"/>
+        </w:rPr>
+        <w:t xml:space="preserve">; preserve the original </w:t>
+      </w:r>
+      <w:r>
+        <w:rPr>
+          <w:b/>
+        </w:rPr>
+        <w:t>evidence</w:t>
+      </w:r>
+      <w:r>
+        <w:rPr>
+          <w:b w:val="0"/>
+        </w:rPr>
+        <w:t xml:space="preserve"> rather than inventing a missing fact.</w:t>
+      </w:r>
+    </w:p>
+    <w:p>
+      <w:pPr>
+        <w:pStyle w:val="Heading2"/>
+      </w:pPr>
+      <w:r>
+        <w:t>W5 Design a revealing follow-up</w:t>
+      </w:r>
+    </w:p>
+    <w:p>
+      <w:pPr>
+        <w:spacing w:line="336" w:lineRule="auto" w:after="180"/>
+      </w:pPr>
+      <w:r>
+        <w:rPr>
+          <w:b w:val="0"/>
+        </w:rPr>
+        <w:t>For the worked scenario, propose one additional case that could reveal a failure, describe its expected outcome before running it, and explain what would need to remain fixed for a fair comparison.</w:t>
+      </w:r>
+    </w:p>
+    <w:p>
+      <w:pPr>
+        <w:spacing w:line="336" w:lineRule="auto" w:after="180"/>
+      </w:pPr>
+      <w:r>
+        <w:rPr>
+          <w:b w:val="0"/>
+        </w:rPr>
+        <w:t>Do not reuse W4 as a new final test after receiving feedback.</w:t>
+      </w:r>
+    </w:p>
+    <w:p>
+      <w:pPr>
+        <w:spacing w:line="336" w:lineRule="auto" w:after="180"/>
+      </w:pPr>
+      <w:r>
+        <w:rPr>
+          <w:b w:val="0"/>
+        </w:rPr>
+        <w:t xml:space="preserve">Teacher explanation: Accept a concrete variant of the worked </w:t>
+      </w:r>
+      <w:r>
+        <w:rPr>
+          <w:b/>
+        </w:rPr>
+        <w:t>input</w:t>
+      </w:r>
+      <w:r>
+        <w:rPr>
+          <w:b w:val="0"/>
+        </w:rPr>
+        <w:t xml:space="preserve"> or a missing/conflicting/boundary condition, with an expectation derived from the declared procedure.</w:t>
+      </w:r>
+    </w:p>
+    <w:p>
+      <w:pPr>
+        <w:spacing w:line="336" w:lineRule="auto" w:after="180"/>
+      </w:pPr>
+      <w:r>
+        <w:rPr>
+          <w:b w:val="0"/>
+        </w:rPr>
+        <w:t xml:space="preserve">Require preserved settings, original </w:t>
+      </w:r>
+      <w:r>
+        <w:rPr>
+          <w:b/>
+        </w:rPr>
+        <w:t>output</w:t>
+      </w:r>
+      <w:r>
+        <w:rPr>
+          <w:b w:val="0"/>
+        </w:rPr>
+        <w:t xml:space="preserve">s and data roles. Citation counts do not establish truth beyond the supplied </w:t>
+      </w:r>
+      <w:r>
+        <w:rPr>
+          <w:b/>
+        </w:rPr>
+        <w:t>source</w:t>
+      </w:r>
+      <w:r>
+        <w:rPr>
+          <w:b w:val="0"/>
+        </w:rPr>
+        <w:t xml:space="preserve">s or the correctness of uncited </w:t>
+      </w:r>
+      <w:r>
+        <w:rPr>
+          <w:b/>
+        </w:rPr>
+        <w:t>claim</w:t>
+      </w:r>
+      <w:r>
+        <w:rPr>
+          <w:b w:val="0"/>
+        </w:rPr>
+        <w:t>s.</w:t>
+      </w:r>
+    </w:p>
+    <w:p>
+      <w:pPr>
+        <w:spacing w:line="336" w:lineRule="auto" w:after="180"/>
+      </w:pPr>
+      <w:r>
+        <w:rPr>
+          <w:b w:val="0"/>
+        </w:rPr>
+        <w:t xml:space="preserve">The new case should test this particular </w:t>
+      </w:r>
+      <w:r>
+        <w:rPr>
+          <w:b/>
+        </w:rPr>
+        <w:t>mechanism</w:t>
+      </w:r>
+      <w:r>
+        <w:rPr>
+          <w:b w:val="0"/>
+        </w:rPr>
+        <w:t xml:space="preserve"> rather than merely restate the original result.</w:t>
+      </w:r>
+    </w:p>
+    <w:p>
+      <w:pPr>
+        <w:pStyle w:val="Heading2"/>
+      </w:pPr>
+      <w:r>
+        <w:t>Earlier wording, alternatives and picture transcripts · reference / check after trying</w:t>
+      </w:r>
+    </w:p>
+    <w:p>
+      <w:pPr>
+        <w:spacing w:line="336" w:lineRule="auto" w:after="180"/>
+      </w:pPr>
+      <w:r>
+        <w:rPr>
+          <w:b w:val="0"/>
+        </w:rPr>
+        <w:t>Assess and explain the answers</w:t>
       </w:r>
     </w:p>
     <w:p>
@@ -4120,34 +4924,56 @@
     </w:p>
     <w:p>
       <w:pPr>
+        <w:spacing w:line="336" w:lineRule="auto" w:after="180"/>
+      </w:pPr>
+      <w:r>
+        <w:rPr>
+          <w:b w:val="0"/>
+        </w:rPr>
+        <w:t xml:space="preserve">Check the exact edition and authoritative catalogue record. Record the supporting </w:t>
+      </w:r>
+      <w:r>
+        <w:rPr>
+          <w:b/>
+        </w:rPr>
+        <w:t>source</w:t>
+      </w:r>
+      <w:r>
+        <w:rPr>
+          <w:b w:val="0"/>
+        </w:rPr>
+        <w:t>.</w:t>
+      </w:r>
+    </w:p>
+    <w:p>
+      <w:pPr>
         <w:pStyle w:val="Heading3"/>
       </w:pPr>
       <w:r>
-        <w:t>Teacher key · Worked case answer</w:t>
+        <w:t>Additional transfer practice question</w:t>
       </w:r>
     </w:p>
     <w:p>
       <w:pPr>
         <w:spacing w:line="336" w:lineRule="auto" w:after="180"/>
-        <w:shd w:fill="F1F6FC"/>
-      </w:pPr>
-      <w:r>
-        <w:rPr>
-          <w:b w:val="0"/>
-        </w:rPr>
-        <w:t xml:space="preserve">Check the exact edition and authoritative catalogue record. Record the supporting </w:t>
+      </w:pPr>
+      <w:r>
+        <w:rPr>
+          <w:b w:val="0"/>
+        </w:rPr>
+        <w:t xml:space="preserve">An answer cites a page about opening hours to support a </w:t>
       </w:r>
       <w:r>
         <w:rPr>
           <w:b/>
         </w:rPr>
-        <w:t>source</w:t>
-      </w:r>
-      <w:r>
-        <w:rPr>
-          <w:b w:val="0"/>
-        </w:rPr>
-        <w:t>.</w:t>
+        <w:t>claim</w:t>
+      </w:r>
+      <w:r>
+        <w:rPr>
+          <w:b w:val="0"/>
+        </w:rPr>
+        <w:t xml:space="preserve"> about book prices. Is a citation enough? What must be checked?</w:t>
       </w:r>
     </w:p>
     <w:p>
@@ -4155,61 +4981,12 @@
         <w:pStyle w:val="Heading3"/>
       </w:pPr>
       <w:r>
-        <w:t>Independent question</w:t>
-      </w:r>
-    </w:p>
-    <w:p>
-      <w:pPr>
-        <w:pStyle w:val="Heading3"/>
-      </w:pPr>
-      <w:r>
-        <w:t>Independent question · withhold the key</w:t>
+        <w:t>Reasoned practice answer</w:t>
       </w:r>
     </w:p>
     <w:p>
       <w:pPr>
         <w:spacing w:line="336" w:lineRule="auto" w:after="180"/>
-        <w:shd w:fill="F5F1FB"/>
-      </w:pPr>
-      <w:r>
-        <w:rPr>
-          <w:b w:val="0"/>
-        </w:rPr>
-        <w:t xml:space="preserve">An answer cites a page about opening hours to support a </w:t>
-      </w:r>
-      <w:r>
-        <w:rPr>
-          <w:b/>
-        </w:rPr>
-        <w:t>claim</w:t>
-      </w:r>
-      <w:r>
-        <w:rPr>
-          <w:b w:val="0"/>
-        </w:rPr>
-        <w:t xml:space="preserve"> about book prices. Is a citation enough? What must be checked?</w:t>
-      </w:r>
-    </w:p>
-    <w:p>
-      <w:pPr>
-        <w:pStyle w:val="Heading3"/>
-      </w:pPr>
-      <w:r>
-        <w:t>Expected independent answer</w:t>
-      </w:r>
-    </w:p>
-    <w:p>
-      <w:pPr>
-        <w:pStyle w:val="Heading3"/>
-      </w:pPr>
-      <w:r>
-        <w:t>Teacher key · Expected independent answer</w:t>
-      </w:r>
-    </w:p>
-    <w:p>
-      <w:pPr>
-        <w:spacing w:line="336" w:lineRule="auto" w:after="180"/>
-        <w:shd w:fill="F1F6FC"/>
       </w:pPr>
       <w:r>
         <w:rPr>
@@ -4575,34 +5352,134 @@
     </w:p>
     <w:p>
       <w:pPr>
+        <w:spacing w:line="336" w:lineRule="auto" w:after="180"/>
+      </w:pPr>
+      <w:r>
+        <w:rPr>
+          <w:b w:val="0"/>
+        </w:rPr>
+        <w:t>Identify ISBN or edition and consult its authoritative record or the supplied book. Report the supported page count for that edition; if unresolved, state uncertainty.</w:t>
+      </w:r>
+    </w:p>
+    <w:p>
+      <w:pPr>
+        <w:spacing w:line="336" w:lineRule="auto" w:after="180"/>
+      </w:pPr>
+      <w:r>
+        <w:rPr>
+          <w:b w:val="0"/>
+        </w:rPr>
+        <w:t>Averaging conflicting records invents a value that may match no actual edition.</w:t>
+      </w:r>
+    </w:p>
+    <w:p>
+      <w:pPr>
         <w:pStyle w:val="Heading3"/>
       </w:pPr>
       <w:r>
-        <w:t>Teacher key · Original transfer answer</w:t>
+        <w:t>Explanations for the additional workbook examples</w:t>
+      </w:r>
+    </w:p>
+    <w:p>
+      <w:pPr>
+        <w:pStyle w:val="Heading3"/>
+      </w:pPr>
+      <w:r>
+        <w:t>W1 Explain the mechanism</w:t>
+      </w:r>
+    </w:p>
+    <w:p>
+      <w:pPr>
+        <w:pStyle w:val="Heading3"/>
+      </w:pPr>
+      <w:r>
+        <w:t>W2 Trace the worked case</w:t>
+      </w:r>
+    </w:p>
+    <w:p>
+      <w:pPr>
+        <w:pStyle w:val="Heading3"/>
+      </w:pPr>
+      <w:r>
+        <w:t>W3 Audit the limit</w:t>
+      </w:r>
+    </w:p>
+    <w:p>
+      <w:pPr>
+        <w:pStyle w:val="Heading3"/>
+      </w:pPr>
+      <w:r>
+        <w:t>W4 Apply a new case independently</w:t>
       </w:r>
     </w:p>
     <w:p>
       <w:pPr>
         <w:spacing w:line="336" w:lineRule="auto" w:after="180"/>
-        <w:shd w:fill="F1F6FC"/>
-      </w:pPr>
-      <w:r>
-        <w:rPr>
-          <w:b w:val="0"/>
-        </w:rPr>
-        <w:t>Identify ISBN or edition and consult its authoritative record or the supplied book. Report the supported page count for that edition; if unresolved, state uncertainty.</w:t>
+      </w:pPr>
+      <w:r>
+        <w:rPr>
+          <w:b w:val="0"/>
+        </w:rPr>
+        <w:t xml:space="preserve">Five </w:t>
+      </w:r>
+      <w:r>
+        <w:rPr>
+          <w:b/>
+        </w:rPr>
+        <w:t>claim</w:t>
+      </w:r>
+      <w:r>
+        <w:rPr>
+          <w:b w:val="0"/>
+        </w:rPr>
+        <w:t>s; four cited; three supported by cited passages; one cited ID is nonexistent. Compute support and citation presence and explain link limits.</w:t>
       </w:r>
     </w:p>
     <w:p>
       <w:pPr>
         <w:spacing w:line="336" w:lineRule="auto" w:after="180"/>
-        <w:shd w:fill="F1F6FC"/>
-      </w:pPr>
-      <w:r>
-        <w:rPr>
-          <w:b w:val="0"/>
-        </w:rPr>
-        <w:t>Averaging conflicting records invents a value that may match no actual edition.</w:t>
+      </w:pPr>
+      <w:r>
+        <w:rPr>
+          <w:b w:val="0"/>
+        </w:rPr>
+        <w:t>Teacher explanation: Support=3/5=</w:t>
+      </w:r>
+      <w:r>
+        <w:rPr>
+          <w:b/>
+        </w:rPr>
+        <w:t>60%</w:t>
+      </w:r>
+      <w:r>
+        <w:rPr>
+          <w:b w:val="0"/>
+        </w:rPr>
+        <w:t>; citation presence=4/5=</w:t>
+      </w:r>
+      <w:r>
+        <w:rPr>
+          <w:b/>
+        </w:rPr>
+        <w:t>80%</w:t>
+      </w:r>
+      <w:r>
+        <w:rPr>
+          <w:b w:val="0"/>
+        </w:rPr>
+        <w:t xml:space="preserve">. Link checks reject the nonexistent ID; remaining real links still need </w:t>
+      </w:r>
+      <w:r>
+        <w:rPr>
+          <w:b/>
+        </w:rPr>
+        <w:t>entailment</w:t>
+      </w:r>
+      <w:r>
+        <w:rPr>
+          <w:b w:val="0"/>
+        </w:rPr>
+        <w:t xml:space="preserve"> checks.</w:t>
       </w:r>
     </w:p>
     <w:p>
@@ -4610,7 +5487,7 @@
         <w:pStyle w:val="Heading3"/>
       </w:pPr>
       <w:r>
-        <w:t>Explanations for the additional workbook examples</w:t>
+        <w:t>W5 Design a revealing follow-up</w:t>
       </w:r>
     </w:p>
     <w:p>
@@ -4618,7 +5495,7 @@
         <w:pStyle w:val="Heading3"/>
       </w:pPr>
       <w:r>
-        <w:t>W1 Explain the mechanism</w:t>
+        <w:t>Assess independent transfer</w:t>
       </w:r>
     </w:p>
     <w:p>
@@ -4626,49 +5503,270 @@
         <w:pStyle w:val="Heading3"/>
       </w:pPr>
       <w:r>
-        <w:t>Workbook question · W1</w:t>
+        <w:t>Selected case answer</w:t>
+      </w:r>
+    </w:p>
+    <w:p>
+      <w:pPr>
+        <w:pStyle w:val="Heading3"/>
+      </w:pPr>
+      <w:r>
+        <w:t>Feedback that the learner uses</w:t>
+      </w:r>
+    </w:p>
+    <w:p>
+      <w:pPr>
+        <w:pStyle w:val="Heading1"/>
+      </w:pPr>
+      <w:r>
+        <w:t>06. Connect, adapt and return</w:t>
+      </w:r>
+    </w:p>
+    <w:p>
+      <w:r>
+        <w:t>Retain the project evidence and revisit the reasoning on a changed case.</w:t>
+      </w:r>
+    </w:p>
+    <w:p>
+      <w:pPr>
+        <w:pStyle w:val="Heading2"/>
+      </w:pPr>
+      <w:r>
+        <w:t>Project evidence to keep</w:t>
       </w:r>
     </w:p>
     <w:p>
       <w:pPr>
         <w:spacing w:line="336" w:lineRule="auto" w:after="180"/>
-        <w:shd w:fill="F5F1FB"/>
-      </w:pPr>
-      <w:r>
-        <w:rPr>
-          <w:b w:val="0"/>
-        </w:rPr>
-        <w:t xml:space="preserve">Explain the weekly </w:t>
+      </w:pPr>
+      <w:r>
+        <w:rPr>
+          <w:b w:val="0"/>
+        </w:rPr>
+        <w:t xml:space="preserve">Separate profile-based ranking </w:t>
       </w:r>
       <w:r>
         <w:rPr>
           <w:b/>
         </w:rPr>
+        <w:t>evidence</w:t>
+      </w:r>
+      <w:r>
+        <w:rPr>
+          <w:b w:val="0"/>
+        </w:rPr>
+        <w:t xml:space="preserve"> from factual book information and cite the latter.</w:t>
+      </w:r>
+    </w:p>
+    <w:p>
+      <w:pPr>
+        <w:spacing w:line="336" w:lineRule="auto" w:after="180"/>
+      </w:pPr>
+      <w:r>
+        <w:rPr>
+          <w:b w:val="0"/>
+        </w:rPr>
+        <w:t xml:space="preserve">Keep the decision, </w:t>
+      </w:r>
+      <w:r>
+        <w:rPr>
+          <w:b/>
+        </w:rPr>
+        <w:t>input</w:t>
+      </w:r>
+      <w:r>
+        <w:rPr>
+          <w:b w:val="0"/>
+        </w:rPr>
+        <w:t xml:space="preserve">, result, explanation and remaining limitation in the project </w:t>
+      </w:r>
+      <w:r>
+        <w:rPr>
+          <w:b/>
+        </w:rPr>
+        <w:t>evidence</w:t>
+      </w:r>
+      <w:r>
+        <w:rPr>
+          <w:b w:val="0"/>
+        </w:rPr>
+        <w:t xml:space="preserve"> record. Retrieve this record next week rather than restarting the project.</w:t>
+      </w:r>
+    </w:p>
+    <w:p>
+      <w:pPr>
+        <w:spacing w:line="336" w:lineRule="auto" w:after="180"/>
+      </w:pPr>
+      <w:r>
+        <w:rPr>
+          <w:b w:val="0"/>
+        </w:rPr>
+        <w:t xml:space="preserve">Attach </w:t>
+      </w:r>
+      <w:r>
+        <w:rPr>
+          <w:b/>
+        </w:rPr>
+        <w:t>source</w:t>
+      </w:r>
+      <w:r>
+        <w:rPr>
+          <w:b w:val="0"/>
+        </w:rPr>
+        <w:t xml:space="preserve"> IDs to recommender explanation facts and separately audit whether each </w:t>
+      </w:r>
+      <w:r>
+        <w:rPr>
+          <w:b/>
+        </w:rPr>
+        <w:t>source</w:t>
+      </w:r>
+      <w:r>
+        <w:rPr>
+          <w:b w:val="0"/>
+        </w:rPr>
+        <w:t xml:space="preserve"> supports its precise statement.</w:t>
+      </w:r>
+    </w:p>
+    <w:p>
+      <w:pPr>
+        <w:pStyle w:val="Heading2"/>
+      </w:pPr>
+      <w:r>
+        <w:t>Support while preserving the reasoning goal</w:t>
+      </w:r>
+    </w:p>
+    <w:p>
+      <w:pPr>
+        <w:spacing w:line="336" w:lineRule="auto" w:after="180"/>
+      </w:pPr>
+      <w:r>
+        <w:rPr>
+          <w:b w:val="0"/>
+        </w:rPr>
+        <w:t>Trace one record or condition at a time with counters and labelled columns. Stretch: introduce a tie, boundary or missing field and declare its handling policy before rerunning.</w:t>
+      </w:r>
+    </w:p>
+    <w:p>
+      <w:pPr>
+        <w:spacing w:line="336" w:lineRule="auto" w:after="180"/>
+      </w:pPr>
+      <w:r>
+        <w:rPr>
+          <w:b w:val="0"/>
+        </w:rPr>
+        <w:t xml:space="preserve">Provide an </w:t>
+      </w:r>
+      <w:r>
+        <w:rPr>
+          <w:b/>
+        </w:rPr>
+        <w:t>input</w:t>
+      </w:r>
+      <w:r>
+        <w:rPr>
+          <w:b w:val="0"/>
+        </w:rPr>
+        <w:t>/procedure/result/limit frame and a calculator when needed. Ask students to identify the first step before completing the whole trace.</w:t>
+      </w:r>
+    </w:p>
+    <w:p>
+      <w:pPr>
+        <w:spacing w:line="336" w:lineRule="auto" w:after="180"/>
+      </w:pPr>
+      <w:r>
+        <w:rPr>
+          <w:b w:val="0"/>
+        </w:rPr>
+        <w:t xml:space="preserve">Extension: compare two concrete variants of this </w:t>
+      </w:r>
+      <w:r>
+        <w:rPr>
+          <w:b/>
+        </w:rPr>
         <w:t>mechanism</w:t>
       </w:r>
       <w:r>
         <w:rPr>
           <w:b w:val="0"/>
         </w:rPr>
-        <w:t xml:space="preserve"> in your own words. Use the worked scenario to name its </w:t>
+        <w:t xml:space="preserve"> while holding unrelated conditions fixed; report both successful and unsuccessful outcomes.</w:t>
+      </w:r>
+    </w:p>
+    <w:p>
+      <w:pPr>
+        <w:spacing w:line="336" w:lineRule="auto" w:after="180"/>
+      </w:pPr>
+      <w:r>
+        <w:rPr>
+          <w:b w:val="0"/>
+        </w:rPr>
+        <w:t>W4: Support=3/5=</w:t>
       </w:r>
       <w:r>
         <w:rPr>
           <w:b/>
         </w:rPr>
-        <w:t>input</w:t>
-      </w:r>
-      <w:r>
-        <w:rPr>
-          <w:b w:val="0"/>
-        </w:rPr>
-        <w:t xml:space="preserve">, decision rule and </w:t>
+        <w:t>60%</w:t>
+      </w:r>
+      <w:r>
+        <w:rPr>
+          <w:b w:val="0"/>
+        </w:rPr>
+        <w:t>; citation presence=4/5=</w:t>
       </w:r>
       <w:r>
         <w:rPr>
           <w:b/>
         </w:rPr>
-        <w:t>output</w:t>
+        <w:t>80%</w:t>
+      </w:r>
+      <w:r>
+        <w:rPr>
+          <w:b w:val="0"/>
+        </w:rPr>
+        <w:t xml:space="preserve">. Link checks reject the nonexistent ID; remaining real links still need </w:t>
+      </w:r>
+      <w:r>
+        <w:rPr>
+          <w:b/>
+        </w:rPr>
+        <w:t>entailment</w:t>
+      </w:r>
+      <w:r>
+        <w:rPr>
+          <w:b w:val="0"/>
+        </w:rPr>
+        <w:t xml:space="preserve"> checks. Require intermediate reasoning and the stated scope.</w:t>
+      </w:r>
+    </w:p>
+    <w:p>
+      <w:pPr>
+        <w:spacing w:line="336" w:lineRule="auto" w:after="180"/>
+      </w:pPr>
+      <w:r>
+        <w:rPr>
+          <w:b w:val="0"/>
+        </w:rPr>
+        <w:t xml:space="preserve">Fresh retry: Six </w:t>
+      </w:r>
+      <w:r>
+        <w:rPr>
+          <w:b/>
+        </w:rPr>
+        <w:t>claim</w:t>
+      </w:r>
+      <w:r>
+        <w:rPr>
+          <w:b w:val="0"/>
+        </w:rPr>
+        <w:t xml:space="preserve">s, five cited, four supported; all five links real. Expected reasoning: Support 4/6=2/3; citation presence 5/6; link existence 5/5 does not verify every </w:t>
+      </w:r>
+      <w:r>
+        <w:rPr>
+          <w:b/>
+        </w:rPr>
+        <w:t>claim</w:t>
       </w:r>
       <w:r>
         <w:rPr>
@@ -4679,1143 +5777,7 @@
     </w:p>
     <w:p>
       <w:pPr>
-        <w:pStyle w:val="Heading3"/>
-      </w:pPr>
-      <w:r>
-        <w:t>Teacher reasoning · W1</w:t>
-      </w:r>
-    </w:p>
-    <w:p>
-      <w:pPr>
         <w:spacing w:line="336" w:lineRule="auto" w:after="180"/>
-        <w:shd w:fill="F1F6FC"/>
-      </w:pPr>
-      <w:r>
-        <w:rPr>
-          <w:b w:val="0"/>
-        </w:rPr>
-        <w:t xml:space="preserve">Teacher explanation: Citation evaluation checks </w:t>
-      </w:r>
-      <w:r>
-        <w:rPr>
-          <w:b/>
-        </w:rPr>
-        <w:t>source</w:t>
-      </w:r>
-      <w:r>
-        <w:rPr>
-          <w:b w:val="0"/>
-        </w:rPr>
-        <w:t xml:space="preserve"> existence, exact passage support and coverage of answer </w:t>
-      </w:r>
-      <w:r>
-        <w:rPr>
-          <w:b/>
-        </w:rPr>
-        <w:t>claim</w:t>
-      </w:r>
-      <w:r>
-        <w:rPr>
-          <w:b w:val="0"/>
-        </w:rPr>
-        <w:t>s. A real citation can still be irrelevant.</w:t>
-      </w:r>
-    </w:p>
-    <w:p>
-      <w:pPr>
-        <w:spacing w:line="336" w:lineRule="auto" w:after="180"/>
-        <w:shd w:fill="F1F6FC"/>
-      </w:pPr>
-      <w:r>
-        <w:rPr>
-          <w:b w:val="0"/>
-        </w:rPr>
-        <w:t xml:space="preserve">For this classroom rubric count a </w:t>
-      </w:r>
-      <w:r>
-        <w:rPr>
-          <w:b/>
-        </w:rPr>
-        <w:t>claim</w:t>
-      </w:r>
-      <w:r>
-        <w:rPr>
-          <w:b w:val="0"/>
-        </w:rPr>
-        <w:t xml:space="preserve"> as supported only when its cited passage entails it. Separately count correct citation links. Use the number of factual </w:t>
-      </w:r>
-      <w:r>
-        <w:rPr>
-          <w:b/>
-        </w:rPr>
-        <w:t>claim</w:t>
-      </w:r>
-      <w:r>
-        <w:rPr>
-          <w:b w:val="0"/>
-        </w:rPr>
-        <w:t>s as the support denominator.</w:t>
-      </w:r>
-    </w:p>
-    <w:p>
-      <w:pPr>
-        <w:pStyle w:val="Heading3"/>
-      </w:pPr>
-      <w:r>
-        <w:t>W2 Trace the worked case</w:t>
-      </w:r>
-    </w:p>
-    <w:p>
-      <w:pPr>
-        <w:pStyle w:val="Heading3"/>
-      </w:pPr>
-      <w:r>
-        <w:t>Workbook question · W2</w:t>
-      </w:r>
-    </w:p>
-    <w:p>
-      <w:pPr>
-        <w:spacing w:line="336" w:lineRule="auto" w:after="180"/>
-        <w:shd w:fill="F5F1FB"/>
-      </w:pPr>
-      <w:r>
-        <w:rPr>
-          <w:b w:val="0"/>
-        </w:rPr>
-        <w:t xml:space="preserve">An answer has four factual </w:t>
-      </w:r>
-      <w:r>
-        <w:rPr>
-          <w:b/>
-        </w:rPr>
-        <w:t>claim</w:t>
-      </w:r>
-      <w:r>
-        <w:rPr>
-          <w:b w:val="0"/>
-        </w:rPr>
-        <w:t>s. Three have citations, but only two are supported by their cited passages. All links exist. Show the intermediate steps and give the conclusion with its scope.</w:t>
-      </w:r>
-    </w:p>
-    <w:p>
-      <w:pPr>
-        <w:pStyle w:val="Heading3"/>
-      </w:pPr>
-      <w:r>
-        <w:t>Teacher reasoning · W2</w:t>
-      </w:r>
-    </w:p>
-    <w:p>
-      <w:pPr>
-        <w:spacing w:line="336" w:lineRule="auto" w:after="180"/>
-        <w:shd w:fill="F1F6FC"/>
-      </w:pPr>
-      <w:r>
-        <w:rPr>
-          <w:b w:val="0"/>
-        </w:rPr>
-        <w:t xml:space="preserve">Teacher explanation: </w:t>
-      </w:r>
-      <w:r>
-        <w:rPr>
-          <w:b/>
-        </w:rPr>
-        <w:t>Claim</w:t>
-      </w:r>
-      <w:r>
-        <w:rPr>
-          <w:b w:val="0"/>
-        </w:rPr>
-        <w:t xml:space="preserve"> support is 2/4=50%; citation presence is 3/4=75%; link existence among three citations is 3/3. These measure different failures.</w:t>
-      </w:r>
-    </w:p>
-    <w:p>
-      <w:pPr>
-        <w:pStyle w:val="Heading3"/>
-      </w:pPr>
-      <w:r>
-        <w:t>W3 Audit the limit</w:t>
-      </w:r>
-    </w:p>
-    <w:p>
-      <w:pPr>
-        <w:pStyle w:val="Heading3"/>
-      </w:pPr>
-      <w:r>
-        <w:t>Workbook question · W3</w:t>
-      </w:r>
-    </w:p>
-    <w:p>
-      <w:pPr>
-        <w:spacing w:line="336" w:lineRule="auto" w:after="180"/>
-        <w:shd w:fill="F5F1FB"/>
-      </w:pPr>
-      <w:r>
-        <w:rPr>
-          <w:b w:val="0"/>
-        </w:rPr>
-        <w:t xml:space="preserve">A report omits this qualification: Citation counts do not establish truth beyond the supplied </w:t>
-      </w:r>
-      <w:r>
-        <w:rPr>
-          <w:b/>
-        </w:rPr>
-        <w:t>source</w:t>
-      </w:r>
-      <w:r>
-        <w:rPr>
-          <w:b w:val="0"/>
-        </w:rPr>
-        <w:t xml:space="preserve">s or the correctness of uncited </w:t>
-      </w:r>
-      <w:r>
-        <w:rPr>
-          <w:b/>
-        </w:rPr>
-        <w:t>claim</w:t>
-      </w:r>
-      <w:r>
-        <w:rPr>
-          <w:b w:val="0"/>
-        </w:rPr>
-        <w:t>s.</w:t>
-      </w:r>
-    </w:p>
-    <w:p>
-      <w:pPr>
-        <w:spacing w:line="336" w:lineRule="auto" w:after="180"/>
-        <w:shd w:fill="F5F1FB"/>
-      </w:pPr>
-      <w:r>
-        <w:rPr>
-          <w:b w:val="0"/>
-        </w:rPr>
-        <w:t>Explain how omitting it could change a reader's interpretation, and write an accurate replacement.</w:t>
-      </w:r>
-    </w:p>
-    <w:p>
-      <w:pPr>
-        <w:pStyle w:val="Heading3"/>
-      </w:pPr>
-      <w:r>
-        <w:t>Teacher reasoning · W3</w:t>
-      </w:r>
-    </w:p>
-    <w:p>
-      <w:pPr>
-        <w:spacing w:line="336" w:lineRule="auto" w:after="180"/>
-        <w:shd w:fill="F1F6FC"/>
-      </w:pPr>
-      <w:r>
-        <w:rPr>
-          <w:b w:val="0"/>
-        </w:rPr>
-        <w:t xml:space="preserve">Teacher explanation: Citation counts do not establish truth beyond the supplied </w:t>
-      </w:r>
-      <w:r>
-        <w:rPr>
-          <w:b/>
-        </w:rPr>
-        <w:t>source</w:t>
-      </w:r>
-      <w:r>
-        <w:rPr>
-          <w:b w:val="0"/>
-        </w:rPr>
-        <w:t xml:space="preserve">s or the correctness of uncited </w:t>
-      </w:r>
-      <w:r>
-        <w:rPr>
-          <w:b/>
-        </w:rPr>
-        <w:t>claim</w:t>
-      </w:r>
-      <w:r>
-        <w:rPr>
-          <w:b w:val="0"/>
-        </w:rPr>
-        <w:t>s.</w:t>
-      </w:r>
-    </w:p>
-    <w:p>
-      <w:pPr>
-        <w:spacing w:line="336" w:lineRule="auto" w:after="180"/>
-        <w:shd w:fill="F1F6FC"/>
-      </w:pPr>
-      <w:r>
-        <w:rPr>
-          <w:b w:val="0"/>
-        </w:rPr>
-        <w:t xml:space="preserve">State the observed result separately from the unverified or out-of-scope </w:t>
-      </w:r>
-      <w:r>
-        <w:rPr>
-          <w:b/>
-        </w:rPr>
-        <w:t>claim</w:t>
-      </w:r>
-      <w:r>
-        <w:rPr>
-          <w:b w:val="0"/>
-        </w:rPr>
-        <w:t xml:space="preserve">; preserve the original </w:t>
-      </w:r>
-      <w:r>
-        <w:rPr>
-          <w:b/>
-        </w:rPr>
-        <w:t>evidence</w:t>
-      </w:r>
-      <w:r>
-        <w:rPr>
-          <w:b w:val="0"/>
-        </w:rPr>
-        <w:t xml:space="preserve"> rather than inventing a missing fact.</w:t>
-      </w:r>
-    </w:p>
-    <w:p>
-      <w:pPr>
-        <w:pStyle w:val="Heading3"/>
-      </w:pPr>
-      <w:r>
-        <w:t>W4 Apply a new case independently</w:t>
-      </w:r>
-    </w:p>
-    <w:p>
-      <w:pPr>
-        <w:pStyle w:val="Heading3"/>
-      </w:pPr>
-      <w:r>
-        <w:t>Workbook question · W4</w:t>
-      </w:r>
-    </w:p>
-    <w:p>
-      <w:pPr>
-        <w:spacing w:line="336" w:lineRule="auto" w:after="180"/>
-        <w:shd w:fill="F5F1FB"/>
-      </w:pPr>
-      <w:r>
-        <w:rPr>
-          <w:b w:val="0"/>
-        </w:rPr>
-        <w:t xml:space="preserve">Five </w:t>
-      </w:r>
-      <w:r>
-        <w:rPr>
-          <w:b/>
-        </w:rPr>
-        <w:t>claim</w:t>
-      </w:r>
-      <w:r>
-        <w:rPr>
-          <w:b w:val="0"/>
-        </w:rPr>
-        <w:t>s; four cited; three supported by cited passages; one cited ID is nonexistent. Compute support and citation presence and explain link limits.</w:t>
-      </w:r>
-    </w:p>
-    <w:p>
-      <w:pPr>
-        <w:pStyle w:val="Heading3"/>
-      </w:pPr>
-      <w:r>
-        <w:t>Teacher reasoning · W4</w:t>
-      </w:r>
-    </w:p>
-    <w:p>
-      <w:pPr>
-        <w:spacing w:line="336" w:lineRule="auto" w:after="180"/>
-        <w:shd w:fill="F1F6FC"/>
-      </w:pPr>
-      <w:r>
-        <w:rPr>
-          <w:b w:val="0"/>
-        </w:rPr>
-        <w:t>Teacher explanation: Support=3/5=</w:t>
-      </w:r>
-      <w:r>
-        <w:rPr>
-          <w:b/>
-        </w:rPr>
-        <w:t>60%</w:t>
-      </w:r>
-      <w:r>
-        <w:rPr>
-          <w:b w:val="0"/>
-        </w:rPr>
-        <w:t>; citation presence=4/5=</w:t>
-      </w:r>
-      <w:r>
-        <w:rPr>
-          <w:b/>
-        </w:rPr>
-        <w:t>80%</w:t>
-      </w:r>
-      <w:r>
-        <w:rPr>
-          <w:b w:val="0"/>
-        </w:rPr>
-        <w:t xml:space="preserve">. Link checks reject the nonexistent ID; remaining real links still need </w:t>
-      </w:r>
-      <w:r>
-        <w:rPr>
-          <w:b/>
-        </w:rPr>
-        <w:t>entailment</w:t>
-      </w:r>
-      <w:r>
-        <w:rPr>
-          <w:b w:val="0"/>
-        </w:rPr>
-        <w:t xml:space="preserve"> checks.</w:t>
-      </w:r>
-    </w:p>
-    <w:p>
-      <w:pPr>
-        <w:pStyle w:val="Heading3"/>
-      </w:pPr>
-      <w:r>
-        <w:t>W5 Design a revealing follow-up</w:t>
-      </w:r>
-    </w:p>
-    <w:p>
-      <w:pPr>
-        <w:pStyle w:val="Heading3"/>
-      </w:pPr>
-      <w:r>
-        <w:t>Workbook question · W5</w:t>
-      </w:r>
-    </w:p>
-    <w:p>
-      <w:pPr>
-        <w:spacing w:line="336" w:lineRule="auto" w:after="180"/>
-        <w:shd w:fill="F5F1FB"/>
-      </w:pPr>
-      <w:r>
-        <w:rPr>
-          <w:b w:val="0"/>
-        </w:rPr>
-        <w:t>For the worked scenario, propose one additional case that could reveal a failure, describe its expected outcome before running it, and explain what would need to remain fixed for a fair comparison.</w:t>
-      </w:r>
-    </w:p>
-    <w:p>
-      <w:pPr>
-        <w:spacing w:line="336" w:lineRule="auto" w:after="180"/>
-        <w:shd w:fill="F5F1FB"/>
-      </w:pPr>
-      <w:r>
-        <w:rPr>
-          <w:b w:val="0"/>
-        </w:rPr>
-        <w:t>Do not reuse W4 as a new final test after receiving feedback.</w:t>
-      </w:r>
-    </w:p>
-    <w:p>
-      <w:pPr>
-        <w:pStyle w:val="Heading3"/>
-      </w:pPr>
-      <w:r>
-        <w:t>Teacher reasoning · W5</w:t>
-      </w:r>
-    </w:p>
-    <w:p>
-      <w:pPr>
-        <w:spacing w:line="336" w:lineRule="auto" w:after="180"/>
-        <w:shd w:fill="F1F6FC"/>
-      </w:pPr>
-      <w:r>
-        <w:rPr>
-          <w:b w:val="0"/>
-        </w:rPr>
-        <w:t xml:space="preserve">Teacher explanation: Accept a concrete variant of the worked </w:t>
-      </w:r>
-      <w:r>
-        <w:rPr>
-          <w:b/>
-        </w:rPr>
-        <w:t>input</w:t>
-      </w:r>
-      <w:r>
-        <w:rPr>
-          <w:b w:val="0"/>
-        </w:rPr>
-        <w:t xml:space="preserve"> or a missing/conflicting/boundary condition, with an expectation derived from the declared procedure.</w:t>
-      </w:r>
-    </w:p>
-    <w:p>
-      <w:pPr>
-        <w:spacing w:line="336" w:lineRule="auto" w:after="180"/>
-        <w:shd w:fill="F1F6FC"/>
-      </w:pPr>
-      <w:r>
-        <w:rPr>
-          <w:b w:val="0"/>
-        </w:rPr>
-        <w:t xml:space="preserve">Require preserved settings, original </w:t>
-      </w:r>
-      <w:r>
-        <w:rPr>
-          <w:b/>
-        </w:rPr>
-        <w:t>output</w:t>
-      </w:r>
-      <w:r>
-        <w:rPr>
-          <w:b w:val="0"/>
-        </w:rPr>
-        <w:t xml:space="preserve">s and data roles. Citation counts do not establish truth beyond the supplied </w:t>
-      </w:r>
-      <w:r>
-        <w:rPr>
-          <w:b/>
-        </w:rPr>
-        <w:t>source</w:t>
-      </w:r>
-      <w:r>
-        <w:rPr>
-          <w:b w:val="0"/>
-        </w:rPr>
-        <w:t xml:space="preserve">s or the correctness of uncited </w:t>
-      </w:r>
-      <w:r>
-        <w:rPr>
-          <w:b/>
-        </w:rPr>
-        <w:t>claim</w:t>
-      </w:r>
-      <w:r>
-        <w:rPr>
-          <w:b w:val="0"/>
-        </w:rPr>
-        <w:t>s.</w:t>
-      </w:r>
-    </w:p>
-    <w:p>
-      <w:pPr>
-        <w:spacing w:line="336" w:lineRule="auto" w:after="180"/>
-        <w:shd w:fill="F1F6FC"/>
-      </w:pPr>
-      <w:r>
-        <w:rPr>
-          <w:b w:val="0"/>
-        </w:rPr>
-        <w:t xml:space="preserve">The new case should test this particular </w:t>
-      </w:r>
-      <w:r>
-        <w:rPr>
-          <w:b/>
-        </w:rPr>
-        <w:t>mechanism</w:t>
-      </w:r>
-      <w:r>
-        <w:rPr>
-          <w:b w:val="0"/>
-        </w:rPr>
-        <w:t xml:space="preserve"> rather than merely restate the original result.</w:t>
-      </w:r>
-    </w:p>
-    <w:p>
-      <w:pPr>
-        <w:pStyle w:val="Heading3"/>
-      </w:pPr>
-      <w:r>
-        <w:t>Assess independent transfer</w:t>
-      </w:r>
-    </w:p>
-    <w:p>
-      <w:pPr>
-        <w:pStyle w:val="Heading3"/>
-      </w:pPr>
-      <w:r>
-        <w:t>Independent question · withhold the key</w:t>
-      </w:r>
-    </w:p>
-    <w:p>
-      <w:pPr>
-        <w:spacing w:line="336" w:lineRule="auto" w:after="180"/>
-        <w:shd w:fill="F5F1FB"/>
-      </w:pPr>
-      <w:r>
-        <w:rPr>
-          <w:b w:val="0"/>
-        </w:rPr>
-        <w:t xml:space="preserve">Selected case: Five </w:t>
-      </w:r>
-      <w:r>
-        <w:rPr>
-          <w:b/>
-        </w:rPr>
-        <w:t>claim</w:t>
-      </w:r>
-      <w:r>
-        <w:rPr>
-          <w:b w:val="0"/>
-        </w:rPr>
-        <w:t>s; four cited; three supported by cited passages; one cited ID is nonexistent. Compute support and citation presence and explain link limits.</w:t>
-      </w:r>
-    </w:p>
-    <w:p>
-      <w:pPr>
-        <w:pStyle w:val="Heading3"/>
-      </w:pPr>
-      <w:r>
-        <w:t>Selected case answer</w:t>
-      </w:r>
-    </w:p>
-    <w:p>
-      <w:pPr>
-        <w:pStyle w:val="Heading3"/>
-      </w:pPr>
-      <w:r>
-        <w:t>Teacher key · Selected case answer</w:t>
-      </w:r>
-    </w:p>
-    <w:p>
-      <w:pPr>
-        <w:spacing w:line="336" w:lineRule="auto" w:after="180"/>
-        <w:shd w:fill="F1F6FC"/>
-      </w:pPr>
-      <w:r>
-        <w:rPr>
-          <w:b w:val="0"/>
-        </w:rPr>
-        <w:t>Teacher explanation: Support=3/5=</w:t>
-      </w:r>
-      <w:r>
-        <w:rPr>
-          <w:b/>
-        </w:rPr>
-        <w:t>60%</w:t>
-      </w:r>
-      <w:r>
-        <w:rPr>
-          <w:b w:val="0"/>
-        </w:rPr>
-        <w:t>; citation presence=4/5=</w:t>
-      </w:r>
-      <w:r>
-        <w:rPr>
-          <w:b/>
-        </w:rPr>
-        <w:t>80%</w:t>
-      </w:r>
-      <w:r>
-        <w:rPr>
-          <w:b w:val="0"/>
-        </w:rPr>
-        <w:t xml:space="preserve">. Link checks reject the nonexistent ID; remaining real links still need </w:t>
-      </w:r>
-      <w:r>
-        <w:rPr>
-          <w:b/>
-        </w:rPr>
-        <w:t>entailment</w:t>
-      </w:r>
-      <w:r>
-        <w:rPr>
-          <w:b w:val="0"/>
-        </w:rPr>
-        <w:t xml:space="preserve"> checks.</w:t>
-      </w:r>
-    </w:p>
-    <w:tbl>
-      <w:tblPr>
-        <w:tblStyle w:val="LightShading-Accent1"/>
-        <w:tblW w:type="auto" w:w="0"/>
-        <w:tblLook w:firstColumn="1" w:firstRow="1" w:lastColumn="0" w:lastRow="0" w:noHBand="0" w:noVBand="1" w:val="04A0"/>
-      </w:tblPr>
-      <w:tblGrid>
-        <w:gridCol w:w="5112"/>
-        <w:gridCol w:w="5112"/>
-      </w:tblGrid>
-      <w:tr>
-        <w:trPr>
-          <w:tblHeader/>
-        </w:trPr>
-        <w:tc>
-          <w:tcPr>
-            <w:tcW w:type="dxa" w:w="5112"/>
-          </w:tcPr>
-          <w:p>
-            <w:r>
-              <w:t>Dimension</w:t>
-            </w:r>
-          </w:p>
-        </w:tc>
-        <w:tc>
-          <w:tcPr>
-            <w:tcW w:type="dxa" w:w="5112"/>
-          </w:tcPr>
-          <w:p>
-            <w:r>
-              <w:t>Evidence required</w:t>
-            </w:r>
-          </w:p>
-        </w:tc>
-      </w:tr>
-      <w:tr>
-        <w:tc>
-          <w:tcPr>
-            <w:tcW w:type="dxa" w:w="5112"/>
-          </w:tcPr>
-          <w:p>
-            <w:r>
-              <w:t>Explanation</w:t>
-            </w:r>
-          </w:p>
-        </w:tc>
-        <w:tc>
-          <w:tcPr>
-            <w:tcW w:type="dxa" w:w="5112"/>
-          </w:tcPr>
-          <w:p>
-            <w:r>
-              <w:t>Names the applicable idea or procedure and ties it to the supplied facts.</w:t>
-            </w:r>
-          </w:p>
-        </w:tc>
-      </w:tr>
-      <w:tr>
-        <w:tc>
-          <w:tcPr>
-            <w:tcW w:type="dxa" w:w="5112"/>
-          </w:tcPr>
-          <w:p>
-            <w:r>
-              <w:t>Trace and result</w:t>
-            </w:r>
-          </w:p>
-        </w:tc>
-        <w:tc>
-          <w:tcPr>
-            <w:tcW w:type="dxa" w:w="5112"/>
-          </w:tcPr>
-          <w:p>
-            <w:r>
-              <w:t>Preserves the given inputs and shows the relevant intermediate steps; distinguishes a prediction from an observed execution.</w:t>
-            </w:r>
-          </w:p>
-        </w:tc>
-      </w:tr>
-      <w:tr>
-        <w:tc>
-          <w:tcPr>
-            <w:tcW w:type="dxa" w:w="5112"/>
-          </w:tcPr>
-          <w:p>
-            <w:r>
-              <w:t>Limits</w:t>
-            </w:r>
-          </w:p>
-        </w:tc>
-        <w:tc>
-          <w:tcPr>
-            <w:tcW w:type="dxa" w:w="5112"/>
-          </w:tcPr>
-          <w:p>
-            <w:r>
-              <w:t>States the assumptions, missing evidence or conditions under which the result would change.</w:t>
-            </w:r>
-          </w:p>
-        </w:tc>
-      </w:tr>
-    </w:tbl>
-    <w:p>
-      <w:pPr>
-        <w:pStyle w:val="Heading3"/>
-      </w:pPr>
-      <w:r>
-        <w:t>Teacher key · Selected case answer</w:t>
-      </w:r>
-    </w:p>
-    <w:p>
-      <w:pPr>
-        <w:spacing w:line="336" w:lineRule="auto" w:after="180"/>
-        <w:shd w:fill="F1F6FC"/>
-      </w:pPr>
-      <w:r>
-        <w:rPr>
-          <w:b w:val="0"/>
-        </w:rPr>
-        <w:t xml:space="preserve">Record each dimension as not yet, with support, or </w:t>
-      </w:r>
-      <w:r>
-        <w:rPr>
-          <w:b/>
-        </w:rPr>
-        <w:t>independent</w:t>
-      </w:r>
-      <w:r>
-        <w:rPr>
-          <w:b w:val="0"/>
-        </w:rPr>
-        <w:t>. Accept a valid alternative procedure with a defensible trace.</w:t>
-      </w:r>
-    </w:p>
-    <w:p>
-      <w:pPr>
-        <w:spacing w:line="336" w:lineRule="auto" w:after="180"/>
-        <w:shd w:fill="F1F6FC"/>
-      </w:pPr>
-      <w:r>
-        <w:rPr>
-          <w:b w:val="0"/>
-        </w:rPr>
-        <w:t xml:space="preserve">Do not penalise an honestly recorded model failure if the learner correctly explains its </w:t>
-      </w:r>
-      <w:r>
-        <w:rPr>
-          <w:b/>
-        </w:rPr>
-        <w:t>evidence</w:t>
-      </w:r>
-      <w:r>
-        <w:rPr>
-          <w:b w:val="0"/>
-        </w:rPr>
-        <w:t xml:space="preserve"> and limits.</w:t>
-      </w:r>
-    </w:p>
-    <w:p>
-      <w:pPr>
-        <w:pStyle w:val="Heading3"/>
-      </w:pPr>
-      <w:r>
-        <w:t>Feedback that the learner uses</w:t>
-      </w:r>
-    </w:p>
-    <w:p>
-      <w:pPr>
-        <w:spacing w:line="336" w:lineRule="auto" w:after="180"/>
-      </w:pPr>
-      <w:r>
-        <w:rPr>
-          <w:b w:val="0"/>
-        </w:rPr>
-        <w:t>Name the earliest unsupported step and give one action to repair it. Have the learner make that repair now and explain why. Then assess the relevant skill on a fresh, fully specified case.</w:t>
-      </w:r>
-    </w:p>
-    <w:p>
-      <w:pPr>
-        <w:spacing w:line="336" w:lineRule="auto" w:after="180"/>
-      </w:pPr>
-      <w:r>
-        <w:rPr>
-          <w:b w:val="0"/>
-        </w:rPr>
-        <w:t>Confirm it was not previously practised with feedback; solve and check the new case before assigning it. A follow-up design prompt is a starting brief, not automatically an equivalent test.</w:t>
-      </w:r>
-    </w:p>
-    <w:p>
-      <w:pPr>
-        <w:pStyle w:val="Heading1"/>
-      </w:pPr>
-      <w:r>
-        <w:t>06. Connect and extend learning</w:t>
-      </w:r>
-    </w:p>
-    <w:p>
-      <w:r>
-        <w:t>Connect Evidence and Sources to Transparent Book Recommender, adapt support and plan a later changed-case check.</w:t>
-      </w:r>
-    </w:p>
-    <w:p>
-      <w:pPr>
-        <w:pStyle w:val="Heading3"/>
-      </w:pPr>
-      <w:r>
-        <w:t>Transparent Book Recommender</w:t>
-      </w:r>
-    </w:p>
-    <w:p>
-      <w:pPr>
-        <w:spacing w:line="336" w:lineRule="auto" w:after="180"/>
-      </w:pPr>
-      <w:r>
-        <w:rPr>
-          <w:b w:val="0"/>
-        </w:rPr>
-        <w:t xml:space="preserve">Separate profile-based ranking </w:t>
-      </w:r>
-      <w:r>
-        <w:rPr>
-          <w:b/>
-        </w:rPr>
-        <w:t>evidence</w:t>
-      </w:r>
-      <w:r>
-        <w:rPr>
-          <w:b w:val="0"/>
-        </w:rPr>
-        <w:t xml:space="preserve"> from factual book information and cite the latter.</w:t>
-      </w:r>
-    </w:p>
-    <w:p>
-      <w:pPr>
-        <w:spacing w:line="336" w:lineRule="auto" w:after="180"/>
-      </w:pPr>
-      <w:r>
-        <w:rPr>
-          <w:b w:val="0"/>
-        </w:rPr>
-        <w:t xml:space="preserve">Keep the decision, </w:t>
-      </w:r>
-      <w:r>
-        <w:rPr>
-          <w:b/>
-        </w:rPr>
-        <w:t>input</w:t>
-      </w:r>
-      <w:r>
-        <w:rPr>
-          <w:b w:val="0"/>
-        </w:rPr>
-        <w:t xml:space="preserve">, result, explanation and remaining limitation in the project </w:t>
-      </w:r>
-      <w:r>
-        <w:rPr>
-          <w:b/>
-        </w:rPr>
-        <w:t>evidence</w:t>
-      </w:r>
-      <w:r>
-        <w:rPr>
-          <w:b w:val="0"/>
-        </w:rPr>
-        <w:t xml:space="preserve"> record. Retrieve this record next week rather than restarting the project.</w:t>
-      </w:r>
-    </w:p>
-    <w:p>
-      <w:pPr>
-        <w:pStyle w:val="Heading3"/>
-      </w:pPr>
-      <w:r>
-        <w:t>Support and stretch</w:t>
-      </w:r>
-    </w:p>
-    <w:p>
-      <w:pPr>
-        <w:spacing w:line="336" w:lineRule="auto" w:after="180"/>
-      </w:pPr>
-      <w:r>
-        <w:rPr>
-          <w:b w:val="0"/>
-        </w:rPr>
-        <w:t>Trace one record or condition at a time with counters and labelled columns. Stretch: introduce a tie, boundary or missing field and declare its handling policy before rerunning.</w:t>
-      </w:r>
-    </w:p>
-    <w:p>
-      <w:pPr>
-        <w:pStyle w:val="Heading3"/>
-      </w:pPr>
-      <w:r>
-        <w:t>Exit reflection</w:t>
-      </w:r>
-    </w:p>
-    <w:p>
-      <w:pPr>
-        <w:spacing w:line="336" w:lineRule="auto" w:after="180"/>
-      </w:pPr>
-      <w:r>
-        <w:rPr>
-          <w:b w:val="0"/>
-        </w:rPr>
-        <w:t xml:space="preserve">Ask for one decision the learner can now justify and one situation requiring more </w:t>
-      </w:r>
-      <w:r>
-        <w:rPr>
-          <w:b/>
-        </w:rPr>
-        <w:t>evidence</w:t>
-      </w:r>
-      <w:r>
-        <w:rPr>
-          <w:b w:val="0"/>
-        </w:rPr>
-        <w:t xml:space="preserve"> or human review. Confidence ratings are separate from correct </w:t>
-      </w:r>
-      <w:r>
-        <w:rPr>
-          <w:b/>
-        </w:rPr>
-        <w:t>independent</w:t>
-      </w:r>
-      <w:r>
-        <w:rPr>
-          <w:b w:val="0"/>
-        </w:rPr>
-        <w:t xml:space="preserve"> performance.</w:t>
-      </w:r>
-    </w:p>
-    <w:p>
-      <w:pPr>
-        <w:pStyle w:val="Heading3"/>
-      </w:pPr>
-      <w:r>
-        <w:t>Bridge to the next week</w:t>
-      </w:r>
-    </w:p>
-    <w:p>
-      <w:pPr>
-        <w:spacing w:line="336" w:lineRule="auto" w:after="180"/>
-      </w:pPr>
-      <w:r>
-        <w:rPr>
-          <w:b w:val="0"/>
-        </w:rPr>
-        <w:t xml:space="preserve">Next: Week 30: Agents and Tools. Retrieve today’s </w:t>
-      </w:r>
-      <w:r>
-        <w:rPr>
-          <w:b/>
-        </w:rPr>
-        <w:t>evidence</w:t>
-      </w:r>
-      <w:r>
-        <w:rPr>
-          <w:b w:val="0"/>
-        </w:rPr>
-        <w:t xml:space="preserve"> and identify what carries forward and what is new.</w:t>
-      </w:r>
-    </w:p>
-    <w:p>
-      <w:pPr>
-        <w:pStyle w:val="Heading3"/>
-      </w:pPr>
-      <w:r>
-        <w:t>Support and fresh reassessment</w:t>
-      </w:r>
-    </w:p>
-    <w:p>
-      <w:pPr>
-        <w:spacing w:line="336" w:lineRule="auto" w:after="180"/>
-      </w:pPr>
-      <w:r>
-        <w:rPr>
-          <w:b w:val="0"/>
-        </w:rPr>
-        <w:t xml:space="preserve">Provide an </w:t>
-      </w:r>
-      <w:r>
-        <w:rPr>
-          <w:b/>
-        </w:rPr>
-        <w:t>input</w:t>
-      </w:r>
-      <w:r>
-        <w:rPr>
-          <w:b w:val="0"/>
-        </w:rPr>
-        <w:t>/procedure/result/limit frame and a calculator when needed. Ask students to identify the first step before completing the whole trace.</w:t>
-      </w:r>
-    </w:p>
-    <w:p>
-      <w:pPr>
-        <w:spacing w:line="336" w:lineRule="auto" w:after="180"/>
-      </w:pPr>
-      <w:r>
-        <w:rPr>
-          <w:b w:val="0"/>
-        </w:rPr>
-        <w:t xml:space="preserve">Extension: compare two concrete variants of this </w:t>
-      </w:r>
-      <w:r>
-        <w:rPr>
-          <w:b/>
-        </w:rPr>
-        <w:t>mechanism</w:t>
-      </w:r>
-      <w:r>
-        <w:rPr>
-          <w:b w:val="0"/>
-        </w:rPr>
-        <w:t xml:space="preserve"> while holding unrelated conditions fixed; report both successful and unsuccessful outcomes.</w:t>
-      </w:r>
-    </w:p>
-    <w:p>
-      <w:pPr>
-        <w:spacing w:line="336" w:lineRule="auto" w:after="180"/>
-      </w:pPr>
-      <w:r>
-        <w:rPr>
-          <w:b w:val="0"/>
-        </w:rPr>
-        <w:t>W4: Support=3/5=</w:t>
-      </w:r>
-      <w:r>
-        <w:rPr>
-          <w:b/>
-        </w:rPr>
-        <w:t>60%</w:t>
-      </w:r>
-      <w:r>
-        <w:rPr>
-          <w:b w:val="0"/>
-        </w:rPr>
-        <w:t>; citation presence=4/5=</w:t>
-      </w:r>
-      <w:r>
-        <w:rPr>
-          <w:b/>
-        </w:rPr>
-        <w:t>80%</w:t>
-      </w:r>
-      <w:r>
-        <w:rPr>
-          <w:b w:val="0"/>
-        </w:rPr>
-        <w:t xml:space="preserve">. Link checks reject the nonexistent ID; remaining real links still need </w:t>
-      </w:r>
-      <w:r>
-        <w:rPr>
-          <w:b/>
-        </w:rPr>
-        <w:t>entailment</w:t>
-      </w:r>
-      <w:r>
-        <w:rPr>
-          <w:b w:val="0"/>
-        </w:rPr>
-        <w:t xml:space="preserve"> checks. Require intermediate reasoning and the stated scope.</w:t>
-      </w:r>
-    </w:p>
-    <w:p>
-      <w:pPr>
-        <w:spacing w:line="336" w:lineRule="auto" w:after="180"/>
-      </w:pPr>
-      <w:r>
-        <w:rPr>
-          <w:b w:val="0"/>
-        </w:rPr>
-        <w:t xml:space="preserve">Fresh retry: Six </w:t>
-      </w:r>
-      <w:r>
-        <w:rPr>
-          <w:b/>
-        </w:rPr>
-        <w:t>claim</w:t>
-      </w:r>
-      <w:r>
-        <w:rPr>
-          <w:b w:val="0"/>
-        </w:rPr>
-        <w:t xml:space="preserve">s, five cited, four supported; all five links real. Expected reasoning: Support 4/6=2/3; citation presence 5/6; link existence 5/5 does not verify every </w:t>
-      </w:r>
-      <w:r>
-        <w:rPr>
-          <w:b/>
-        </w:rPr>
-        <w:t>claim</w:t>
-      </w:r>
-      <w:r>
-        <w:rPr>
-          <w:b w:val="0"/>
-        </w:rPr>
-        <w:t>.</w:t>
-      </w:r>
-    </w:p>
-    <w:p>
-      <w:pPr>
-        <w:spacing w:line="336" w:lineRule="auto" w:after="180"/>
       </w:pPr>
       <w:r>
         <w:rPr>
@@ -5826,33 +5788,10 @@
     </w:p>
     <w:p>
       <w:pPr>
-        <w:spacing w:line="336" w:lineRule="auto" w:after="180"/>
-      </w:pPr>
-      <w:r>
-        <w:rPr>
-          <w:b w:val="0"/>
-        </w:rPr>
-        <w:t xml:space="preserve">Next connection: Abstention and clarification. Preserve the current case record and retrieve its </w:t>
-      </w:r>
-      <w:r>
-        <w:rPr>
-          <w:b/>
-        </w:rPr>
-        <w:t>evidence</w:t>
-      </w:r>
-      <w:r>
-        <w:rPr>
-          <w:b w:val="0"/>
-        </w:rPr>
-        <w:t xml:space="preserve"> boundary before moving on.</w:t>
-      </w:r>
-    </w:p>
-    <w:p>
-      <w:pPr>
-        <w:pStyle w:val="Heading3"/>
-      </w:pPr>
-      <w:r>
-        <w:t>Plan the delayed return</w:t>
+        <w:pStyle w:val="Heading2"/>
+      </w:pPr>
+      <w:r>
+        <w:t>Plan the delayed check</w:t>
       </w:r>
     </w:p>
     <w:p>
@@ -6093,72 +6032,200 @@
     </w:p>
     <w:p>
       <w:pPr>
+        <w:pStyle w:val="Heading2"/>
+      </w:pPr>
+      <w:r>
+        <w:t>Bridge to next week</w:t>
+      </w:r>
+    </w:p>
+    <w:p>
+      <w:pPr>
+        <w:spacing w:line="336" w:lineRule="auto" w:after="180"/>
+      </w:pPr>
+      <w:r>
+        <w:rPr>
+          <w:b w:val="0"/>
+        </w:rPr>
+        <w:t xml:space="preserve">Ask for one decision the learner can now justify and one situation requiring more </w:t>
+      </w:r>
+      <w:r>
+        <w:rPr>
+          <w:b/>
+        </w:rPr>
+        <w:t>evidence</w:t>
+      </w:r>
+      <w:r>
+        <w:rPr>
+          <w:b w:val="0"/>
+        </w:rPr>
+        <w:t xml:space="preserve"> or human review. Confidence ratings are separate from correct </w:t>
+      </w:r>
+      <w:r>
+        <w:rPr>
+          <w:b/>
+        </w:rPr>
+        <w:t>independent</w:t>
+      </w:r>
+      <w:r>
+        <w:rPr>
+          <w:b w:val="0"/>
+        </w:rPr>
+        <w:t xml:space="preserve"> performance.</w:t>
+      </w:r>
+    </w:p>
+    <w:p>
+      <w:pPr>
+        <w:spacing w:line="336" w:lineRule="auto" w:after="180"/>
+      </w:pPr>
+      <w:r>
+        <w:rPr>
+          <w:b w:val="0"/>
+        </w:rPr>
+        <w:t xml:space="preserve">Next: Week 30: Agents and Tools. Retrieve today’s </w:t>
+      </w:r>
+      <w:r>
+        <w:rPr>
+          <w:b/>
+        </w:rPr>
+        <w:t>evidence</w:t>
+      </w:r>
+      <w:r>
+        <w:rPr>
+          <w:b w:val="0"/>
+        </w:rPr>
+        <w:t xml:space="preserve"> and identify what carries forward and what is new.</w:t>
+      </w:r>
+    </w:p>
+    <w:p>
+      <w:pPr>
+        <w:spacing w:line="336" w:lineRule="auto" w:after="180"/>
+      </w:pPr>
+      <w:r>
+        <w:rPr>
+          <w:b w:val="0"/>
+        </w:rPr>
+        <w:t xml:space="preserve">Next is Week30: Agents and Tools. Carry forward exact source identity and </w:t>
+      </w:r>
+      <w:r>
+        <w:rPr>
+          <w:b/>
+        </w:rPr>
+        <w:t>evidence</w:t>
+      </w:r>
+      <w:r>
+        <w:rPr>
+          <w:b w:val="0"/>
+        </w:rPr>
+        <w:t xml:space="preserve"> limits when checking a tool result before a later action.</w:t>
+      </w:r>
+    </w:p>
+    <w:p>
+      <w:pPr>
+        <w:pStyle w:val="Heading2"/>
+      </w:pPr>
+      <w:r>
+        <w:t>Earlier wording, alternatives and picture transcripts · reference / check after trying</w:t>
+      </w:r>
+    </w:p>
+    <w:p>
+      <w:pPr>
+        <w:spacing w:line="336" w:lineRule="auto" w:after="180"/>
+      </w:pPr>
+      <w:r>
+        <w:rPr>
+          <w:b w:val="0"/>
+        </w:rPr>
+        <w:t>Connect and extend learning</w:t>
+      </w:r>
+    </w:p>
+    <w:p>
+      <w:pPr>
         <w:pStyle w:val="Heading3"/>
       </w:pPr>
       <w:r>
+        <w:t>Transparent Book Recommender</w:t>
+      </w:r>
+    </w:p>
+    <w:p>
+      <w:pPr>
+        <w:pStyle w:val="Heading3"/>
+      </w:pPr>
+      <w:r>
+        <w:t>Support and stretch</w:t>
+      </w:r>
+    </w:p>
+    <w:p>
+      <w:pPr>
+        <w:pStyle w:val="Heading3"/>
+      </w:pPr>
+      <w:r>
+        <w:t>Exit reflection</w:t>
+      </w:r>
+    </w:p>
+    <w:p>
+      <w:pPr>
+        <w:pStyle w:val="Heading3"/>
+      </w:pPr>
+      <w:r>
+        <w:t>Bridge to the next week</w:t>
+      </w:r>
+    </w:p>
+    <w:p>
+      <w:pPr>
+        <w:pStyle w:val="Heading3"/>
+      </w:pPr>
+      <w:r>
+        <w:t>Support and fresh reassessment</w:t>
+      </w:r>
+    </w:p>
+    <w:p>
+      <w:pPr>
+        <w:pStyle w:val="Heading3"/>
+      </w:pPr>
+      <w:r>
+        <w:t>Plan the delayed return</w:t>
+      </w:r>
+    </w:p>
+    <w:p>
+      <w:pPr>
+        <w:pStyle w:val="Heading3"/>
+      </w:pPr>
+      <w:r>
         <w:t>Project evidence from this case</w:t>
       </w:r>
     </w:p>
     <w:p>
       <w:pPr>
+        <w:pStyle w:val="Heading1"/>
+      </w:pPr>
+      <w:r>
+        <w:t>Reference bank and extra practice</w:t>
+      </w:r>
+    </w:p>
+    <w:p>
+      <w:pPr>
+        <w:pStyle w:val="Heading1"/>
+      </w:pPr>
+      <w:r>
+        <w:t>07. Reference: alternative planning checklist</w:t>
+      </w:r>
+    </w:p>
+    <w:p>
+      <w:r>
+        <w:t>Use as a reminder alongside the main route rather than teaching the cycle twice.</w:t>
+      </w:r>
+    </w:p>
+    <w:p>
+      <w:pPr>
+        <w:pStyle w:val="Heading2"/>
+      </w:pPr>
+      <w:r>
+        <w:t>Preparation and schedule</w:t>
+      </w:r>
+    </w:p>
+    <w:p>
+      <w:pPr>
         <w:spacing w:line="336" w:lineRule="auto" w:after="180"/>
-      </w:pPr>
-      <w:r>
-        <w:rPr>
-          <w:b w:val="0"/>
-        </w:rPr>
-        <w:t xml:space="preserve">Attach </w:t>
-      </w:r>
-      <w:r>
-        <w:rPr>
-          <w:b/>
-        </w:rPr>
-        <w:t>source</w:t>
-      </w:r>
-      <w:r>
-        <w:rPr>
-          <w:b w:val="0"/>
-        </w:rPr>
-        <w:t xml:space="preserve"> IDs to recommender explanation facts and separately audit whether each </w:t>
-      </w:r>
-      <w:r>
-        <w:rPr>
-          <w:b/>
-        </w:rPr>
-        <w:t>source</w:t>
-      </w:r>
-      <w:r>
-        <w:rPr>
-          <w:b w:val="0"/>
-        </w:rPr>
-        <w:t xml:space="preserve"> supports its precise statement.</w:t>
-      </w:r>
-    </w:p>
-    <w:p>
-      <w:pPr>
-        <w:pStyle w:val="Heading1"/>
-      </w:pPr>
-      <w:r>
-        <w:t>07. Prepare, teach and assess</w:t>
-      </w:r>
-    </w:p>
-    <w:p>
-      <w:r>
-        <w:t>Use this preparation summary alongside the detailed Evidence and Sources lesson; it is a checklist rather than a replacement for the full sequence.</w:t>
-      </w:r>
-    </w:p>
-    <w:p>
-      <w:pPr>
-        <w:pStyle w:val="Heading3"/>
-      </w:pPr>
-      <w:r>
-        <w:t>Teaching target</w:t>
-      </w:r>
-    </w:p>
-    <w:p>
-      <w:pPr>
-        <w:spacing w:line="336" w:lineRule="auto" w:after="180"/>
-        <w:shd w:fill="EDF7F3"/>
       </w:pPr>
       <w:r>
         <w:rPr>
@@ -6359,6 +6426,14 @@
     </w:tbl>
     <w:p>
       <w:pPr>
+        <w:pStyle w:val="Heading2"/>
+      </w:pPr>
+      <w:r>
+        <w:t>Practice and assessment reminders</w:t>
+      </w:r>
+    </w:p>
+    <w:p>
+      <w:pPr>
         <w:spacing w:line="336" w:lineRule="auto" w:after="180"/>
       </w:pPr>
       <w:r>
@@ -6393,16 +6468,7 @@
     </w:p>
     <w:p>
       <w:pPr>
-        <w:pStyle w:val="Heading3"/>
-      </w:pPr>
-      <w:r>
-        <w:t>Supported practice answer</w:t>
-      </w:r>
-    </w:p>
-    <w:p>
-      <w:pPr>
         <w:spacing w:line="336" w:lineRule="auto" w:after="180"/>
-        <w:shd w:fill="F1F6FC"/>
       </w:pPr>
       <w:r>
         <w:rPr>
@@ -6459,16 +6525,7 @@
     </w:p>
     <w:p>
       <w:pPr>
-        <w:pStyle w:val="Heading3"/>
-      </w:pPr>
-      <w:r>
-        <w:t>Repair the misconception</w:t>
-      </w:r>
-    </w:p>
-    <w:p>
-      <w:pPr>
         <w:spacing w:line="336" w:lineRule="auto" w:after="180"/>
-        <w:shd w:fill="FFF5E6"/>
       </w:pPr>
       <w:r>
         <w:rPr>
@@ -6503,16 +6560,7 @@
     </w:p>
     <w:p>
       <w:pPr>
-        <w:pStyle w:val="Heading3"/>
-      </w:pPr>
-      <w:r>
-        <w:t>Support without giving away the answer</w:t>
-      </w:r>
-    </w:p>
-    <w:p>
-      <w:pPr>
         <w:spacing w:line="336" w:lineRule="auto" w:after="180"/>
-        <w:shd w:fill="F1F6F8"/>
       </w:pPr>
       <w:r>
         <w:rPr>
@@ -6535,16 +6583,7 @@
     </w:p>
     <w:p>
       <w:pPr>
-        <w:pStyle w:val="Heading3"/>
-      </w:pPr>
-      <w:r>
-        <w:t>Extend the reasoning</w:t>
-      </w:r>
-    </w:p>
-    <w:p>
-      <w:pPr>
         <w:spacing w:line="336" w:lineRule="auto" w:after="180"/>
-        <w:shd w:fill="F5F1FB"/>
       </w:pPr>
       <w:r>
         <w:rPr>
@@ -6580,7 +6619,6 @@
     <w:p>
       <w:pPr>
         <w:spacing w:line="336" w:lineRule="auto" w:after="180"/>
-        <w:shd w:fill="F5F1FB"/>
       </w:pPr>
       <w:r>
         <w:rPr>
@@ -6591,16 +6629,7 @@
     </w:p>
     <w:p>
       <w:pPr>
-        <w:pStyle w:val="Heading3"/>
-      </w:pPr>
-      <w:r>
-        <w:t>Protect the independent attempt</w:t>
-      </w:r>
-    </w:p>
-    <w:p>
-      <w:pPr>
         <w:spacing w:line="336" w:lineRule="auto" w:after="180"/>
-        <w:shd w:fill="FFF5E6"/>
       </w:pPr>
       <w:r>
         <w:rPr>
@@ -6801,16 +6830,7 @@
     </w:tbl>
     <w:p>
       <w:pPr>
-        <w:pStyle w:val="Heading3"/>
-      </w:pPr>
-      <w:r>
-        <w:t>Project checkpoint</w:t>
-      </w:r>
-    </w:p>
-    <w:p>
-      <w:pPr>
         <w:spacing w:line="336" w:lineRule="auto" w:after="180"/>
-        <w:shd w:fill="EDF7F3"/>
       </w:pPr>
       <w:r>
         <w:rPr>
@@ -6859,12 +6879,20 @@
         <w:pStyle w:val="Heading1"/>
       </w:pPr>
       <w:r>
-        <w:t>08. Use feedback, labs and repair paths</w:t>
-      </w:r>
-    </w:p>
-    <w:p>
-      <w:r>
-        <w:t>Use feedback, earlier review and portfolios purposefully. Apply the coding routine only when this lesson has an executable lab.</w:t>
+        <w:t>08. Reference: feedback and records</w:t>
+      </w:r>
+    </w:p>
+    <w:p>
+      <w:r>
+        <w:t>Use digital tools where they help retain an explanation and its evidence.</w:t>
+      </w:r>
+    </w:p>
+    <w:p>
+      <w:pPr>
+        <w:pStyle w:val="Heading2"/>
+      </w:pPr>
+      <w:r>
+        <w:t>Keep practice and independent evidence separate</w:t>
       </w:r>
     </w:p>
     <w:p>
@@ -6927,10 +6955,52 @@
     </w:p>
     <w:p>
       <w:pPr>
-        <w:pStyle w:val="Heading3"/>
-      </w:pPr>
-      <w:r>
-        <w:t>For later coding lessons</w:t>
+        <w:pStyle w:val="Heading2"/>
+      </w:pPr>
+      <w:r>
+        <w:t>Repair and portfolio records</w:t>
+      </w:r>
+    </w:p>
+    <w:p>
+      <w:pPr>
+        <w:spacing w:line="336" w:lineRule="auto" w:after="180"/>
+      </w:pPr>
+      <w:r>
+        <w:rPr>
+          <w:b w:val="0"/>
+        </w:rPr>
+        <w:t>Use the earlier worked-explanation links to address a specific missing building block, then return to the current question. Adapt this suggestion after observing the learner; it is not an automatic diagnosis.</w:t>
+      </w:r>
+    </w:p>
+    <w:p>
+      <w:pPr>
+        <w:spacing w:line="336" w:lineRule="auto" w:after="180"/>
+      </w:pPr>
+      <w:r>
+        <w:rPr>
+          <w:b w:val="0"/>
+        </w:rPr>
+        <w:t xml:space="preserve">Collect the completed-work portfolio as </w:t>
+      </w:r>
+      <w:r>
+        <w:rPr>
+          <w:b/>
+        </w:rPr>
+        <w:t>evidence</w:t>
+      </w:r>
+      <w:r>
+        <w:rPr>
+          <w:b w:val="0"/>
+        </w:rPr>
+        <w:t>. Record support separately from correctness, and assess explanation, trace/test and limitations. Progress ticks and quiz selections alone do not establish mastery.</w:t>
+      </w:r>
+    </w:p>
+    <w:p>
+      <w:pPr>
+        <w:pStyle w:val="Heading2"/>
+      </w:pPr>
+      <w:r>
+        <w:t>Earlier wording, alternatives and picture transcripts · reference / check after trying</w:t>
       </w:r>
     </w:p>
     <w:p>
@@ -6941,7 +7011,6 @@
     <w:p>
       <w:pPr>
         <w:spacing w:line="336" w:lineRule="auto" w:after="180"/>
-        <w:shd w:fill="F1F6F8"/>
       </w:pPr>
       <w:r>
         <w:rPr>
@@ -6964,89 +7033,20 @@
     </w:p>
     <w:p>
       <w:pPr>
-        <w:spacing w:line="336" w:lineRule="auto" w:after="180"/>
-      </w:pPr>
-      <w:r>
-        <w:rPr>
-          <w:b w:val="0"/>
-        </w:rPr>
-        <w:t>Use the earlier worked-explanation links to address a specific missing building block, then return to the current question. Adapt this suggestion after observing the learner; it is not an automatic diagnosis.</w:t>
-      </w:r>
-    </w:p>
-    <w:p>
-      <w:pPr>
-        <w:spacing w:line="336" w:lineRule="auto" w:after="180"/>
-      </w:pPr>
-      <w:r>
-        <w:rPr>
-          <w:b w:val="0"/>
-        </w:rPr>
-        <w:t xml:space="preserve">Collect the completed-work portfolio as </w:t>
-      </w:r>
-      <w:r>
-        <w:rPr>
-          <w:b/>
-        </w:rPr>
-        <w:t>evidence</w:t>
-      </w:r>
-      <w:r>
-        <w:rPr>
-          <w:b w:val="0"/>
-        </w:rPr>
-        <w:t>. Record support separately from correctness, and assess explanation, trace/test and limitations. Progress ticks and quiz selections alone do not establish mastery.</w:t>
-      </w:r>
-    </w:p>
-    <w:p>
-      <w:pPr>
         <w:pStyle w:val="Heading1"/>
       </w:pPr>
       <w:r>
-        <w:t>09. Visual concept journey</w:t>
-      </w:r>
-    </w:p>
-    <w:p>
-      <w:r>
-        <w:t>Show one Evidence and Sources graphic at a time, request a prediction and discuss its trace before the independent assessment.</w:t>
-      </w:r>
-    </w:p>
-    <w:p>
-      <w:pPr>
-        <w:spacing w:line="336" w:lineRule="auto" w:after="180"/>
-      </w:pPr>
-      <w:r>
-        <w:rPr>
-          <w:b w:val="0"/>
-        </w:rPr>
-        <w:t xml:space="preserve">Use one picture at a time. Hide a worked result before asking for a </w:t>
-      </w:r>
-      <w:r>
-        <w:rPr>
-          <w:b/>
-        </w:rPr>
-        <w:t>prediction</w:t>
-      </w:r>
-      <w:r>
-        <w:rPr>
-          <w:b w:val="0"/>
-        </w:rPr>
-        <w:t xml:space="preserve">, then reveal it for feedback. These are supported teaching cases; retain the separate </w:t>
-      </w:r>
-      <w:r>
-        <w:rPr>
-          <w:b/>
-        </w:rPr>
-        <w:t>independent</w:t>
-      </w:r>
-      <w:r>
-        <w:rPr>
-          <w:b w:val="0"/>
-        </w:rPr>
-        <w:t xml:space="preserve"> assessment for a fresh first attempt.</w:t>
-      </w:r>
-    </w:p>
-    <w:p>
-      <w:pPr>
-        <w:pStyle w:val="Heading3"/>
+        <w:t>09. Reference: teach with the six pictures</w:t>
+      </w:r>
+    </w:p>
+    <w:p>
+      <w:r>
+        <w:t>Choose the picture for the teaching move and connect it to the explanation.</w:t>
+      </w:r>
+    </w:p>
+    <w:p>
+      <w:pPr>
+        <w:pStyle w:val="Heading2"/>
       </w:pPr>
       <w:r>
         <w:t>01. Evidence and Sources: the case</w:t>
@@ -7057,7 +7057,7 @@
         <w:drawing>
           <wp:inline xmlns:a="http://schemas.openxmlformats.org/drawingml/2006/main" xmlns:pic="http://schemas.openxmlformats.org/drawingml/2006/picture">
             <wp:extent cx="5486400" cy="2840736"/>
-            <wp:docPr id="3" name="Picture 3" descr="A fictional catalogue answer contains three factual statements and cites existing records. Supplied facts: Record R: book Ocean Maps has 80 pages and is available on shelf 2. Claims: 80 pages [R]; shelf 2 [R]; suitable for every child [R]. All three citations resolve to R."/>
+            <wp:docPr id="4" name="Picture 4" descr="A fictional catalogue answer contains three factual statements and cites existing records. Supplied facts: Record R: book Ocean Maps has 80 pages and is available on shelf 2. Claims: 80 pages [R]; shelf 2 [R]; suitable for every child [R]. All three citations resolve to R."/>
             <wp:cNvGraphicFramePr>
               <a:graphicFrameLocks noChangeAspect="1"/>
             </wp:cNvGraphicFramePr>
@@ -7069,7 +7069,7 @@
                     <pic:cNvPicPr/>
                   </pic:nvPicPr>
                   <pic:blipFill>
-                    <a:blip r:embed="rId11"/>
+                    <a:blip r:embed="rId12"/>
                     <a:stretch>
                       <a:fillRect/>
                     </a:stretch>
@@ -7119,7 +7119,6 @@
     <w:p>
       <w:pPr>
         <w:spacing w:line="336" w:lineRule="auto" w:after="180"/>
-        <w:shd w:fill="F5F1FB"/>
       </w:pPr>
       <w:r>
         <w:rPr>
@@ -7130,16 +7129,7 @@
     </w:p>
     <w:p>
       <w:pPr>
-        <w:pStyle w:val="Heading3"/>
-      </w:pPr>
-      <w:r>
-        <w:t>Discuss while showing the picture</w:t>
-      </w:r>
-    </w:p>
-    <w:p>
-      <w:pPr>
         <w:spacing w:line="336" w:lineRule="auto" w:after="180"/>
-        <w:shd w:fill="F1F6F8"/>
       </w:pPr>
       <w:r>
         <w:rPr>
@@ -7150,7 +7140,7 @@
     </w:p>
     <w:p>
       <w:pPr>
-        <w:pStyle w:val="Heading3"/>
+        <w:pStyle w:val="Heading2"/>
       </w:pPr>
       <w:r>
         <w:t>02. Follow the deciding steps</w:t>
@@ -7161,7 +7151,7 @@
         <w:drawing>
           <wp:inline xmlns:a="http://schemas.openxmlformats.org/drawingml/2006/main" xmlns:pic="http://schemas.openxmlformats.org/drawingml/2006/picture">
             <wp:extent cx="5486400" cy="4005072"/>
-            <wp:docPr id="4" name="Picture 4" descr="Break into claims: Count three factual claims rather than treating the answer as one blob. → Check links: All three citation links resolve to the intended R. → Check exact source support: R supports page count and shelf, not universal suitability. → Report separately: Citation presence 3/3; link validity 3/3; supported claims 2/3."/>
+            <wp:docPr id="5" name="Picture 5" descr="Break into claims: Count three factual claims rather than treating the answer as one blob. → Check links: All three citation links resolve to the intended R. → Check exact source support: R supports page count and shelf, not universal suitability. → Report separately: Citation presence 3/3; link validity 3/3; supported claims 2/3."/>
             <wp:cNvGraphicFramePr>
               <a:graphicFrameLocks noChangeAspect="1"/>
             </wp:cNvGraphicFramePr>
@@ -7173,7 +7163,7 @@
                     <pic:cNvPicPr/>
                   </pic:nvPicPr>
                   <pic:blipFill>
-                    <a:blip r:embed="rId12"/>
+                    <a:blip r:embed="rId9"/>
                     <a:stretch>
                       <a:fillRect/>
                     </a:stretch>
@@ -7266,7 +7256,6 @@
     <w:p>
       <w:pPr>
         <w:spacing w:line="336" w:lineRule="auto" w:after="180"/>
-        <w:shd w:fill="F5F1FB"/>
       </w:pPr>
       <w:r>
         <w:rPr>
@@ -7289,16 +7278,7 @@
     </w:p>
     <w:p>
       <w:pPr>
-        <w:pStyle w:val="Heading3"/>
-      </w:pPr>
-      <w:r>
-        <w:t>Discuss while showing the picture</w:t>
-      </w:r>
-    </w:p>
-    <w:p>
-      <w:pPr>
         <w:spacing w:line="336" w:lineRule="auto" w:after="180"/>
-        <w:shd w:fill="F1F6F8"/>
       </w:pPr>
       <w:r>
         <w:rPr>
@@ -7321,7 +7301,7 @@
     </w:p>
     <w:p>
       <w:pPr>
-        <w:pStyle w:val="Heading3"/>
+        <w:pStyle w:val="Heading2"/>
       </w:pPr>
       <w:r>
         <w:t>03. Different citation checks</w:t>
@@ -7332,7 +7312,7 @@
         <w:drawing>
           <wp:inline xmlns:a="http://schemas.openxmlformats.org/drawingml/2006/main" xmlns:pic="http://schemas.openxmlformats.org/drawingml/2006/picture">
             <wp:extent cx="5486400" cy="3145536"/>
-            <wp:docPr id="5" name="Picture 5" descr="Different citation checks. Units: percent. Citation presence: 100. Link validity: 100. Claim support: 66.66666666666667."/>
+            <wp:docPr id="6" name="Picture 6" descr="Different citation checks. Units: percent. Citation presence: 100. Link validity: 100. Claim support: 66.66666666666667."/>
             <wp:cNvGraphicFramePr>
               <a:graphicFrameLocks noChangeAspect="1"/>
             </wp:cNvGraphicFramePr>
@@ -7401,7 +7381,6 @@
     <w:p>
       <w:pPr>
         <w:spacing w:line="336" w:lineRule="auto" w:after="180"/>
-        <w:shd w:fill="F5F1FB"/>
       </w:pPr>
       <w:r>
         <w:rPr>
@@ -7412,16 +7391,7 @@
     </w:p>
     <w:p>
       <w:pPr>
-        <w:pStyle w:val="Heading3"/>
-      </w:pPr>
-      <w:r>
-        <w:t>Discuss while showing the picture</w:t>
-      </w:r>
-    </w:p>
-    <w:p>
-      <w:pPr>
         <w:spacing w:line="336" w:lineRule="auto" w:after="180"/>
-        <w:shd w:fill="F1F6F8"/>
       </w:pPr>
       <w:r>
         <w:rPr>
@@ -7433,7 +7403,6 @@
     <w:p>
       <w:pPr>
         <w:spacing w:line="336" w:lineRule="auto" w:after="180"/>
-        <w:shd w:fill="F1F6F8"/>
       </w:pPr>
       <w:r>
         <w:rPr>
@@ -7444,7 +7413,7 @@
     </w:p>
     <w:p>
       <w:pPr>
-        <w:pStyle w:val="Heading3"/>
+        <w:pStyle w:val="Heading2"/>
       </w:pPr>
       <w:r>
         <w:t>04. Change one thing. Trace what follows.</w:t>
@@ -7455,7 +7424,7 @@
         <w:drawing>
           <wp:inline xmlns:a="http://schemas.openxmlformats.org/drawingml/2006/main" xmlns:pic="http://schemas.openxmlformats.org/drawingml/2006/picture">
             <wp:extent cx="5486400" cy="3026664"/>
-            <wp:docPr id="6" name="Picture 6" descr="Original case: Citation presence 3/3; link validity 3/3; supported claims 2/3. Changed condition: Change the third claim to “the record does not assess suitability”. Expected result: That statement accurately describes the supplied record’s limits. Reason: R gives pages and shelf only; it contains no suitability assessment."/>
+            <wp:docPr id="7" name="Picture 7" descr="Original case: Citation presence 3/3; link validity 3/3; supported claims 2/3. Changed condition: Change the third claim to “the record does not assess suitability”. Expected result: That statement accurately describes the supplied record’s limits. Reason: R gives pages and shelf only; it contains no suitability assessment."/>
             <wp:cNvGraphicFramePr>
               <a:graphicFrameLocks noChangeAspect="1"/>
             </wp:cNvGraphicFramePr>
@@ -7547,7 +7516,6 @@
     <w:p>
       <w:pPr>
         <w:spacing w:line="336" w:lineRule="auto" w:after="180"/>
-        <w:shd w:fill="F5F1FB"/>
       </w:pPr>
       <w:r>
         <w:rPr>
@@ -7558,16 +7526,7 @@
     </w:p>
     <w:p>
       <w:pPr>
-        <w:pStyle w:val="Heading3"/>
-      </w:pPr>
-      <w:r>
-        <w:t>Discuss while showing the picture</w:t>
-      </w:r>
-    </w:p>
-    <w:p>
-      <w:pPr>
         <w:spacing w:line="336" w:lineRule="auto" w:after="180"/>
-        <w:shd w:fill="F1F6F8"/>
       </w:pPr>
       <w:r>
         <w:rPr>
@@ -7579,7 +7538,6 @@
     <w:p>
       <w:pPr>
         <w:spacing w:line="336" w:lineRule="auto" w:after="180"/>
-        <w:shd w:fill="F1F6F8"/>
       </w:pPr>
       <w:r>
         <w:rPr>
@@ -7590,7 +7548,7 @@
     </w:p>
     <w:p>
       <w:pPr>
-        <w:pStyle w:val="Heading3"/>
+        <w:pStyle w:val="Heading2"/>
       </w:pPr>
       <w:r>
         <w:t>05. Connect the explanation to its limit</w:t>
@@ -7601,7 +7559,7 @@
         <w:drawing>
           <wp:inline xmlns:a="http://schemas.openxmlformats.org/drawingml/2006/main" xmlns:pic="http://schemas.openxmlformats.org/drawingml/2006/picture">
             <wp:extent cx="5486400" cy="2834640"/>
-            <wp:docPr id="7" name="Picture 7" descr="An existing citation is not automatically evidence for every nearby sentence. Read the cited passage and compare its exact scope with the claim. The universal suitability statement extends beyond what R says. Remove or qualify unsupported content; adding more copies of the same link does not create the missing evidence. Limit: Source support is relative to supplied records; those records can themselves be incomplete, outdated or incorrect."/>
+            <wp:docPr id="8" name="Picture 8" descr="An existing citation is not automatically evidence for every nearby sentence. Read the cited passage and compare its exact scope with the claim. The universal suitability statement extends beyond what R says. Remove or qualify unsupported content; adding more copies of the same link does not create the missing evidence. Limit: Source support is relative to supplied records; those records can themselves be incomplete, outdated or incorrect."/>
             <wp:cNvGraphicFramePr>
               <a:graphicFrameLocks noChangeAspect="1"/>
             </wp:cNvGraphicFramePr>
@@ -7716,7 +7674,6 @@
     <w:p>
       <w:pPr>
         <w:spacing w:line="336" w:lineRule="auto" w:after="180"/>
-        <w:shd w:fill="F5F1FB"/>
       </w:pPr>
       <w:r>
         <w:rPr>
@@ -7739,16 +7696,7 @@
     </w:p>
     <w:p>
       <w:pPr>
-        <w:pStyle w:val="Heading3"/>
-      </w:pPr>
-      <w:r>
-        <w:t>Discuss while showing the picture</w:t>
-      </w:r>
-    </w:p>
-    <w:p>
-      <w:pPr>
         <w:spacing w:line="336" w:lineRule="auto" w:after="180"/>
-        <w:shd w:fill="F1F6F8"/>
       </w:pPr>
       <w:r>
         <w:rPr>
@@ -7772,7 +7720,6 @@
     <w:p>
       <w:pPr>
         <w:spacing w:line="336" w:lineRule="auto" w:after="180"/>
-        <w:shd w:fill="F1F6F8"/>
       </w:pPr>
       <w:r>
         <w:rPr>
@@ -7795,7 +7742,7 @@
     </w:p>
     <w:p>
       <w:pPr>
-        <w:pStyle w:val="Heading3"/>
+        <w:pStyle w:val="Heading2"/>
       </w:pPr>
       <w:r>
         <w:t>06. Make the idea visible in your project</w:t>
@@ -7806,7 +7753,7 @@
         <w:drawing>
           <wp:inline xmlns:a="http://schemas.openxmlformats.org/drawingml/2006/main" xmlns:pic="http://schemas.openxmlformats.org/drawingml/2006/picture">
             <wp:extent cx="5486400" cy="3380232"/>
-            <wp:docPr id="8" name="Picture 8" descr="Attach source IDs to recommender explanation facts and separately audit whether each source supports its precise statement. Draw your input, deciding step, result and limit. Supported question: Why is the original answer not fully supported despite having citations on every claim?"/>
+            <wp:docPr id="9" name="Picture 9" descr="Attach source IDs to recommender explanation facts and separately audit whether each source supports its precise statement. Draw your input, deciding step, result and limit. Supported question: Why is the original answer not fully supported despite having citations on every claim?"/>
             <wp:cNvGraphicFramePr>
               <a:graphicFrameLocks noChangeAspect="1"/>
             </wp:cNvGraphicFramePr>
@@ -7910,7 +7857,6 @@
     <w:p>
       <w:pPr>
         <w:spacing w:line="336" w:lineRule="auto" w:after="180"/>
-        <w:shd w:fill="F5F1FB"/>
       </w:pPr>
       <w:r>
         <w:rPr>
@@ -7933,106 +7879,187 @@
     </w:p>
     <w:p>
       <w:pPr>
+        <w:spacing w:line="336" w:lineRule="auto" w:after="180"/>
+      </w:pPr>
+      <w:r>
+        <w:rPr>
+          <w:b w:val="0"/>
+        </w:rPr>
+        <w:t xml:space="preserve">Teacher prompt: Draw your project trace and justify the deciding step using </w:t>
+      </w:r>
+      <w:r>
+        <w:rPr>
+          <w:b/>
+        </w:rPr>
+        <w:t>evidence</w:t>
+      </w:r>
+      <w:r>
+        <w:rPr>
+          <w:b w:val="0"/>
+        </w:rPr>
+        <w:t>. Ask learners to describe one label or arrow in ordinary words. Use the adjacent transcript if the image is difficult to see.</w:t>
+      </w:r>
+    </w:p>
+    <w:p>
+      <w:pPr>
+        <w:spacing w:line="336" w:lineRule="auto" w:after="180"/>
+      </w:pPr>
+      <w:r>
+        <w:rPr>
+          <w:b w:val="0"/>
+        </w:rPr>
+        <w:t xml:space="preserve">Supported practice key: One of the three </w:t>
+      </w:r>
+      <w:r>
+        <w:rPr>
+          <w:b/>
+        </w:rPr>
+        <w:t>claim</w:t>
+      </w:r>
+      <w:r>
+        <w:rPr>
+          <w:b w:val="0"/>
+        </w:rPr>
+        <w:t xml:space="preserve">s is not entailed by its cited </w:t>
+      </w:r>
+      <w:r>
+        <w:rPr>
+          <w:b/>
+        </w:rPr>
+        <w:t>source</w:t>
+      </w:r>
+      <w:r>
+        <w:rPr>
+          <w:b w:val="0"/>
+        </w:rPr>
+        <w:t xml:space="preserve">; </w:t>
+      </w:r>
+      <w:r>
+        <w:rPr>
+          <w:b/>
+        </w:rPr>
+        <w:t>citation coverage</w:t>
+      </w:r>
+      <w:r>
+        <w:rPr>
+          <w:b w:val="0"/>
+        </w:rPr>
+        <w:t xml:space="preserve"> and </w:t>
+      </w:r>
+      <w:r>
+        <w:rPr>
+          <w:b/>
+        </w:rPr>
+        <w:t>link validity</w:t>
+      </w:r>
+      <w:r>
+        <w:rPr>
+          <w:b w:val="0"/>
+        </w:rPr>
+        <w:t xml:space="preserve"> do not measure </w:t>
+      </w:r>
+      <w:r>
+        <w:rPr>
+          <w:b/>
+        </w:rPr>
+        <w:t>claim</w:t>
+      </w:r>
+      <w:r>
+        <w:rPr>
+          <w:b w:val="0"/>
+        </w:rPr>
+        <w:t xml:space="preserve"> support.</w:t>
+      </w:r>
+    </w:p>
+    <w:p>
+      <w:pPr>
+        <w:pStyle w:val="Heading2"/>
+      </w:pPr>
+      <w:r>
+        <w:t>Earlier wording, alternatives and picture transcripts · reference / check after trying</w:t>
+      </w:r>
+    </w:p>
+    <w:p>
+      <w:pPr>
+        <w:spacing w:line="336" w:lineRule="auto" w:after="180"/>
+      </w:pPr>
+      <w:r>
+        <w:rPr>
+          <w:b w:val="0"/>
+        </w:rPr>
+        <w:t xml:space="preserve">Use one picture at a time. Hide a worked result before asking for a </w:t>
+      </w:r>
+      <w:r>
+        <w:rPr>
+          <w:b/>
+        </w:rPr>
+        <w:t>prediction</w:t>
+      </w:r>
+      <w:r>
+        <w:rPr>
+          <w:b w:val="0"/>
+        </w:rPr>
+        <w:t xml:space="preserve">, then reveal it for feedback. These are supported teaching cases; retain the separate </w:t>
+      </w:r>
+      <w:r>
+        <w:rPr>
+          <w:b/>
+        </w:rPr>
+        <w:t>independent</w:t>
+      </w:r>
+      <w:r>
+        <w:rPr>
+          <w:b w:val="0"/>
+        </w:rPr>
+        <w:t xml:space="preserve"> assessment for a fresh first attempt.</w:t>
+      </w:r>
+    </w:p>
+    <w:p>
+      <w:pPr>
         <w:pStyle w:val="Heading3"/>
       </w:pPr>
       <w:r>
-        <w:t>Discuss while showing the picture</w:t>
-      </w:r>
-    </w:p>
-    <w:p>
-      <w:pPr>
-        <w:spacing w:line="336" w:lineRule="auto" w:after="180"/>
-        <w:shd w:fill="F1F6F8"/>
-      </w:pPr>
-      <w:r>
-        <w:rPr>
-          <w:b w:val="0"/>
-        </w:rPr>
-        <w:t xml:space="preserve">Teacher prompt: Draw your project trace and justify the deciding step using </w:t>
-      </w:r>
-      <w:r>
-        <w:rPr>
-          <w:b/>
-        </w:rPr>
-        <w:t>evidence</w:t>
-      </w:r>
-      <w:r>
-        <w:rPr>
-          <w:b w:val="0"/>
-        </w:rPr>
-        <w:t>. Ask learners to describe one label or arrow in ordinary words. Use the adjacent transcript if the image is difficult to see.</w:t>
-      </w:r>
-    </w:p>
-    <w:p>
-      <w:pPr>
-        <w:spacing w:line="336" w:lineRule="auto" w:after="180"/>
-        <w:shd w:fill="F1F6F8"/>
-      </w:pPr>
-      <w:r>
-        <w:rPr>
-          <w:b w:val="0"/>
-        </w:rPr>
-        <w:t xml:space="preserve">Supported practice key: One of the three </w:t>
-      </w:r>
-      <w:r>
-        <w:rPr>
-          <w:b/>
-        </w:rPr>
-        <w:t>claim</w:t>
-      </w:r>
-      <w:r>
-        <w:rPr>
-          <w:b w:val="0"/>
-        </w:rPr>
-        <w:t xml:space="preserve">s is not entailed by its cited </w:t>
-      </w:r>
-      <w:r>
-        <w:rPr>
-          <w:b/>
-        </w:rPr>
-        <w:t>source</w:t>
-      </w:r>
-      <w:r>
-        <w:rPr>
-          <w:b w:val="0"/>
-        </w:rPr>
-        <w:t xml:space="preserve">; </w:t>
-      </w:r>
-      <w:r>
-        <w:rPr>
-          <w:b/>
-        </w:rPr>
-        <w:t>citation coverage</w:t>
-      </w:r>
-      <w:r>
-        <w:rPr>
-          <w:b w:val="0"/>
-        </w:rPr>
-        <w:t xml:space="preserve"> and </w:t>
-      </w:r>
-      <w:r>
-        <w:rPr>
-          <w:b/>
-        </w:rPr>
-        <w:t>link validity</w:t>
-      </w:r>
-      <w:r>
-        <w:rPr>
-          <w:b w:val="0"/>
-        </w:rPr>
-        <w:t xml:space="preserve"> do not measure </w:t>
-      </w:r>
-      <w:r>
-        <w:rPr>
-          <w:b/>
-        </w:rPr>
-        <w:t>claim</w:t>
-      </w:r>
-      <w:r>
-        <w:rPr>
-          <w:b w:val="0"/>
-        </w:rPr>
-        <w:t xml:space="preserve"> support.</w:t>
+        <w:t>01. Evidence and Sources: the case</w:t>
+      </w:r>
+    </w:p>
+    <w:p>
+      <w:pPr>
+        <w:pStyle w:val="Heading3"/>
+      </w:pPr>
+      <w:r>
+        <w:t>02. Follow the deciding steps</w:t>
+      </w:r>
+    </w:p>
+    <w:p>
+      <w:pPr>
+        <w:pStyle w:val="Heading3"/>
+      </w:pPr>
+      <w:r>
+        <w:t>03. Different citation checks</w:t>
+      </w:r>
+    </w:p>
+    <w:p>
+      <w:pPr>
+        <w:pStyle w:val="Heading3"/>
+      </w:pPr>
+      <w:r>
+        <w:t>04. Change one thing. Trace what follows.</w:t>
+      </w:r>
+    </w:p>
+    <w:p>
+      <w:pPr>
+        <w:pStyle w:val="Heading3"/>
+      </w:pPr>
+      <w:r>
+        <w:t>05. Connect the explanation to its limit</w:t>
+      </w:r>
+    </w:p>
+    <w:p>
+      <w:pPr>
+        <w:pStyle w:val="Heading3"/>
+      </w:pPr>
+      <w:r>
+        <w:t>06. Make the idea visible in your project</w:t>
       </w:r>
     </w:p>
     <w:sectPr>
